--- a/文档/课程要求/项目文档模板/附录C-2 项目计划.docx
+++ b/文档/课程要求/项目文档模板/附录C-2 项目计划.docx
@@ -3,12 +3,11 @@
 <w:document xmlns:wpc="http://schemas.microsoft.com/office/word/2010/wordprocessingCanvas" xmlns:cx="http://schemas.microsoft.com/office/drawing/2014/chartex" xmlns:cx1="http://schemas.microsoft.com/office/drawing/2015/9/8/chartex" xmlns:cx2="http://schemas.microsoft.com/office/drawing/2015/10/21/chartex" xmlns:cx3="http://schemas.microsoft.com/office/drawing/2016/5/9/chartex" xmlns:cx4="http://schemas.microsoft.com/office/drawing/2016/5/10/chartex" xmlns:cx5="http://schemas.microsoft.com/office/drawing/2016/5/11/chartex" xmlns:cx6="http://schemas.microsoft.com/office/drawing/2016/5/12/chartex" xmlns:cx7="http://schemas.microsoft.com/office/drawing/2016/5/13/chartex" xmlns:cx8="http://schemas.microsoft.com/office/drawing/2016/5/14/chartex" xmlns:mc="http://schemas.openxmlformats.org/markup-compatibility/2006" xmlns:o="urn:schemas-microsoft-com:office:office" xmlns:r="http://schemas.openxmlformats.org/officeDocument/2006/relationships" xmlns:m="http://schemas.openxmlformats.org/officeDocument/2006/math" xmlns:v="urn:schemas-microsoft-com:vml" xmlns:wp14="http://schemas.microsoft.com/office/word/2010/wordprocessingDrawing" xmlns:wp="http://schemas.openxmlformats.org/drawingml/2006/wordprocessingDrawing" xmlns:w="http://schemas.openxmlformats.org/wordprocessingml/2006/main" xmlns:w14="http://schemas.microsoft.com/office/word/2010/wordml" xmlns:w10="urn:schemas-microsoft-com:office:word" xmlns:w15="http://schemas.microsoft.com/office/word/2012/wordml" xmlns:wpg="http://schemas.microsoft.com/office/word/2010/wordprocessingGroup" xmlns:wpi="http://schemas.microsoft.com/office/word/2010/wordprocessingInk" xmlns:wne="http://schemas.microsoft.com/office/word/2006/wordml" xmlns:wps="http://schemas.microsoft.com/office/word/2010/wordprocessingShape" xmlns:wpsCustomData="http://www.wps.cn/officeDocument/2013/wpsCustomData" mc:Ignorable="w14 w15 wp14">
   <w:body>
     <w:p>
-      <w:bookmarkStart w:id="38" w:name="_GoBack"/>
-      <w:bookmarkEnd w:id="38"/>
+      <w:bookmarkStart w:id="46" w:name="_GoBack"/>
+      <w:bookmarkEnd w:id="46"/>
       <w:r>
         <w:rPr>
           <w:sz w:val="20"/>
-          <w:lang/>
         </w:rPr>
         <w:pict>
           <v:shape id="_x0000_s1414" o:spid="_x0000_s1414" o:spt="202" type="#_x0000_t202" style="position:absolute;left:0pt;margin-left:0pt;margin-top:8.75pt;height:43.75pt;width:112pt;z-index:251659264;mso-width-relative:page;mso-height-relative:page;" stroked="t" coordsize="21600,21600">
@@ -129,7 +128,9 @@
         </w:tblBorders>
         <w:tblLayout w:type="autofit"/>
         <w:tblCellMar>
+          <w:top w:w="0" w:type="dxa"/>
           <w:left w:w="108" w:type="dxa"/>
+          <w:bottom w:w="0" w:type="dxa"/>
           <w:right w:w="108" w:type="dxa"/>
         </w:tblCellMar>
       </w:tblPr>
@@ -149,7 +150,9 @@
             <w:insideV w:val="single" w:color="auto" w:sz="4" w:space="0"/>
           </w:tblBorders>
           <w:tblCellMar>
+            <w:top w:w="0" w:type="dxa"/>
             <w:left w:w="108" w:type="dxa"/>
+            <w:bottom w:w="0" w:type="dxa"/>
             <w:right w:w="108" w:type="dxa"/>
           </w:tblCellMar>
         </w:tblPrEx>
@@ -287,7 +290,9 @@
             <w:insideV w:val="single" w:color="auto" w:sz="4" w:space="0"/>
           </w:tblBorders>
           <w:tblCellMar>
+            <w:top w:w="0" w:type="dxa"/>
             <w:left w:w="108" w:type="dxa"/>
+            <w:bottom w:w="0" w:type="dxa"/>
             <w:right w:w="108" w:type="dxa"/>
           </w:tblCellMar>
         </w:tblPrEx>
@@ -366,7 +371,9 @@
             <w:insideV w:val="single" w:color="auto" w:sz="4" w:space="0"/>
           </w:tblBorders>
           <w:tblCellMar>
+            <w:top w:w="0" w:type="dxa"/>
             <w:left w:w="108" w:type="dxa"/>
+            <w:bottom w:w="0" w:type="dxa"/>
             <w:right w:w="108" w:type="dxa"/>
           </w:tblCellMar>
         </w:tblPrEx>
@@ -439,7 +446,9 @@
             <w:insideV w:val="single" w:color="auto" w:sz="4" w:space="0"/>
           </w:tblBorders>
           <w:tblCellMar>
+            <w:top w:w="0" w:type="dxa"/>
             <w:left w:w="108" w:type="dxa"/>
+            <w:bottom w:w="0" w:type="dxa"/>
             <w:right w:w="108" w:type="dxa"/>
           </w:tblCellMar>
         </w:tblPrEx>
@@ -514,20 +523,19 @@
           <w:sz w:val="21"/>
         </w:rPr>
       </w:pPr>
-      <w:bookmarkStart w:id="0" w:name="_Toc532718993"/>
-      <w:bookmarkStart w:id="1" w:name="_Toc3186075"/>
-      <w:bookmarkStart w:id="2" w:name="_Toc532718786"/>
-      <w:bookmarkStart w:id="3" w:name="_Toc3186842"/>
-      <w:bookmarkStart w:id="4" w:name="_Toc5417679"/>
-      <w:bookmarkStart w:id="5" w:name="_Toc3187807"/>
+      <w:bookmarkStart w:id="0" w:name="_Toc3186842"/>
+      <w:bookmarkStart w:id="1" w:name="_Toc3186027"/>
+      <w:bookmarkStart w:id="2" w:name="_Toc5417679"/>
+      <w:bookmarkStart w:id="3" w:name="_Toc3186075"/>
+      <w:bookmarkStart w:id="4" w:name="_Toc532718952"/>
+      <w:bookmarkStart w:id="5" w:name="_Toc532718786"/>
       <w:bookmarkStart w:id="6" w:name="_Toc15898326"/>
-      <w:bookmarkStart w:id="7" w:name="_Toc532718952"/>
-      <w:bookmarkStart w:id="8" w:name="_Toc3186027"/>
-      <w:bookmarkStart w:id="9" w:name="_Toc532718746"/>
+      <w:bookmarkStart w:id="7" w:name="_Toc532718746"/>
+      <w:bookmarkStart w:id="8" w:name="_Toc532718993"/>
+      <w:bookmarkStart w:id="9" w:name="_Toc3187807"/>
       <w:r>
         <w:rPr>
           <w:sz w:val="20"/>
-          <w:lang/>
         </w:rPr>
         <w:pict>
           <v:shape id="_x0000_s1415" o:spid="_x0000_s1415" o:spt="202" type="#_x0000_t202" style="position:absolute;left:0pt;margin-left:5.6pt;margin-top:648.4pt;height:78.75pt;width:414.4pt;mso-position-vertical-relative:page;z-index:251660288;mso-width-relative:page;mso-height-relative:page;" filled="f" stroked="t" coordsize="21600,21600">
@@ -619,7 +627,9 @@
         </w:tblBorders>
         <w:tblLayout w:type="autofit"/>
         <w:tblCellMar>
+          <w:top w:w="0" w:type="dxa"/>
           <w:left w:w="108" w:type="dxa"/>
+          <w:bottom w:w="0" w:type="dxa"/>
           <w:right w:w="108" w:type="dxa"/>
         </w:tblCellMar>
       </w:tblPr>
@@ -641,7 +651,9 @@
             <w:insideV w:val="single" w:color="auto" w:sz="4" w:space="0"/>
           </w:tblBorders>
           <w:tblCellMar>
+            <w:top w:w="0" w:type="dxa"/>
             <w:left w:w="108" w:type="dxa"/>
+            <w:bottom w:w="0" w:type="dxa"/>
             <w:right w:w="108" w:type="dxa"/>
           </w:tblCellMar>
         </w:tblPrEx>
@@ -771,7 +783,9 @@
             <w:insideV w:val="single" w:color="auto" w:sz="4" w:space="0"/>
           </w:tblBorders>
           <w:tblCellMar>
+            <w:top w:w="0" w:type="dxa"/>
             <w:left w:w="108" w:type="dxa"/>
+            <w:bottom w:w="0" w:type="dxa"/>
             <w:right w:w="108" w:type="dxa"/>
           </w:tblCellMar>
         </w:tblPrEx>
@@ -904,7 +918,9 @@
             <w:insideV w:val="single" w:color="auto" w:sz="4" w:space="0"/>
           </w:tblBorders>
           <w:tblCellMar>
+            <w:top w:w="0" w:type="dxa"/>
             <w:left w:w="108" w:type="dxa"/>
+            <w:bottom w:w="0" w:type="dxa"/>
             <w:right w:w="108" w:type="dxa"/>
           </w:tblCellMar>
         </w:tblPrEx>
@@ -997,7 +1013,9 @@
             <w:insideV w:val="single" w:color="auto" w:sz="4" w:space="0"/>
           </w:tblBorders>
           <w:tblCellMar>
+            <w:top w:w="0" w:type="dxa"/>
             <w:left w:w="108" w:type="dxa"/>
+            <w:bottom w:w="0" w:type="dxa"/>
             <w:right w:w="108" w:type="dxa"/>
           </w:tblCellMar>
         </w:tblPrEx>
@@ -1138,7 +1156,7 @@
         <w:fldChar w:fldCharType="begin"/>
       </w:r>
       <w:r>
-        <w:instrText xml:space="preserve"> HYPERLINK \l _Toc30633 </w:instrText>
+        <w:instrText xml:space="preserve"> HYPERLINK \l _Toc2005 </w:instrText>
       </w:r>
       <w:r>
         <w:fldChar w:fldCharType="separate"/>
@@ -1165,7 +1183,7 @@
         <w:fldChar w:fldCharType="begin"/>
       </w:r>
       <w:r>
-        <w:instrText xml:space="preserve"> PAGEREF _Toc30633 \h </w:instrText>
+        <w:instrText xml:space="preserve"> PAGEREF _Toc2005 \h </w:instrText>
       </w:r>
       <w:r>
         <w:fldChar w:fldCharType="separate"/>
@@ -1191,7 +1209,7 @@
         <w:fldChar w:fldCharType="begin"/>
       </w:r>
       <w:r>
-        <w:instrText xml:space="preserve"> HYPERLINK \l _Toc29362 </w:instrText>
+        <w:instrText xml:space="preserve"> HYPERLINK \l _Toc19755 </w:instrText>
       </w:r>
       <w:r>
         <w:fldChar w:fldCharType="separate"/>
@@ -1209,7 +1227,7 @@
         <w:fldChar w:fldCharType="begin"/>
       </w:r>
       <w:r>
-        <w:instrText xml:space="preserve"> PAGEREF _Toc29362 \h </w:instrText>
+        <w:instrText xml:space="preserve"> PAGEREF _Toc19755 \h </w:instrText>
       </w:r>
       <w:r>
         <w:fldChar w:fldCharType="separate"/>
@@ -1235,7 +1253,7 @@
         <w:fldChar w:fldCharType="begin"/>
       </w:r>
       <w:r>
-        <w:instrText xml:space="preserve"> HYPERLINK \l _Toc29708 </w:instrText>
+        <w:instrText xml:space="preserve"> HYPERLINK \l _Toc17271 </w:instrText>
       </w:r>
       <w:r>
         <w:fldChar w:fldCharType="separate"/>
@@ -1253,7 +1271,7 @@
         <w:fldChar w:fldCharType="begin"/>
       </w:r>
       <w:r>
-        <w:instrText xml:space="preserve"> PAGEREF _Toc29708 \h </w:instrText>
+        <w:instrText xml:space="preserve"> PAGEREF _Toc17271 \h </w:instrText>
       </w:r>
       <w:r>
         <w:fldChar w:fldCharType="separate"/>
@@ -1279,7 +1297,7 @@
         <w:fldChar w:fldCharType="begin"/>
       </w:r>
       <w:r>
-        <w:instrText xml:space="preserve"> HYPERLINK \l _Toc6736 </w:instrText>
+        <w:instrText xml:space="preserve"> HYPERLINK \l _Toc20507 </w:instrText>
       </w:r>
       <w:r>
         <w:fldChar w:fldCharType="separate"/>
@@ -1297,7 +1315,7 @@
         <w:fldChar w:fldCharType="begin"/>
       </w:r>
       <w:r>
-        <w:instrText xml:space="preserve"> PAGEREF _Toc6736 \h </w:instrText>
+        <w:instrText xml:space="preserve"> PAGEREF _Toc20507 \h </w:instrText>
       </w:r>
       <w:r>
         <w:fldChar w:fldCharType="separate"/>
@@ -1323,7 +1341,7 @@
         <w:fldChar w:fldCharType="begin"/>
       </w:r>
       <w:r>
-        <w:instrText xml:space="preserve"> HYPERLINK \l _Toc25470 </w:instrText>
+        <w:instrText xml:space="preserve"> HYPERLINK \l _Toc21579 </w:instrText>
       </w:r>
       <w:r>
         <w:fldChar w:fldCharType="separate"/>
@@ -1341,7 +1359,7 @@
         <w:fldChar w:fldCharType="begin"/>
       </w:r>
       <w:r>
-        <w:instrText xml:space="preserve"> PAGEREF _Toc25470 \h </w:instrText>
+        <w:instrText xml:space="preserve"> PAGEREF _Toc21579 \h </w:instrText>
       </w:r>
       <w:r>
         <w:fldChar w:fldCharType="separate"/>
@@ -1367,7 +1385,7 @@
         <w:fldChar w:fldCharType="begin"/>
       </w:r>
       <w:r>
-        <w:instrText xml:space="preserve"> HYPERLINK \l _Toc25396 </w:instrText>
+        <w:instrText xml:space="preserve"> HYPERLINK \l _Toc8019 </w:instrText>
       </w:r>
       <w:r>
         <w:fldChar w:fldCharType="separate"/>
@@ -1385,7 +1403,7 @@
         <w:fldChar w:fldCharType="begin"/>
       </w:r>
       <w:r>
-        <w:instrText xml:space="preserve"> PAGEREF _Toc25396 \h </w:instrText>
+        <w:instrText xml:space="preserve"> PAGEREF _Toc8019 \h </w:instrText>
       </w:r>
       <w:r>
         <w:fldChar w:fldCharType="separate"/>
@@ -1411,7 +1429,7 @@
         <w:fldChar w:fldCharType="begin"/>
       </w:r>
       <w:r>
-        <w:instrText xml:space="preserve"> HYPERLINK \l _Toc25790 </w:instrText>
+        <w:instrText xml:space="preserve"> HYPERLINK \l _Toc30110 </w:instrText>
       </w:r>
       <w:r>
         <w:fldChar w:fldCharType="separate"/>
@@ -1438,7 +1456,7 @@
         <w:fldChar w:fldCharType="begin"/>
       </w:r>
       <w:r>
-        <w:instrText xml:space="preserve"> PAGEREF _Toc25790 \h </w:instrText>
+        <w:instrText xml:space="preserve"> PAGEREF _Toc30110 \h </w:instrText>
       </w:r>
       <w:r>
         <w:fldChar w:fldCharType="separate"/>
@@ -1464,7 +1482,7 @@
         <w:fldChar w:fldCharType="begin"/>
       </w:r>
       <w:r>
-        <w:instrText xml:space="preserve"> HYPERLINK \l _Toc26320 </w:instrText>
+        <w:instrText xml:space="preserve"> HYPERLINK \l _Toc20997 </w:instrText>
       </w:r>
       <w:r>
         <w:fldChar w:fldCharType="separate"/>
@@ -1494,7 +1512,7 @@
         <w:fldChar w:fldCharType="begin"/>
       </w:r>
       <w:r>
-        <w:instrText xml:space="preserve"> PAGEREF _Toc26320 \h </w:instrText>
+        <w:instrText xml:space="preserve"> PAGEREF _Toc20997 \h </w:instrText>
       </w:r>
       <w:r>
         <w:fldChar w:fldCharType="separate"/>
@@ -1520,7 +1538,7 @@
         <w:fldChar w:fldCharType="begin"/>
       </w:r>
       <w:r>
-        <w:instrText xml:space="preserve"> HYPERLINK \l _Toc29303 </w:instrText>
+        <w:instrText xml:space="preserve"> HYPERLINK \l _Toc20135 </w:instrText>
       </w:r>
       <w:r>
         <w:fldChar w:fldCharType="separate"/>
@@ -1550,7 +1568,7 @@
         <w:fldChar w:fldCharType="begin"/>
       </w:r>
       <w:r>
-        <w:instrText xml:space="preserve"> PAGEREF _Toc29303 \h </w:instrText>
+        <w:instrText xml:space="preserve"> PAGEREF _Toc20135 \h </w:instrText>
       </w:r>
       <w:r>
         <w:fldChar w:fldCharType="separate"/>
@@ -1576,7 +1594,7 @@
         <w:fldChar w:fldCharType="begin"/>
       </w:r>
       <w:r>
-        <w:instrText xml:space="preserve"> HYPERLINK \l _Toc26650 </w:instrText>
+        <w:instrText xml:space="preserve"> HYPERLINK \l _Toc21547 </w:instrText>
       </w:r>
       <w:r>
         <w:fldChar w:fldCharType="separate"/>
@@ -1606,7 +1624,7 @@
         <w:fldChar w:fldCharType="begin"/>
       </w:r>
       <w:r>
-        <w:instrText xml:space="preserve"> PAGEREF _Toc26650 \h </w:instrText>
+        <w:instrText xml:space="preserve"> PAGEREF _Toc21547 \h </w:instrText>
       </w:r>
       <w:r>
         <w:fldChar w:fldCharType="separate"/>
@@ -1632,7 +1650,7 @@
         <w:fldChar w:fldCharType="begin"/>
       </w:r>
       <w:r>
-        <w:instrText xml:space="preserve"> HYPERLINK \l _Toc4830 </w:instrText>
+        <w:instrText xml:space="preserve"> HYPERLINK \l _Toc32402 </w:instrText>
       </w:r>
       <w:r>
         <w:fldChar w:fldCharType="separate"/>
@@ -1662,7 +1680,7 @@
         <w:fldChar w:fldCharType="begin"/>
       </w:r>
       <w:r>
-        <w:instrText xml:space="preserve"> PAGEREF _Toc4830 \h </w:instrText>
+        <w:instrText xml:space="preserve"> PAGEREF _Toc32402 \h </w:instrText>
       </w:r>
       <w:r>
         <w:fldChar w:fldCharType="separate"/>
@@ -1688,7 +1706,7 @@
         <w:fldChar w:fldCharType="begin"/>
       </w:r>
       <w:r>
-        <w:instrText xml:space="preserve"> HYPERLINK \l _Toc12094 </w:instrText>
+        <w:instrText xml:space="preserve"> HYPERLINK \l _Toc1779 </w:instrText>
       </w:r>
       <w:r>
         <w:fldChar w:fldCharType="separate"/>
@@ -1718,7 +1736,7 @@
         <w:fldChar w:fldCharType="begin"/>
       </w:r>
       <w:r>
-        <w:instrText xml:space="preserve"> PAGEREF _Toc12094 \h </w:instrText>
+        <w:instrText xml:space="preserve"> PAGEREF _Toc1779 \h </w:instrText>
       </w:r>
       <w:r>
         <w:fldChar w:fldCharType="separate"/>
@@ -1744,7 +1762,7 @@
         <w:fldChar w:fldCharType="begin"/>
       </w:r>
       <w:r>
-        <w:instrText xml:space="preserve"> HYPERLINK \l _Toc1291 </w:instrText>
+        <w:instrText xml:space="preserve"> HYPERLINK \l _Toc28096 </w:instrText>
       </w:r>
       <w:r>
         <w:fldChar w:fldCharType="separate"/>
@@ -1771,7 +1789,7 @@
         <w:fldChar w:fldCharType="begin"/>
       </w:r>
       <w:r>
-        <w:instrText xml:space="preserve"> PAGEREF _Toc1291 \h </w:instrText>
+        <w:instrText xml:space="preserve"> PAGEREF _Toc28096 \h </w:instrText>
       </w:r>
       <w:r>
         <w:fldChar w:fldCharType="separate"/>
@@ -1797,7 +1815,7 @@
         <w:fldChar w:fldCharType="begin"/>
       </w:r>
       <w:r>
-        <w:instrText xml:space="preserve"> HYPERLINK \l _Toc16393 </w:instrText>
+        <w:instrText xml:space="preserve"> HYPERLINK \l _Toc13693 </w:instrText>
       </w:r>
       <w:r>
         <w:fldChar w:fldCharType="separate"/>
@@ -1824,7 +1842,7 @@
         <w:fldChar w:fldCharType="begin"/>
       </w:r>
       <w:r>
-        <w:instrText xml:space="preserve"> PAGEREF _Toc16393 \h </w:instrText>
+        <w:instrText xml:space="preserve"> PAGEREF _Toc13693 \h </w:instrText>
       </w:r>
       <w:r>
         <w:fldChar w:fldCharType="separate"/>
@@ -1850,7 +1868,7 @@
         <w:fldChar w:fldCharType="begin"/>
       </w:r>
       <w:r>
-        <w:instrText xml:space="preserve"> HYPERLINK \l _Toc25162 </w:instrText>
+        <w:instrText xml:space="preserve"> HYPERLINK \l _Toc13830 </w:instrText>
       </w:r>
       <w:r>
         <w:fldChar w:fldCharType="separate"/>
@@ -1886,7 +1904,7 @@
         <w:fldChar w:fldCharType="begin"/>
       </w:r>
       <w:r>
-        <w:instrText xml:space="preserve"> PAGEREF _Toc25162 \h </w:instrText>
+        <w:instrText xml:space="preserve"> PAGEREF _Toc13830 \h </w:instrText>
       </w:r>
       <w:r>
         <w:fldChar w:fldCharType="separate"/>
@@ -1912,7 +1930,7 @@
         <w:fldChar w:fldCharType="begin"/>
       </w:r>
       <w:r>
-        <w:instrText xml:space="preserve"> HYPERLINK \l _Toc10378 </w:instrText>
+        <w:instrText xml:space="preserve"> HYPERLINK \l _Toc2205 </w:instrText>
       </w:r>
       <w:r>
         <w:fldChar w:fldCharType="separate"/>
@@ -1939,7 +1957,7 @@
         <w:fldChar w:fldCharType="begin"/>
       </w:r>
       <w:r>
-        <w:instrText xml:space="preserve"> PAGEREF _Toc10378 \h </w:instrText>
+        <w:instrText xml:space="preserve"> PAGEREF _Toc2205 \h </w:instrText>
       </w:r>
       <w:r>
         <w:fldChar w:fldCharType="separate"/>
@@ -1965,7 +1983,7 @@
         <w:fldChar w:fldCharType="begin"/>
       </w:r>
       <w:r>
-        <w:instrText xml:space="preserve"> HYPERLINK \l _Toc6834 </w:instrText>
+        <w:instrText xml:space="preserve"> HYPERLINK \l _Toc16888 </w:instrText>
       </w:r>
       <w:r>
         <w:fldChar w:fldCharType="separate"/>
@@ -1992,7 +2010,7 @@
         <w:fldChar w:fldCharType="begin"/>
       </w:r>
       <w:r>
-        <w:instrText xml:space="preserve"> PAGEREF _Toc6834 \h </w:instrText>
+        <w:instrText xml:space="preserve"> PAGEREF _Toc16888 \h </w:instrText>
       </w:r>
       <w:r>
         <w:fldChar w:fldCharType="separate"/>
@@ -2018,7 +2036,7 @@
         <w:fldChar w:fldCharType="begin"/>
       </w:r>
       <w:r>
-        <w:instrText xml:space="preserve"> HYPERLINK \l _Toc20912 </w:instrText>
+        <w:instrText xml:space="preserve"> HYPERLINK \l _Toc14709 </w:instrText>
       </w:r>
       <w:r>
         <w:fldChar w:fldCharType="separate"/>
@@ -2045,7 +2063,7 @@
         <w:fldChar w:fldCharType="begin"/>
       </w:r>
       <w:r>
-        <w:instrText xml:space="preserve"> PAGEREF _Toc20912 \h </w:instrText>
+        <w:instrText xml:space="preserve"> PAGEREF _Toc14709 \h </w:instrText>
       </w:r>
       <w:r>
         <w:fldChar w:fldCharType="separate"/>
@@ -2071,7 +2089,7 @@
         <w:fldChar w:fldCharType="begin"/>
       </w:r>
       <w:r>
-        <w:instrText xml:space="preserve"> HYPERLINK \l _Toc12232 </w:instrText>
+        <w:instrText xml:space="preserve"> HYPERLINK \l _Toc901 </w:instrText>
       </w:r>
       <w:r>
         <w:fldChar w:fldCharType="separate"/>
@@ -2098,7 +2116,7 @@
         <w:fldChar w:fldCharType="begin"/>
       </w:r>
       <w:r>
-        <w:instrText xml:space="preserve"> PAGEREF _Toc12232 \h </w:instrText>
+        <w:instrText xml:space="preserve"> PAGEREF _Toc901 \h </w:instrText>
       </w:r>
       <w:r>
         <w:fldChar w:fldCharType="separate"/>
@@ -2124,7 +2142,7 @@
         <w:fldChar w:fldCharType="begin"/>
       </w:r>
       <w:r>
-        <w:instrText xml:space="preserve"> HYPERLINK \l _Toc18933 </w:instrText>
+        <w:instrText xml:space="preserve"> HYPERLINK \l _Toc553 </w:instrText>
       </w:r>
       <w:r>
         <w:fldChar w:fldCharType="separate"/>
@@ -2151,7 +2169,7 @@
         <w:fldChar w:fldCharType="begin"/>
       </w:r>
       <w:r>
-        <w:instrText xml:space="preserve"> PAGEREF _Toc18933 \h </w:instrText>
+        <w:instrText xml:space="preserve"> PAGEREF _Toc553 \h </w:instrText>
       </w:r>
       <w:r>
         <w:fldChar w:fldCharType="separate"/>
@@ -2177,7 +2195,7 @@
         <w:fldChar w:fldCharType="begin"/>
       </w:r>
       <w:r>
-        <w:instrText xml:space="preserve"> HYPERLINK \l _Toc25857 </w:instrText>
+        <w:instrText xml:space="preserve"> HYPERLINK \l _Toc25709 </w:instrText>
       </w:r>
       <w:r>
         <w:fldChar w:fldCharType="separate"/>
@@ -2186,7 +2204,7 @@
         <w:rPr>
           <w:rFonts w:hint="eastAsia"/>
         </w:rPr>
-        <w:t>附录 机构领导审批</w:t>
+        <w:t>附录A 项目估计</w:t>
       </w:r>
       <w:r>
         <w:tab/>
@@ -2195,13 +2213,189 @@
         <w:fldChar w:fldCharType="begin"/>
       </w:r>
       <w:r>
-        <w:instrText xml:space="preserve"> PAGEREF _Toc25857 \h </w:instrText>
+        <w:instrText xml:space="preserve"> PAGEREF _Toc25709 \h </w:instrText>
       </w:r>
       <w:r>
         <w:fldChar w:fldCharType="separate"/>
       </w:r>
       <w:r>
         <w:t>9</w:t>
+      </w:r>
+      <w:r>
+        <w:fldChar w:fldCharType="end"/>
+      </w:r>
+      <w:r>
+        <w:fldChar w:fldCharType="end"/>
+      </w:r>
+    </w:p>
+    <w:p>
+      <w:pPr>
+        <w:pStyle w:val="21"/>
+        <w:tabs>
+          <w:tab w:val="right" w:leader="dot" w:pos="8504"/>
+        </w:tabs>
+      </w:pPr>
+      <w:r>
+        <w:fldChar w:fldCharType="begin"/>
+      </w:r>
+      <w:r>
+        <w:instrText xml:space="preserve"> HYPERLINK \l _Toc1282 </w:instrText>
+      </w:r>
+      <w:r>
+        <w:fldChar w:fldCharType="separate"/>
+      </w:r>
+      <w:r>
+        <w:rPr>
+          <w:rFonts w:hint="eastAsia"/>
+        </w:rPr>
+        <w:t>A.1 产品的WBS</w:t>
+      </w:r>
+      <w:r>
+        <w:tab/>
+      </w:r>
+      <w:r>
+        <w:fldChar w:fldCharType="begin"/>
+      </w:r>
+      <w:r>
+        <w:instrText xml:space="preserve"> PAGEREF _Toc1282 \h </w:instrText>
+      </w:r>
+      <w:r>
+        <w:fldChar w:fldCharType="separate"/>
+      </w:r>
+      <w:r>
+        <w:t>9</w:t>
+      </w:r>
+      <w:r>
+        <w:fldChar w:fldCharType="end"/>
+      </w:r>
+      <w:r>
+        <w:fldChar w:fldCharType="end"/>
+      </w:r>
+    </w:p>
+    <w:p>
+      <w:pPr>
+        <w:pStyle w:val="21"/>
+        <w:tabs>
+          <w:tab w:val="right" w:leader="dot" w:pos="8504"/>
+        </w:tabs>
+      </w:pPr>
+      <w:r>
+        <w:fldChar w:fldCharType="begin"/>
+      </w:r>
+      <w:r>
+        <w:instrText xml:space="preserve"> HYPERLINK \l _Toc26449 </w:instrText>
+      </w:r>
+      <w:r>
+        <w:fldChar w:fldCharType="separate"/>
+      </w:r>
+      <w:r>
+        <w:rPr>
+          <w:rFonts w:hint="eastAsia"/>
+        </w:rPr>
+        <w:t>A.2 产品规模估计</w:t>
+      </w:r>
+      <w:r>
+        <w:tab/>
+      </w:r>
+      <w:r>
+        <w:fldChar w:fldCharType="begin"/>
+      </w:r>
+      <w:r>
+        <w:instrText xml:space="preserve"> PAGEREF _Toc26449 \h </w:instrText>
+      </w:r>
+      <w:r>
+        <w:fldChar w:fldCharType="separate"/>
+      </w:r>
+      <w:r>
+        <w:t>10</w:t>
+      </w:r>
+      <w:r>
+        <w:fldChar w:fldCharType="end"/>
+      </w:r>
+      <w:r>
+        <w:fldChar w:fldCharType="end"/>
+      </w:r>
+    </w:p>
+    <w:p>
+      <w:pPr>
+        <w:pStyle w:val="21"/>
+        <w:tabs>
+          <w:tab w:val="right" w:leader="dot" w:pos="8504"/>
+        </w:tabs>
+      </w:pPr>
+      <w:r>
+        <w:fldChar w:fldCharType="begin"/>
+      </w:r>
+      <w:r>
+        <w:instrText xml:space="preserve"> HYPERLINK \l _Toc26029 </w:instrText>
+      </w:r>
+      <w:r>
+        <w:fldChar w:fldCharType="separate"/>
+      </w:r>
+      <w:r>
+        <w:rPr>
+          <w:rFonts w:hint="eastAsia"/>
+        </w:rPr>
+        <w:t>A.3 工作量估计</w:t>
+      </w:r>
+      <w:r>
+        <w:tab/>
+      </w:r>
+      <w:r>
+        <w:fldChar w:fldCharType="begin"/>
+      </w:r>
+      <w:r>
+        <w:instrText xml:space="preserve"> PAGEREF _Toc26029 \h </w:instrText>
+      </w:r>
+      <w:r>
+        <w:fldChar w:fldCharType="separate"/>
+      </w:r>
+      <w:r>
+        <w:t>10</w:t>
+      </w:r>
+      <w:r>
+        <w:fldChar w:fldCharType="end"/>
+      </w:r>
+      <w:r>
+        <w:fldChar w:fldCharType="end"/>
+      </w:r>
+    </w:p>
+    <w:p>
+      <w:pPr>
+        <w:pStyle w:val="21"/>
+        <w:tabs>
+          <w:tab w:val="right" w:leader="dot" w:pos="8504"/>
+        </w:tabs>
+      </w:pPr>
+      <w:r>
+        <w:fldChar w:fldCharType="begin"/>
+      </w:r>
+      <w:r>
+        <w:instrText xml:space="preserve"> HYPERLINK \l _Toc26228 </w:instrText>
+      </w:r>
+      <w:r>
+        <w:fldChar w:fldCharType="separate"/>
+      </w:r>
+      <w:r>
+        <w:rPr>
+          <w:rFonts w:hint="eastAsia"/>
+        </w:rPr>
+        <w:t>A.4 成本估计</w:t>
+      </w:r>
+      <w:r>
+        <w:tab/>
+      </w:r>
+      <w:r>
+        <w:fldChar w:fldCharType="begin"/>
+      </w:r>
+      <w:r>
+        <w:instrText xml:space="preserve"> PAGEREF _Toc26228 \h </w:instrText>
+      </w:r>
+      <w:r>
+        <w:fldChar w:fldCharType="separate"/>
+      </w:r>
+      <w:r>
+        <w:t>10</w:t>
       </w:r>
       <w:r>
         <w:fldChar w:fldCharType="end"/>
@@ -2221,7 +2415,7 @@
         <w:fldChar w:fldCharType="begin"/>
       </w:r>
       <w:r>
-        <w:instrText xml:space="preserve"> HYPERLINK \l _Toc601 </w:instrText>
+        <w:instrText xml:space="preserve"> HYPERLINK \l _Toc28031 </w:instrText>
       </w:r>
       <w:r>
         <w:fldChar w:fldCharType="separate"/>
@@ -2230,6 +2424,182 @@
         <w:rPr>
           <w:rFonts w:hint="eastAsia"/>
         </w:rPr>
+        <w:t>附录B 项目计划审批</w:t>
+      </w:r>
+      <w:r>
+        <w:tab/>
+      </w:r>
+      <w:r>
+        <w:fldChar w:fldCharType="begin"/>
+      </w:r>
+      <w:r>
+        <w:instrText xml:space="preserve"> PAGEREF _Toc28031 \h </w:instrText>
+      </w:r>
+      <w:r>
+        <w:fldChar w:fldCharType="separate"/>
+      </w:r>
+      <w:r>
+        <w:t>11</w:t>
+      </w:r>
+      <w:r>
+        <w:fldChar w:fldCharType="end"/>
+      </w:r>
+      <w:r>
+        <w:fldChar w:fldCharType="end"/>
+      </w:r>
+    </w:p>
+    <w:p>
+      <w:pPr>
+        <w:pStyle w:val="21"/>
+        <w:tabs>
+          <w:tab w:val="right" w:leader="dot" w:pos="8504"/>
+        </w:tabs>
+      </w:pPr>
+      <w:r>
+        <w:fldChar w:fldCharType="begin"/>
+      </w:r>
+      <w:r>
+        <w:instrText xml:space="preserve"> HYPERLINK \l _Toc1386 </w:instrText>
+      </w:r>
+      <w:r>
+        <w:fldChar w:fldCharType="separate"/>
+      </w:r>
+      <w:r>
+        <w:rPr>
+          <w:rFonts w:hint="eastAsia"/>
+        </w:rPr>
+        <w:t>B.1 项目计划基本信息</w:t>
+      </w:r>
+      <w:r>
+        <w:tab/>
+      </w:r>
+      <w:r>
+        <w:fldChar w:fldCharType="begin"/>
+      </w:r>
+      <w:r>
+        <w:instrText xml:space="preserve"> PAGEREF _Toc1386 \h </w:instrText>
+      </w:r>
+      <w:r>
+        <w:fldChar w:fldCharType="separate"/>
+      </w:r>
+      <w:r>
+        <w:t>11</w:t>
+      </w:r>
+      <w:r>
+        <w:fldChar w:fldCharType="end"/>
+      </w:r>
+      <w:r>
+        <w:fldChar w:fldCharType="end"/>
+      </w:r>
+    </w:p>
+    <w:p>
+      <w:pPr>
+        <w:pStyle w:val="21"/>
+        <w:tabs>
+          <w:tab w:val="right" w:leader="dot" w:pos="8504"/>
+        </w:tabs>
+      </w:pPr>
+      <w:r>
+        <w:fldChar w:fldCharType="begin"/>
+      </w:r>
+      <w:r>
+        <w:instrText xml:space="preserve"> HYPERLINK \l _Toc6895 </w:instrText>
+      </w:r>
+      <w:r>
+        <w:fldChar w:fldCharType="separate"/>
+      </w:r>
+      <w:r>
+        <w:rPr>
+          <w:rFonts w:hint="eastAsia"/>
+        </w:rPr>
+        <w:t>B.2 审查项目计划</w:t>
+      </w:r>
+      <w:r>
+        <w:tab/>
+      </w:r>
+      <w:r>
+        <w:fldChar w:fldCharType="begin"/>
+      </w:r>
+      <w:r>
+        <w:instrText xml:space="preserve"> PAGEREF _Toc6895 \h </w:instrText>
+      </w:r>
+      <w:r>
+        <w:fldChar w:fldCharType="separate"/>
+      </w:r>
+      <w:r>
+        <w:t>11</w:t>
+      </w:r>
+      <w:r>
+        <w:fldChar w:fldCharType="end"/>
+      </w:r>
+      <w:r>
+        <w:fldChar w:fldCharType="end"/>
+      </w:r>
+    </w:p>
+    <w:p>
+      <w:pPr>
+        <w:pStyle w:val="21"/>
+        <w:tabs>
+          <w:tab w:val="right" w:leader="dot" w:pos="8504"/>
+        </w:tabs>
+      </w:pPr>
+      <w:r>
+        <w:fldChar w:fldCharType="begin"/>
+      </w:r>
+      <w:r>
+        <w:instrText xml:space="preserve"> HYPERLINK \l _Toc21827 </w:instrText>
+      </w:r>
+      <w:r>
+        <w:fldChar w:fldCharType="separate"/>
+      </w:r>
+      <w:r>
+        <w:rPr>
+          <w:rFonts w:hint="eastAsia"/>
+        </w:rPr>
+        <w:t>B.3 高级经理审批意见</w:t>
+      </w:r>
+      <w:r>
+        <w:tab/>
+      </w:r>
+      <w:r>
+        <w:fldChar w:fldCharType="begin"/>
+      </w:r>
+      <w:r>
+        <w:instrText xml:space="preserve"> PAGEREF _Toc21827 \h </w:instrText>
+      </w:r>
+      <w:r>
+        <w:fldChar w:fldCharType="separate"/>
+      </w:r>
+      <w:r>
+        <w:t>12</w:t>
+      </w:r>
+      <w:r>
+        <w:fldChar w:fldCharType="end"/>
+      </w:r>
+      <w:r>
+        <w:fldChar w:fldCharType="end"/>
+      </w:r>
+    </w:p>
+    <w:p>
+      <w:pPr>
+        <w:pStyle w:val="17"/>
+        <w:tabs>
+          <w:tab w:val="right" w:leader="dot" w:pos="8504"/>
+        </w:tabs>
+      </w:pPr>
+      <w:r>
+        <w:fldChar w:fldCharType="begin"/>
+      </w:r>
+      <w:r>
+        <w:instrText xml:space="preserve"> HYPERLINK \l _Toc15763 </w:instrText>
+      </w:r>
+      <w:r>
+        <w:fldChar w:fldCharType="separate"/>
+      </w:r>
+      <w:r>
+        <w:rPr>
+          <w:rFonts w:hint="eastAsia"/>
+        </w:rPr>
         <w:t>附录C 项目计划变更控制报告</w:t>
       </w:r>
       <w:r>
@@ -2239,13 +2609,13 @@
         <w:fldChar w:fldCharType="begin"/>
       </w:r>
       <w:r>
-        <w:instrText xml:space="preserve"> PAGEREF _Toc601 \h </w:instrText>
+        <w:instrText xml:space="preserve"> PAGEREF _Toc15763 \h </w:instrText>
       </w:r>
       <w:r>
         <w:fldChar w:fldCharType="separate"/>
       </w:r>
       <w:r>
-        <w:t>10</w:t>
+        <w:t>13</w:t>
       </w:r>
       <w:r>
         <w:fldChar w:fldCharType="end"/>
@@ -2262,7 +2632,7 @@
       <w:r>
         <w:fldChar w:fldCharType="end"/>
       </w:r>
-      <w:bookmarkStart w:id="10" w:name="_Toc30633"/>
+      <w:bookmarkStart w:id="10" w:name="_Toc2005"/>
       <w:r>
         <w:br w:type="page"/>
       </w:r>
@@ -2291,7 +2661,7 @@
         </w:rPr>
       </w:pPr>
       <w:bookmarkStart w:id="11" w:name="_Toc15786742"/>
-      <w:bookmarkStart w:id="12" w:name="_Toc29362"/>
+      <w:bookmarkStart w:id="12" w:name="_Toc19755"/>
       <w:r>
         <w:rPr>
           <w:rFonts w:hint="eastAsia"/>
@@ -2325,7 +2695,7 @@
         <w:pStyle w:val="3"/>
       </w:pPr>
       <w:bookmarkStart w:id="13" w:name="_Toc15786743"/>
-      <w:bookmarkStart w:id="14" w:name="_Toc29708"/>
+      <w:bookmarkStart w:id="14" w:name="_Toc17271"/>
       <w:r>
         <w:rPr>
           <w:rFonts w:hint="eastAsia"/>
@@ -2351,7 +2721,7 @@
           <w:iCs/>
           <w:lang w:eastAsia="zh-CN"/>
         </w:rPr>
-        <w:t>覆盖项目介绍、过程定义、人力与软硬件资源、财务、任务进度、下属计划、计划审批及变更控制。估算依据纳入财务与进度段落；不替代需求规格、设计报告和测试报告。</w:t>
+        <w:t>覆盖项目介绍、过程定义、人力与软硬件资源、财务、任务进度、下属计划，以及附录A项目估计、附录B项目计划审批和附录C变更控制。不替代需求规格、设计报告和测试报告。</w:t>
       </w:r>
     </w:p>
     <w:p>
@@ -2359,7 +2729,7 @@
         <w:pStyle w:val="3"/>
       </w:pPr>
       <w:bookmarkStart w:id="15" w:name="_Toc15786744"/>
-      <w:bookmarkStart w:id="16" w:name="_Toc6736"/>
+      <w:bookmarkStart w:id="16" w:name="_Toc20507"/>
       <w:r>
         <w:rPr>
           <w:rFonts w:hint="eastAsia"/>
@@ -2393,7 +2763,7 @@
         <w:pStyle w:val="3"/>
       </w:pPr>
       <w:bookmarkStart w:id="17" w:name="_Toc15786745"/>
-      <w:bookmarkStart w:id="18" w:name="_Toc25470"/>
+      <w:bookmarkStart w:id="18" w:name="_Toc21579"/>
       <w:r>
         <w:rPr>
           <w:rFonts w:hint="eastAsia"/>
@@ -2523,7 +2893,7 @@
         </w:rPr>
       </w:pPr>
       <w:bookmarkStart w:id="19" w:name="_Toc15786746"/>
-      <w:bookmarkStart w:id="20" w:name="_Toc25396"/>
+      <w:bookmarkStart w:id="20" w:name="_Toc8019"/>
       <w:r>
         <w:rPr>
           <w:rFonts w:hint="eastAsia"/>
@@ -2548,7 +2918,9 @@
         </w:tblBorders>
         <w:tblLayout w:type="autofit"/>
         <w:tblCellMar>
+          <w:top w:w="0" w:type="dxa"/>
           <w:left w:w="108" w:type="dxa"/>
+          <w:bottom w:w="0" w:type="dxa"/>
           <w:right w:w="108" w:type="dxa"/>
         </w:tblCellMar>
       </w:tblPr>
@@ -2567,7 +2939,9 @@
             <w:insideV w:val="single" w:color="auto" w:sz="4" w:space="0"/>
           </w:tblBorders>
           <w:tblCellMar>
+            <w:top w:w="0" w:type="dxa"/>
             <w:left w:w="108" w:type="dxa"/>
+            <w:bottom w:w="0" w:type="dxa"/>
             <w:right w:w="108" w:type="dxa"/>
           </w:tblCellMar>
         </w:tblPrEx>
@@ -2645,7 +3019,9 @@
             <w:insideV w:val="single" w:color="auto" w:sz="4" w:space="0"/>
           </w:tblBorders>
           <w:tblCellMar>
+            <w:top w:w="0" w:type="dxa"/>
             <w:left w:w="108" w:type="dxa"/>
+            <w:bottom w:w="0" w:type="dxa"/>
             <w:right w:w="108" w:type="dxa"/>
           </w:tblCellMar>
         </w:tblPrEx>
@@ -2711,7 +3087,9 @@
             <w:insideV w:val="single" w:color="auto" w:sz="4" w:space="0"/>
           </w:tblBorders>
           <w:tblCellMar>
+            <w:top w:w="0" w:type="dxa"/>
             <w:left w:w="108" w:type="dxa"/>
+            <w:bottom w:w="0" w:type="dxa"/>
             <w:right w:w="108" w:type="dxa"/>
           </w:tblCellMar>
         </w:tblPrEx>
@@ -2777,7 +3155,9 @@
             <w:insideV w:val="single" w:color="auto" w:sz="4" w:space="0"/>
           </w:tblBorders>
           <w:tblCellMar>
+            <w:top w:w="0" w:type="dxa"/>
             <w:left w:w="108" w:type="dxa"/>
+            <w:bottom w:w="0" w:type="dxa"/>
             <w:right w:w="108" w:type="dxa"/>
           </w:tblCellMar>
         </w:tblPrEx>
@@ -2847,7 +3227,9 @@
             <w:insideV w:val="single" w:color="auto" w:sz="4" w:space="0"/>
           </w:tblBorders>
           <w:tblCellMar>
+            <w:top w:w="0" w:type="dxa"/>
             <w:left w:w="108" w:type="dxa"/>
+            <w:bottom w:w="0" w:type="dxa"/>
             <w:right w:w="108" w:type="dxa"/>
           </w:tblCellMar>
         </w:tblPrEx>
@@ -2917,7 +3299,9 @@
             <w:insideV w:val="single" w:color="auto" w:sz="4" w:space="0"/>
           </w:tblBorders>
           <w:tblCellMar>
+            <w:top w:w="0" w:type="dxa"/>
             <w:left w:w="108" w:type="dxa"/>
+            <w:bottom w:w="0" w:type="dxa"/>
             <w:right w:w="108" w:type="dxa"/>
           </w:tblCellMar>
         </w:tblPrEx>
@@ -2982,7 +3366,7 @@
         <w:pStyle w:val="2"/>
         <w:spacing w:before="350" w:beforeLines="100" w:after="350" w:afterLines="100"/>
       </w:pPr>
-      <w:bookmarkStart w:id="21" w:name="_Toc25790"/>
+      <w:bookmarkStart w:id="21" w:name="_Toc30110"/>
       <w:r>
         <w:rPr>
           <w:rFonts w:hint="eastAsia"/>
@@ -3007,7 +3391,7 @@
           <w:rFonts w:hint="eastAsia"/>
         </w:rPr>
       </w:pPr>
-      <w:bookmarkStart w:id="22" w:name="_Toc26320"/>
+      <w:bookmarkStart w:id="22" w:name="_Toc20997"/>
       <w:r>
         <w:t>1.</w:t>
       </w:r>
@@ -3115,7 +3499,7 @@
           <w:rFonts w:hint="eastAsia"/>
         </w:rPr>
       </w:pPr>
-      <w:bookmarkStart w:id="23" w:name="_Toc29303"/>
+      <w:bookmarkStart w:id="23" w:name="_Toc20135"/>
       <w:r>
         <w:t>1.</w:t>
       </w:r>
@@ -3211,7 +3595,7 @@
           <w:rFonts w:hint="eastAsia"/>
         </w:rPr>
       </w:pPr>
-      <w:bookmarkStart w:id="24" w:name="_Toc26650"/>
+      <w:bookmarkStart w:id="24" w:name="_Toc21547"/>
       <w:r>
         <w:t>1.</w:t>
       </w:r>
@@ -3292,7 +3676,7 @@
           <w:rFonts w:hint="eastAsia"/>
         </w:rPr>
       </w:pPr>
-      <w:bookmarkStart w:id="25" w:name="_Toc4830"/>
+      <w:bookmarkStart w:id="25" w:name="_Toc32402"/>
       <w:r>
         <w:t>1.</w:t>
       </w:r>
@@ -3378,7 +3762,7 @@
           <w:rFonts w:hint="eastAsia"/>
         </w:rPr>
       </w:pPr>
-      <w:bookmarkStart w:id="26" w:name="_Toc12094"/>
+      <w:bookmarkStart w:id="26" w:name="_Toc1779"/>
       <w:r>
         <w:t>1.</w:t>
       </w:r>
@@ -3447,7 +3831,7 @@
           <w:rFonts w:hint="eastAsia"/>
         </w:rPr>
       </w:pPr>
-      <w:bookmarkStart w:id="27" w:name="_Toc1291"/>
+      <w:bookmarkStart w:id="27" w:name="_Toc28096"/>
       <w:r>
         <w:rPr>
           <w:rFonts w:hint="eastAsia"/>
@@ -3472,7 +3856,7 @@
           <w:rFonts w:hint="eastAsia"/>
         </w:rPr>
       </w:pPr>
-      <w:bookmarkStart w:id="28" w:name="_Toc16393"/>
+      <w:bookmarkStart w:id="28" w:name="_Toc13693"/>
       <w:r>
         <w:rPr>
           <w:rFonts w:hint="eastAsia"/>
@@ -3536,7 +3920,7 @@
           <w:rFonts w:hint="eastAsia"/>
         </w:rPr>
       </w:pPr>
-      <w:bookmarkStart w:id="29" w:name="_Toc25162"/>
+      <w:bookmarkStart w:id="29" w:name="_Toc13830"/>
       <w:r>
         <w:rPr>
           <w:rFonts w:hint="eastAsia"/>
@@ -3607,7 +3991,9 @@
         </w:tblBorders>
         <w:tblLayout w:type="autofit"/>
         <w:tblCellMar>
+          <w:top w:w="0" w:type="dxa"/>
           <w:left w:w="108" w:type="dxa"/>
+          <w:bottom w:w="0" w:type="dxa"/>
           <w:right w:w="108" w:type="dxa"/>
         </w:tblCellMar>
       </w:tblPr>
@@ -3626,7 +4012,9 @@
             <w:insideV w:val="single" w:color="auto" w:sz="4" w:space="0"/>
           </w:tblBorders>
           <w:tblCellMar>
+            <w:top w:w="0" w:type="dxa"/>
             <w:left w:w="108" w:type="dxa"/>
+            <w:bottom w:w="0" w:type="dxa"/>
             <w:right w:w="108" w:type="dxa"/>
           </w:tblCellMar>
         </w:tblPrEx>
@@ -3698,7 +4086,9 @@
             <w:insideV w:val="single" w:color="auto" w:sz="4" w:space="0"/>
           </w:tblBorders>
           <w:tblCellMar>
+            <w:top w:w="0" w:type="dxa"/>
             <w:left w:w="108" w:type="dxa"/>
+            <w:bottom w:w="0" w:type="dxa"/>
             <w:right w:w="108" w:type="dxa"/>
           </w:tblCellMar>
         </w:tblPrEx>
@@ -3762,7 +4152,9 @@
             <w:insideV w:val="single" w:color="auto" w:sz="4" w:space="0"/>
           </w:tblBorders>
           <w:tblCellMar>
+            <w:top w:w="0" w:type="dxa"/>
             <w:left w:w="108" w:type="dxa"/>
+            <w:bottom w:w="0" w:type="dxa"/>
             <w:right w:w="108" w:type="dxa"/>
           </w:tblCellMar>
         </w:tblPrEx>
@@ -3826,7 +4218,9 @@
             <w:insideV w:val="single" w:color="auto" w:sz="4" w:space="0"/>
           </w:tblBorders>
           <w:tblCellMar>
+            <w:top w:w="0" w:type="dxa"/>
             <w:left w:w="108" w:type="dxa"/>
+            <w:bottom w:w="0" w:type="dxa"/>
             <w:right w:w="108" w:type="dxa"/>
           </w:tblCellMar>
         </w:tblPrEx>
@@ -3890,7 +4284,9 @@
             <w:insideV w:val="single" w:color="auto" w:sz="4" w:space="0"/>
           </w:tblBorders>
           <w:tblCellMar>
+            <w:top w:w="0" w:type="dxa"/>
             <w:left w:w="108" w:type="dxa"/>
+            <w:bottom w:w="0" w:type="dxa"/>
             <w:right w:w="108" w:type="dxa"/>
           </w:tblCellMar>
         </w:tblPrEx>
@@ -3954,7 +4350,9 @@
             <w:insideV w:val="single" w:color="auto" w:sz="4" w:space="0"/>
           </w:tblBorders>
           <w:tblCellMar>
+            <w:top w:w="0" w:type="dxa"/>
             <w:left w:w="108" w:type="dxa"/>
+            <w:bottom w:w="0" w:type="dxa"/>
             <w:right w:w="108" w:type="dxa"/>
           </w:tblCellMar>
         </w:tblPrEx>
@@ -4016,7 +4414,7 @@
           <w:rFonts w:hint="eastAsia"/>
         </w:rPr>
       </w:pPr>
-      <w:bookmarkStart w:id="30" w:name="_Toc10378"/>
+      <w:bookmarkStart w:id="30" w:name="_Toc2205"/>
       <w:r>
         <w:rPr>
           <w:rFonts w:hint="eastAsia"/>
@@ -4075,7 +4473,9 @@
         </w:tblBorders>
         <w:tblLayout w:type="autofit"/>
         <w:tblCellMar>
+          <w:top w:w="0" w:type="dxa"/>
           <w:left w:w="108" w:type="dxa"/>
+          <w:bottom w:w="0" w:type="dxa"/>
           <w:right w:w="108" w:type="dxa"/>
         </w:tblCellMar>
       </w:tblPr>
@@ -4096,7 +4496,9 @@
             <w:insideV w:val="single" w:color="auto" w:sz="4" w:space="0"/>
           </w:tblBorders>
           <w:tblCellMar>
+            <w:top w:w="0" w:type="dxa"/>
             <w:left w:w="108" w:type="dxa"/>
+            <w:bottom w:w="0" w:type="dxa"/>
             <w:right w:w="108" w:type="dxa"/>
           </w:tblCellMar>
         </w:tblPrEx>
@@ -4224,7 +4626,9 @@
             <w:insideV w:val="single" w:color="auto" w:sz="4" w:space="0"/>
           </w:tblBorders>
           <w:tblCellMar>
+            <w:top w:w="0" w:type="dxa"/>
             <w:left w:w="108" w:type="dxa"/>
+            <w:bottom w:w="0" w:type="dxa"/>
             <w:right w:w="108" w:type="dxa"/>
           </w:tblCellMar>
         </w:tblPrEx>
@@ -4342,7 +4746,9 @@
             <w:insideV w:val="single" w:color="auto" w:sz="4" w:space="0"/>
           </w:tblBorders>
           <w:tblCellMar>
+            <w:top w:w="0" w:type="dxa"/>
             <w:left w:w="108" w:type="dxa"/>
+            <w:bottom w:w="0" w:type="dxa"/>
             <w:right w:w="108" w:type="dxa"/>
           </w:tblCellMar>
         </w:tblPrEx>
@@ -4452,7 +4858,9 @@
             <w:insideV w:val="single" w:color="auto" w:sz="4" w:space="0"/>
           </w:tblBorders>
           <w:tblCellMar>
+            <w:top w:w="0" w:type="dxa"/>
             <w:left w:w="108" w:type="dxa"/>
+            <w:bottom w:w="0" w:type="dxa"/>
             <w:right w:w="108" w:type="dxa"/>
           </w:tblCellMar>
         </w:tblPrEx>
@@ -4563,7 +4971,9 @@
             <w:insideV w:val="single" w:color="auto" w:sz="4" w:space="0"/>
           </w:tblBorders>
           <w:tblCellMar>
+            <w:top w:w="0" w:type="dxa"/>
             <w:left w:w="108" w:type="dxa"/>
+            <w:bottom w:w="0" w:type="dxa"/>
             <w:right w:w="108" w:type="dxa"/>
           </w:tblCellMar>
         </w:tblPrEx>
@@ -4674,7 +5084,9 @@
             <w:insideV w:val="single" w:color="auto" w:sz="4" w:space="0"/>
           </w:tblBorders>
           <w:tblCellMar>
+            <w:top w:w="0" w:type="dxa"/>
             <w:left w:w="108" w:type="dxa"/>
+            <w:bottom w:w="0" w:type="dxa"/>
             <w:right w:w="108" w:type="dxa"/>
           </w:tblCellMar>
         </w:tblPrEx>
@@ -4785,7 +5197,9 @@
             <w:insideV w:val="single" w:color="auto" w:sz="4" w:space="0"/>
           </w:tblBorders>
           <w:tblCellMar>
+            <w:top w:w="0" w:type="dxa"/>
             <w:left w:w="108" w:type="dxa"/>
+            <w:bottom w:w="0" w:type="dxa"/>
             <w:right w:w="108" w:type="dxa"/>
           </w:tblCellMar>
         </w:tblPrEx>
@@ -4896,7 +5310,9 @@
             <w:insideV w:val="single" w:color="auto" w:sz="4" w:space="0"/>
           </w:tblBorders>
           <w:tblCellMar>
+            <w:top w:w="0" w:type="dxa"/>
             <w:left w:w="108" w:type="dxa"/>
+            <w:bottom w:w="0" w:type="dxa"/>
             <w:right w:w="108" w:type="dxa"/>
           </w:tblCellMar>
         </w:tblPrEx>
@@ -5007,7 +5423,9 @@
             <w:insideV w:val="single" w:color="auto" w:sz="4" w:space="0"/>
           </w:tblBorders>
           <w:tblCellMar>
+            <w:top w:w="0" w:type="dxa"/>
             <w:left w:w="108" w:type="dxa"/>
+            <w:bottom w:w="0" w:type="dxa"/>
             <w:right w:w="108" w:type="dxa"/>
           </w:tblCellMar>
         </w:tblPrEx>
@@ -5118,7 +5536,9 @@
             <w:insideV w:val="single" w:color="auto" w:sz="4" w:space="0"/>
           </w:tblBorders>
           <w:tblCellMar>
+            <w:top w:w="0" w:type="dxa"/>
             <w:left w:w="108" w:type="dxa"/>
+            <w:bottom w:w="0" w:type="dxa"/>
             <w:right w:w="108" w:type="dxa"/>
           </w:tblCellMar>
         </w:tblPrEx>
@@ -5229,7 +5649,7 @@
           <w:rFonts w:hint="eastAsia"/>
         </w:rPr>
       </w:pPr>
-      <w:bookmarkStart w:id="31" w:name="_Toc6834"/>
+      <w:bookmarkStart w:id="31" w:name="_Toc16888"/>
       <w:r>
         <w:rPr>
           <w:rFonts w:hint="eastAsia"/>
@@ -5378,7 +5798,9 @@
         </w:tblBorders>
         <w:tblLayout w:type="autofit"/>
         <w:tblCellMar>
+          <w:top w:w="0" w:type="dxa"/>
           <w:left w:w="108" w:type="dxa"/>
+          <w:bottom w:w="0" w:type="dxa"/>
           <w:right w:w="108" w:type="dxa"/>
         </w:tblCellMar>
       </w:tblPr>
@@ -5400,7 +5822,9 @@
             <w:insideV w:val="single" w:color="auto" w:sz="4" w:space="0"/>
           </w:tblBorders>
           <w:tblCellMar>
+            <w:top w:w="0" w:type="dxa"/>
             <w:left w:w="108" w:type="dxa"/>
+            <w:bottom w:w="0" w:type="dxa"/>
             <w:right w:w="108" w:type="dxa"/>
           </w:tblCellMar>
         </w:tblPrEx>
@@ -5564,7 +5988,9 @@
             <w:insideV w:val="single" w:color="auto" w:sz="4" w:space="0"/>
           </w:tblBorders>
           <w:tblCellMar>
+            <w:top w:w="0" w:type="dxa"/>
             <w:left w:w="108" w:type="dxa"/>
+            <w:bottom w:w="0" w:type="dxa"/>
             <w:right w:w="108" w:type="dxa"/>
           </w:tblCellMar>
         </w:tblPrEx>
@@ -5709,7 +6135,9 @@
             <w:insideV w:val="single" w:color="auto" w:sz="4" w:space="0"/>
           </w:tblBorders>
           <w:tblCellMar>
+            <w:top w:w="0" w:type="dxa"/>
             <w:left w:w="108" w:type="dxa"/>
+            <w:bottom w:w="0" w:type="dxa"/>
             <w:right w:w="108" w:type="dxa"/>
           </w:tblCellMar>
         </w:tblPrEx>
@@ -5854,7 +6282,9 @@
             <w:insideV w:val="single" w:color="auto" w:sz="4" w:space="0"/>
           </w:tblBorders>
           <w:tblCellMar>
+            <w:top w:w="0" w:type="dxa"/>
             <w:left w:w="108" w:type="dxa"/>
+            <w:bottom w:w="0" w:type="dxa"/>
             <w:right w:w="108" w:type="dxa"/>
           </w:tblCellMar>
         </w:tblPrEx>
@@ -5999,7 +6429,9 @@
             <w:insideV w:val="single" w:color="auto" w:sz="4" w:space="0"/>
           </w:tblBorders>
           <w:tblCellMar>
+            <w:top w:w="0" w:type="dxa"/>
             <w:left w:w="108" w:type="dxa"/>
+            <w:bottom w:w="0" w:type="dxa"/>
             <w:right w:w="108" w:type="dxa"/>
           </w:tblCellMar>
         </w:tblPrEx>
@@ -6143,7 +6575,9 @@
             <w:insideV w:val="single" w:color="auto" w:sz="4" w:space="0"/>
           </w:tblBorders>
           <w:tblCellMar>
+            <w:top w:w="0" w:type="dxa"/>
             <w:left w:w="108" w:type="dxa"/>
+            <w:bottom w:w="0" w:type="dxa"/>
             <w:right w:w="108" w:type="dxa"/>
           </w:tblCellMar>
         </w:tblPrEx>
@@ -6280,7 +6714,9 @@
             <w:insideV w:val="single" w:color="auto" w:sz="4" w:space="0"/>
           </w:tblBorders>
           <w:tblCellMar>
+            <w:top w:w="0" w:type="dxa"/>
             <w:left w:w="108" w:type="dxa"/>
+            <w:bottom w:w="0" w:type="dxa"/>
             <w:right w:w="108" w:type="dxa"/>
           </w:tblCellMar>
         </w:tblPrEx>
@@ -6415,7 +6851,7 @@
           <w:rFonts w:hint="eastAsia"/>
         </w:rPr>
       </w:pPr>
-      <w:bookmarkStart w:id="32" w:name="_Toc20912"/>
+      <w:bookmarkStart w:id="32" w:name="_Toc14709"/>
       <w:r>
         <w:rPr>
           <w:rFonts w:hint="eastAsia"/>
@@ -6474,7 +6910,9 @@
         </w:tblBorders>
         <w:tblLayout w:type="autofit"/>
         <w:tblCellMar>
+          <w:top w:w="0" w:type="dxa"/>
           <w:left w:w="108" w:type="dxa"/>
+          <w:bottom w:w="0" w:type="dxa"/>
           <w:right w:w="108" w:type="dxa"/>
         </w:tblCellMar>
       </w:tblPr>
@@ -6495,7 +6933,9 @@
             <w:insideV w:val="single" w:color="auto" w:sz="4" w:space="0"/>
           </w:tblBorders>
           <w:tblCellMar>
+            <w:top w:w="0" w:type="dxa"/>
             <w:left w:w="108" w:type="dxa"/>
+            <w:bottom w:w="0" w:type="dxa"/>
             <w:right w:w="108" w:type="dxa"/>
           </w:tblCellMar>
         </w:tblPrEx>
@@ -6623,7 +7063,9 @@
             <w:insideV w:val="single" w:color="auto" w:sz="4" w:space="0"/>
           </w:tblBorders>
           <w:tblCellMar>
+            <w:top w:w="0" w:type="dxa"/>
             <w:left w:w="108" w:type="dxa"/>
+            <w:bottom w:w="0" w:type="dxa"/>
             <w:right w:w="108" w:type="dxa"/>
           </w:tblCellMar>
         </w:tblPrEx>
@@ -6736,7 +7178,9 @@
             <w:insideV w:val="single" w:color="auto" w:sz="4" w:space="0"/>
           </w:tblBorders>
           <w:tblCellMar>
+            <w:top w:w="0" w:type="dxa"/>
             <w:left w:w="108" w:type="dxa"/>
+            <w:bottom w:w="0" w:type="dxa"/>
             <w:right w:w="108" w:type="dxa"/>
           </w:tblCellMar>
         </w:tblPrEx>
@@ -6840,7 +7284,9 @@
             <w:insideV w:val="single" w:color="auto" w:sz="4" w:space="0"/>
           </w:tblBorders>
           <w:tblCellMar>
+            <w:top w:w="0" w:type="dxa"/>
             <w:left w:w="108" w:type="dxa"/>
+            <w:bottom w:w="0" w:type="dxa"/>
             <w:right w:w="108" w:type="dxa"/>
           </w:tblCellMar>
         </w:tblPrEx>
@@ -6944,7 +7390,9 @@
             <w:insideV w:val="single" w:color="auto" w:sz="4" w:space="0"/>
           </w:tblBorders>
           <w:tblCellMar>
+            <w:top w:w="0" w:type="dxa"/>
             <w:left w:w="108" w:type="dxa"/>
+            <w:bottom w:w="0" w:type="dxa"/>
             <w:right w:w="108" w:type="dxa"/>
           </w:tblCellMar>
         </w:tblPrEx>
@@ -7057,7 +7505,9 @@
             <w:insideV w:val="single" w:color="auto" w:sz="4" w:space="0"/>
           </w:tblBorders>
           <w:tblCellMar>
+            <w:top w:w="0" w:type="dxa"/>
             <w:left w:w="108" w:type="dxa"/>
+            <w:bottom w:w="0" w:type="dxa"/>
             <w:right w:w="108" w:type="dxa"/>
           </w:tblCellMar>
         </w:tblPrEx>
@@ -7161,7 +7611,9 @@
             <w:insideV w:val="single" w:color="auto" w:sz="4" w:space="0"/>
           </w:tblBorders>
           <w:tblCellMar>
+            <w:top w:w="0" w:type="dxa"/>
             <w:left w:w="108" w:type="dxa"/>
+            <w:bottom w:w="0" w:type="dxa"/>
             <w:right w:w="108" w:type="dxa"/>
           </w:tblCellMar>
         </w:tblPrEx>
@@ -7265,7 +7717,9 @@
             <w:insideV w:val="single" w:color="auto" w:sz="4" w:space="0"/>
           </w:tblBorders>
           <w:tblCellMar>
+            <w:top w:w="0" w:type="dxa"/>
             <w:left w:w="108" w:type="dxa"/>
+            <w:bottom w:w="0" w:type="dxa"/>
             <w:right w:w="108" w:type="dxa"/>
           </w:tblCellMar>
         </w:tblPrEx>
@@ -7378,7 +7832,9 @@
             <w:insideV w:val="single" w:color="auto" w:sz="4" w:space="0"/>
           </w:tblBorders>
           <w:tblCellMar>
+            <w:top w:w="0" w:type="dxa"/>
             <w:left w:w="108" w:type="dxa"/>
+            <w:bottom w:w="0" w:type="dxa"/>
             <w:right w:w="108" w:type="dxa"/>
           </w:tblCellMar>
         </w:tblPrEx>
@@ -7482,7 +7938,9 @@
             <w:insideV w:val="single" w:color="auto" w:sz="4" w:space="0"/>
           </w:tblBorders>
           <w:tblCellMar>
+            <w:top w:w="0" w:type="dxa"/>
             <w:left w:w="108" w:type="dxa"/>
+            <w:bottom w:w="0" w:type="dxa"/>
             <w:right w:w="108" w:type="dxa"/>
           </w:tblCellMar>
         </w:tblPrEx>
@@ -7584,7 +8042,7 @@
           <w:rFonts w:hint="eastAsia"/>
         </w:rPr>
       </w:pPr>
-      <w:bookmarkStart w:id="33" w:name="_Toc12232"/>
+      <w:bookmarkStart w:id="33" w:name="_Toc901"/>
       <w:r>
         <w:rPr>
           <w:rFonts w:hint="eastAsia"/>
@@ -7651,7 +8109,9 @@
         </w:tblBorders>
         <w:tblLayout w:type="autofit"/>
         <w:tblCellMar>
+          <w:top w:w="0" w:type="dxa"/>
           <w:left w:w="108" w:type="dxa"/>
+          <w:bottom w:w="0" w:type="dxa"/>
           <w:right w:w="108" w:type="dxa"/>
         </w:tblCellMar>
       </w:tblPr>
@@ -7673,7 +8133,9 @@
             <w:insideV w:val="single" w:color="auto" w:sz="4" w:space="0"/>
           </w:tblBorders>
           <w:tblCellMar>
+            <w:top w:w="0" w:type="dxa"/>
             <w:left w:w="108" w:type="dxa"/>
+            <w:bottom w:w="0" w:type="dxa"/>
             <w:right w:w="108" w:type="dxa"/>
           </w:tblCellMar>
         </w:tblPrEx>
@@ -7829,7 +8291,9 @@
             <w:insideV w:val="single" w:color="auto" w:sz="4" w:space="0"/>
           </w:tblBorders>
           <w:tblCellMar>
+            <w:top w:w="0" w:type="dxa"/>
             <w:left w:w="108" w:type="dxa"/>
+            <w:bottom w:w="0" w:type="dxa"/>
             <w:right w:w="108" w:type="dxa"/>
           </w:tblCellMar>
         </w:tblPrEx>
@@ -7965,7 +8429,9 @@
             <w:insideV w:val="single" w:color="auto" w:sz="4" w:space="0"/>
           </w:tblBorders>
           <w:tblCellMar>
+            <w:top w:w="0" w:type="dxa"/>
             <w:left w:w="108" w:type="dxa"/>
+            <w:bottom w:w="0" w:type="dxa"/>
             <w:right w:w="108" w:type="dxa"/>
           </w:tblCellMar>
         </w:tblPrEx>
@@ -8101,7 +8567,9 @@
             <w:insideV w:val="single" w:color="auto" w:sz="4" w:space="0"/>
           </w:tblBorders>
           <w:tblCellMar>
+            <w:top w:w="0" w:type="dxa"/>
             <w:left w:w="108" w:type="dxa"/>
+            <w:bottom w:w="0" w:type="dxa"/>
             <w:right w:w="108" w:type="dxa"/>
           </w:tblCellMar>
         </w:tblPrEx>
@@ -8237,7 +8705,9 @@
             <w:insideV w:val="single" w:color="auto" w:sz="4" w:space="0"/>
           </w:tblBorders>
           <w:tblCellMar>
+            <w:top w:w="0" w:type="dxa"/>
             <w:left w:w="108" w:type="dxa"/>
+            <w:bottom w:w="0" w:type="dxa"/>
             <w:right w:w="108" w:type="dxa"/>
           </w:tblCellMar>
         </w:tblPrEx>
@@ -8373,7 +8843,9 @@
             <w:insideV w:val="single" w:color="auto" w:sz="4" w:space="0"/>
           </w:tblBorders>
           <w:tblCellMar>
+            <w:top w:w="0" w:type="dxa"/>
             <w:left w:w="108" w:type="dxa"/>
+            <w:bottom w:w="0" w:type="dxa"/>
             <w:right w:w="108" w:type="dxa"/>
           </w:tblCellMar>
         </w:tblPrEx>
@@ -8504,7 +8976,7 @@
         <w:pStyle w:val="2"/>
         <w:spacing w:before="350" w:beforeLines="100" w:after="350" w:afterLines="100"/>
       </w:pPr>
-      <w:bookmarkStart w:id="34" w:name="_Toc18933"/>
+      <w:bookmarkStart w:id="34" w:name="_Toc553"/>
       <w:r>
         <w:rPr>
           <w:rFonts w:hint="eastAsia"/>
@@ -8564,7 +9036,9 @@
         </w:tblBorders>
         <w:tblLayout w:type="autofit"/>
         <w:tblCellMar>
+          <w:top w:w="0" w:type="dxa"/>
           <w:left w:w="108" w:type="dxa"/>
+          <w:bottom w:w="0" w:type="dxa"/>
           <w:right w:w="108" w:type="dxa"/>
         </w:tblCellMar>
       </w:tblPr>
@@ -8584,7 +9058,9 @@
             <w:insideV w:val="single" w:color="auto" w:sz="4" w:space="0"/>
           </w:tblBorders>
           <w:tblCellMar>
+            <w:top w:w="0" w:type="dxa"/>
             <w:left w:w="108" w:type="dxa"/>
+            <w:bottom w:w="0" w:type="dxa"/>
             <w:right w:w="108" w:type="dxa"/>
           </w:tblCellMar>
         </w:tblPrEx>
@@ -8684,7 +9160,9 @@
             <w:insideV w:val="single" w:color="auto" w:sz="4" w:space="0"/>
           </w:tblBorders>
           <w:tblCellMar>
+            <w:top w:w="0" w:type="dxa"/>
             <w:left w:w="108" w:type="dxa"/>
+            <w:bottom w:w="0" w:type="dxa"/>
             <w:right w:w="108" w:type="dxa"/>
           </w:tblCellMar>
         </w:tblPrEx>
@@ -8774,7 +9252,9 @@
             <w:insideV w:val="single" w:color="auto" w:sz="4" w:space="0"/>
           </w:tblBorders>
           <w:tblCellMar>
+            <w:top w:w="0" w:type="dxa"/>
             <w:left w:w="108" w:type="dxa"/>
+            <w:bottom w:w="0" w:type="dxa"/>
             <w:right w:w="108" w:type="dxa"/>
           </w:tblCellMar>
         </w:tblPrEx>
@@ -8864,7 +9344,9 @@
             <w:insideV w:val="single" w:color="auto" w:sz="4" w:space="0"/>
           </w:tblBorders>
           <w:tblCellMar>
+            <w:top w:w="0" w:type="dxa"/>
             <w:left w:w="108" w:type="dxa"/>
+            <w:bottom w:w="0" w:type="dxa"/>
             <w:right w:w="108" w:type="dxa"/>
           </w:tblCellMar>
         </w:tblPrEx>
@@ -8954,7 +9436,9 @@
             <w:insideV w:val="single" w:color="auto" w:sz="4" w:space="0"/>
           </w:tblBorders>
           <w:tblCellMar>
+            <w:top w:w="0" w:type="dxa"/>
             <w:left w:w="108" w:type="dxa"/>
+            <w:bottom w:w="0" w:type="dxa"/>
             <w:right w:w="108" w:type="dxa"/>
           </w:tblCellMar>
         </w:tblPrEx>
@@ -9046,7 +9530,9 @@
             <w:insideV w:val="single" w:color="auto" w:sz="4" w:space="0"/>
           </w:tblBorders>
           <w:tblCellMar>
+            <w:top w:w="0" w:type="dxa"/>
             <w:left w:w="108" w:type="dxa"/>
+            <w:bottom w:w="0" w:type="dxa"/>
             <w:right w:w="108" w:type="dxa"/>
           </w:tblCellMar>
         </w:tblPrEx>
@@ -9138,7 +9624,9 @@
             <w:insideV w:val="single" w:color="auto" w:sz="4" w:space="0"/>
           </w:tblBorders>
           <w:tblCellMar>
+            <w:top w:w="0" w:type="dxa"/>
             <w:left w:w="108" w:type="dxa"/>
+            <w:bottom w:w="0" w:type="dxa"/>
             <w:right w:w="108" w:type="dxa"/>
           </w:tblCellMar>
         </w:tblPrEx>
@@ -9229,6 +9717,4235 @@
           <w:rFonts w:hint="eastAsia"/>
         </w:rPr>
       </w:pPr>
+    </w:p>
+    <w:p>
+      <w:pPr>
+        <w:pStyle w:val="2"/>
+        <w:keepNext/>
+        <w:pageBreakBefore/>
+        <w:spacing w:before="175" w:after="175"/>
+        <w:rPr>
+          <w:rFonts w:hint="eastAsia"/>
+        </w:rPr>
+      </w:pPr>
+      <w:bookmarkStart w:id="35" w:name="_Toc25709"/>
+      <w:r>
+        <w:rPr>
+          <w:rFonts w:hint="eastAsia"/>
+        </w:rPr>
+        <w:t>附录A 项目估计</w:t>
+      </w:r>
+      <w:bookmarkEnd w:id="35"/>
+    </w:p>
+    <w:p>
+      <w:pPr>
+        <w:pStyle w:val="3"/>
+        <w:keepNext/>
+        <w:pageBreakBefore w:val="0"/>
+        <w:rPr>
+          <w:rFonts w:hint="eastAsia"/>
+        </w:rPr>
+      </w:pPr>
+      <w:bookmarkStart w:id="36" w:name="_Toc1282"/>
+      <w:r>
+        <w:rPr>
+          <w:rFonts w:hint="eastAsia"/>
+        </w:rPr>
+        <w:t>A.1 产品的WBS</w:t>
+      </w:r>
+      <w:bookmarkEnd w:id="36"/>
+    </w:p>
+    <w:p>
+      <w:pPr>
+        <w:keepNext w:val="0"/>
+        <w:pageBreakBefore w:val="0"/>
+        <w:rPr>
+          <w:rFonts w:hint="eastAsia" w:eastAsia="宋体"/>
+          <w:lang w:eastAsia="zh-CN"/>
+        </w:rPr>
+      </w:pPr>
+      <w:r>
+        <w:rPr>
+          <w:rFonts w:hint="eastAsia"/>
+          <w:lang w:eastAsia="zh-CN"/>
+        </w:rPr>
+        <w:t>按可交付成果分解任务。下表为计划估算，责任人协调全员协作；各项合计与第6章的216人时保持一致。</w:t>
+      </w:r>
+    </w:p>
+    <w:tbl>
+      <w:tblPr>
+        <w:tblStyle w:val="25"/>
+        <w:tblW w:w="0" w:type="auto"/>
+        <w:tblInd w:w="0" w:type="dxa"/>
+        <w:tblBorders>
+          <w:top w:val="single" w:color="auto" w:sz="4" w:space="0"/>
+          <w:left w:val="single" w:color="auto" w:sz="4" w:space="0"/>
+          <w:bottom w:val="single" w:color="auto" w:sz="4" w:space="0"/>
+          <w:right w:val="single" w:color="auto" w:sz="4" w:space="0"/>
+          <w:insideH w:val="single" w:color="auto" w:sz="4" w:space="0"/>
+          <w:insideV w:val="single" w:color="auto" w:sz="4" w:space="0"/>
+        </w:tblBorders>
+        <w:tblLayout w:type="autofit"/>
+        <w:tblCellMar>
+          <w:top w:w="0" w:type="dxa"/>
+          <w:left w:w="108" w:type="dxa"/>
+          <w:bottom w:w="0" w:type="dxa"/>
+          <w:right w:w="108" w:type="dxa"/>
+        </w:tblCellMar>
+      </w:tblPr>
+      <w:tblGrid>
+        <w:gridCol w:w="1744"/>
+        <w:gridCol w:w="1744"/>
+        <w:gridCol w:w="1744"/>
+        <w:gridCol w:w="1744"/>
+        <w:gridCol w:w="1744"/>
+      </w:tblGrid>
+      <w:tr>
+        <w:tblPrEx>
+          <w:tblBorders>
+            <w:top w:val="single" w:color="auto" w:sz="4" w:space="0"/>
+            <w:left w:val="single" w:color="auto" w:sz="4" w:space="0"/>
+            <w:bottom w:val="single" w:color="auto" w:sz="4" w:space="0"/>
+            <w:right w:val="single" w:color="auto" w:sz="4" w:space="0"/>
+            <w:insideH w:val="single" w:color="auto" w:sz="4" w:space="0"/>
+            <w:insideV w:val="single" w:color="auto" w:sz="4" w:space="0"/>
+          </w:tblBorders>
+          <w:tblCellMar>
+            <w:top w:w="0" w:type="dxa"/>
+            <w:left w:w="108" w:type="dxa"/>
+            <w:bottom w:w="0" w:type="dxa"/>
+            <w:right w:w="108" w:type="dxa"/>
+          </w:tblCellMar>
+        </w:tblPrEx>
+        <w:tc>
+          <w:tcPr>
+            <w:tcW w:w="1744" w:type="dxa"/>
+            <w:shd w:val="clear" w:color="auto" w:fill="D9D9D9"/>
+            <w:noWrap w:val="0"/>
+            <w:vAlign w:val="top"/>
+          </w:tcPr>
+          <w:p>
+            <w:pPr>
+              <w:jc w:val="center"/>
+              <w:rPr>
+                <w:rFonts w:hint="eastAsia"/>
+                <w:b/>
+                <w:bCs/>
+                <w:sz w:val="18"/>
+              </w:rPr>
+            </w:pPr>
+            <w:r>
+              <w:rPr>
+                <w:rFonts w:hint="eastAsia"/>
+                <w:b/>
+                <w:bCs/>
+                <w:sz w:val="18"/>
+              </w:rPr>
+              <w:t>编号</w:t>
+            </w:r>
+          </w:p>
+        </w:tc>
+        <w:tc>
+          <w:tcPr>
+            <w:tcW w:w="1744" w:type="dxa"/>
+            <w:shd w:val="clear" w:color="auto" w:fill="D9D9D9"/>
+            <w:noWrap w:val="0"/>
+            <w:vAlign w:val="top"/>
+          </w:tcPr>
+          <w:p>
+            <w:pPr>
+              <w:jc w:val="center"/>
+              <w:rPr>
+                <w:rFonts w:hint="eastAsia"/>
+                <w:b/>
+                <w:bCs/>
+                <w:sz w:val="18"/>
+              </w:rPr>
+            </w:pPr>
+            <w:r>
+              <w:rPr>
+                <w:rFonts w:hint="eastAsia"/>
+                <w:b/>
+                <w:bCs/>
+                <w:sz w:val="18"/>
+              </w:rPr>
+              <w:t>工作包</w:t>
+            </w:r>
+          </w:p>
+        </w:tc>
+        <w:tc>
+          <w:tcPr>
+            <w:tcW w:w="1744" w:type="dxa"/>
+            <w:shd w:val="clear" w:color="auto" w:fill="D9D9D9"/>
+            <w:noWrap w:val="0"/>
+            <w:vAlign w:val="top"/>
+          </w:tcPr>
+          <w:p>
+            <w:pPr>
+              <w:jc w:val="center"/>
+              <w:rPr>
+                <w:rFonts w:hint="eastAsia"/>
+                <w:b/>
+                <w:bCs/>
+                <w:sz w:val="18"/>
+              </w:rPr>
+            </w:pPr>
+            <w:r>
+              <w:rPr>
+                <w:rFonts w:hint="eastAsia"/>
+                <w:b/>
+                <w:bCs/>
+                <w:sz w:val="18"/>
+              </w:rPr>
+              <w:t>交付物</w:t>
+            </w:r>
+          </w:p>
+        </w:tc>
+        <w:tc>
+          <w:tcPr>
+            <w:tcW w:w="1744" w:type="dxa"/>
+            <w:shd w:val="clear" w:color="auto" w:fill="D9D9D9"/>
+            <w:noWrap w:val="0"/>
+            <w:vAlign w:val="top"/>
+          </w:tcPr>
+          <w:p>
+            <w:pPr>
+              <w:jc w:val="center"/>
+              <w:rPr>
+                <w:rFonts w:hint="eastAsia"/>
+                <w:b/>
+                <w:bCs/>
+                <w:sz w:val="18"/>
+              </w:rPr>
+            </w:pPr>
+            <w:r>
+              <w:rPr>
+                <w:rFonts w:hint="eastAsia"/>
+                <w:b/>
+                <w:bCs/>
+                <w:sz w:val="18"/>
+              </w:rPr>
+              <w:t>负责人</w:t>
+            </w:r>
+          </w:p>
+        </w:tc>
+        <w:tc>
+          <w:tcPr>
+            <w:tcW w:w="1744" w:type="dxa"/>
+            <w:shd w:val="clear" w:color="auto" w:fill="D9D9D9"/>
+            <w:noWrap w:val="0"/>
+            <w:vAlign w:val="top"/>
+          </w:tcPr>
+          <w:p>
+            <w:pPr>
+              <w:jc w:val="center"/>
+              <w:rPr>
+                <w:rFonts w:hint="eastAsia"/>
+                <w:b/>
+                <w:bCs/>
+                <w:sz w:val="18"/>
+              </w:rPr>
+            </w:pPr>
+            <w:r>
+              <w:rPr>
+                <w:rFonts w:hint="eastAsia"/>
+                <w:b/>
+                <w:bCs/>
+                <w:sz w:val="18"/>
+              </w:rPr>
+              <w:t>人时</w:t>
+            </w:r>
+          </w:p>
+        </w:tc>
+      </w:tr>
+      <w:tr>
+        <w:tblPrEx>
+          <w:tblBorders>
+            <w:top w:val="single" w:color="auto" w:sz="4" w:space="0"/>
+            <w:left w:val="single" w:color="auto" w:sz="4" w:space="0"/>
+            <w:bottom w:val="single" w:color="auto" w:sz="4" w:space="0"/>
+            <w:right w:val="single" w:color="auto" w:sz="4" w:space="0"/>
+            <w:insideH w:val="single" w:color="auto" w:sz="4" w:space="0"/>
+            <w:insideV w:val="single" w:color="auto" w:sz="4" w:space="0"/>
+          </w:tblBorders>
+          <w:tblCellMar>
+            <w:top w:w="0" w:type="dxa"/>
+            <w:left w:w="108" w:type="dxa"/>
+            <w:bottom w:w="0" w:type="dxa"/>
+            <w:right w:w="108" w:type="dxa"/>
+          </w:tblCellMar>
+        </w:tblPrEx>
+        <w:tc>
+          <w:tcPr>
+            <w:tcW w:w="1744" w:type="dxa"/>
+            <w:noWrap w:val="0"/>
+            <w:vAlign w:val="top"/>
+          </w:tcPr>
+          <w:p>
+            <w:pPr>
+              <w:rPr>
+                <w:rFonts w:hint="eastAsia" w:eastAsia="宋体"/>
+                <w:sz w:val="18"/>
+                <w:lang w:eastAsia="zh-CN"/>
+              </w:rPr>
+            </w:pPr>
+            <w:r>
+              <w:rPr>
+                <w:rFonts w:hint="eastAsia"/>
+                <w:sz w:val="18"/>
+                <w:lang w:eastAsia="zh-CN"/>
+              </w:rPr>
+              <w:t>1.1</w:t>
+            </w:r>
+          </w:p>
+        </w:tc>
+        <w:tc>
+          <w:tcPr>
+            <w:tcW w:w="1744" w:type="dxa"/>
+            <w:noWrap w:val="0"/>
+            <w:vAlign w:val="top"/>
+          </w:tcPr>
+          <w:p>
+            <w:pPr>
+              <w:rPr>
+                <w:rFonts w:hint="eastAsia" w:eastAsia="宋体"/>
+                <w:sz w:val="18"/>
+                <w:lang w:eastAsia="zh-CN"/>
+              </w:rPr>
+            </w:pPr>
+            <w:r>
+              <w:rPr>
+                <w:rFonts w:hint="eastAsia"/>
+                <w:sz w:val="18"/>
+                <w:lang w:eastAsia="zh-CN"/>
+              </w:rPr>
+              <w:t>需求确认</w:t>
+            </w:r>
+          </w:p>
+        </w:tc>
+        <w:tc>
+          <w:tcPr>
+            <w:tcW w:w="1744" w:type="dxa"/>
+            <w:noWrap w:val="0"/>
+            <w:vAlign w:val="top"/>
+          </w:tcPr>
+          <w:p>
+            <w:pPr>
+              <w:rPr>
+                <w:rFonts w:hint="eastAsia" w:eastAsia="宋体"/>
+                <w:sz w:val="18"/>
+                <w:lang w:eastAsia="zh-CN"/>
+              </w:rPr>
+            </w:pPr>
+            <w:r>
+              <w:rPr>
+                <w:rFonts w:hint="eastAsia"/>
+                <w:sz w:val="18"/>
+                <w:lang w:eastAsia="zh-CN"/>
+              </w:rPr>
+              <w:t>需求基线</w:t>
+            </w:r>
+          </w:p>
+        </w:tc>
+        <w:tc>
+          <w:tcPr>
+            <w:tcW w:w="1744" w:type="dxa"/>
+            <w:noWrap w:val="0"/>
+            <w:vAlign w:val="top"/>
+          </w:tcPr>
+          <w:p>
+            <w:pPr>
+              <w:rPr>
+                <w:rFonts w:hint="eastAsia" w:eastAsia="宋体"/>
+                <w:sz w:val="18"/>
+                <w:lang w:eastAsia="zh-CN"/>
+              </w:rPr>
+            </w:pPr>
+            <w:r>
+              <w:rPr>
+                <w:rFonts w:hint="eastAsia"/>
+                <w:sz w:val="18"/>
+                <w:lang w:eastAsia="zh-CN"/>
+              </w:rPr>
+              <w:t>A</w:t>
+            </w:r>
+          </w:p>
+        </w:tc>
+        <w:tc>
+          <w:tcPr>
+            <w:tcW w:w="1744" w:type="dxa"/>
+            <w:noWrap w:val="0"/>
+            <w:vAlign w:val="top"/>
+          </w:tcPr>
+          <w:p>
+            <w:pPr>
+              <w:rPr>
+                <w:rFonts w:hint="eastAsia" w:eastAsia="宋体"/>
+                <w:sz w:val="18"/>
+                <w:lang w:eastAsia="zh-CN"/>
+              </w:rPr>
+            </w:pPr>
+            <w:r>
+              <w:rPr>
+                <w:rFonts w:hint="eastAsia"/>
+                <w:sz w:val="18"/>
+                <w:lang w:eastAsia="zh-CN"/>
+              </w:rPr>
+              <w:t>9</w:t>
+            </w:r>
+          </w:p>
+        </w:tc>
+      </w:tr>
+      <w:tr>
+        <w:tblPrEx>
+          <w:tblBorders>
+            <w:top w:val="single" w:color="auto" w:sz="4" w:space="0"/>
+            <w:left w:val="single" w:color="auto" w:sz="4" w:space="0"/>
+            <w:bottom w:val="single" w:color="auto" w:sz="4" w:space="0"/>
+            <w:right w:val="single" w:color="auto" w:sz="4" w:space="0"/>
+            <w:insideH w:val="single" w:color="auto" w:sz="4" w:space="0"/>
+            <w:insideV w:val="single" w:color="auto" w:sz="4" w:space="0"/>
+          </w:tblBorders>
+          <w:tblCellMar>
+            <w:top w:w="0" w:type="dxa"/>
+            <w:left w:w="108" w:type="dxa"/>
+            <w:bottom w:w="0" w:type="dxa"/>
+            <w:right w:w="108" w:type="dxa"/>
+          </w:tblCellMar>
+        </w:tblPrEx>
+        <w:tc>
+          <w:tcPr>
+            <w:tcW w:w="1744" w:type="dxa"/>
+            <w:noWrap w:val="0"/>
+            <w:vAlign w:val="top"/>
+          </w:tcPr>
+          <w:p>
+            <w:pPr>
+              <w:rPr>
+                <w:rFonts w:hint="eastAsia" w:eastAsia="宋体"/>
+                <w:sz w:val="18"/>
+                <w:lang w:eastAsia="zh-CN"/>
+              </w:rPr>
+            </w:pPr>
+            <w:r>
+              <w:rPr>
+                <w:rFonts w:hint="eastAsia"/>
+                <w:sz w:val="18"/>
+                <w:lang w:eastAsia="zh-CN"/>
+              </w:rPr>
+              <w:t>1.2</w:t>
+            </w:r>
+          </w:p>
+        </w:tc>
+        <w:tc>
+          <w:tcPr>
+            <w:tcW w:w="1744" w:type="dxa"/>
+            <w:noWrap w:val="0"/>
+            <w:vAlign w:val="top"/>
+          </w:tcPr>
+          <w:p>
+            <w:pPr>
+              <w:rPr>
+                <w:rFonts w:hint="eastAsia" w:eastAsia="宋体"/>
+                <w:sz w:val="18"/>
+                <w:lang w:eastAsia="zh-CN"/>
+              </w:rPr>
+            </w:pPr>
+            <w:r>
+              <w:rPr>
+                <w:rFonts w:hint="eastAsia"/>
+                <w:sz w:val="18"/>
+                <w:lang w:eastAsia="zh-CN"/>
+              </w:rPr>
+              <w:t>技术验证</w:t>
+            </w:r>
+          </w:p>
+        </w:tc>
+        <w:tc>
+          <w:tcPr>
+            <w:tcW w:w="1744" w:type="dxa"/>
+            <w:noWrap w:val="0"/>
+            <w:vAlign w:val="top"/>
+          </w:tcPr>
+          <w:p>
+            <w:pPr>
+              <w:rPr>
+                <w:rFonts w:hint="eastAsia" w:eastAsia="宋体"/>
+                <w:sz w:val="18"/>
+                <w:lang w:eastAsia="zh-CN"/>
+              </w:rPr>
+            </w:pPr>
+            <w:r>
+              <w:rPr>
+                <w:rFonts w:hint="eastAsia"/>
+                <w:sz w:val="18"/>
+                <w:lang w:eastAsia="zh-CN"/>
+              </w:rPr>
+              <w:t>选型记录</w:t>
+            </w:r>
+          </w:p>
+        </w:tc>
+        <w:tc>
+          <w:tcPr>
+            <w:tcW w:w="1744" w:type="dxa"/>
+            <w:noWrap w:val="0"/>
+            <w:vAlign w:val="top"/>
+          </w:tcPr>
+          <w:p>
+            <w:pPr>
+              <w:rPr>
+                <w:rFonts w:hint="eastAsia" w:eastAsia="宋体"/>
+                <w:sz w:val="18"/>
+                <w:lang w:eastAsia="zh-CN"/>
+              </w:rPr>
+            </w:pPr>
+            <w:r>
+              <w:rPr>
+                <w:rFonts w:hint="eastAsia"/>
+                <w:sz w:val="18"/>
+                <w:lang w:eastAsia="zh-CN"/>
+              </w:rPr>
+              <w:t>C</w:t>
+            </w:r>
+          </w:p>
+        </w:tc>
+        <w:tc>
+          <w:tcPr>
+            <w:tcW w:w="1744" w:type="dxa"/>
+            <w:noWrap w:val="0"/>
+            <w:vAlign w:val="top"/>
+          </w:tcPr>
+          <w:p>
+            <w:pPr>
+              <w:rPr>
+                <w:rFonts w:hint="eastAsia" w:eastAsia="宋体"/>
+                <w:sz w:val="18"/>
+                <w:lang w:eastAsia="zh-CN"/>
+              </w:rPr>
+            </w:pPr>
+            <w:r>
+              <w:rPr>
+                <w:rFonts w:hint="eastAsia"/>
+                <w:sz w:val="18"/>
+                <w:lang w:eastAsia="zh-CN"/>
+              </w:rPr>
+              <w:t>15</w:t>
+            </w:r>
+          </w:p>
+        </w:tc>
+      </w:tr>
+      <w:tr>
+        <w:tblPrEx>
+          <w:tblBorders>
+            <w:top w:val="single" w:color="auto" w:sz="4" w:space="0"/>
+            <w:left w:val="single" w:color="auto" w:sz="4" w:space="0"/>
+            <w:bottom w:val="single" w:color="auto" w:sz="4" w:space="0"/>
+            <w:right w:val="single" w:color="auto" w:sz="4" w:space="0"/>
+            <w:insideH w:val="single" w:color="auto" w:sz="4" w:space="0"/>
+            <w:insideV w:val="single" w:color="auto" w:sz="4" w:space="0"/>
+          </w:tblBorders>
+          <w:tblCellMar>
+            <w:top w:w="0" w:type="dxa"/>
+            <w:left w:w="108" w:type="dxa"/>
+            <w:bottom w:w="0" w:type="dxa"/>
+            <w:right w:w="108" w:type="dxa"/>
+          </w:tblCellMar>
+        </w:tblPrEx>
+        <w:tc>
+          <w:tcPr>
+            <w:tcW w:w="1744" w:type="dxa"/>
+            <w:noWrap w:val="0"/>
+            <w:vAlign w:val="top"/>
+          </w:tcPr>
+          <w:p>
+            <w:pPr>
+              <w:rPr>
+                <w:rFonts w:hint="eastAsia" w:eastAsia="宋体"/>
+                <w:sz w:val="18"/>
+                <w:lang w:eastAsia="zh-CN"/>
+              </w:rPr>
+            </w:pPr>
+            <w:r>
+              <w:rPr>
+                <w:rFonts w:hint="eastAsia"/>
+                <w:sz w:val="18"/>
+                <w:lang w:eastAsia="zh-CN"/>
+              </w:rPr>
+              <w:t>2.1</w:t>
+            </w:r>
+          </w:p>
+        </w:tc>
+        <w:tc>
+          <w:tcPr>
+            <w:tcW w:w="1744" w:type="dxa"/>
+            <w:noWrap w:val="0"/>
+            <w:vAlign w:val="top"/>
+          </w:tcPr>
+          <w:p>
+            <w:pPr>
+              <w:rPr>
+                <w:rFonts w:hint="eastAsia" w:eastAsia="宋体"/>
+                <w:sz w:val="18"/>
+                <w:lang w:eastAsia="zh-CN"/>
+              </w:rPr>
+            </w:pPr>
+            <w:r>
+              <w:rPr>
+                <w:rFonts w:hint="eastAsia"/>
+                <w:sz w:val="18"/>
+                <w:lang w:eastAsia="zh-CN"/>
+              </w:rPr>
+              <w:t>资料采集与切片</w:t>
+            </w:r>
+          </w:p>
+        </w:tc>
+        <w:tc>
+          <w:tcPr>
+            <w:tcW w:w="1744" w:type="dxa"/>
+            <w:noWrap w:val="0"/>
+            <w:vAlign w:val="top"/>
+          </w:tcPr>
+          <w:p>
+            <w:pPr>
+              <w:rPr>
+                <w:rFonts w:hint="eastAsia" w:eastAsia="宋体"/>
+                <w:sz w:val="18"/>
+                <w:lang w:eastAsia="zh-CN"/>
+              </w:rPr>
+            </w:pPr>
+            <w:r>
+              <w:rPr>
+                <w:rFonts w:hint="eastAsia"/>
+                <w:sz w:val="18"/>
+                <w:lang w:eastAsia="zh-CN"/>
+              </w:rPr>
+              <w:t>资料库与切片规则</w:t>
+            </w:r>
+          </w:p>
+        </w:tc>
+        <w:tc>
+          <w:tcPr>
+            <w:tcW w:w="1744" w:type="dxa"/>
+            <w:noWrap w:val="0"/>
+            <w:vAlign w:val="top"/>
+          </w:tcPr>
+          <w:p>
+            <w:pPr>
+              <w:rPr>
+                <w:rFonts w:hint="eastAsia" w:eastAsia="宋体"/>
+                <w:sz w:val="18"/>
+                <w:lang w:eastAsia="zh-CN"/>
+              </w:rPr>
+            </w:pPr>
+            <w:r>
+              <w:rPr>
+                <w:rFonts w:hint="eastAsia"/>
+                <w:sz w:val="18"/>
+                <w:lang w:eastAsia="zh-CN"/>
+              </w:rPr>
+              <w:t>A</w:t>
+            </w:r>
+          </w:p>
+        </w:tc>
+        <w:tc>
+          <w:tcPr>
+            <w:tcW w:w="1744" w:type="dxa"/>
+            <w:noWrap w:val="0"/>
+            <w:vAlign w:val="top"/>
+          </w:tcPr>
+          <w:p>
+            <w:pPr>
+              <w:rPr>
+                <w:rFonts w:hint="eastAsia" w:eastAsia="宋体"/>
+                <w:sz w:val="18"/>
+                <w:lang w:eastAsia="zh-CN"/>
+              </w:rPr>
+            </w:pPr>
+            <w:r>
+              <w:rPr>
+                <w:rFonts w:hint="eastAsia"/>
+                <w:sz w:val="18"/>
+                <w:lang w:eastAsia="zh-CN"/>
+              </w:rPr>
+              <w:t>12</w:t>
+            </w:r>
+          </w:p>
+        </w:tc>
+      </w:tr>
+      <w:tr>
+        <w:tblPrEx>
+          <w:tblBorders>
+            <w:top w:val="single" w:color="auto" w:sz="4" w:space="0"/>
+            <w:left w:val="single" w:color="auto" w:sz="4" w:space="0"/>
+            <w:bottom w:val="single" w:color="auto" w:sz="4" w:space="0"/>
+            <w:right w:val="single" w:color="auto" w:sz="4" w:space="0"/>
+            <w:insideH w:val="single" w:color="auto" w:sz="4" w:space="0"/>
+            <w:insideV w:val="single" w:color="auto" w:sz="4" w:space="0"/>
+          </w:tblBorders>
+          <w:tblCellMar>
+            <w:top w:w="0" w:type="dxa"/>
+            <w:left w:w="108" w:type="dxa"/>
+            <w:bottom w:w="0" w:type="dxa"/>
+            <w:right w:w="108" w:type="dxa"/>
+          </w:tblCellMar>
+        </w:tblPrEx>
+        <w:tc>
+          <w:tcPr>
+            <w:tcW w:w="1744" w:type="dxa"/>
+            <w:noWrap w:val="0"/>
+            <w:vAlign w:val="top"/>
+          </w:tcPr>
+          <w:p>
+            <w:pPr>
+              <w:rPr>
+                <w:rFonts w:hint="eastAsia" w:eastAsia="宋体"/>
+                <w:sz w:val="18"/>
+                <w:lang w:eastAsia="zh-CN"/>
+              </w:rPr>
+            </w:pPr>
+            <w:r>
+              <w:rPr>
+                <w:rFonts w:hint="eastAsia"/>
+                <w:sz w:val="18"/>
+                <w:lang w:eastAsia="zh-CN"/>
+              </w:rPr>
+              <w:t>2.2</w:t>
+            </w:r>
+          </w:p>
+        </w:tc>
+        <w:tc>
+          <w:tcPr>
+            <w:tcW w:w="1744" w:type="dxa"/>
+            <w:noWrap w:val="0"/>
+            <w:vAlign w:val="top"/>
+          </w:tcPr>
+          <w:p>
+            <w:pPr>
+              <w:rPr>
+                <w:rFonts w:hint="eastAsia" w:eastAsia="宋体"/>
+                <w:sz w:val="18"/>
+                <w:lang w:eastAsia="zh-CN"/>
+              </w:rPr>
+            </w:pPr>
+            <w:r>
+              <w:rPr>
+                <w:rFonts w:hint="eastAsia"/>
+                <w:sz w:val="18"/>
+                <w:lang w:eastAsia="zh-CN"/>
+              </w:rPr>
+              <w:t>检索与引用</w:t>
+            </w:r>
+          </w:p>
+        </w:tc>
+        <w:tc>
+          <w:tcPr>
+            <w:tcW w:w="1744" w:type="dxa"/>
+            <w:noWrap w:val="0"/>
+            <w:vAlign w:val="top"/>
+          </w:tcPr>
+          <w:p>
+            <w:pPr>
+              <w:rPr>
+                <w:rFonts w:hint="eastAsia" w:eastAsia="宋体"/>
+                <w:sz w:val="18"/>
+                <w:lang w:eastAsia="zh-CN"/>
+              </w:rPr>
+            </w:pPr>
+            <w:r>
+              <w:rPr>
+                <w:rFonts w:hint="eastAsia"/>
+                <w:sz w:val="18"/>
+                <w:lang w:eastAsia="zh-CN"/>
+              </w:rPr>
+              <w:t>检索、引用校验</w:t>
+            </w:r>
+          </w:p>
+        </w:tc>
+        <w:tc>
+          <w:tcPr>
+            <w:tcW w:w="1744" w:type="dxa"/>
+            <w:noWrap w:val="0"/>
+            <w:vAlign w:val="top"/>
+          </w:tcPr>
+          <w:p>
+            <w:pPr>
+              <w:rPr>
+                <w:rFonts w:hint="eastAsia" w:eastAsia="宋体"/>
+                <w:sz w:val="18"/>
+                <w:lang w:eastAsia="zh-CN"/>
+              </w:rPr>
+            </w:pPr>
+            <w:r>
+              <w:rPr>
+                <w:rFonts w:hint="eastAsia"/>
+                <w:sz w:val="18"/>
+                <w:lang w:eastAsia="zh-CN"/>
+              </w:rPr>
+              <w:t>A</w:t>
+            </w:r>
+          </w:p>
+        </w:tc>
+        <w:tc>
+          <w:tcPr>
+            <w:tcW w:w="1744" w:type="dxa"/>
+            <w:noWrap w:val="0"/>
+            <w:vAlign w:val="top"/>
+          </w:tcPr>
+          <w:p>
+            <w:pPr>
+              <w:rPr>
+                <w:rFonts w:hint="eastAsia" w:eastAsia="宋体"/>
+                <w:sz w:val="18"/>
+                <w:lang w:eastAsia="zh-CN"/>
+              </w:rPr>
+            </w:pPr>
+            <w:r>
+              <w:rPr>
+                <w:rFonts w:hint="eastAsia"/>
+                <w:sz w:val="18"/>
+                <w:lang w:eastAsia="zh-CN"/>
+              </w:rPr>
+              <w:t>15</w:t>
+            </w:r>
+          </w:p>
+        </w:tc>
+      </w:tr>
+      <w:tr>
+        <w:tblPrEx>
+          <w:tblBorders>
+            <w:top w:val="single" w:color="auto" w:sz="4" w:space="0"/>
+            <w:left w:val="single" w:color="auto" w:sz="4" w:space="0"/>
+            <w:bottom w:val="single" w:color="auto" w:sz="4" w:space="0"/>
+            <w:right w:val="single" w:color="auto" w:sz="4" w:space="0"/>
+            <w:insideH w:val="single" w:color="auto" w:sz="4" w:space="0"/>
+            <w:insideV w:val="single" w:color="auto" w:sz="4" w:space="0"/>
+          </w:tblBorders>
+          <w:tblCellMar>
+            <w:top w:w="0" w:type="dxa"/>
+            <w:left w:w="108" w:type="dxa"/>
+            <w:bottom w:w="0" w:type="dxa"/>
+            <w:right w:w="108" w:type="dxa"/>
+          </w:tblCellMar>
+        </w:tblPrEx>
+        <w:tc>
+          <w:tcPr>
+            <w:tcW w:w="1744" w:type="dxa"/>
+            <w:noWrap w:val="0"/>
+            <w:vAlign w:val="top"/>
+          </w:tcPr>
+          <w:p>
+            <w:pPr>
+              <w:rPr>
+                <w:rFonts w:hint="eastAsia" w:eastAsia="宋体"/>
+                <w:sz w:val="18"/>
+                <w:lang w:eastAsia="zh-CN"/>
+              </w:rPr>
+            </w:pPr>
+            <w:r>
+              <w:rPr>
+                <w:rFonts w:hint="eastAsia"/>
+                <w:sz w:val="18"/>
+                <w:lang w:eastAsia="zh-CN"/>
+              </w:rPr>
+              <w:t>2.3</w:t>
+            </w:r>
+          </w:p>
+        </w:tc>
+        <w:tc>
+          <w:tcPr>
+            <w:tcW w:w="1744" w:type="dxa"/>
+            <w:noWrap w:val="0"/>
+            <w:vAlign w:val="top"/>
+          </w:tcPr>
+          <w:p>
+            <w:pPr>
+              <w:rPr>
+                <w:rFonts w:hint="eastAsia" w:eastAsia="宋体"/>
+                <w:sz w:val="18"/>
+                <w:lang w:eastAsia="zh-CN"/>
+              </w:rPr>
+            </w:pPr>
+            <w:r>
+              <w:rPr>
+                <w:rFonts w:hint="eastAsia"/>
+                <w:sz w:val="18"/>
+                <w:lang w:eastAsia="zh-CN"/>
+              </w:rPr>
+              <w:t>资料管理</w:t>
+            </w:r>
+          </w:p>
+        </w:tc>
+        <w:tc>
+          <w:tcPr>
+            <w:tcW w:w="1744" w:type="dxa"/>
+            <w:noWrap w:val="0"/>
+            <w:vAlign w:val="top"/>
+          </w:tcPr>
+          <w:p>
+            <w:pPr>
+              <w:rPr>
+                <w:rFonts w:hint="eastAsia" w:eastAsia="宋体"/>
+                <w:sz w:val="18"/>
+                <w:lang w:eastAsia="zh-CN"/>
+              </w:rPr>
+            </w:pPr>
+            <w:r>
+              <w:rPr>
+                <w:rFonts w:hint="eastAsia"/>
+                <w:sz w:val="18"/>
+                <w:lang w:eastAsia="zh-CN"/>
+              </w:rPr>
+              <w:t>导入及文件夹界面</w:t>
+            </w:r>
+          </w:p>
+        </w:tc>
+        <w:tc>
+          <w:tcPr>
+            <w:tcW w:w="1744" w:type="dxa"/>
+            <w:noWrap w:val="0"/>
+            <w:vAlign w:val="top"/>
+          </w:tcPr>
+          <w:p>
+            <w:pPr>
+              <w:rPr>
+                <w:rFonts w:hint="eastAsia" w:eastAsia="宋体"/>
+                <w:sz w:val="18"/>
+                <w:lang w:eastAsia="zh-CN"/>
+              </w:rPr>
+            </w:pPr>
+            <w:r>
+              <w:rPr>
+                <w:rFonts w:hint="eastAsia"/>
+                <w:sz w:val="18"/>
+                <w:lang w:eastAsia="zh-CN"/>
+              </w:rPr>
+              <w:t>A</w:t>
+            </w:r>
+          </w:p>
+        </w:tc>
+        <w:tc>
+          <w:tcPr>
+            <w:tcW w:w="1744" w:type="dxa"/>
+            <w:noWrap w:val="0"/>
+            <w:vAlign w:val="top"/>
+          </w:tcPr>
+          <w:p>
+            <w:pPr>
+              <w:rPr>
+                <w:rFonts w:hint="eastAsia" w:eastAsia="宋体"/>
+                <w:sz w:val="18"/>
+                <w:lang w:eastAsia="zh-CN"/>
+              </w:rPr>
+            </w:pPr>
+            <w:r>
+              <w:rPr>
+                <w:rFonts w:hint="eastAsia"/>
+                <w:sz w:val="18"/>
+                <w:lang w:eastAsia="zh-CN"/>
+              </w:rPr>
+              <w:t>12</w:t>
+            </w:r>
+          </w:p>
+        </w:tc>
+      </w:tr>
+      <w:tr>
+        <w:tblPrEx>
+          <w:tblBorders>
+            <w:top w:val="single" w:color="auto" w:sz="4" w:space="0"/>
+            <w:left w:val="single" w:color="auto" w:sz="4" w:space="0"/>
+            <w:bottom w:val="single" w:color="auto" w:sz="4" w:space="0"/>
+            <w:right w:val="single" w:color="auto" w:sz="4" w:space="0"/>
+            <w:insideH w:val="single" w:color="auto" w:sz="4" w:space="0"/>
+            <w:insideV w:val="single" w:color="auto" w:sz="4" w:space="0"/>
+          </w:tblBorders>
+          <w:tblCellMar>
+            <w:top w:w="0" w:type="dxa"/>
+            <w:left w:w="108" w:type="dxa"/>
+            <w:bottom w:w="0" w:type="dxa"/>
+            <w:right w:w="108" w:type="dxa"/>
+          </w:tblCellMar>
+        </w:tblPrEx>
+        <w:tc>
+          <w:tcPr>
+            <w:tcW w:w="1744" w:type="dxa"/>
+            <w:noWrap w:val="0"/>
+            <w:vAlign w:val="top"/>
+          </w:tcPr>
+          <w:p>
+            <w:pPr>
+              <w:rPr>
+                <w:rFonts w:hint="eastAsia" w:eastAsia="宋体"/>
+                <w:sz w:val="18"/>
+                <w:lang w:eastAsia="zh-CN"/>
+              </w:rPr>
+            </w:pPr>
+            <w:r>
+              <w:rPr>
+                <w:rFonts w:hint="eastAsia"/>
+                <w:sz w:val="18"/>
+                <w:lang w:eastAsia="zh-CN"/>
+              </w:rPr>
+              <w:t>3.1</w:t>
+            </w:r>
+          </w:p>
+        </w:tc>
+        <w:tc>
+          <w:tcPr>
+            <w:tcW w:w="1744" w:type="dxa"/>
+            <w:noWrap w:val="0"/>
+            <w:vAlign w:val="top"/>
+          </w:tcPr>
+          <w:p>
+            <w:pPr>
+              <w:rPr>
+                <w:rFonts w:hint="eastAsia" w:eastAsia="宋体"/>
+                <w:sz w:val="18"/>
+                <w:lang w:eastAsia="zh-CN"/>
+              </w:rPr>
+            </w:pPr>
+            <w:r>
+              <w:rPr>
+                <w:rFonts w:hint="eastAsia"/>
+                <w:sz w:val="18"/>
+                <w:lang w:eastAsia="zh-CN"/>
+              </w:rPr>
+              <w:t>问答链路</w:t>
+            </w:r>
+          </w:p>
+        </w:tc>
+        <w:tc>
+          <w:tcPr>
+            <w:tcW w:w="1744" w:type="dxa"/>
+            <w:noWrap w:val="0"/>
+            <w:vAlign w:val="top"/>
+          </w:tcPr>
+          <w:p>
+            <w:pPr>
+              <w:rPr>
+                <w:rFonts w:hint="eastAsia" w:eastAsia="宋体"/>
+                <w:sz w:val="18"/>
+                <w:lang w:eastAsia="zh-CN"/>
+              </w:rPr>
+            </w:pPr>
+            <w:r>
+              <w:rPr>
+                <w:rFonts w:hint="eastAsia"/>
+                <w:sz w:val="18"/>
+                <w:lang w:eastAsia="zh-CN"/>
+              </w:rPr>
+              <w:t>流式问答与引用展示</w:t>
+            </w:r>
+          </w:p>
+        </w:tc>
+        <w:tc>
+          <w:tcPr>
+            <w:tcW w:w="1744" w:type="dxa"/>
+            <w:noWrap w:val="0"/>
+            <w:vAlign w:val="top"/>
+          </w:tcPr>
+          <w:p>
+            <w:pPr>
+              <w:rPr>
+                <w:rFonts w:hint="eastAsia" w:eastAsia="宋体"/>
+                <w:sz w:val="18"/>
+                <w:lang w:eastAsia="zh-CN"/>
+              </w:rPr>
+            </w:pPr>
+            <w:r>
+              <w:rPr>
+                <w:rFonts w:hint="eastAsia"/>
+                <w:sz w:val="18"/>
+                <w:lang w:eastAsia="zh-CN"/>
+              </w:rPr>
+              <w:t>A</w:t>
+            </w:r>
+          </w:p>
+        </w:tc>
+        <w:tc>
+          <w:tcPr>
+            <w:tcW w:w="1744" w:type="dxa"/>
+            <w:noWrap w:val="0"/>
+            <w:vAlign w:val="top"/>
+          </w:tcPr>
+          <w:p>
+            <w:pPr>
+              <w:rPr>
+                <w:rFonts w:hint="eastAsia" w:eastAsia="宋体"/>
+                <w:sz w:val="18"/>
+                <w:lang w:eastAsia="zh-CN"/>
+              </w:rPr>
+            </w:pPr>
+            <w:r>
+              <w:rPr>
+                <w:rFonts w:hint="eastAsia"/>
+                <w:sz w:val="18"/>
+                <w:lang w:eastAsia="zh-CN"/>
+              </w:rPr>
+              <w:t>18</w:t>
+            </w:r>
+          </w:p>
+        </w:tc>
+      </w:tr>
+      <w:tr>
+        <w:tblPrEx>
+          <w:tblBorders>
+            <w:top w:val="single" w:color="auto" w:sz="4" w:space="0"/>
+            <w:left w:val="single" w:color="auto" w:sz="4" w:space="0"/>
+            <w:bottom w:val="single" w:color="auto" w:sz="4" w:space="0"/>
+            <w:right w:val="single" w:color="auto" w:sz="4" w:space="0"/>
+            <w:insideH w:val="single" w:color="auto" w:sz="4" w:space="0"/>
+            <w:insideV w:val="single" w:color="auto" w:sz="4" w:space="0"/>
+          </w:tblBorders>
+          <w:tblCellMar>
+            <w:top w:w="0" w:type="dxa"/>
+            <w:left w:w="108" w:type="dxa"/>
+            <w:bottom w:w="0" w:type="dxa"/>
+            <w:right w:w="108" w:type="dxa"/>
+          </w:tblCellMar>
+        </w:tblPrEx>
+        <w:tc>
+          <w:tcPr>
+            <w:tcW w:w="1744" w:type="dxa"/>
+            <w:noWrap w:val="0"/>
+            <w:vAlign w:val="top"/>
+          </w:tcPr>
+          <w:p>
+            <w:pPr>
+              <w:rPr>
+                <w:rFonts w:hint="eastAsia" w:eastAsia="宋体"/>
+                <w:sz w:val="18"/>
+                <w:lang w:eastAsia="zh-CN"/>
+              </w:rPr>
+            </w:pPr>
+            <w:r>
+              <w:rPr>
+                <w:rFonts w:hint="eastAsia"/>
+                <w:sz w:val="18"/>
+                <w:lang w:eastAsia="zh-CN"/>
+              </w:rPr>
+              <w:t>3.2</w:t>
+            </w:r>
+          </w:p>
+        </w:tc>
+        <w:tc>
+          <w:tcPr>
+            <w:tcW w:w="1744" w:type="dxa"/>
+            <w:noWrap w:val="0"/>
+            <w:vAlign w:val="top"/>
+          </w:tcPr>
+          <w:p>
+            <w:pPr>
+              <w:rPr>
+                <w:rFonts w:hint="eastAsia" w:eastAsia="宋体"/>
+                <w:sz w:val="18"/>
+                <w:lang w:eastAsia="zh-CN"/>
+              </w:rPr>
+            </w:pPr>
+            <w:r>
+              <w:rPr>
+                <w:rFonts w:hint="eastAsia"/>
+                <w:sz w:val="18"/>
+                <w:lang w:eastAsia="zh-CN"/>
+              </w:rPr>
+              <w:t>科目与章节</w:t>
+            </w:r>
+          </w:p>
+        </w:tc>
+        <w:tc>
+          <w:tcPr>
+            <w:tcW w:w="1744" w:type="dxa"/>
+            <w:noWrap w:val="0"/>
+            <w:vAlign w:val="top"/>
+          </w:tcPr>
+          <w:p>
+            <w:pPr>
+              <w:rPr>
+                <w:rFonts w:hint="eastAsia" w:eastAsia="宋体"/>
+                <w:sz w:val="18"/>
+                <w:lang w:eastAsia="zh-CN"/>
+              </w:rPr>
+            </w:pPr>
+            <w:r>
+              <w:rPr>
+                <w:rFonts w:hint="eastAsia"/>
+                <w:sz w:val="18"/>
+                <w:lang w:eastAsia="zh-CN"/>
+              </w:rPr>
+              <w:t>四科19章及章节管理</w:t>
+            </w:r>
+          </w:p>
+        </w:tc>
+        <w:tc>
+          <w:tcPr>
+            <w:tcW w:w="1744" w:type="dxa"/>
+            <w:noWrap w:val="0"/>
+            <w:vAlign w:val="top"/>
+          </w:tcPr>
+          <w:p>
+            <w:pPr>
+              <w:rPr>
+                <w:rFonts w:hint="eastAsia" w:eastAsia="宋体"/>
+                <w:sz w:val="18"/>
+                <w:lang w:eastAsia="zh-CN"/>
+              </w:rPr>
+            </w:pPr>
+            <w:r>
+              <w:rPr>
+                <w:rFonts w:hint="eastAsia"/>
+                <w:sz w:val="18"/>
+                <w:lang w:eastAsia="zh-CN"/>
+              </w:rPr>
+              <w:t>B</w:t>
+            </w:r>
+          </w:p>
+        </w:tc>
+        <w:tc>
+          <w:tcPr>
+            <w:tcW w:w="1744" w:type="dxa"/>
+            <w:noWrap w:val="0"/>
+            <w:vAlign w:val="top"/>
+          </w:tcPr>
+          <w:p>
+            <w:pPr>
+              <w:rPr>
+                <w:rFonts w:hint="eastAsia" w:eastAsia="宋体"/>
+                <w:sz w:val="18"/>
+                <w:lang w:eastAsia="zh-CN"/>
+              </w:rPr>
+            </w:pPr>
+            <w:r>
+              <w:rPr>
+                <w:rFonts w:hint="eastAsia"/>
+                <w:sz w:val="18"/>
+                <w:lang w:eastAsia="zh-CN"/>
+              </w:rPr>
+              <w:t>15</w:t>
+            </w:r>
+          </w:p>
+        </w:tc>
+      </w:tr>
+      <w:tr>
+        <w:tblPrEx>
+          <w:tblBorders>
+            <w:top w:val="single" w:color="auto" w:sz="4" w:space="0"/>
+            <w:left w:val="single" w:color="auto" w:sz="4" w:space="0"/>
+            <w:bottom w:val="single" w:color="auto" w:sz="4" w:space="0"/>
+            <w:right w:val="single" w:color="auto" w:sz="4" w:space="0"/>
+            <w:insideH w:val="single" w:color="auto" w:sz="4" w:space="0"/>
+            <w:insideV w:val="single" w:color="auto" w:sz="4" w:space="0"/>
+          </w:tblBorders>
+          <w:tblCellMar>
+            <w:top w:w="0" w:type="dxa"/>
+            <w:left w:w="108" w:type="dxa"/>
+            <w:bottom w:w="0" w:type="dxa"/>
+            <w:right w:w="108" w:type="dxa"/>
+          </w:tblCellMar>
+        </w:tblPrEx>
+        <w:tc>
+          <w:tcPr>
+            <w:tcW w:w="1744" w:type="dxa"/>
+            <w:noWrap w:val="0"/>
+            <w:vAlign w:val="top"/>
+          </w:tcPr>
+          <w:p>
+            <w:pPr>
+              <w:rPr>
+                <w:rFonts w:hint="eastAsia" w:eastAsia="宋体"/>
+                <w:sz w:val="18"/>
+                <w:lang w:eastAsia="zh-CN"/>
+              </w:rPr>
+            </w:pPr>
+            <w:r>
+              <w:rPr>
+                <w:rFonts w:hint="eastAsia"/>
+                <w:sz w:val="18"/>
+                <w:lang w:eastAsia="zh-CN"/>
+              </w:rPr>
+              <w:t>3.3</w:t>
+            </w:r>
+          </w:p>
+        </w:tc>
+        <w:tc>
+          <w:tcPr>
+            <w:tcW w:w="1744" w:type="dxa"/>
+            <w:noWrap w:val="0"/>
+            <w:vAlign w:val="top"/>
+          </w:tcPr>
+          <w:p>
+            <w:pPr>
+              <w:rPr>
+                <w:rFonts w:hint="eastAsia" w:eastAsia="宋体"/>
+                <w:sz w:val="18"/>
+                <w:lang w:eastAsia="zh-CN"/>
+              </w:rPr>
+            </w:pPr>
+            <w:r>
+              <w:rPr>
+                <w:rFonts w:hint="eastAsia"/>
+                <w:sz w:val="18"/>
+                <w:lang w:eastAsia="zh-CN"/>
+              </w:rPr>
+              <w:t>练习与小结</w:t>
+            </w:r>
+          </w:p>
+        </w:tc>
+        <w:tc>
+          <w:tcPr>
+            <w:tcW w:w="1744" w:type="dxa"/>
+            <w:noWrap w:val="0"/>
+            <w:vAlign w:val="top"/>
+          </w:tcPr>
+          <w:p>
+            <w:pPr>
+              <w:rPr>
+                <w:rFonts w:hint="eastAsia" w:eastAsia="宋体"/>
+                <w:sz w:val="18"/>
+                <w:lang w:eastAsia="zh-CN"/>
+              </w:rPr>
+            </w:pPr>
+            <w:r>
+              <w:rPr>
+                <w:rFonts w:hint="eastAsia"/>
+                <w:sz w:val="18"/>
+                <w:lang w:eastAsia="zh-CN"/>
+              </w:rPr>
+              <w:t>出题、判分、错题</w:t>
+            </w:r>
+          </w:p>
+        </w:tc>
+        <w:tc>
+          <w:tcPr>
+            <w:tcW w:w="1744" w:type="dxa"/>
+            <w:noWrap w:val="0"/>
+            <w:vAlign w:val="top"/>
+          </w:tcPr>
+          <w:p>
+            <w:pPr>
+              <w:rPr>
+                <w:rFonts w:hint="eastAsia" w:eastAsia="宋体"/>
+                <w:sz w:val="18"/>
+                <w:lang w:eastAsia="zh-CN"/>
+              </w:rPr>
+            </w:pPr>
+            <w:r>
+              <w:rPr>
+                <w:rFonts w:hint="eastAsia"/>
+                <w:sz w:val="18"/>
+                <w:lang w:eastAsia="zh-CN"/>
+              </w:rPr>
+              <w:t>B</w:t>
+            </w:r>
+          </w:p>
+        </w:tc>
+        <w:tc>
+          <w:tcPr>
+            <w:tcW w:w="1744" w:type="dxa"/>
+            <w:noWrap w:val="0"/>
+            <w:vAlign w:val="top"/>
+          </w:tcPr>
+          <w:p>
+            <w:pPr>
+              <w:rPr>
+                <w:rFonts w:hint="eastAsia" w:eastAsia="宋体"/>
+                <w:sz w:val="18"/>
+                <w:lang w:eastAsia="zh-CN"/>
+              </w:rPr>
+            </w:pPr>
+            <w:r>
+              <w:rPr>
+                <w:rFonts w:hint="eastAsia"/>
+                <w:sz w:val="18"/>
+                <w:lang w:eastAsia="zh-CN"/>
+              </w:rPr>
+              <w:t>12</w:t>
+            </w:r>
+          </w:p>
+        </w:tc>
+      </w:tr>
+      <w:tr>
+        <w:tblPrEx>
+          <w:tblBorders>
+            <w:top w:val="single" w:color="auto" w:sz="4" w:space="0"/>
+            <w:left w:val="single" w:color="auto" w:sz="4" w:space="0"/>
+            <w:bottom w:val="single" w:color="auto" w:sz="4" w:space="0"/>
+            <w:right w:val="single" w:color="auto" w:sz="4" w:space="0"/>
+            <w:insideH w:val="single" w:color="auto" w:sz="4" w:space="0"/>
+            <w:insideV w:val="single" w:color="auto" w:sz="4" w:space="0"/>
+          </w:tblBorders>
+          <w:tblCellMar>
+            <w:top w:w="0" w:type="dxa"/>
+            <w:left w:w="108" w:type="dxa"/>
+            <w:bottom w:w="0" w:type="dxa"/>
+            <w:right w:w="108" w:type="dxa"/>
+          </w:tblCellMar>
+        </w:tblPrEx>
+        <w:tc>
+          <w:tcPr>
+            <w:tcW w:w="1744" w:type="dxa"/>
+            <w:noWrap w:val="0"/>
+            <w:vAlign w:val="top"/>
+          </w:tcPr>
+          <w:p>
+            <w:pPr>
+              <w:rPr>
+                <w:rFonts w:hint="eastAsia" w:eastAsia="宋体"/>
+                <w:sz w:val="18"/>
+                <w:lang w:eastAsia="zh-CN"/>
+              </w:rPr>
+            </w:pPr>
+            <w:r>
+              <w:rPr>
+                <w:rFonts w:hint="eastAsia"/>
+                <w:sz w:val="18"/>
+                <w:lang w:eastAsia="zh-CN"/>
+              </w:rPr>
+              <w:t>4.1</w:t>
+            </w:r>
+          </w:p>
+        </w:tc>
+        <w:tc>
+          <w:tcPr>
+            <w:tcW w:w="1744" w:type="dxa"/>
+            <w:noWrap w:val="0"/>
+            <w:vAlign w:val="top"/>
+          </w:tcPr>
+          <w:p>
+            <w:pPr>
+              <w:rPr>
+                <w:rFonts w:hint="eastAsia" w:eastAsia="宋体"/>
+                <w:sz w:val="18"/>
+                <w:lang w:eastAsia="zh-CN"/>
+              </w:rPr>
+            </w:pPr>
+            <w:r>
+              <w:rPr>
+                <w:rFonts w:hint="eastAsia"/>
+                <w:sz w:val="18"/>
+                <w:lang w:eastAsia="zh-CN"/>
+              </w:rPr>
+              <w:t>工具化AI</w:t>
+            </w:r>
+          </w:p>
+        </w:tc>
+        <w:tc>
+          <w:tcPr>
+            <w:tcW w:w="1744" w:type="dxa"/>
+            <w:noWrap w:val="0"/>
+            <w:vAlign w:val="top"/>
+          </w:tcPr>
+          <w:p>
+            <w:pPr>
+              <w:rPr>
+                <w:rFonts w:hint="eastAsia" w:eastAsia="宋体"/>
+                <w:sz w:val="18"/>
+                <w:lang w:eastAsia="zh-CN"/>
+              </w:rPr>
+            </w:pPr>
+            <w:r>
+              <w:rPr>
+                <w:rFonts w:hint="eastAsia"/>
+                <w:sz w:val="18"/>
+                <w:lang w:eastAsia="zh-CN"/>
+              </w:rPr>
+              <w:t>自然语言操作与确认</w:t>
+            </w:r>
+          </w:p>
+        </w:tc>
+        <w:tc>
+          <w:tcPr>
+            <w:tcW w:w="1744" w:type="dxa"/>
+            <w:noWrap w:val="0"/>
+            <w:vAlign w:val="top"/>
+          </w:tcPr>
+          <w:p>
+            <w:pPr>
+              <w:rPr>
+                <w:rFonts w:hint="eastAsia" w:eastAsia="宋体"/>
+                <w:sz w:val="18"/>
+                <w:lang w:eastAsia="zh-CN"/>
+              </w:rPr>
+            </w:pPr>
+            <w:r>
+              <w:rPr>
+                <w:rFonts w:hint="eastAsia"/>
+                <w:sz w:val="18"/>
+                <w:lang w:eastAsia="zh-CN"/>
+              </w:rPr>
+              <w:t>C</w:t>
+            </w:r>
+          </w:p>
+        </w:tc>
+        <w:tc>
+          <w:tcPr>
+            <w:tcW w:w="1744" w:type="dxa"/>
+            <w:noWrap w:val="0"/>
+            <w:vAlign w:val="top"/>
+          </w:tcPr>
+          <w:p>
+            <w:pPr>
+              <w:rPr>
+                <w:rFonts w:hint="eastAsia" w:eastAsia="宋体"/>
+                <w:sz w:val="18"/>
+                <w:lang w:eastAsia="zh-CN"/>
+              </w:rPr>
+            </w:pPr>
+            <w:r>
+              <w:rPr>
+                <w:rFonts w:hint="eastAsia"/>
+                <w:sz w:val="18"/>
+                <w:lang w:eastAsia="zh-CN"/>
+              </w:rPr>
+              <w:t>18</w:t>
+            </w:r>
+          </w:p>
+        </w:tc>
+      </w:tr>
+      <w:tr>
+        <w:tblPrEx>
+          <w:tblBorders>
+            <w:top w:val="single" w:color="auto" w:sz="4" w:space="0"/>
+            <w:left w:val="single" w:color="auto" w:sz="4" w:space="0"/>
+            <w:bottom w:val="single" w:color="auto" w:sz="4" w:space="0"/>
+            <w:right w:val="single" w:color="auto" w:sz="4" w:space="0"/>
+            <w:insideH w:val="single" w:color="auto" w:sz="4" w:space="0"/>
+            <w:insideV w:val="single" w:color="auto" w:sz="4" w:space="0"/>
+          </w:tblBorders>
+          <w:tblCellMar>
+            <w:top w:w="0" w:type="dxa"/>
+            <w:left w:w="108" w:type="dxa"/>
+            <w:bottom w:w="0" w:type="dxa"/>
+            <w:right w:w="108" w:type="dxa"/>
+          </w:tblCellMar>
+        </w:tblPrEx>
+        <w:tc>
+          <w:tcPr>
+            <w:tcW w:w="1744" w:type="dxa"/>
+            <w:noWrap w:val="0"/>
+            <w:vAlign w:val="top"/>
+          </w:tcPr>
+          <w:p>
+            <w:pPr>
+              <w:rPr>
+                <w:rFonts w:hint="eastAsia" w:eastAsia="宋体"/>
+                <w:sz w:val="18"/>
+                <w:lang w:eastAsia="zh-CN"/>
+              </w:rPr>
+            </w:pPr>
+            <w:r>
+              <w:rPr>
+                <w:rFonts w:hint="eastAsia"/>
+                <w:sz w:val="18"/>
+                <w:lang w:eastAsia="zh-CN"/>
+              </w:rPr>
+              <w:t>4.2</w:t>
+            </w:r>
+          </w:p>
+        </w:tc>
+        <w:tc>
+          <w:tcPr>
+            <w:tcW w:w="1744" w:type="dxa"/>
+            <w:noWrap w:val="0"/>
+            <w:vAlign w:val="top"/>
+          </w:tcPr>
+          <w:p>
+            <w:pPr>
+              <w:rPr>
+                <w:rFonts w:hint="eastAsia" w:eastAsia="宋体"/>
+                <w:sz w:val="18"/>
+                <w:lang w:eastAsia="zh-CN"/>
+              </w:rPr>
+            </w:pPr>
+            <w:r>
+              <w:rPr>
+                <w:rFonts w:hint="eastAsia"/>
+                <w:sz w:val="18"/>
+                <w:lang w:eastAsia="zh-CN"/>
+              </w:rPr>
+              <w:t>学习档案</w:t>
+            </w:r>
+          </w:p>
+        </w:tc>
+        <w:tc>
+          <w:tcPr>
+            <w:tcW w:w="1744" w:type="dxa"/>
+            <w:noWrap w:val="0"/>
+            <w:vAlign w:val="top"/>
+          </w:tcPr>
+          <w:p>
+            <w:pPr>
+              <w:rPr>
+                <w:rFonts w:hint="eastAsia" w:eastAsia="宋体"/>
+                <w:sz w:val="18"/>
+                <w:lang w:eastAsia="zh-CN"/>
+              </w:rPr>
+            </w:pPr>
+            <w:r>
+              <w:rPr>
+                <w:rFonts w:hint="eastAsia"/>
+                <w:sz w:val="18"/>
+                <w:lang w:eastAsia="zh-CN"/>
+              </w:rPr>
+              <w:t>个人信息与易错提示</w:t>
+            </w:r>
+          </w:p>
+        </w:tc>
+        <w:tc>
+          <w:tcPr>
+            <w:tcW w:w="1744" w:type="dxa"/>
+            <w:noWrap w:val="0"/>
+            <w:vAlign w:val="top"/>
+          </w:tcPr>
+          <w:p>
+            <w:pPr>
+              <w:rPr>
+                <w:rFonts w:hint="eastAsia" w:eastAsia="宋体"/>
+                <w:sz w:val="18"/>
+                <w:lang w:eastAsia="zh-CN"/>
+              </w:rPr>
+            </w:pPr>
+            <w:r>
+              <w:rPr>
+                <w:rFonts w:hint="eastAsia"/>
+                <w:sz w:val="18"/>
+                <w:lang w:eastAsia="zh-CN"/>
+              </w:rPr>
+              <w:t>B</w:t>
+            </w:r>
+          </w:p>
+        </w:tc>
+        <w:tc>
+          <w:tcPr>
+            <w:tcW w:w="1744" w:type="dxa"/>
+            <w:noWrap w:val="0"/>
+            <w:vAlign w:val="top"/>
+          </w:tcPr>
+          <w:p>
+            <w:pPr>
+              <w:rPr>
+                <w:rFonts w:hint="eastAsia" w:eastAsia="宋体"/>
+                <w:sz w:val="18"/>
+                <w:lang w:eastAsia="zh-CN"/>
+              </w:rPr>
+            </w:pPr>
+            <w:r>
+              <w:rPr>
+                <w:rFonts w:hint="eastAsia"/>
+                <w:sz w:val="18"/>
+                <w:lang w:eastAsia="zh-CN"/>
+              </w:rPr>
+              <w:t>18</w:t>
+            </w:r>
+          </w:p>
+        </w:tc>
+      </w:tr>
+      <w:tr>
+        <w:tblPrEx>
+          <w:tblBorders>
+            <w:top w:val="single" w:color="auto" w:sz="4" w:space="0"/>
+            <w:left w:val="single" w:color="auto" w:sz="4" w:space="0"/>
+            <w:bottom w:val="single" w:color="auto" w:sz="4" w:space="0"/>
+            <w:right w:val="single" w:color="auto" w:sz="4" w:space="0"/>
+            <w:insideH w:val="single" w:color="auto" w:sz="4" w:space="0"/>
+            <w:insideV w:val="single" w:color="auto" w:sz="4" w:space="0"/>
+          </w:tblBorders>
+          <w:tblCellMar>
+            <w:top w:w="0" w:type="dxa"/>
+            <w:left w:w="108" w:type="dxa"/>
+            <w:bottom w:w="0" w:type="dxa"/>
+            <w:right w:w="108" w:type="dxa"/>
+          </w:tblCellMar>
+        </w:tblPrEx>
+        <w:tc>
+          <w:tcPr>
+            <w:tcW w:w="1744" w:type="dxa"/>
+            <w:noWrap w:val="0"/>
+            <w:vAlign w:val="top"/>
+          </w:tcPr>
+          <w:p>
+            <w:pPr>
+              <w:rPr>
+                <w:rFonts w:hint="eastAsia" w:eastAsia="宋体"/>
+                <w:sz w:val="18"/>
+                <w:lang w:eastAsia="zh-CN"/>
+              </w:rPr>
+            </w:pPr>
+            <w:r>
+              <w:rPr>
+                <w:rFonts w:hint="eastAsia"/>
+                <w:sz w:val="18"/>
+                <w:lang w:eastAsia="zh-CN"/>
+              </w:rPr>
+              <w:t>5.1</w:t>
+            </w:r>
+          </w:p>
+        </w:tc>
+        <w:tc>
+          <w:tcPr>
+            <w:tcW w:w="1744" w:type="dxa"/>
+            <w:noWrap w:val="0"/>
+            <w:vAlign w:val="top"/>
+          </w:tcPr>
+          <w:p>
+            <w:pPr>
+              <w:rPr>
+                <w:rFonts w:hint="eastAsia" w:eastAsia="宋体"/>
+                <w:sz w:val="18"/>
+                <w:lang w:eastAsia="zh-CN"/>
+              </w:rPr>
+            </w:pPr>
+            <w:r>
+              <w:rPr>
+                <w:rFonts w:hint="eastAsia"/>
+                <w:sz w:val="18"/>
+                <w:lang w:eastAsia="zh-CN"/>
+              </w:rPr>
+              <w:t>PC界面</w:t>
+            </w:r>
+          </w:p>
+        </w:tc>
+        <w:tc>
+          <w:tcPr>
+            <w:tcW w:w="1744" w:type="dxa"/>
+            <w:noWrap w:val="0"/>
+            <w:vAlign w:val="top"/>
+          </w:tcPr>
+          <w:p>
+            <w:pPr>
+              <w:rPr>
+                <w:rFonts w:hint="eastAsia" w:eastAsia="宋体"/>
+                <w:sz w:val="18"/>
+                <w:lang w:eastAsia="zh-CN"/>
+              </w:rPr>
+            </w:pPr>
+            <w:r>
+              <w:rPr>
+                <w:rFonts w:hint="eastAsia"/>
+                <w:sz w:val="18"/>
+                <w:lang w:eastAsia="zh-CN"/>
+              </w:rPr>
+              <w:t>导航与交互页面</w:t>
+            </w:r>
+          </w:p>
+        </w:tc>
+        <w:tc>
+          <w:tcPr>
+            <w:tcW w:w="1744" w:type="dxa"/>
+            <w:noWrap w:val="0"/>
+            <w:vAlign w:val="top"/>
+          </w:tcPr>
+          <w:p>
+            <w:pPr>
+              <w:rPr>
+                <w:rFonts w:hint="eastAsia" w:eastAsia="宋体"/>
+                <w:sz w:val="18"/>
+                <w:lang w:eastAsia="zh-CN"/>
+              </w:rPr>
+            </w:pPr>
+            <w:r>
+              <w:rPr>
+                <w:rFonts w:hint="eastAsia"/>
+                <w:sz w:val="18"/>
+                <w:lang w:eastAsia="zh-CN"/>
+              </w:rPr>
+              <w:t>A</w:t>
+            </w:r>
+          </w:p>
+        </w:tc>
+        <w:tc>
+          <w:tcPr>
+            <w:tcW w:w="1744" w:type="dxa"/>
+            <w:noWrap w:val="0"/>
+            <w:vAlign w:val="top"/>
+          </w:tcPr>
+          <w:p>
+            <w:pPr>
+              <w:rPr>
+                <w:rFonts w:hint="eastAsia" w:eastAsia="宋体"/>
+                <w:sz w:val="18"/>
+                <w:lang w:eastAsia="zh-CN"/>
+              </w:rPr>
+            </w:pPr>
+            <w:r>
+              <w:rPr>
+                <w:rFonts w:hint="eastAsia"/>
+                <w:sz w:val="18"/>
+                <w:lang w:eastAsia="zh-CN"/>
+              </w:rPr>
+              <w:t>15</w:t>
+            </w:r>
+          </w:p>
+        </w:tc>
+      </w:tr>
+      <w:tr>
+        <w:tblPrEx>
+          <w:tblBorders>
+            <w:top w:val="single" w:color="auto" w:sz="4" w:space="0"/>
+            <w:left w:val="single" w:color="auto" w:sz="4" w:space="0"/>
+            <w:bottom w:val="single" w:color="auto" w:sz="4" w:space="0"/>
+            <w:right w:val="single" w:color="auto" w:sz="4" w:space="0"/>
+            <w:insideH w:val="single" w:color="auto" w:sz="4" w:space="0"/>
+            <w:insideV w:val="single" w:color="auto" w:sz="4" w:space="0"/>
+          </w:tblBorders>
+          <w:tblCellMar>
+            <w:top w:w="0" w:type="dxa"/>
+            <w:left w:w="108" w:type="dxa"/>
+            <w:bottom w:w="0" w:type="dxa"/>
+            <w:right w:w="108" w:type="dxa"/>
+          </w:tblCellMar>
+        </w:tblPrEx>
+        <w:tc>
+          <w:tcPr>
+            <w:tcW w:w="1744" w:type="dxa"/>
+            <w:noWrap w:val="0"/>
+            <w:vAlign w:val="top"/>
+          </w:tcPr>
+          <w:p>
+            <w:pPr>
+              <w:rPr>
+                <w:rFonts w:hint="eastAsia" w:eastAsia="宋体"/>
+                <w:sz w:val="18"/>
+                <w:lang w:eastAsia="zh-CN"/>
+              </w:rPr>
+            </w:pPr>
+            <w:r>
+              <w:rPr>
+                <w:rFonts w:hint="eastAsia"/>
+                <w:sz w:val="18"/>
+                <w:lang w:eastAsia="zh-CN"/>
+              </w:rPr>
+              <w:t>5.2</w:t>
+            </w:r>
+          </w:p>
+        </w:tc>
+        <w:tc>
+          <w:tcPr>
+            <w:tcW w:w="1744" w:type="dxa"/>
+            <w:noWrap w:val="0"/>
+            <w:vAlign w:val="top"/>
+          </w:tcPr>
+          <w:p>
+            <w:pPr>
+              <w:rPr>
+                <w:rFonts w:hint="eastAsia" w:eastAsia="宋体"/>
+                <w:sz w:val="18"/>
+                <w:lang w:eastAsia="zh-CN"/>
+              </w:rPr>
+            </w:pPr>
+            <w:r>
+              <w:rPr>
+                <w:rFonts w:hint="eastAsia"/>
+                <w:sz w:val="18"/>
+                <w:lang w:eastAsia="zh-CN"/>
+              </w:rPr>
+              <w:t>安装与分发</w:t>
+            </w:r>
+          </w:p>
+        </w:tc>
+        <w:tc>
+          <w:tcPr>
+            <w:tcW w:w="1744" w:type="dxa"/>
+            <w:noWrap w:val="0"/>
+            <w:vAlign w:val="top"/>
+          </w:tcPr>
+          <w:p>
+            <w:pPr>
+              <w:rPr>
+                <w:rFonts w:hint="eastAsia" w:eastAsia="宋体"/>
+                <w:sz w:val="18"/>
+                <w:lang w:eastAsia="zh-CN"/>
+              </w:rPr>
+            </w:pPr>
+            <w:r>
+              <w:rPr>
+                <w:rFonts w:hint="eastAsia"/>
+                <w:sz w:val="18"/>
+                <w:lang w:eastAsia="zh-CN"/>
+              </w:rPr>
+              <w:t>启动脚本、安装说明</w:t>
+            </w:r>
+          </w:p>
+        </w:tc>
+        <w:tc>
+          <w:tcPr>
+            <w:tcW w:w="1744" w:type="dxa"/>
+            <w:noWrap w:val="0"/>
+            <w:vAlign w:val="top"/>
+          </w:tcPr>
+          <w:p>
+            <w:pPr>
+              <w:rPr>
+                <w:rFonts w:hint="eastAsia" w:eastAsia="宋体"/>
+                <w:sz w:val="18"/>
+                <w:lang w:eastAsia="zh-CN"/>
+              </w:rPr>
+            </w:pPr>
+            <w:r>
+              <w:rPr>
+                <w:rFonts w:hint="eastAsia"/>
+                <w:sz w:val="18"/>
+                <w:lang w:eastAsia="zh-CN"/>
+              </w:rPr>
+              <w:t>C</w:t>
+            </w:r>
+          </w:p>
+        </w:tc>
+        <w:tc>
+          <w:tcPr>
+            <w:tcW w:w="1744" w:type="dxa"/>
+            <w:noWrap w:val="0"/>
+            <w:vAlign w:val="top"/>
+          </w:tcPr>
+          <w:p>
+            <w:pPr>
+              <w:rPr>
+                <w:rFonts w:hint="eastAsia" w:eastAsia="宋体"/>
+                <w:sz w:val="18"/>
+                <w:lang w:eastAsia="zh-CN"/>
+              </w:rPr>
+            </w:pPr>
+            <w:r>
+              <w:rPr>
+                <w:rFonts w:hint="eastAsia"/>
+                <w:sz w:val="18"/>
+                <w:lang w:eastAsia="zh-CN"/>
+              </w:rPr>
+              <w:t>6</w:t>
+            </w:r>
+          </w:p>
+        </w:tc>
+      </w:tr>
+      <w:tr>
+        <w:tblPrEx>
+          <w:tblBorders>
+            <w:top w:val="single" w:color="auto" w:sz="4" w:space="0"/>
+            <w:left w:val="single" w:color="auto" w:sz="4" w:space="0"/>
+            <w:bottom w:val="single" w:color="auto" w:sz="4" w:space="0"/>
+            <w:right w:val="single" w:color="auto" w:sz="4" w:space="0"/>
+            <w:insideH w:val="single" w:color="auto" w:sz="4" w:space="0"/>
+            <w:insideV w:val="single" w:color="auto" w:sz="4" w:space="0"/>
+          </w:tblBorders>
+          <w:tblCellMar>
+            <w:top w:w="0" w:type="dxa"/>
+            <w:left w:w="108" w:type="dxa"/>
+            <w:bottom w:w="0" w:type="dxa"/>
+            <w:right w:w="108" w:type="dxa"/>
+          </w:tblCellMar>
+        </w:tblPrEx>
+        <w:tc>
+          <w:tcPr>
+            <w:tcW w:w="1744" w:type="dxa"/>
+            <w:noWrap w:val="0"/>
+            <w:vAlign w:val="top"/>
+          </w:tcPr>
+          <w:p>
+            <w:pPr>
+              <w:rPr>
+                <w:rFonts w:hint="eastAsia" w:eastAsia="宋体"/>
+                <w:sz w:val="18"/>
+                <w:lang w:eastAsia="zh-CN"/>
+              </w:rPr>
+            </w:pPr>
+            <w:r>
+              <w:rPr>
+                <w:rFonts w:hint="eastAsia"/>
+                <w:sz w:val="18"/>
+                <w:lang w:eastAsia="zh-CN"/>
+              </w:rPr>
+              <w:t>6.1</w:t>
+            </w:r>
+          </w:p>
+        </w:tc>
+        <w:tc>
+          <w:tcPr>
+            <w:tcW w:w="1744" w:type="dxa"/>
+            <w:noWrap w:val="0"/>
+            <w:vAlign w:val="top"/>
+          </w:tcPr>
+          <w:p>
+            <w:pPr>
+              <w:rPr>
+                <w:rFonts w:hint="eastAsia" w:eastAsia="宋体"/>
+                <w:sz w:val="18"/>
+                <w:lang w:eastAsia="zh-CN"/>
+              </w:rPr>
+            </w:pPr>
+            <w:r>
+              <w:rPr>
+                <w:rFonts w:hint="eastAsia"/>
+                <w:sz w:val="18"/>
+                <w:lang w:eastAsia="zh-CN"/>
+              </w:rPr>
+              <w:t>系统测试</w:t>
+            </w:r>
+          </w:p>
+        </w:tc>
+        <w:tc>
+          <w:tcPr>
+            <w:tcW w:w="1744" w:type="dxa"/>
+            <w:noWrap w:val="0"/>
+            <w:vAlign w:val="top"/>
+          </w:tcPr>
+          <w:p>
+            <w:pPr>
+              <w:rPr>
+                <w:rFonts w:hint="eastAsia" w:eastAsia="宋体"/>
+                <w:sz w:val="18"/>
+                <w:lang w:eastAsia="zh-CN"/>
+              </w:rPr>
+            </w:pPr>
+            <w:r>
+              <w:rPr>
+                <w:rFonts w:hint="eastAsia"/>
+                <w:sz w:val="18"/>
+                <w:lang w:eastAsia="zh-CN"/>
+              </w:rPr>
+              <w:t>用例与测试记录</w:t>
+            </w:r>
+          </w:p>
+        </w:tc>
+        <w:tc>
+          <w:tcPr>
+            <w:tcW w:w="1744" w:type="dxa"/>
+            <w:noWrap w:val="0"/>
+            <w:vAlign w:val="top"/>
+          </w:tcPr>
+          <w:p>
+            <w:pPr>
+              <w:rPr>
+                <w:rFonts w:hint="eastAsia" w:eastAsia="宋体"/>
+                <w:sz w:val="18"/>
+                <w:lang w:eastAsia="zh-CN"/>
+              </w:rPr>
+            </w:pPr>
+            <w:r>
+              <w:rPr>
+                <w:rFonts w:hint="eastAsia"/>
+                <w:sz w:val="18"/>
+                <w:lang w:eastAsia="zh-CN"/>
+              </w:rPr>
+              <w:t>C</w:t>
+            </w:r>
+          </w:p>
+        </w:tc>
+        <w:tc>
+          <w:tcPr>
+            <w:tcW w:w="1744" w:type="dxa"/>
+            <w:noWrap w:val="0"/>
+            <w:vAlign w:val="top"/>
+          </w:tcPr>
+          <w:p>
+            <w:pPr>
+              <w:rPr>
+                <w:rFonts w:hint="eastAsia" w:eastAsia="宋体"/>
+                <w:sz w:val="18"/>
+                <w:lang w:eastAsia="zh-CN"/>
+              </w:rPr>
+            </w:pPr>
+            <w:r>
+              <w:rPr>
+                <w:rFonts w:hint="eastAsia"/>
+                <w:sz w:val="18"/>
+                <w:lang w:eastAsia="zh-CN"/>
+              </w:rPr>
+              <w:t>15</w:t>
+            </w:r>
+          </w:p>
+        </w:tc>
+      </w:tr>
+      <w:tr>
+        <w:tblPrEx>
+          <w:tblBorders>
+            <w:top w:val="single" w:color="auto" w:sz="4" w:space="0"/>
+            <w:left w:val="single" w:color="auto" w:sz="4" w:space="0"/>
+            <w:bottom w:val="single" w:color="auto" w:sz="4" w:space="0"/>
+            <w:right w:val="single" w:color="auto" w:sz="4" w:space="0"/>
+            <w:insideH w:val="single" w:color="auto" w:sz="4" w:space="0"/>
+            <w:insideV w:val="single" w:color="auto" w:sz="4" w:space="0"/>
+          </w:tblBorders>
+          <w:tblCellMar>
+            <w:top w:w="0" w:type="dxa"/>
+            <w:left w:w="108" w:type="dxa"/>
+            <w:bottom w:w="0" w:type="dxa"/>
+            <w:right w:w="108" w:type="dxa"/>
+          </w:tblCellMar>
+        </w:tblPrEx>
+        <w:tc>
+          <w:tcPr>
+            <w:tcW w:w="1744" w:type="dxa"/>
+            <w:noWrap w:val="0"/>
+            <w:vAlign w:val="top"/>
+          </w:tcPr>
+          <w:p>
+            <w:pPr>
+              <w:rPr>
+                <w:rFonts w:hint="eastAsia" w:eastAsia="宋体"/>
+                <w:sz w:val="18"/>
+                <w:lang w:eastAsia="zh-CN"/>
+              </w:rPr>
+            </w:pPr>
+            <w:r>
+              <w:rPr>
+                <w:rFonts w:hint="eastAsia"/>
+                <w:sz w:val="18"/>
+                <w:lang w:eastAsia="zh-CN"/>
+              </w:rPr>
+              <w:t>6.2</w:t>
+            </w:r>
+          </w:p>
+        </w:tc>
+        <w:tc>
+          <w:tcPr>
+            <w:tcW w:w="1744" w:type="dxa"/>
+            <w:noWrap w:val="0"/>
+            <w:vAlign w:val="top"/>
+          </w:tcPr>
+          <w:p>
+            <w:pPr>
+              <w:rPr>
+                <w:rFonts w:hint="eastAsia" w:eastAsia="宋体"/>
+                <w:sz w:val="18"/>
+                <w:lang w:eastAsia="zh-CN"/>
+              </w:rPr>
+            </w:pPr>
+            <w:r>
+              <w:rPr>
+                <w:rFonts w:hint="eastAsia"/>
+                <w:sz w:val="18"/>
+                <w:lang w:eastAsia="zh-CN"/>
+              </w:rPr>
+              <w:t>项目文档</w:t>
+            </w:r>
+          </w:p>
+        </w:tc>
+        <w:tc>
+          <w:tcPr>
+            <w:tcW w:w="1744" w:type="dxa"/>
+            <w:noWrap w:val="0"/>
+            <w:vAlign w:val="top"/>
+          </w:tcPr>
+          <w:p>
+            <w:pPr>
+              <w:rPr>
+                <w:rFonts w:hint="eastAsia" w:eastAsia="宋体"/>
+                <w:sz w:val="18"/>
+                <w:lang w:eastAsia="zh-CN"/>
+              </w:rPr>
+            </w:pPr>
+            <w:r>
+              <w:rPr>
+                <w:rFonts w:hint="eastAsia"/>
+                <w:sz w:val="18"/>
+                <w:lang w:eastAsia="zh-CN"/>
+              </w:rPr>
+              <w:t>九份交付文档</w:t>
+            </w:r>
+          </w:p>
+        </w:tc>
+        <w:tc>
+          <w:tcPr>
+            <w:tcW w:w="1744" w:type="dxa"/>
+            <w:noWrap w:val="0"/>
+            <w:vAlign w:val="top"/>
+          </w:tcPr>
+          <w:p>
+            <w:pPr>
+              <w:rPr>
+                <w:rFonts w:hint="eastAsia" w:eastAsia="宋体"/>
+                <w:sz w:val="18"/>
+                <w:lang w:eastAsia="zh-CN"/>
+              </w:rPr>
+            </w:pPr>
+            <w:r>
+              <w:rPr>
+                <w:rFonts w:hint="eastAsia"/>
+                <w:sz w:val="18"/>
+                <w:lang w:eastAsia="zh-CN"/>
+              </w:rPr>
+              <w:t>全员</w:t>
+            </w:r>
+          </w:p>
+        </w:tc>
+        <w:tc>
+          <w:tcPr>
+            <w:tcW w:w="1744" w:type="dxa"/>
+            <w:noWrap w:val="0"/>
+            <w:vAlign w:val="top"/>
+          </w:tcPr>
+          <w:p>
+            <w:pPr>
+              <w:rPr>
+                <w:rFonts w:hint="eastAsia" w:eastAsia="宋体"/>
+                <w:sz w:val="18"/>
+                <w:lang w:eastAsia="zh-CN"/>
+              </w:rPr>
+            </w:pPr>
+            <w:r>
+              <w:rPr>
+                <w:rFonts w:hint="eastAsia"/>
+                <w:sz w:val="18"/>
+                <w:lang w:eastAsia="zh-CN"/>
+              </w:rPr>
+              <w:t>27</w:t>
+            </w:r>
+          </w:p>
+        </w:tc>
+      </w:tr>
+      <w:tr>
+        <w:tblPrEx>
+          <w:tblBorders>
+            <w:top w:val="single" w:color="auto" w:sz="4" w:space="0"/>
+            <w:left w:val="single" w:color="auto" w:sz="4" w:space="0"/>
+            <w:bottom w:val="single" w:color="auto" w:sz="4" w:space="0"/>
+            <w:right w:val="single" w:color="auto" w:sz="4" w:space="0"/>
+            <w:insideH w:val="single" w:color="auto" w:sz="4" w:space="0"/>
+            <w:insideV w:val="single" w:color="auto" w:sz="4" w:space="0"/>
+          </w:tblBorders>
+          <w:tblCellMar>
+            <w:top w:w="0" w:type="dxa"/>
+            <w:left w:w="108" w:type="dxa"/>
+            <w:bottom w:w="0" w:type="dxa"/>
+            <w:right w:w="108" w:type="dxa"/>
+          </w:tblCellMar>
+        </w:tblPrEx>
+        <w:tc>
+          <w:tcPr>
+            <w:tcW w:w="1744" w:type="dxa"/>
+            <w:noWrap w:val="0"/>
+            <w:vAlign w:val="top"/>
+          </w:tcPr>
+          <w:p>
+            <w:pPr>
+              <w:rPr>
+                <w:rFonts w:hint="eastAsia" w:eastAsia="宋体"/>
+                <w:sz w:val="18"/>
+                <w:lang w:eastAsia="zh-CN"/>
+              </w:rPr>
+            </w:pPr>
+            <w:r>
+              <w:rPr>
+                <w:rFonts w:hint="eastAsia"/>
+                <w:sz w:val="18"/>
+                <w:lang w:eastAsia="zh-CN"/>
+              </w:rPr>
+              <w:t>6.3</w:t>
+            </w:r>
+          </w:p>
+        </w:tc>
+        <w:tc>
+          <w:tcPr>
+            <w:tcW w:w="1744" w:type="dxa"/>
+            <w:noWrap w:val="0"/>
+            <w:vAlign w:val="top"/>
+          </w:tcPr>
+          <w:p>
+            <w:pPr>
+              <w:rPr>
+                <w:rFonts w:hint="eastAsia" w:eastAsia="宋体"/>
+                <w:sz w:val="18"/>
+                <w:lang w:eastAsia="zh-CN"/>
+              </w:rPr>
+            </w:pPr>
+            <w:r>
+              <w:rPr>
+                <w:rFonts w:hint="eastAsia"/>
+                <w:sz w:val="18"/>
+                <w:lang w:eastAsia="zh-CN"/>
+              </w:rPr>
+              <w:t>答辩准备</w:t>
+            </w:r>
+          </w:p>
+        </w:tc>
+        <w:tc>
+          <w:tcPr>
+            <w:tcW w:w="1744" w:type="dxa"/>
+            <w:noWrap w:val="0"/>
+            <w:vAlign w:val="top"/>
+          </w:tcPr>
+          <w:p>
+            <w:pPr>
+              <w:rPr>
+                <w:rFonts w:hint="eastAsia" w:eastAsia="宋体"/>
+                <w:sz w:val="18"/>
+                <w:lang w:eastAsia="zh-CN"/>
+              </w:rPr>
+            </w:pPr>
+            <w:r>
+              <w:rPr>
+                <w:rFonts w:hint="eastAsia"/>
+                <w:sz w:val="18"/>
+                <w:lang w:eastAsia="zh-CN"/>
+              </w:rPr>
+              <w:t>演示脚本与材料</w:t>
+            </w:r>
+          </w:p>
+        </w:tc>
+        <w:tc>
+          <w:tcPr>
+            <w:tcW w:w="1744" w:type="dxa"/>
+            <w:noWrap w:val="0"/>
+            <w:vAlign w:val="top"/>
+          </w:tcPr>
+          <w:p>
+            <w:pPr>
+              <w:rPr>
+                <w:rFonts w:hint="eastAsia" w:eastAsia="宋体"/>
+                <w:sz w:val="18"/>
+                <w:lang w:eastAsia="zh-CN"/>
+              </w:rPr>
+            </w:pPr>
+            <w:r>
+              <w:rPr>
+                <w:rFonts w:hint="eastAsia"/>
+                <w:sz w:val="18"/>
+                <w:lang w:eastAsia="zh-CN"/>
+              </w:rPr>
+              <w:t>A</w:t>
+            </w:r>
+          </w:p>
+        </w:tc>
+        <w:tc>
+          <w:tcPr>
+            <w:tcW w:w="1744" w:type="dxa"/>
+            <w:noWrap w:val="0"/>
+            <w:vAlign w:val="top"/>
+          </w:tcPr>
+          <w:p>
+            <w:pPr>
+              <w:rPr>
+                <w:rFonts w:hint="eastAsia" w:eastAsia="宋体"/>
+                <w:sz w:val="18"/>
+                <w:lang w:eastAsia="zh-CN"/>
+              </w:rPr>
+            </w:pPr>
+            <w:r>
+              <w:rPr>
+                <w:rFonts w:hint="eastAsia"/>
+                <w:sz w:val="18"/>
+                <w:lang w:eastAsia="zh-CN"/>
+              </w:rPr>
+              <w:t>9</w:t>
+            </w:r>
+          </w:p>
+        </w:tc>
+      </w:tr>
+      <w:tr>
+        <w:tblPrEx>
+          <w:tblBorders>
+            <w:top w:val="single" w:color="auto" w:sz="4" w:space="0"/>
+            <w:left w:val="single" w:color="auto" w:sz="4" w:space="0"/>
+            <w:bottom w:val="single" w:color="auto" w:sz="4" w:space="0"/>
+            <w:right w:val="single" w:color="auto" w:sz="4" w:space="0"/>
+            <w:insideH w:val="single" w:color="auto" w:sz="4" w:space="0"/>
+            <w:insideV w:val="single" w:color="auto" w:sz="4" w:space="0"/>
+          </w:tblBorders>
+          <w:tblCellMar>
+            <w:top w:w="0" w:type="dxa"/>
+            <w:left w:w="108" w:type="dxa"/>
+            <w:bottom w:w="0" w:type="dxa"/>
+            <w:right w:w="108" w:type="dxa"/>
+          </w:tblCellMar>
+        </w:tblPrEx>
+        <w:tc>
+          <w:tcPr>
+            <w:tcW w:w="1744" w:type="dxa"/>
+            <w:noWrap w:val="0"/>
+            <w:vAlign w:val="top"/>
+          </w:tcPr>
+          <w:p>
+            <w:pPr>
+              <w:rPr>
+                <w:rFonts w:hint="eastAsia" w:eastAsia="宋体"/>
+                <w:sz w:val="18"/>
+                <w:lang w:eastAsia="zh-CN"/>
+              </w:rPr>
+            </w:pPr>
+            <w:r>
+              <w:rPr>
+                <w:rFonts w:hint="eastAsia"/>
+                <w:sz w:val="18"/>
+                <w:lang w:eastAsia="zh-CN"/>
+              </w:rPr>
+              <w:t>合计</w:t>
+            </w:r>
+          </w:p>
+        </w:tc>
+        <w:tc>
+          <w:tcPr>
+            <w:tcW w:w="1744" w:type="dxa"/>
+            <w:noWrap w:val="0"/>
+            <w:vAlign w:val="top"/>
+          </w:tcPr>
+          <w:p>
+            <w:pPr>
+              <w:rPr>
+                <w:rFonts w:hint="eastAsia" w:eastAsia="宋体"/>
+                <w:sz w:val="18"/>
+                <w:lang w:eastAsia="zh-CN"/>
+              </w:rPr>
+            </w:pPr>
+            <w:r>
+              <w:rPr>
+                <w:rFonts w:hint="eastAsia"/>
+                <w:sz w:val="18"/>
+                <w:lang w:eastAsia="zh-CN"/>
+              </w:rPr>
+              <w:t>八周</w:t>
+            </w:r>
+          </w:p>
+        </w:tc>
+        <w:tc>
+          <w:tcPr>
+            <w:tcW w:w="1744" w:type="dxa"/>
+            <w:noWrap w:val="0"/>
+            <w:vAlign w:val="top"/>
+          </w:tcPr>
+          <w:p>
+            <w:pPr>
+              <w:rPr>
+                <w:rFonts w:hint="eastAsia" w:eastAsia="宋体"/>
+                <w:sz w:val="18"/>
+                <w:lang w:eastAsia="zh-CN"/>
+              </w:rPr>
+            </w:pPr>
+            <w:r>
+              <w:rPr>
+                <w:rFonts w:hint="eastAsia"/>
+                <w:sz w:val="18"/>
+                <w:lang w:eastAsia="zh-CN"/>
+              </w:rPr>
+              <w:t>含返工余量</w:t>
+            </w:r>
+          </w:p>
+        </w:tc>
+        <w:tc>
+          <w:tcPr>
+            <w:tcW w:w="1744" w:type="dxa"/>
+            <w:noWrap w:val="0"/>
+            <w:vAlign w:val="top"/>
+          </w:tcPr>
+          <w:p>
+            <w:pPr>
+              <w:rPr>
+                <w:rFonts w:hint="eastAsia" w:eastAsia="宋体"/>
+                <w:sz w:val="18"/>
+                <w:lang w:eastAsia="zh-CN"/>
+              </w:rPr>
+            </w:pPr>
+            <w:r>
+              <w:rPr>
+                <w:rFonts w:hint="eastAsia"/>
+                <w:sz w:val="18"/>
+                <w:lang w:eastAsia="zh-CN"/>
+              </w:rPr>
+              <w:t>三人</w:t>
+            </w:r>
+          </w:p>
+        </w:tc>
+        <w:tc>
+          <w:tcPr>
+            <w:tcW w:w="1744" w:type="dxa"/>
+            <w:noWrap w:val="0"/>
+            <w:vAlign w:val="top"/>
+          </w:tcPr>
+          <w:p>
+            <w:pPr>
+              <w:rPr>
+                <w:rFonts w:hint="eastAsia" w:eastAsia="宋体"/>
+                <w:sz w:val="18"/>
+                <w:lang w:eastAsia="zh-CN"/>
+              </w:rPr>
+            </w:pPr>
+            <w:r>
+              <w:rPr>
+                <w:rFonts w:hint="eastAsia"/>
+                <w:sz w:val="18"/>
+                <w:lang w:eastAsia="zh-CN"/>
+              </w:rPr>
+              <w:t>216</w:t>
+            </w:r>
+          </w:p>
+        </w:tc>
+      </w:tr>
+    </w:tbl>
+    <w:p>
+      <w:pPr>
+        <w:pStyle w:val="3"/>
+        <w:keepNext/>
+        <w:pageBreakBefore/>
+        <w:rPr>
+          <w:rFonts w:hint="eastAsia"/>
+        </w:rPr>
+      </w:pPr>
+      <w:bookmarkStart w:id="37" w:name="_Toc26449"/>
+      <w:r>
+        <w:rPr>
+          <w:rFonts w:hint="eastAsia"/>
+        </w:rPr>
+        <w:t>A.2 产品规模估计</w:t>
+      </w:r>
+      <w:bookmarkEnd w:id="37"/>
+    </w:p>
+    <w:p>
+      <w:pPr>
+        <w:keepNext w:val="0"/>
+        <w:pageBreakBefore w:val="0"/>
+        <w:rPr>
+          <w:rFonts w:hint="eastAsia" w:eastAsia="宋体"/>
+          <w:lang w:eastAsia="zh-CN"/>
+        </w:rPr>
+      </w:pPr>
+      <w:r>
+        <w:rPr>
+          <w:rFonts w:hint="eastAsia"/>
+          <w:lang w:eastAsia="zh-CN"/>
+        </w:rPr>
+        <w:t>参照2026-10-24填写版的规模资料，以约6000行代码作为规划量级，覆盖Python后端、原生JS、CSS和HTML；该量级用于工作量估算，不作为本次实测结果或完成证明。</w:t>
+      </w:r>
+    </w:p>
+    <w:tbl>
+      <w:tblPr>
+        <w:tblStyle w:val="25"/>
+        <w:tblW w:w="0" w:type="auto"/>
+        <w:tblInd w:w="0" w:type="dxa"/>
+        <w:tblBorders>
+          <w:top w:val="single" w:color="auto" w:sz="4" w:space="0"/>
+          <w:left w:val="single" w:color="auto" w:sz="4" w:space="0"/>
+          <w:bottom w:val="single" w:color="auto" w:sz="4" w:space="0"/>
+          <w:right w:val="single" w:color="auto" w:sz="4" w:space="0"/>
+          <w:insideH w:val="single" w:color="auto" w:sz="4" w:space="0"/>
+          <w:insideV w:val="single" w:color="auto" w:sz="4" w:space="0"/>
+        </w:tblBorders>
+        <w:tblLayout w:type="autofit"/>
+        <w:tblCellMar>
+          <w:top w:w="0" w:type="dxa"/>
+          <w:left w:w="108" w:type="dxa"/>
+          <w:bottom w:w="0" w:type="dxa"/>
+          <w:right w:w="108" w:type="dxa"/>
+        </w:tblCellMar>
+      </w:tblPr>
+      <w:tblGrid>
+        <w:gridCol w:w="2684"/>
+        <w:gridCol w:w="3242"/>
+        <w:gridCol w:w="2794"/>
+      </w:tblGrid>
+      <w:tr>
+        <w:tblPrEx>
+          <w:tblBorders>
+            <w:top w:val="single" w:color="auto" w:sz="4" w:space="0"/>
+            <w:left w:val="single" w:color="auto" w:sz="4" w:space="0"/>
+            <w:bottom w:val="single" w:color="auto" w:sz="4" w:space="0"/>
+            <w:right w:val="single" w:color="auto" w:sz="4" w:space="0"/>
+            <w:insideH w:val="single" w:color="auto" w:sz="4" w:space="0"/>
+            <w:insideV w:val="single" w:color="auto" w:sz="4" w:space="0"/>
+          </w:tblBorders>
+          <w:tblCellMar>
+            <w:top w:w="0" w:type="dxa"/>
+            <w:left w:w="108" w:type="dxa"/>
+            <w:bottom w:w="0" w:type="dxa"/>
+            <w:right w:w="108" w:type="dxa"/>
+          </w:tblCellMar>
+        </w:tblPrEx>
+        <w:tc>
+          <w:tcPr>
+            <w:tcW w:w="2684" w:type="dxa"/>
+            <w:shd w:val="clear" w:color="auto" w:fill="D9D9D9"/>
+            <w:noWrap w:val="0"/>
+            <w:vAlign w:val="top"/>
+          </w:tcPr>
+          <w:p>
+            <w:pPr>
+              <w:jc w:val="center"/>
+              <w:rPr>
+                <w:rFonts w:hint="eastAsia"/>
+                <w:b/>
+                <w:bCs/>
+                <w:sz w:val="18"/>
+              </w:rPr>
+            </w:pPr>
+            <w:r>
+              <w:rPr>
+                <w:rFonts w:hint="eastAsia"/>
+                <w:b/>
+                <w:bCs/>
+                <w:sz w:val="18"/>
+              </w:rPr>
+              <w:t>估计对象</w:t>
+            </w:r>
+          </w:p>
+        </w:tc>
+        <w:tc>
+          <w:tcPr>
+            <w:tcW w:w="3242" w:type="dxa"/>
+            <w:shd w:val="clear" w:color="auto" w:fill="D9D9D9"/>
+            <w:noWrap w:val="0"/>
+            <w:vAlign w:val="top"/>
+          </w:tcPr>
+          <w:p>
+            <w:pPr>
+              <w:jc w:val="center"/>
+              <w:rPr>
+                <w:rFonts w:hint="eastAsia"/>
+                <w:b/>
+                <w:bCs/>
+                <w:sz w:val="18"/>
+              </w:rPr>
+            </w:pPr>
+            <w:r>
+              <w:rPr>
+                <w:rFonts w:hint="eastAsia"/>
+                <w:b/>
+                <w:bCs/>
+                <w:sz w:val="18"/>
+              </w:rPr>
+              <w:t>规划规模</w:t>
+            </w:r>
+          </w:p>
+        </w:tc>
+        <w:tc>
+          <w:tcPr>
+            <w:tcW w:w="2794" w:type="dxa"/>
+            <w:shd w:val="clear" w:color="auto" w:fill="D9D9D9"/>
+            <w:noWrap w:val="0"/>
+            <w:vAlign w:val="top"/>
+          </w:tcPr>
+          <w:p>
+            <w:pPr>
+              <w:jc w:val="center"/>
+              <w:rPr>
+                <w:rFonts w:hint="eastAsia"/>
+                <w:b/>
+                <w:bCs/>
+                <w:sz w:val="18"/>
+              </w:rPr>
+            </w:pPr>
+            <w:r>
+              <w:rPr>
+                <w:rFonts w:hint="eastAsia"/>
+                <w:b/>
+                <w:bCs/>
+                <w:sz w:val="18"/>
+              </w:rPr>
+              <w:t>口径说明</w:t>
+            </w:r>
+          </w:p>
+        </w:tc>
+      </w:tr>
+      <w:tr>
+        <w:tblPrEx>
+          <w:tblBorders>
+            <w:top w:val="single" w:color="auto" w:sz="4" w:space="0"/>
+            <w:left w:val="single" w:color="auto" w:sz="4" w:space="0"/>
+            <w:bottom w:val="single" w:color="auto" w:sz="4" w:space="0"/>
+            <w:right w:val="single" w:color="auto" w:sz="4" w:space="0"/>
+            <w:insideH w:val="single" w:color="auto" w:sz="4" w:space="0"/>
+            <w:insideV w:val="single" w:color="auto" w:sz="4" w:space="0"/>
+          </w:tblBorders>
+          <w:tblCellMar>
+            <w:top w:w="0" w:type="dxa"/>
+            <w:left w:w="108" w:type="dxa"/>
+            <w:bottom w:w="0" w:type="dxa"/>
+            <w:right w:w="108" w:type="dxa"/>
+          </w:tblCellMar>
+        </w:tblPrEx>
+        <w:tc>
+          <w:tcPr>
+            <w:tcW w:w="2684" w:type="dxa"/>
+            <w:noWrap w:val="0"/>
+            <w:vAlign w:val="top"/>
+          </w:tcPr>
+          <w:p>
+            <w:pPr>
+              <w:rPr>
+                <w:rFonts w:hint="eastAsia"/>
+                <w:sz w:val="18"/>
+              </w:rPr>
+            </w:pPr>
+            <w:r>
+              <w:rPr>
+                <w:rFonts w:hint="eastAsia"/>
+                <w:sz w:val="18"/>
+              </w:rPr>
+              <w:t>课程内容</w:t>
+            </w:r>
+          </w:p>
+        </w:tc>
+        <w:tc>
+          <w:tcPr>
+            <w:tcW w:w="3242" w:type="dxa"/>
+            <w:noWrap w:val="0"/>
+            <w:vAlign w:val="top"/>
+          </w:tcPr>
+          <w:p>
+            <w:pPr>
+              <w:rPr>
+                <w:rFonts w:hint="eastAsia" w:eastAsia="宋体"/>
+                <w:i/>
+                <w:iCs/>
+                <w:sz w:val="18"/>
+                <w:lang w:eastAsia="zh-CN"/>
+              </w:rPr>
+            </w:pPr>
+            <w:r>
+              <w:rPr>
+                <w:rFonts w:hint="eastAsia"/>
+                <w:i/>
+                <w:iCs/>
+                <w:sz w:val="18"/>
+                <w:lang w:eastAsia="zh-CN"/>
+              </w:rPr>
+              <w:t>四门课程、19章</w:t>
+            </w:r>
+          </w:p>
+        </w:tc>
+        <w:tc>
+          <w:tcPr>
+            <w:tcW w:w="2794" w:type="dxa"/>
+            <w:noWrap w:val="0"/>
+            <w:vAlign w:val="top"/>
+          </w:tcPr>
+          <w:p>
+            <w:pPr>
+              <w:rPr>
+                <w:rFonts w:hint="eastAsia" w:eastAsia="宋体"/>
+                <w:sz w:val="18"/>
+                <w:lang w:eastAsia="zh-CN"/>
+              </w:rPr>
+            </w:pPr>
+            <w:r>
+              <w:rPr>
+                <w:rFonts w:hint="eastAsia"/>
+                <w:sz w:val="18"/>
+                <w:lang w:eastAsia="zh-CN"/>
+              </w:rPr>
+              <w:t>与第1章范围一致</w:t>
+            </w:r>
+          </w:p>
+        </w:tc>
+      </w:tr>
+      <w:tr>
+        <w:tblPrEx>
+          <w:tblBorders>
+            <w:top w:val="single" w:color="auto" w:sz="4" w:space="0"/>
+            <w:left w:val="single" w:color="auto" w:sz="4" w:space="0"/>
+            <w:bottom w:val="single" w:color="auto" w:sz="4" w:space="0"/>
+            <w:right w:val="single" w:color="auto" w:sz="4" w:space="0"/>
+            <w:insideH w:val="single" w:color="auto" w:sz="4" w:space="0"/>
+            <w:insideV w:val="single" w:color="auto" w:sz="4" w:space="0"/>
+          </w:tblBorders>
+          <w:tblCellMar>
+            <w:top w:w="0" w:type="dxa"/>
+            <w:left w:w="108" w:type="dxa"/>
+            <w:bottom w:w="0" w:type="dxa"/>
+            <w:right w:w="108" w:type="dxa"/>
+          </w:tblCellMar>
+        </w:tblPrEx>
+        <w:tc>
+          <w:tcPr>
+            <w:tcW w:w="2684" w:type="dxa"/>
+            <w:noWrap w:val="0"/>
+            <w:vAlign w:val="top"/>
+          </w:tcPr>
+          <w:p>
+            <w:pPr>
+              <w:rPr>
+                <w:rFonts w:hint="eastAsia"/>
+                <w:sz w:val="18"/>
+              </w:rPr>
+            </w:pPr>
+            <w:r>
+              <w:rPr>
+                <w:rFonts w:hint="eastAsia"/>
+                <w:sz w:val="18"/>
+              </w:rPr>
+              <w:t>功能模块</w:t>
+            </w:r>
+          </w:p>
+        </w:tc>
+        <w:tc>
+          <w:tcPr>
+            <w:tcW w:w="3242" w:type="dxa"/>
+            <w:noWrap w:val="0"/>
+            <w:vAlign w:val="top"/>
+          </w:tcPr>
+          <w:p>
+            <w:pPr>
+              <w:rPr>
+                <w:rFonts w:hint="eastAsia" w:eastAsia="宋体"/>
+                <w:i/>
+                <w:iCs/>
+                <w:sz w:val="18"/>
+                <w:lang w:eastAsia="zh-CN"/>
+              </w:rPr>
+            </w:pPr>
+            <w:r>
+              <w:rPr>
+                <w:rFonts w:hint="eastAsia"/>
+                <w:i/>
+                <w:iCs/>
+                <w:sz w:val="18"/>
+                <w:lang w:eastAsia="zh-CN"/>
+              </w:rPr>
+              <w:t>资料、问答、学习、工具、档案</w:t>
+            </w:r>
+          </w:p>
+        </w:tc>
+        <w:tc>
+          <w:tcPr>
+            <w:tcW w:w="2794" w:type="dxa"/>
+            <w:noWrap w:val="0"/>
+            <w:vAlign w:val="top"/>
+          </w:tcPr>
+          <w:p>
+            <w:pPr>
+              <w:rPr>
+                <w:rFonts w:hint="eastAsia" w:eastAsia="宋体"/>
+                <w:sz w:val="18"/>
+                <w:lang w:eastAsia="zh-CN"/>
+              </w:rPr>
+            </w:pPr>
+            <w:r>
+              <w:rPr>
+                <w:rFonts w:hint="eastAsia"/>
+                <w:sz w:val="18"/>
+                <w:lang w:eastAsia="zh-CN"/>
+              </w:rPr>
+              <w:t>PC端单用户流程</w:t>
+            </w:r>
+          </w:p>
+        </w:tc>
+      </w:tr>
+      <w:tr>
+        <w:tblPrEx>
+          <w:tblBorders>
+            <w:top w:val="single" w:color="auto" w:sz="4" w:space="0"/>
+            <w:left w:val="single" w:color="auto" w:sz="4" w:space="0"/>
+            <w:bottom w:val="single" w:color="auto" w:sz="4" w:space="0"/>
+            <w:right w:val="single" w:color="auto" w:sz="4" w:space="0"/>
+            <w:insideH w:val="single" w:color="auto" w:sz="4" w:space="0"/>
+            <w:insideV w:val="single" w:color="auto" w:sz="4" w:space="0"/>
+          </w:tblBorders>
+          <w:tblCellMar>
+            <w:top w:w="0" w:type="dxa"/>
+            <w:left w:w="108" w:type="dxa"/>
+            <w:bottom w:w="0" w:type="dxa"/>
+            <w:right w:w="108" w:type="dxa"/>
+          </w:tblCellMar>
+        </w:tblPrEx>
+        <w:tc>
+          <w:tcPr>
+            <w:tcW w:w="2684" w:type="dxa"/>
+            <w:noWrap w:val="0"/>
+            <w:vAlign w:val="top"/>
+          </w:tcPr>
+          <w:p>
+            <w:pPr>
+              <w:rPr>
+                <w:rFonts w:hint="eastAsia"/>
+                <w:sz w:val="18"/>
+              </w:rPr>
+            </w:pPr>
+            <w:r>
+              <w:rPr>
+                <w:rFonts w:hint="eastAsia"/>
+                <w:sz w:val="18"/>
+              </w:rPr>
+              <w:t>交付文档</w:t>
+            </w:r>
+          </w:p>
+        </w:tc>
+        <w:tc>
+          <w:tcPr>
+            <w:tcW w:w="3242" w:type="dxa"/>
+            <w:noWrap w:val="0"/>
+            <w:vAlign w:val="top"/>
+          </w:tcPr>
+          <w:p>
+            <w:pPr>
+              <w:rPr>
+                <w:rFonts w:hint="eastAsia" w:eastAsia="宋体"/>
+                <w:i/>
+                <w:iCs/>
+                <w:sz w:val="18"/>
+                <w:lang w:eastAsia="zh-CN"/>
+              </w:rPr>
+            </w:pPr>
+            <w:r>
+              <w:rPr>
+                <w:rFonts w:hint="eastAsia"/>
+                <w:i/>
+                <w:iCs/>
+                <w:sz w:val="18"/>
+                <w:lang w:eastAsia="zh-CN"/>
+              </w:rPr>
+              <w:t>九份课程文档</w:t>
+            </w:r>
+          </w:p>
+        </w:tc>
+        <w:tc>
+          <w:tcPr>
+            <w:tcW w:w="2794" w:type="dxa"/>
+            <w:noWrap w:val="0"/>
+            <w:vAlign w:val="top"/>
+          </w:tcPr>
+          <w:p>
+            <w:pPr>
+              <w:rPr>
+                <w:rFonts w:hint="eastAsia" w:eastAsia="宋体"/>
+                <w:sz w:val="18"/>
+                <w:lang w:eastAsia="zh-CN"/>
+              </w:rPr>
+            </w:pPr>
+            <w:r>
+              <w:rPr>
+                <w:rFonts w:hint="eastAsia"/>
+                <w:sz w:val="18"/>
+                <w:lang w:eastAsia="zh-CN"/>
+              </w:rPr>
+              <w:t>另附安装说明和日志</w:t>
+            </w:r>
+          </w:p>
+        </w:tc>
+      </w:tr>
+      <w:tr>
+        <w:tblPrEx>
+          <w:tblBorders>
+            <w:top w:val="single" w:color="auto" w:sz="4" w:space="0"/>
+            <w:left w:val="single" w:color="auto" w:sz="4" w:space="0"/>
+            <w:bottom w:val="single" w:color="auto" w:sz="4" w:space="0"/>
+            <w:right w:val="single" w:color="auto" w:sz="4" w:space="0"/>
+            <w:insideH w:val="single" w:color="auto" w:sz="4" w:space="0"/>
+            <w:insideV w:val="single" w:color="auto" w:sz="4" w:space="0"/>
+          </w:tblBorders>
+          <w:tblCellMar>
+            <w:top w:w="0" w:type="dxa"/>
+            <w:left w:w="108" w:type="dxa"/>
+            <w:bottom w:w="0" w:type="dxa"/>
+            <w:right w:w="108" w:type="dxa"/>
+          </w:tblCellMar>
+        </w:tblPrEx>
+        <w:tc>
+          <w:tcPr>
+            <w:tcW w:w="2684" w:type="dxa"/>
+            <w:noWrap w:val="0"/>
+            <w:vAlign w:val="top"/>
+          </w:tcPr>
+          <w:p>
+            <w:pPr>
+              <w:rPr>
+                <w:rFonts w:hint="eastAsia"/>
+                <w:sz w:val="18"/>
+              </w:rPr>
+            </w:pPr>
+            <w:r>
+              <w:rPr>
+                <w:rFonts w:hint="eastAsia"/>
+                <w:sz w:val="18"/>
+              </w:rPr>
+              <w:t>资料与数据</w:t>
+            </w:r>
+          </w:p>
+        </w:tc>
+        <w:tc>
+          <w:tcPr>
+            <w:tcW w:w="3242" w:type="dxa"/>
+            <w:noWrap w:val="0"/>
+            <w:vAlign w:val="top"/>
+          </w:tcPr>
+          <w:p>
+            <w:pPr>
+              <w:rPr>
+                <w:rFonts w:hint="eastAsia" w:eastAsia="宋体"/>
+                <w:i/>
+                <w:iCs/>
+                <w:sz w:val="18"/>
+                <w:lang w:eastAsia="zh-CN"/>
+              </w:rPr>
+            </w:pPr>
+            <w:r>
+              <w:rPr>
+                <w:rFonts w:hint="eastAsia"/>
+                <w:i/>
+                <w:iCs/>
+                <w:sz w:val="18"/>
+                <w:lang w:eastAsia="zh-CN"/>
+              </w:rPr>
+              <w:t>按演示需要准备</w:t>
+            </w:r>
+          </w:p>
+        </w:tc>
+        <w:tc>
+          <w:tcPr>
+            <w:tcW w:w="2794" w:type="dxa"/>
+            <w:noWrap w:val="0"/>
+            <w:vAlign w:val="top"/>
+          </w:tcPr>
+          <w:p>
+            <w:pPr>
+              <w:rPr>
+                <w:rFonts w:hint="eastAsia" w:eastAsia="宋体"/>
+                <w:sz w:val="18"/>
+                <w:lang w:eastAsia="zh-CN"/>
+              </w:rPr>
+            </w:pPr>
+            <w:r>
+              <w:rPr>
+                <w:rFonts w:hint="eastAsia"/>
+                <w:sz w:val="18"/>
+                <w:lang w:eastAsia="zh-CN"/>
+              </w:rPr>
+              <w:t>不把参考版数量视为本次实测</w:t>
+            </w:r>
+          </w:p>
+        </w:tc>
+      </w:tr>
+    </w:tbl>
+    <w:p>
+      <w:pPr>
+        <w:pStyle w:val="3"/>
+        <w:keepNext/>
+        <w:pageBreakBefore w:val="0"/>
+        <w:rPr>
+          <w:rFonts w:hint="eastAsia"/>
+        </w:rPr>
+      </w:pPr>
+      <w:bookmarkStart w:id="38" w:name="_Toc26029"/>
+      <w:r>
+        <w:rPr>
+          <w:rFonts w:hint="eastAsia"/>
+        </w:rPr>
+        <w:t>A.3 工作量估计</w:t>
+      </w:r>
+      <w:bookmarkEnd w:id="38"/>
+    </w:p>
+    <w:p>
+      <w:pPr>
+        <w:keepNext w:val="0"/>
+        <w:pageBreakBefore w:val="0"/>
+        <w:rPr>
+          <w:rFonts w:hint="eastAsia" w:eastAsia="宋体"/>
+          <w:lang w:eastAsia="zh-CN"/>
+        </w:rPr>
+      </w:pPr>
+      <w:r>
+        <w:rPr>
+          <w:rFonts w:hint="eastAsia"/>
+          <w:lang w:eastAsia="zh-CN"/>
+        </w:rPr>
+        <w:t>采用WBS逐项估算并与团队容量校核：8周×3人×每人每周9小时＝216人时，含约30人时返工余量，不另行叠加；实际投入按周记录。</w:t>
+      </w:r>
+    </w:p>
+    <w:tbl>
+      <w:tblPr>
+        <w:tblStyle w:val="25"/>
+        <w:tblW w:w="0" w:type="auto"/>
+        <w:tblInd w:w="0" w:type="dxa"/>
+        <w:tblBorders>
+          <w:top w:val="single" w:color="auto" w:sz="4" w:space="0"/>
+          <w:left w:val="single" w:color="auto" w:sz="4" w:space="0"/>
+          <w:bottom w:val="single" w:color="auto" w:sz="4" w:space="0"/>
+          <w:right w:val="single" w:color="auto" w:sz="4" w:space="0"/>
+          <w:insideH w:val="single" w:color="auto" w:sz="4" w:space="0"/>
+          <w:insideV w:val="single" w:color="auto" w:sz="4" w:space="0"/>
+        </w:tblBorders>
+        <w:tblLayout w:type="autofit"/>
+        <w:tblCellMar>
+          <w:top w:w="0" w:type="dxa"/>
+          <w:left w:w="108" w:type="dxa"/>
+          <w:bottom w:w="0" w:type="dxa"/>
+          <w:right w:w="108" w:type="dxa"/>
+        </w:tblCellMar>
+      </w:tblPr>
+      <w:tblGrid>
+        <w:gridCol w:w="2684"/>
+        <w:gridCol w:w="3242"/>
+        <w:gridCol w:w="2794"/>
+      </w:tblGrid>
+      <w:tr>
+        <w:tblPrEx>
+          <w:tblBorders>
+            <w:top w:val="single" w:color="auto" w:sz="4" w:space="0"/>
+            <w:left w:val="single" w:color="auto" w:sz="4" w:space="0"/>
+            <w:bottom w:val="single" w:color="auto" w:sz="4" w:space="0"/>
+            <w:right w:val="single" w:color="auto" w:sz="4" w:space="0"/>
+            <w:insideH w:val="single" w:color="auto" w:sz="4" w:space="0"/>
+            <w:insideV w:val="single" w:color="auto" w:sz="4" w:space="0"/>
+          </w:tblBorders>
+          <w:tblCellMar>
+            <w:top w:w="0" w:type="dxa"/>
+            <w:left w:w="108" w:type="dxa"/>
+            <w:bottom w:w="0" w:type="dxa"/>
+            <w:right w:w="108" w:type="dxa"/>
+          </w:tblCellMar>
+        </w:tblPrEx>
+        <w:tc>
+          <w:tcPr>
+            <w:tcW w:w="2684" w:type="dxa"/>
+            <w:shd w:val="clear" w:color="auto" w:fill="D9D9D9"/>
+            <w:noWrap w:val="0"/>
+            <w:vAlign w:val="top"/>
+          </w:tcPr>
+          <w:p>
+            <w:pPr>
+              <w:jc w:val="center"/>
+              <w:rPr>
+                <w:rFonts w:hint="eastAsia"/>
+                <w:b/>
+                <w:bCs/>
+                <w:sz w:val="18"/>
+              </w:rPr>
+            </w:pPr>
+            <w:r>
+              <w:rPr>
+                <w:rFonts w:hint="eastAsia"/>
+                <w:b/>
+                <w:bCs/>
+                <w:sz w:val="18"/>
+              </w:rPr>
+              <w:t>阶段</w:t>
+            </w:r>
+          </w:p>
+        </w:tc>
+        <w:tc>
+          <w:tcPr>
+            <w:tcW w:w="3242" w:type="dxa"/>
+            <w:shd w:val="clear" w:color="auto" w:fill="D9D9D9"/>
+            <w:noWrap w:val="0"/>
+            <w:vAlign w:val="top"/>
+          </w:tcPr>
+          <w:p>
+            <w:pPr>
+              <w:jc w:val="center"/>
+              <w:rPr>
+                <w:rFonts w:hint="eastAsia"/>
+                <w:b/>
+                <w:bCs/>
+                <w:sz w:val="18"/>
+              </w:rPr>
+            </w:pPr>
+            <w:r>
+              <w:rPr>
+                <w:rFonts w:hint="eastAsia"/>
+                <w:b/>
+                <w:bCs/>
+                <w:sz w:val="18"/>
+              </w:rPr>
+              <w:t>计划人时</w:t>
+            </w:r>
+          </w:p>
+        </w:tc>
+        <w:tc>
+          <w:tcPr>
+            <w:tcW w:w="2794" w:type="dxa"/>
+            <w:shd w:val="clear" w:color="auto" w:fill="D9D9D9"/>
+            <w:noWrap w:val="0"/>
+            <w:vAlign w:val="top"/>
+          </w:tcPr>
+          <w:p>
+            <w:pPr>
+              <w:jc w:val="center"/>
+              <w:rPr>
+                <w:rFonts w:hint="eastAsia"/>
+                <w:b/>
+                <w:bCs/>
+                <w:sz w:val="18"/>
+              </w:rPr>
+            </w:pPr>
+            <w:r>
+              <w:rPr>
+                <w:rFonts w:hint="eastAsia"/>
+                <w:b/>
+                <w:bCs/>
+                <w:sz w:val="18"/>
+              </w:rPr>
+              <w:t>对应任务</w:t>
+            </w:r>
+          </w:p>
+        </w:tc>
+      </w:tr>
+      <w:tr>
+        <w:tblPrEx>
+          <w:tblBorders>
+            <w:top w:val="single" w:color="auto" w:sz="4" w:space="0"/>
+            <w:left w:val="single" w:color="auto" w:sz="4" w:space="0"/>
+            <w:bottom w:val="single" w:color="auto" w:sz="4" w:space="0"/>
+            <w:right w:val="single" w:color="auto" w:sz="4" w:space="0"/>
+            <w:insideH w:val="single" w:color="auto" w:sz="4" w:space="0"/>
+            <w:insideV w:val="single" w:color="auto" w:sz="4" w:space="0"/>
+          </w:tblBorders>
+          <w:tblCellMar>
+            <w:top w:w="0" w:type="dxa"/>
+            <w:left w:w="108" w:type="dxa"/>
+            <w:bottom w:w="0" w:type="dxa"/>
+            <w:right w:w="108" w:type="dxa"/>
+          </w:tblCellMar>
+        </w:tblPrEx>
+        <w:tc>
+          <w:tcPr>
+            <w:tcW w:w="2684" w:type="dxa"/>
+            <w:noWrap w:val="0"/>
+            <w:vAlign w:val="top"/>
+          </w:tcPr>
+          <w:p>
+            <w:pPr>
+              <w:rPr>
+                <w:rFonts w:hint="eastAsia"/>
+                <w:sz w:val="18"/>
+              </w:rPr>
+            </w:pPr>
+            <w:r>
+              <w:rPr>
+                <w:rFonts w:hint="eastAsia"/>
+                <w:sz w:val="18"/>
+              </w:rPr>
+              <w:t>需求与选型（第1周）</w:t>
+            </w:r>
+          </w:p>
+        </w:tc>
+        <w:tc>
+          <w:tcPr>
+            <w:tcW w:w="3242" w:type="dxa"/>
+            <w:noWrap w:val="0"/>
+            <w:vAlign w:val="top"/>
+          </w:tcPr>
+          <w:p>
+            <w:pPr>
+              <w:rPr>
+                <w:rFonts w:hint="eastAsia" w:eastAsia="宋体"/>
+                <w:i/>
+                <w:iCs/>
+                <w:sz w:val="18"/>
+                <w:lang w:eastAsia="zh-CN"/>
+              </w:rPr>
+            </w:pPr>
+            <w:r>
+              <w:rPr>
+                <w:rFonts w:hint="eastAsia"/>
+                <w:i/>
+                <w:iCs/>
+                <w:sz w:val="18"/>
+                <w:lang w:eastAsia="zh-CN"/>
+              </w:rPr>
+              <w:t>24</w:t>
+            </w:r>
+          </w:p>
+        </w:tc>
+        <w:tc>
+          <w:tcPr>
+            <w:tcW w:w="2794" w:type="dxa"/>
+            <w:noWrap w:val="0"/>
+            <w:vAlign w:val="top"/>
+          </w:tcPr>
+          <w:p>
+            <w:pPr>
+              <w:rPr>
+                <w:rFonts w:hint="eastAsia" w:eastAsia="宋体"/>
+                <w:sz w:val="18"/>
+                <w:lang w:eastAsia="zh-CN"/>
+              </w:rPr>
+            </w:pPr>
+            <w:r>
+              <w:rPr>
+                <w:rFonts w:hint="eastAsia"/>
+                <w:sz w:val="18"/>
+                <w:lang w:eastAsia="zh-CN"/>
+              </w:rPr>
+              <w:t>1.1—1.2</w:t>
+            </w:r>
+          </w:p>
+        </w:tc>
+      </w:tr>
+      <w:tr>
+        <w:tblPrEx>
+          <w:tblBorders>
+            <w:top w:val="single" w:color="auto" w:sz="4" w:space="0"/>
+            <w:left w:val="single" w:color="auto" w:sz="4" w:space="0"/>
+            <w:bottom w:val="single" w:color="auto" w:sz="4" w:space="0"/>
+            <w:right w:val="single" w:color="auto" w:sz="4" w:space="0"/>
+            <w:insideH w:val="single" w:color="auto" w:sz="4" w:space="0"/>
+            <w:insideV w:val="single" w:color="auto" w:sz="4" w:space="0"/>
+          </w:tblBorders>
+          <w:tblCellMar>
+            <w:top w:w="0" w:type="dxa"/>
+            <w:left w:w="108" w:type="dxa"/>
+            <w:bottom w:w="0" w:type="dxa"/>
+            <w:right w:w="108" w:type="dxa"/>
+          </w:tblCellMar>
+        </w:tblPrEx>
+        <w:tc>
+          <w:tcPr>
+            <w:tcW w:w="2684" w:type="dxa"/>
+            <w:noWrap w:val="0"/>
+            <w:vAlign w:val="top"/>
+          </w:tcPr>
+          <w:p>
+            <w:pPr>
+              <w:rPr>
+                <w:rFonts w:hint="eastAsia"/>
+                <w:sz w:val="18"/>
+              </w:rPr>
+            </w:pPr>
+            <w:r>
+              <w:rPr>
+                <w:rFonts w:hint="eastAsia"/>
+                <w:sz w:val="18"/>
+              </w:rPr>
+              <w:t>资料与问答（第2—3周）</w:t>
+            </w:r>
+          </w:p>
+        </w:tc>
+        <w:tc>
+          <w:tcPr>
+            <w:tcW w:w="3242" w:type="dxa"/>
+            <w:noWrap w:val="0"/>
+            <w:vAlign w:val="top"/>
+          </w:tcPr>
+          <w:p>
+            <w:pPr>
+              <w:rPr>
+                <w:rFonts w:hint="eastAsia" w:eastAsia="宋体"/>
+                <w:i/>
+                <w:iCs/>
+                <w:sz w:val="18"/>
+                <w:lang w:eastAsia="zh-CN"/>
+              </w:rPr>
+            </w:pPr>
+            <w:r>
+              <w:rPr>
+                <w:rFonts w:hint="eastAsia"/>
+                <w:i/>
+                <w:iCs/>
+                <w:sz w:val="18"/>
+                <w:lang w:eastAsia="zh-CN"/>
+              </w:rPr>
+              <w:t>57</w:t>
+            </w:r>
+          </w:p>
+        </w:tc>
+        <w:tc>
+          <w:tcPr>
+            <w:tcW w:w="2794" w:type="dxa"/>
+            <w:noWrap w:val="0"/>
+            <w:vAlign w:val="top"/>
+          </w:tcPr>
+          <w:p>
+            <w:pPr>
+              <w:rPr>
+                <w:rFonts w:hint="eastAsia" w:eastAsia="宋体"/>
+                <w:sz w:val="18"/>
+                <w:lang w:eastAsia="zh-CN"/>
+              </w:rPr>
+            </w:pPr>
+            <w:r>
+              <w:rPr>
+                <w:rFonts w:hint="eastAsia"/>
+                <w:sz w:val="18"/>
+                <w:lang w:eastAsia="zh-CN"/>
+              </w:rPr>
+              <w:t>2.1—2.3、3.1</w:t>
+            </w:r>
+          </w:p>
+        </w:tc>
+      </w:tr>
+      <w:tr>
+        <w:tblPrEx>
+          <w:tblBorders>
+            <w:top w:val="single" w:color="auto" w:sz="4" w:space="0"/>
+            <w:left w:val="single" w:color="auto" w:sz="4" w:space="0"/>
+            <w:bottom w:val="single" w:color="auto" w:sz="4" w:space="0"/>
+            <w:right w:val="single" w:color="auto" w:sz="4" w:space="0"/>
+            <w:insideH w:val="single" w:color="auto" w:sz="4" w:space="0"/>
+            <w:insideV w:val="single" w:color="auto" w:sz="4" w:space="0"/>
+          </w:tblBorders>
+          <w:tblCellMar>
+            <w:top w:w="0" w:type="dxa"/>
+            <w:left w:w="108" w:type="dxa"/>
+            <w:bottom w:w="0" w:type="dxa"/>
+            <w:right w:w="108" w:type="dxa"/>
+          </w:tblCellMar>
+        </w:tblPrEx>
+        <w:tc>
+          <w:tcPr>
+            <w:tcW w:w="2684" w:type="dxa"/>
+            <w:noWrap w:val="0"/>
+            <w:vAlign w:val="top"/>
+          </w:tcPr>
+          <w:p>
+            <w:pPr>
+              <w:rPr>
+                <w:rFonts w:hint="eastAsia"/>
+                <w:sz w:val="18"/>
+              </w:rPr>
+            </w:pPr>
+            <w:r>
+              <w:rPr>
+                <w:rFonts w:hint="eastAsia"/>
+                <w:sz w:val="18"/>
+              </w:rPr>
+              <w:t>科目学习（第4周）</w:t>
+            </w:r>
+          </w:p>
+        </w:tc>
+        <w:tc>
+          <w:tcPr>
+            <w:tcW w:w="3242" w:type="dxa"/>
+            <w:noWrap w:val="0"/>
+            <w:vAlign w:val="top"/>
+          </w:tcPr>
+          <w:p>
+            <w:pPr>
+              <w:rPr>
+                <w:rFonts w:hint="eastAsia" w:eastAsia="宋体"/>
+                <w:i/>
+                <w:iCs/>
+                <w:sz w:val="18"/>
+                <w:lang w:eastAsia="zh-CN"/>
+              </w:rPr>
+            </w:pPr>
+            <w:r>
+              <w:rPr>
+                <w:rFonts w:hint="eastAsia"/>
+                <w:i/>
+                <w:iCs/>
+                <w:sz w:val="18"/>
+                <w:lang w:eastAsia="zh-CN"/>
+              </w:rPr>
+              <w:t>27</w:t>
+            </w:r>
+          </w:p>
+        </w:tc>
+        <w:tc>
+          <w:tcPr>
+            <w:tcW w:w="2794" w:type="dxa"/>
+            <w:noWrap w:val="0"/>
+            <w:vAlign w:val="top"/>
+          </w:tcPr>
+          <w:p>
+            <w:pPr>
+              <w:rPr>
+                <w:rFonts w:hint="eastAsia" w:eastAsia="宋体"/>
+                <w:sz w:val="18"/>
+                <w:lang w:eastAsia="zh-CN"/>
+              </w:rPr>
+            </w:pPr>
+            <w:r>
+              <w:rPr>
+                <w:rFonts w:hint="eastAsia"/>
+                <w:sz w:val="18"/>
+                <w:lang w:eastAsia="zh-CN"/>
+              </w:rPr>
+              <w:t>3.2—3.3</w:t>
+            </w:r>
+          </w:p>
+        </w:tc>
+      </w:tr>
+      <w:tr>
+        <w:tblPrEx>
+          <w:tblBorders>
+            <w:top w:val="single" w:color="auto" w:sz="4" w:space="0"/>
+            <w:left w:val="single" w:color="auto" w:sz="4" w:space="0"/>
+            <w:bottom w:val="single" w:color="auto" w:sz="4" w:space="0"/>
+            <w:right w:val="single" w:color="auto" w:sz="4" w:space="0"/>
+            <w:insideH w:val="single" w:color="auto" w:sz="4" w:space="0"/>
+            <w:insideV w:val="single" w:color="auto" w:sz="4" w:space="0"/>
+          </w:tblBorders>
+          <w:tblCellMar>
+            <w:top w:w="0" w:type="dxa"/>
+            <w:left w:w="108" w:type="dxa"/>
+            <w:bottom w:w="0" w:type="dxa"/>
+            <w:right w:w="108" w:type="dxa"/>
+          </w:tblCellMar>
+        </w:tblPrEx>
+        <w:tc>
+          <w:tcPr>
+            <w:tcW w:w="2684" w:type="dxa"/>
+            <w:noWrap w:val="0"/>
+            <w:vAlign w:val="top"/>
+          </w:tcPr>
+          <w:p>
+            <w:pPr>
+              <w:rPr>
+                <w:rFonts w:hint="eastAsia"/>
+                <w:sz w:val="18"/>
+              </w:rPr>
+            </w:pPr>
+            <w:r>
+              <w:rPr>
+                <w:rFonts w:hint="eastAsia"/>
+                <w:sz w:val="18"/>
+              </w:rPr>
+              <w:t>工具与集成（第5—6周）</w:t>
+            </w:r>
+          </w:p>
+        </w:tc>
+        <w:tc>
+          <w:tcPr>
+            <w:tcW w:w="3242" w:type="dxa"/>
+            <w:noWrap w:val="0"/>
+            <w:vAlign w:val="top"/>
+          </w:tcPr>
+          <w:p>
+            <w:pPr>
+              <w:rPr>
+                <w:rFonts w:hint="eastAsia" w:eastAsia="宋体"/>
+                <w:i/>
+                <w:iCs/>
+                <w:sz w:val="18"/>
+                <w:lang w:eastAsia="zh-CN"/>
+              </w:rPr>
+            </w:pPr>
+            <w:r>
+              <w:rPr>
+                <w:rFonts w:hint="eastAsia"/>
+                <w:i/>
+                <w:iCs/>
+                <w:sz w:val="18"/>
+                <w:lang w:eastAsia="zh-CN"/>
+              </w:rPr>
+              <w:t>57</w:t>
+            </w:r>
+          </w:p>
+        </w:tc>
+        <w:tc>
+          <w:tcPr>
+            <w:tcW w:w="2794" w:type="dxa"/>
+            <w:noWrap w:val="0"/>
+            <w:vAlign w:val="top"/>
+          </w:tcPr>
+          <w:p>
+            <w:pPr>
+              <w:rPr>
+                <w:rFonts w:hint="eastAsia" w:eastAsia="宋体"/>
+                <w:sz w:val="18"/>
+                <w:lang w:eastAsia="zh-CN"/>
+              </w:rPr>
+            </w:pPr>
+            <w:r>
+              <w:rPr>
+                <w:rFonts w:hint="eastAsia"/>
+                <w:sz w:val="18"/>
+                <w:lang w:eastAsia="zh-CN"/>
+              </w:rPr>
+              <w:t>4.1—4.2、5.1—5.2</w:t>
+            </w:r>
+          </w:p>
+        </w:tc>
+      </w:tr>
+      <w:tr>
+        <w:tblPrEx>
+          <w:tblBorders>
+            <w:top w:val="single" w:color="auto" w:sz="4" w:space="0"/>
+            <w:left w:val="single" w:color="auto" w:sz="4" w:space="0"/>
+            <w:bottom w:val="single" w:color="auto" w:sz="4" w:space="0"/>
+            <w:right w:val="single" w:color="auto" w:sz="4" w:space="0"/>
+            <w:insideH w:val="single" w:color="auto" w:sz="4" w:space="0"/>
+            <w:insideV w:val="single" w:color="auto" w:sz="4" w:space="0"/>
+          </w:tblBorders>
+          <w:tblCellMar>
+            <w:top w:w="0" w:type="dxa"/>
+            <w:left w:w="108" w:type="dxa"/>
+            <w:bottom w:w="0" w:type="dxa"/>
+            <w:right w:w="108" w:type="dxa"/>
+          </w:tblCellMar>
+        </w:tblPrEx>
+        <w:tc>
+          <w:tcPr>
+            <w:tcW w:w="2684" w:type="dxa"/>
+            <w:noWrap w:val="0"/>
+            <w:vAlign w:val="top"/>
+          </w:tcPr>
+          <w:p>
+            <w:pPr>
+              <w:rPr>
+                <w:rFonts w:hint="eastAsia"/>
+                <w:sz w:val="18"/>
+              </w:rPr>
+            </w:pPr>
+            <w:r>
+              <w:rPr>
+                <w:rFonts w:hint="eastAsia"/>
+                <w:sz w:val="18"/>
+              </w:rPr>
+              <w:t>测试与交付（第7—8周）</w:t>
+            </w:r>
+          </w:p>
+        </w:tc>
+        <w:tc>
+          <w:tcPr>
+            <w:tcW w:w="3242" w:type="dxa"/>
+            <w:noWrap w:val="0"/>
+            <w:vAlign w:val="top"/>
+          </w:tcPr>
+          <w:p>
+            <w:pPr>
+              <w:rPr>
+                <w:rFonts w:hint="eastAsia" w:eastAsia="宋体"/>
+                <w:i/>
+                <w:iCs/>
+                <w:sz w:val="18"/>
+                <w:lang w:eastAsia="zh-CN"/>
+              </w:rPr>
+            </w:pPr>
+            <w:r>
+              <w:rPr>
+                <w:rFonts w:hint="eastAsia"/>
+                <w:i/>
+                <w:iCs/>
+                <w:sz w:val="18"/>
+                <w:lang w:eastAsia="zh-CN"/>
+              </w:rPr>
+              <w:t>51</w:t>
+            </w:r>
+          </w:p>
+        </w:tc>
+        <w:tc>
+          <w:tcPr>
+            <w:tcW w:w="2794" w:type="dxa"/>
+            <w:noWrap w:val="0"/>
+            <w:vAlign w:val="top"/>
+          </w:tcPr>
+          <w:p>
+            <w:pPr>
+              <w:rPr>
+                <w:rFonts w:hint="eastAsia" w:eastAsia="宋体"/>
+                <w:sz w:val="18"/>
+                <w:lang w:eastAsia="zh-CN"/>
+              </w:rPr>
+            </w:pPr>
+            <w:r>
+              <w:rPr>
+                <w:rFonts w:hint="eastAsia"/>
+                <w:sz w:val="18"/>
+                <w:lang w:eastAsia="zh-CN"/>
+              </w:rPr>
+              <w:t>6.1—6.3</w:t>
+            </w:r>
+          </w:p>
+        </w:tc>
+      </w:tr>
+      <w:tr>
+        <w:tblPrEx>
+          <w:tblBorders>
+            <w:top w:val="single" w:color="auto" w:sz="4" w:space="0"/>
+            <w:left w:val="single" w:color="auto" w:sz="4" w:space="0"/>
+            <w:bottom w:val="single" w:color="auto" w:sz="4" w:space="0"/>
+            <w:right w:val="single" w:color="auto" w:sz="4" w:space="0"/>
+            <w:insideH w:val="single" w:color="auto" w:sz="4" w:space="0"/>
+            <w:insideV w:val="single" w:color="auto" w:sz="4" w:space="0"/>
+          </w:tblBorders>
+          <w:tblCellMar>
+            <w:top w:w="0" w:type="dxa"/>
+            <w:left w:w="108" w:type="dxa"/>
+            <w:bottom w:w="0" w:type="dxa"/>
+            <w:right w:w="108" w:type="dxa"/>
+          </w:tblCellMar>
+        </w:tblPrEx>
+        <w:tc>
+          <w:tcPr>
+            <w:tcW w:w="2684" w:type="dxa"/>
+            <w:noWrap w:val="0"/>
+            <w:vAlign w:val="top"/>
+          </w:tcPr>
+          <w:p>
+            <w:pPr>
+              <w:rPr>
+                <w:rFonts w:hint="eastAsia"/>
+                <w:sz w:val="18"/>
+              </w:rPr>
+            </w:pPr>
+            <w:r>
+              <w:rPr>
+                <w:rFonts w:hint="eastAsia"/>
+                <w:sz w:val="18"/>
+              </w:rPr>
+              <w:t>合计</w:t>
+            </w:r>
+          </w:p>
+        </w:tc>
+        <w:tc>
+          <w:tcPr>
+            <w:tcW w:w="3242" w:type="dxa"/>
+            <w:noWrap w:val="0"/>
+            <w:vAlign w:val="top"/>
+          </w:tcPr>
+          <w:p>
+            <w:pPr>
+              <w:rPr>
+                <w:rFonts w:hint="eastAsia" w:eastAsia="宋体"/>
+                <w:i/>
+                <w:iCs/>
+                <w:sz w:val="18"/>
+                <w:lang w:eastAsia="zh-CN"/>
+              </w:rPr>
+            </w:pPr>
+            <w:r>
+              <w:rPr>
+                <w:rFonts w:hint="eastAsia"/>
+                <w:i/>
+                <w:iCs/>
+                <w:sz w:val="18"/>
+                <w:lang w:eastAsia="zh-CN"/>
+              </w:rPr>
+              <w:t>216</w:t>
+            </w:r>
+          </w:p>
+        </w:tc>
+        <w:tc>
+          <w:tcPr>
+            <w:tcW w:w="2794" w:type="dxa"/>
+            <w:noWrap w:val="0"/>
+            <w:vAlign w:val="top"/>
+          </w:tcPr>
+          <w:p>
+            <w:pPr>
+              <w:rPr>
+                <w:rFonts w:hint="eastAsia" w:eastAsia="宋体"/>
+                <w:sz w:val="18"/>
+                <w:lang w:eastAsia="zh-CN"/>
+              </w:rPr>
+            </w:pPr>
+            <w:r>
+              <w:rPr>
+                <w:rFonts w:hint="eastAsia"/>
+                <w:sz w:val="18"/>
+                <w:lang w:eastAsia="zh-CN"/>
+              </w:rPr>
+              <w:t>与第6章保持一致</w:t>
+            </w:r>
+          </w:p>
+        </w:tc>
+      </w:tr>
+    </w:tbl>
+    <w:p>
+      <w:pPr>
+        <w:pStyle w:val="3"/>
+        <w:keepNext/>
+        <w:pageBreakBefore w:val="0"/>
+        <w:rPr>
+          <w:rFonts w:hint="eastAsia"/>
+        </w:rPr>
+      </w:pPr>
+      <w:bookmarkStart w:id="39" w:name="_Toc26228"/>
+      <w:r>
+        <w:rPr>
+          <w:rFonts w:hint="eastAsia"/>
+        </w:rPr>
+        <w:t>A.4 成本估计</w:t>
+      </w:r>
+      <w:bookmarkEnd w:id="39"/>
+    </w:p>
+    <w:tbl>
+      <w:tblPr>
+        <w:tblStyle w:val="25"/>
+        <w:tblW w:w="0" w:type="auto"/>
+        <w:tblInd w:w="0" w:type="dxa"/>
+        <w:tblBorders>
+          <w:top w:val="single" w:color="auto" w:sz="4" w:space="0"/>
+          <w:left w:val="single" w:color="auto" w:sz="4" w:space="0"/>
+          <w:bottom w:val="single" w:color="auto" w:sz="4" w:space="0"/>
+          <w:right w:val="single" w:color="auto" w:sz="4" w:space="0"/>
+          <w:insideH w:val="single" w:color="auto" w:sz="4" w:space="0"/>
+          <w:insideV w:val="single" w:color="auto" w:sz="4" w:space="0"/>
+        </w:tblBorders>
+        <w:tblLayout w:type="autofit"/>
+        <w:tblCellMar>
+          <w:top w:w="0" w:type="dxa"/>
+          <w:left w:w="108" w:type="dxa"/>
+          <w:bottom w:w="0" w:type="dxa"/>
+          <w:right w:w="108" w:type="dxa"/>
+        </w:tblCellMar>
+      </w:tblPr>
+      <w:tblGrid>
+        <w:gridCol w:w="2684"/>
+        <w:gridCol w:w="3242"/>
+        <w:gridCol w:w="2794"/>
+      </w:tblGrid>
+      <w:tr>
+        <w:tblPrEx>
+          <w:tblBorders>
+            <w:top w:val="single" w:color="auto" w:sz="4" w:space="0"/>
+            <w:left w:val="single" w:color="auto" w:sz="4" w:space="0"/>
+            <w:bottom w:val="single" w:color="auto" w:sz="4" w:space="0"/>
+            <w:right w:val="single" w:color="auto" w:sz="4" w:space="0"/>
+            <w:insideH w:val="single" w:color="auto" w:sz="4" w:space="0"/>
+            <w:insideV w:val="single" w:color="auto" w:sz="4" w:space="0"/>
+          </w:tblBorders>
+          <w:tblCellMar>
+            <w:top w:w="0" w:type="dxa"/>
+            <w:left w:w="108" w:type="dxa"/>
+            <w:bottom w:w="0" w:type="dxa"/>
+            <w:right w:w="108" w:type="dxa"/>
+          </w:tblCellMar>
+        </w:tblPrEx>
+        <w:tc>
+          <w:tcPr>
+            <w:tcW w:w="2684" w:type="dxa"/>
+            <w:shd w:val="clear" w:color="auto" w:fill="D9D9D9"/>
+            <w:noWrap w:val="0"/>
+            <w:vAlign w:val="top"/>
+          </w:tcPr>
+          <w:p>
+            <w:pPr>
+              <w:jc w:val="center"/>
+              <w:rPr>
+                <w:rFonts w:hint="eastAsia"/>
+                <w:b/>
+                <w:bCs/>
+                <w:sz w:val="18"/>
+              </w:rPr>
+            </w:pPr>
+            <w:r>
+              <w:rPr>
+                <w:rFonts w:hint="eastAsia"/>
+                <w:b/>
+                <w:bCs/>
+                <w:sz w:val="18"/>
+              </w:rPr>
+              <w:t>成本项</w:t>
+            </w:r>
+          </w:p>
+        </w:tc>
+        <w:tc>
+          <w:tcPr>
+            <w:tcW w:w="3242" w:type="dxa"/>
+            <w:shd w:val="clear" w:color="auto" w:fill="D9D9D9"/>
+            <w:noWrap w:val="0"/>
+            <w:vAlign w:val="top"/>
+          </w:tcPr>
+          <w:p>
+            <w:pPr>
+              <w:jc w:val="center"/>
+              <w:rPr>
+                <w:rFonts w:hint="eastAsia"/>
+                <w:b/>
+                <w:bCs/>
+                <w:sz w:val="18"/>
+              </w:rPr>
+            </w:pPr>
+            <w:r>
+              <w:rPr>
+                <w:rFonts w:hint="eastAsia"/>
+                <w:b/>
+                <w:bCs/>
+                <w:sz w:val="18"/>
+              </w:rPr>
+              <w:t>预算</w:t>
+            </w:r>
+          </w:p>
+        </w:tc>
+        <w:tc>
+          <w:tcPr>
+            <w:tcW w:w="2794" w:type="dxa"/>
+            <w:shd w:val="clear" w:color="auto" w:fill="D9D9D9"/>
+            <w:noWrap w:val="0"/>
+            <w:vAlign w:val="top"/>
+          </w:tcPr>
+          <w:p>
+            <w:pPr>
+              <w:jc w:val="center"/>
+              <w:rPr>
+                <w:rFonts w:hint="eastAsia"/>
+                <w:b/>
+                <w:bCs/>
+                <w:sz w:val="18"/>
+              </w:rPr>
+            </w:pPr>
+            <w:r>
+              <w:rPr>
+                <w:rFonts w:hint="eastAsia"/>
+                <w:b/>
+                <w:bCs/>
+                <w:sz w:val="18"/>
+              </w:rPr>
+              <w:t>估算依据</w:t>
+            </w:r>
+          </w:p>
+        </w:tc>
+      </w:tr>
+      <w:tr>
+        <w:tblPrEx>
+          <w:tblBorders>
+            <w:top w:val="single" w:color="auto" w:sz="4" w:space="0"/>
+            <w:left w:val="single" w:color="auto" w:sz="4" w:space="0"/>
+            <w:bottom w:val="single" w:color="auto" w:sz="4" w:space="0"/>
+            <w:right w:val="single" w:color="auto" w:sz="4" w:space="0"/>
+            <w:insideH w:val="single" w:color="auto" w:sz="4" w:space="0"/>
+            <w:insideV w:val="single" w:color="auto" w:sz="4" w:space="0"/>
+          </w:tblBorders>
+          <w:tblCellMar>
+            <w:top w:w="0" w:type="dxa"/>
+            <w:left w:w="108" w:type="dxa"/>
+            <w:bottom w:w="0" w:type="dxa"/>
+            <w:right w:w="108" w:type="dxa"/>
+          </w:tblCellMar>
+        </w:tblPrEx>
+        <w:tc>
+          <w:tcPr>
+            <w:tcW w:w="2684" w:type="dxa"/>
+            <w:noWrap w:val="0"/>
+            <w:vAlign w:val="top"/>
+          </w:tcPr>
+          <w:p>
+            <w:pPr>
+              <w:rPr>
+                <w:rFonts w:hint="eastAsia"/>
+                <w:sz w:val="18"/>
+              </w:rPr>
+            </w:pPr>
+            <w:r>
+              <w:rPr>
+                <w:rFonts w:hint="eastAsia"/>
+                <w:sz w:val="18"/>
+              </w:rPr>
+              <w:t>模型API调用</w:t>
+            </w:r>
+          </w:p>
+        </w:tc>
+        <w:tc>
+          <w:tcPr>
+            <w:tcW w:w="3242" w:type="dxa"/>
+            <w:noWrap w:val="0"/>
+            <w:vAlign w:val="top"/>
+          </w:tcPr>
+          <w:p>
+            <w:pPr>
+              <w:rPr>
+                <w:rFonts w:hint="eastAsia" w:eastAsia="宋体"/>
+                <w:i/>
+                <w:iCs/>
+                <w:sz w:val="18"/>
+                <w:lang w:eastAsia="zh-CN"/>
+              </w:rPr>
+            </w:pPr>
+            <w:r>
+              <w:rPr>
+                <w:rFonts w:hint="eastAsia"/>
+                <w:i/>
+                <w:iCs/>
+                <w:sz w:val="18"/>
+                <w:lang w:eastAsia="zh-CN"/>
+              </w:rPr>
+              <w:t>不超过100元</w:t>
+            </w:r>
+          </w:p>
+        </w:tc>
+        <w:tc>
+          <w:tcPr>
+            <w:tcW w:w="2794" w:type="dxa"/>
+            <w:noWrap w:val="0"/>
+            <w:vAlign w:val="top"/>
+          </w:tcPr>
+          <w:p>
+            <w:pPr>
+              <w:rPr>
+                <w:rFonts w:hint="eastAsia" w:eastAsia="宋体"/>
+                <w:sz w:val="18"/>
+                <w:lang w:eastAsia="zh-CN"/>
+              </w:rPr>
+            </w:pPr>
+            <w:r>
+              <w:rPr>
+                <w:rFonts w:hint="eastAsia"/>
+                <w:sz w:val="18"/>
+                <w:lang w:eastAsia="zh-CN"/>
+              </w:rPr>
+              <w:t>调试与演示额度，待小组确认</w:t>
+            </w:r>
+          </w:p>
+        </w:tc>
+      </w:tr>
+      <w:tr>
+        <w:tblPrEx>
+          <w:tblBorders>
+            <w:top w:val="single" w:color="auto" w:sz="4" w:space="0"/>
+            <w:left w:val="single" w:color="auto" w:sz="4" w:space="0"/>
+            <w:bottom w:val="single" w:color="auto" w:sz="4" w:space="0"/>
+            <w:right w:val="single" w:color="auto" w:sz="4" w:space="0"/>
+            <w:insideH w:val="single" w:color="auto" w:sz="4" w:space="0"/>
+            <w:insideV w:val="single" w:color="auto" w:sz="4" w:space="0"/>
+          </w:tblBorders>
+          <w:tblCellMar>
+            <w:top w:w="0" w:type="dxa"/>
+            <w:left w:w="108" w:type="dxa"/>
+            <w:bottom w:w="0" w:type="dxa"/>
+            <w:right w:w="108" w:type="dxa"/>
+          </w:tblCellMar>
+        </w:tblPrEx>
+        <w:tc>
+          <w:tcPr>
+            <w:tcW w:w="2684" w:type="dxa"/>
+            <w:noWrap w:val="0"/>
+            <w:vAlign w:val="top"/>
+          </w:tcPr>
+          <w:p>
+            <w:pPr>
+              <w:rPr>
+                <w:rFonts w:hint="eastAsia"/>
+                <w:sz w:val="18"/>
+              </w:rPr>
+            </w:pPr>
+            <w:r>
+              <w:rPr>
+                <w:rFonts w:hint="eastAsia"/>
+                <w:sz w:val="18"/>
+              </w:rPr>
+              <w:t>已有设备与软件</w:t>
+            </w:r>
+          </w:p>
+        </w:tc>
+        <w:tc>
+          <w:tcPr>
+            <w:tcW w:w="3242" w:type="dxa"/>
+            <w:noWrap w:val="0"/>
+            <w:vAlign w:val="top"/>
+          </w:tcPr>
+          <w:p>
+            <w:pPr>
+              <w:rPr>
+                <w:rFonts w:hint="eastAsia" w:eastAsia="宋体"/>
+                <w:i/>
+                <w:iCs/>
+                <w:sz w:val="18"/>
+                <w:lang w:eastAsia="zh-CN"/>
+              </w:rPr>
+            </w:pPr>
+            <w:r>
+              <w:rPr>
+                <w:rFonts w:hint="eastAsia"/>
+                <w:i/>
+                <w:iCs/>
+                <w:sz w:val="18"/>
+                <w:lang w:eastAsia="zh-CN"/>
+              </w:rPr>
+              <w:t>新增0元</w:t>
+            </w:r>
+          </w:p>
+        </w:tc>
+        <w:tc>
+          <w:tcPr>
+            <w:tcW w:w="2794" w:type="dxa"/>
+            <w:noWrap w:val="0"/>
+            <w:vAlign w:val="top"/>
+          </w:tcPr>
+          <w:p>
+            <w:pPr>
+              <w:rPr>
+                <w:rFonts w:hint="eastAsia" w:eastAsia="宋体"/>
+                <w:sz w:val="18"/>
+                <w:lang w:eastAsia="zh-CN"/>
+              </w:rPr>
+            </w:pPr>
+            <w:r>
+              <w:rPr>
+                <w:rFonts w:hint="eastAsia"/>
+                <w:sz w:val="18"/>
+                <w:lang w:eastAsia="zh-CN"/>
+              </w:rPr>
+              <w:t>使用已有或免费资源</w:t>
+            </w:r>
+          </w:p>
+        </w:tc>
+      </w:tr>
+      <w:tr>
+        <w:tblPrEx>
+          <w:tblBorders>
+            <w:top w:val="single" w:color="auto" w:sz="4" w:space="0"/>
+            <w:left w:val="single" w:color="auto" w:sz="4" w:space="0"/>
+            <w:bottom w:val="single" w:color="auto" w:sz="4" w:space="0"/>
+            <w:right w:val="single" w:color="auto" w:sz="4" w:space="0"/>
+            <w:insideH w:val="single" w:color="auto" w:sz="4" w:space="0"/>
+            <w:insideV w:val="single" w:color="auto" w:sz="4" w:space="0"/>
+          </w:tblBorders>
+          <w:tblCellMar>
+            <w:top w:w="0" w:type="dxa"/>
+            <w:left w:w="108" w:type="dxa"/>
+            <w:bottom w:w="0" w:type="dxa"/>
+            <w:right w:w="108" w:type="dxa"/>
+          </w:tblCellMar>
+        </w:tblPrEx>
+        <w:tc>
+          <w:tcPr>
+            <w:tcW w:w="2684" w:type="dxa"/>
+            <w:noWrap w:val="0"/>
+            <w:vAlign w:val="top"/>
+          </w:tcPr>
+          <w:p>
+            <w:pPr>
+              <w:rPr>
+                <w:rFonts w:hint="eastAsia"/>
+                <w:sz w:val="18"/>
+              </w:rPr>
+            </w:pPr>
+            <w:r>
+              <w:rPr>
+                <w:rFonts w:hint="eastAsia"/>
+                <w:sz w:val="18"/>
+              </w:rPr>
+              <w:t>学生人力</w:t>
+            </w:r>
+          </w:p>
+        </w:tc>
+        <w:tc>
+          <w:tcPr>
+            <w:tcW w:w="3242" w:type="dxa"/>
+            <w:noWrap w:val="0"/>
+            <w:vAlign w:val="top"/>
+          </w:tcPr>
+          <w:p>
+            <w:pPr>
+              <w:rPr>
+                <w:rFonts w:hint="eastAsia" w:eastAsia="宋体"/>
+                <w:i/>
+                <w:iCs/>
+                <w:sz w:val="18"/>
+                <w:lang w:eastAsia="zh-CN"/>
+              </w:rPr>
+            </w:pPr>
+            <w:r>
+              <w:rPr>
+                <w:rFonts w:hint="eastAsia"/>
+                <w:i/>
+                <w:iCs/>
+                <w:sz w:val="18"/>
+                <w:lang w:eastAsia="zh-CN"/>
+              </w:rPr>
+              <w:t>216人时</w:t>
+            </w:r>
+          </w:p>
+        </w:tc>
+        <w:tc>
+          <w:tcPr>
+            <w:tcW w:w="2794" w:type="dxa"/>
+            <w:noWrap w:val="0"/>
+            <w:vAlign w:val="top"/>
+          </w:tcPr>
+          <w:p>
+            <w:pPr>
+              <w:rPr>
+                <w:rFonts w:hint="eastAsia" w:eastAsia="宋体"/>
+                <w:sz w:val="18"/>
+                <w:lang w:eastAsia="zh-CN"/>
+              </w:rPr>
+            </w:pPr>
+            <w:r>
+              <w:rPr>
+                <w:rFonts w:hint="eastAsia"/>
+                <w:sz w:val="18"/>
+                <w:lang w:eastAsia="zh-CN"/>
+              </w:rPr>
+              <w:t>单独统计，不折算现金</w:t>
+            </w:r>
+          </w:p>
+        </w:tc>
+      </w:tr>
+      <w:tr>
+        <w:tblPrEx>
+          <w:tblBorders>
+            <w:top w:val="single" w:color="auto" w:sz="4" w:space="0"/>
+            <w:left w:val="single" w:color="auto" w:sz="4" w:space="0"/>
+            <w:bottom w:val="single" w:color="auto" w:sz="4" w:space="0"/>
+            <w:right w:val="single" w:color="auto" w:sz="4" w:space="0"/>
+            <w:insideH w:val="single" w:color="auto" w:sz="4" w:space="0"/>
+            <w:insideV w:val="single" w:color="auto" w:sz="4" w:space="0"/>
+          </w:tblBorders>
+          <w:tblCellMar>
+            <w:top w:w="0" w:type="dxa"/>
+            <w:left w:w="108" w:type="dxa"/>
+            <w:bottom w:w="0" w:type="dxa"/>
+            <w:right w:w="108" w:type="dxa"/>
+          </w:tblCellMar>
+        </w:tblPrEx>
+        <w:tc>
+          <w:tcPr>
+            <w:tcW w:w="2684" w:type="dxa"/>
+            <w:noWrap w:val="0"/>
+            <w:vAlign w:val="top"/>
+          </w:tcPr>
+          <w:p>
+            <w:pPr>
+              <w:rPr>
+                <w:rFonts w:hint="eastAsia"/>
+                <w:sz w:val="18"/>
+              </w:rPr>
+            </w:pPr>
+            <w:r>
+              <w:rPr>
+                <w:rFonts w:hint="eastAsia"/>
+                <w:sz w:val="18"/>
+              </w:rPr>
+              <w:t>新增现金合计</w:t>
+            </w:r>
+          </w:p>
+        </w:tc>
+        <w:tc>
+          <w:tcPr>
+            <w:tcW w:w="3242" w:type="dxa"/>
+            <w:noWrap w:val="0"/>
+            <w:vAlign w:val="top"/>
+          </w:tcPr>
+          <w:p>
+            <w:pPr>
+              <w:rPr>
+                <w:rFonts w:hint="eastAsia" w:eastAsia="宋体"/>
+                <w:i/>
+                <w:iCs/>
+                <w:sz w:val="18"/>
+                <w:lang w:eastAsia="zh-CN"/>
+              </w:rPr>
+            </w:pPr>
+            <w:r>
+              <w:rPr>
+                <w:rFonts w:hint="eastAsia"/>
+                <w:i/>
+                <w:iCs/>
+                <w:sz w:val="18"/>
+                <w:lang w:eastAsia="zh-CN"/>
+              </w:rPr>
+              <w:t>不超过100元</w:t>
+            </w:r>
+          </w:p>
+        </w:tc>
+        <w:tc>
+          <w:tcPr>
+            <w:tcW w:w="2794" w:type="dxa"/>
+            <w:noWrap w:val="0"/>
+            <w:vAlign w:val="top"/>
+          </w:tcPr>
+          <w:p>
+            <w:pPr>
+              <w:rPr>
+                <w:rFonts w:hint="eastAsia" w:eastAsia="宋体"/>
+                <w:sz w:val="18"/>
+                <w:lang w:eastAsia="zh-CN"/>
+              </w:rPr>
+            </w:pPr>
+            <w:r>
+              <w:rPr>
+                <w:rFonts w:hint="eastAsia"/>
+                <w:sz w:val="18"/>
+                <w:lang w:eastAsia="zh-CN"/>
+              </w:rPr>
+              <w:t>非已支出，实际按账单登记</w:t>
+            </w:r>
+          </w:p>
+        </w:tc>
+      </w:tr>
+    </w:tbl>
+    <w:p>
+      <w:pPr>
+        <w:keepNext w:val="0"/>
+        <w:pageBreakBefore w:val="0"/>
+        <w:rPr>
+          <w:rFonts w:hint="eastAsia" w:eastAsia="宋体"/>
+          <w:lang w:eastAsia="zh-CN"/>
+        </w:rPr>
+      </w:pPr>
+      <w:r>
+        <w:rPr>
+          <w:rFonts w:hint="eastAsia"/>
+          <w:lang w:eastAsia="zh-CN"/>
+        </w:rPr>
+        <w:t>预算不足时先评估并申请变更，不直接增加支出；不采购GPU，不安排模型训练或手机端适配。</w:t>
+      </w:r>
     </w:p>
     <w:p>
       <w:pPr>
@@ -9239,14 +13956,546 @@
           <w:rFonts w:hint="eastAsia"/>
         </w:rPr>
       </w:pPr>
-      <w:bookmarkStart w:id="35" w:name="_Toc25857"/>
+      <w:bookmarkStart w:id="40" w:name="_Toc28031"/>
       <w:r>
         <w:rPr>
           <w:rFonts w:hint="eastAsia"/>
         </w:rPr>
-        <w:t>附录 机构领导审批</w:t>
-      </w:r>
-      <w:bookmarkEnd w:id="35"/>
+        <w:t>附录B 项目计划审批</w:t>
+      </w:r>
+      <w:bookmarkEnd w:id="40"/>
+    </w:p>
+    <w:p>
+      <w:pPr>
+        <w:pStyle w:val="3"/>
+        <w:keepNext/>
+        <w:pageBreakBefore w:val="0"/>
+        <w:rPr>
+          <w:rFonts w:hint="eastAsia"/>
+        </w:rPr>
+      </w:pPr>
+      <w:bookmarkStart w:id="41" w:name="_Toc1386"/>
+      <w:r>
+        <w:rPr>
+          <w:rFonts w:hint="eastAsia"/>
+        </w:rPr>
+        <w:t>B.1 项目计划基本信息</w:t>
+      </w:r>
+      <w:bookmarkEnd w:id="41"/>
+    </w:p>
+    <w:tbl>
+      <w:tblPr>
+        <w:tblStyle w:val="25"/>
+        <w:tblW w:w="0" w:type="auto"/>
+        <w:tblInd w:w="0" w:type="dxa"/>
+        <w:tblBorders>
+          <w:top w:val="single" w:color="auto" w:sz="4" w:space="0"/>
+          <w:left w:val="single" w:color="auto" w:sz="4" w:space="0"/>
+          <w:bottom w:val="single" w:color="auto" w:sz="4" w:space="0"/>
+          <w:right w:val="single" w:color="auto" w:sz="4" w:space="0"/>
+          <w:insideH w:val="single" w:color="auto" w:sz="4" w:space="0"/>
+          <w:insideV w:val="single" w:color="auto" w:sz="4" w:space="0"/>
+        </w:tblBorders>
+        <w:tblLayout w:type="autofit"/>
+        <w:tblCellMar>
+          <w:top w:w="0" w:type="dxa"/>
+          <w:left w:w="108" w:type="dxa"/>
+          <w:bottom w:w="0" w:type="dxa"/>
+          <w:right w:w="108" w:type="dxa"/>
+        </w:tblCellMar>
+      </w:tblPr>
+      <w:tblGrid>
+        <w:gridCol w:w="3468"/>
+        <w:gridCol w:w="5252"/>
+      </w:tblGrid>
+      <w:tr>
+        <w:tblPrEx>
+          <w:tblBorders>
+            <w:top w:val="single" w:color="auto" w:sz="4" w:space="0"/>
+            <w:left w:val="single" w:color="auto" w:sz="4" w:space="0"/>
+            <w:bottom w:val="single" w:color="auto" w:sz="4" w:space="0"/>
+            <w:right w:val="single" w:color="auto" w:sz="4" w:space="0"/>
+            <w:insideH w:val="single" w:color="auto" w:sz="4" w:space="0"/>
+            <w:insideV w:val="single" w:color="auto" w:sz="4" w:space="0"/>
+          </w:tblBorders>
+          <w:tblCellMar>
+            <w:top w:w="0" w:type="dxa"/>
+            <w:left w:w="108" w:type="dxa"/>
+            <w:bottom w:w="0" w:type="dxa"/>
+            <w:right w:w="108" w:type="dxa"/>
+          </w:tblCellMar>
+        </w:tblPrEx>
+        <w:tc>
+          <w:tcPr>
+            <w:tcW w:w="3468" w:type="dxa"/>
+            <w:shd w:val="clear" w:color="auto" w:fill="D9D9D9"/>
+            <w:noWrap w:val="0"/>
+            <w:vAlign w:val="top"/>
+          </w:tcPr>
+          <w:p>
+            <w:pPr>
+              <w:jc w:val="center"/>
+              <w:rPr>
+                <w:rFonts w:hint="eastAsia"/>
+                <w:b/>
+                <w:bCs/>
+                <w:sz w:val="18"/>
+              </w:rPr>
+            </w:pPr>
+            <w:r>
+              <w:rPr>
+                <w:rFonts w:hint="eastAsia"/>
+                <w:b/>
+                <w:bCs/>
+                <w:sz w:val="18"/>
+              </w:rPr>
+              <w:t>项目</w:t>
+            </w:r>
+          </w:p>
+        </w:tc>
+        <w:tc>
+          <w:tcPr>
+            <w:tcW w:w="5252" w:type="dxa"/>
+            <w:shd w:val="clear" w:color="auto" w:fill="D9D9D9"/>
+            <w:noWrap w:val="0"/>
+            <w:vAlign w:val="top"/>
+          </w:tcPr>
+          <w:p>
+            <w:pPr>
+              <w:jc w:val="center"/>
+              <w:rPr>
+                <w:rFonts w:hint="eastAsia"/>
+                <w:b/>
+                <w:bCs/>
+                <w:sz w:val="18"/>
+              </w:rPr>
+            </w:pPr>
+            <w:r>
+              <w:rPr>
+                <w:rFonts w:hint="eastAsia"/>
+                <w:b/>
+                <w:bCs/>
+                <w:sz w:val="18"/>
+              </w:rPr>
+              <w:t>内容</w:t>
+            </w:r>
+          </w:p>
+        </w:tc>
+      </w:tr>
+      <w:tr>
+        <w:tblPrEx>
+          <w:tblBorders>
+            <w:top w:val="single" w:color="auto" w:sz="4" w:space="0"/>
+            <w:left w:val="single" w:color="auto" w:sz="4" w:space="0"/>
+            <w:bottom w:val="single" w:color="auto" w:sz="4" w:space="0"/>
+            <w:right w:val="single" w:color="auto" w:sz="4" w:space="0"/>
+            <w:insideH w:val="single" w:color="auto" w:sz="4" w:space="0"/>
+            <w:insideV w:val="single" w:color="auto" w:sz="4" w:space="0"/>
+          </w:tblBorders>
+          <w:tblCellMar>
+            <w:top w:w="0" w:type="dxa"/>
+            <w:left w:w="108" w:type="dxa"/>
+            <w:bottom w:w="0" w:type="dxa"/>
+            <w:right w:w="108" w:type="dxa"/>
+          </w:tblCellMar>
+        </w:tblPrEx>
+        <w:tc>
+          <w:tcPr>
+            <w:tcW w:w="3468" w:type="dxa"/>
+            <w:noWrap w:val="0"/>
+            <w:vAlign w:val="top"/>
+          </w:tcPr>
+          <w:p>
+            <w:pPr>
+              <w:rPr>
+                <w:rFonts w:hint="eastAsia" w:eastAsia="宋体"/>
+                <w:sz w:val="18"/>
+                <w:lang w:eastAsia="zh-CN"/>
+              </w:rPr>
+            </w:pPr>
+            <w:r>
+              <w:rPr>
+                <w:rFonts w:hint="eastAsia"/>
+                <w:sz w:val="18"/>
+                <w:lang w:eastAsia="zh-CN"/>
+              </w:rPr>
+              <w:t>项目名称</w:t>
+            </w:r>
+          </w:p>
+        </w:tc>
+        <w:tc>
+          <w:tcPr>
+            <w:tcW w:w="5252" w:type="dxa"/>
+            <w:noWrap w:val="0"/>
+            <w:vAlign w:val="top"/>
+          </w:tcPr>
+          <w:p>
+            <w:pPr>
+              <w:rPr>
+                <w:rFonts w:hint="eastAsia" w:eastAsia="宋体"/>
+                <w:sz w:val="18"/>
+                <w:lang w:eastAsia="zh-CN"/>
+              </w:rPr>
+            </w:pPr>
+            <w:r>
+              <w:rPr>
+                <w:rFonts w:hint="eastAsia"/>
+                <w:sz w:val="18"/>
+                <w:lang w:eastAsia="zh-CN"/>
+              </w:rPr>
+              <w:t>计算机课程学习助手（CSLA）</w:t>
+            </w:r>
+          </w:p>
+        </w:tc>
+      </w:tr>
+      <w:tr>
+        <w:tblPrEx>
+          <w:tblBorders>
+            <w:top w:val="single" w:color="auto" w:sz="4" w:space="0"/>
+            <w:left w:val="single" w:color="auto" w:sz="4" w:space="0"/>
+            <w:bottom w:val="single" w:color="auto" w:sz="4" w:space="0"/>
+            <w:right w:val="single" w:color="auto" w:sz="4" w:space="0"/>
+            <w:insideH w:val="single" w:color="auto" w:sz="4" w:space="0"/>
+            <w:insideV w:val="single" w:color="auto" w:sz="4" w:space="0"/>
+          </w:tblBorders>
+          <w:tblCellMar>
+            <w:top w:w="0" w:type="dxa"/>
+            <w:left w:w="108" w:type="dxa"/>
+            <w:bottom w:w="0" w:type="dxa"/>
+            <w:right w:w="108" w:type="dxa"/>
+          </w:tblCellMar>
+        </w:tblPrEx>
+        <w:tc>
+          <w:tcPr>
+            <w:tcW w:w="3468" w:type="dxa"/>
+            <w:noWrap w:val="0"/>
+            <w:vAlign w:val="top"/>
+          </w:tcPr>
+          <w:p>
+            <w:pPr>
+              <w:rPr>
+                <w:rFonts w:hint="eastAsia" w:eastAsia="宋体"/>
+                <w:sz w:val="18"/>
+                <w:lang w:eastAsia="zh-CN"/>
+              </w:rPr>
+            </w:pPr>
+            <w:r>
+              <w:rPr>
+                <w:rFonts w:hint="eastAsia"/>
+                <w:sz w:val="18"/>
+                <w:lang w:eastAsia="zh-CN"/>
+              </w:rPr>
+              <w:t>文件标识 / 版本</w:t>
+            </w:r>
+          </w:p>
+        </w:tc>
+        <w:tc>
+          <w:tcPr>
+            <w:tcW w:w="5252" w:type="dxa"/>
+            <w:noWrap w:val="0"/>
+            <w:vAlign w:val="top"/>
+          </w:tcPr>
+          <w:p>
+            <w:pPr>
+              <w:rPr>
+                <w:rFonts w:hint="eastAsia" w:eastAsia="宋体"/>
+                <w:sz w:val="18"/>
+                <w:lang w:eastAsia="zh-CN"/>
+              </w:rPr>
+            </w:pPr>
+            <w:r>
+              <w:rPr>
+                <w:rFonts w:hint="eastAsia"/>
+                <w:sz w:val="18"/>
+                <w:lang w:eastAsia="zh-CN"/>
+              </w:rPr>
+              <w:t>CSLA-PP-PLAN / 0.4草稿</w:t>
+            </w:r>
+          </w:p>
+        </w:tc>
+      </w:tr>
+      <w:tr>
+        <w:tblPrEx>
+          <w:tblBorders>
+            <w:top w:val="single" w:color="auto" w:sz="4" w:space="0"/>
+            <w:left w:val="single" w:color="auto" w:sz="4" w:space="0"/>
+            <w:bottom w:val="single" w:color="auto" w:sz="4" w:space="0"/>
+            <w:right w:val="single" w:color="auto" w:sz="4" w:space="0"/>
+            <w:insideH w:val="single" w:color="auto" w:sz="4" w:space="0"/>
+            <w:insideV w:val="single" w:color="auto" w:sz="4" w:space="0"/>
+          </w:tblBorders>
+          <w:tblCellMar>
+            <w:top w:w="0" w:type="dxa"/>
+            <w:left w:w="108" w:type="dxa"/>
+            <w:bottom w:w="0" w:type="dxa"/>
+            <w:right w:w="108" w:type="dxa"/>
+          </w:tblCellMar>
+        </w:tblPrEx>
+        <w:tc>
+          <w:tcPr>
+            <w:tcW w:w="3468" w:type="dxa"/>
+            <w:noWrap w:val="0"/>
+            <w:vAlign w:val="top"/>
+          </w:tcPr>
+          <w:p>
+            <w:pPr>
+              <w:rPr>
+                <w:rFonts w:hint="eastAsia" w:eastAsia="宋体"/>
+                <w:sz w:val="18"/>
+                <w:lang w:eastAsia="zh-CN"/>
+              </w:rPr>
+            </w:pPr>
+            <w:r>
+              <w:rPr>
+                <w:rFonts w:hint="eastAsia"/>
+                <w:sz w:val="18"/>
+                <w:lang w:eastAsia="zh-CN"/>
+              </w:rPr>
+              <w:t>编制日期</w:t>
+            </w:r>
+          </w:p>
+        </w:tc>
+        <w:tc>
+          <w:tcPr>
+            <w:tcW w:w="5252" w:type="dxa"/>
+            <w:noWrap w:val="0"/>
+            <w:vAlign w:val="top"/>
+          </w:tcPr>
+          <w:p>
+            <w:pPr>
+              <w:rPr>
+                <w:rFonts w:hint="eastAsia" w:eastAsia="宋体"/>
+                <w:sz w:val="18"/>
+                <w:lang w:eastAsia="zh-CN"/>
+              </w:rPr>
+            </w:pPr>
+            <w:r>
+              <w:rPr>
+                <w:rFonts w:hint="eastAsia"/>
+                <w:sz w:val="18"/>
+                <w:lang w:eastAsia="zh-CN"/>
+              </w:rPr>
+              <w:t>2026-10-26</w:t>
+            </w:r>
+          </w:p>
+        </w:tc>
+      </w:tr>
+      <w:tr>
+        <w:tblPrEx>
+          <w:tblBorders>
+            <w:top w:val="single" w:color="auto" w:sz="4" w:space="0"/>
+            <w:left w:val="single" w:color="auto" w:sz="4" w:space="0"/>
+            <w:bottom w:val="single" w:color="auto" w:sz="4" w:space="0"/>
+            <w:right w:val="single" w:color="auto" w:sz="4" w:space="0"/>
+            <w:insideH w:val="single" w:color="auto" w:sz="4" w:space="0"/>
+            <w:insideV w:val="single" w:color="auto" w:sz="4" w:space="0"/>
+          </w:tblBorders>
+          <w:tblCellMar>
+            <w:top w:w="0" w:type="dxa"/>
+            <w:left w:w="108" w:type="dxa"/>
+            <w:bottom w:w="0" w:type="dxa"/>
+            <w:right w:w="108" w:type="dxa"/>
+          </w:tblCellMar>
+        </w:tblPrEx>
+        <w:tc>
+          <w:tcPr>
+            <w:tcW w:w="3468" w:type="dxa"/>
+            <w:noWrap w:val="0"/>
+            <w:vAlign w:val="top"/>
+          </w:tcPr>
+          <w:p>
+            <w:pPr>
+              <w:rPr>
+                <w:rFonts w:hint="eastAsia" w:eastAsia="宋体"/>
+                <w:sz w:val="18"/>
+                <w:lang w:eastAsia="zh-CN"/>
+              </w:rPr>
+            </w:pPr>
+            <w:r>
+              <w:rPr>
+                <w:rFonts w:hint="eastAsia"/>
+                <w:sz w:val="18"/>
+                <w:lang w:eastAsia="zh-CN"/>
+              </w:rPr>
+              <w:t>编制与参与人员</w:t>
+            </w:r>
+          </w:p>
+        </w:tc>
+        <w:tc>
+          <w:tcPr>
+            <w:tcW w:w="5252" w:type="dxa"/>
+            <w:noWrap w:val="0"/>
+            <w:vAlign w:val="top"/>
+          </w:tcPr>
+          <w:p>
+            <w:pPr>
+              <w:rPr>
+                <w:rFonts w:hint="eastAsia" w:eastAsia="宋体"/>
+                <w:sz w:val="18"/>
+                <w:lang w:eastAsia="zh-CN"/>
+              </w:rPr>
+            </w:pPr>
+            <w:r>
+              <w:rPr>
+                <w:rFonts w:hint="eastAsia"/>
+                <w:sz w:val="18"/>
+                <w:lang w:eastAsia="zh-CN"/>
+              </w:rPr>
+              <w:t>A汇总，B、C参与；真实姓名待填</w:t>
+            </w:r>
+          </w:p>
+        </w:tc>
+      </w:tr>
+      <w:tr>
+        <w:tblPrEx>
+          <w:tblBorders>
+            <w:top w:val="single" w:color="auto" w:sz="4" w:space="0"/>
+            <w:left w:val="single" w:color="auto" w:sz="4" w:space="0"/>
+            <w:bottom w:val="single" w:color="auto" w:sz="4" w:space="0"/>
+            <w:right w:val="single" w:color="auto" w:sz="4" w:space="0"/>
+            <w:insideH w:val="single" w:color="auto" w:sz="4" w:space="0"/>
+            <w:insideV w:val="single" w:color="auto" w:sz="4" w:space="0"/>
+          </w:tblBorders>
+          <w:tblCellMar>
+            <w:top w:w="0" w:type="dxa"/>
+            <w:left w:w="108" w:type="dxa"/>
+            <w:bottom w:w="0" w:type="dxa"/>
+            <w:right w:w="108" w:type="dxa"/>
+          </w:tblCellMar>
+        </w:tblPrEx>
+        <w:tc>
+          <w:tcPr>
+            <w:tcW w:w="3468" w:type="dxa"/>
+            <w:noWrap w:val="0"/>
+            <w:vAlign w:val="top"/>
+          </w:tcPr>
+          <w:p>
+            <w:pPr>
+              <w:rPr>
+                <w:rFonts w:hint="eastAsia" w:eastAsia="宋体"/>
+                <w:sz w:val="18"/>
+                <w:lang w:eastAsia="zh-CN"/>
+              </w:rPr>
+            </w:pPr>
+            <w:r>
+              <w:rPr>
+                <w:rFonts w:hint="eastAsia"/>
+                <w:sz w:val="18"/>
+                <w:lang w:eastAsia="zh-CN"/>
+              </w:rPr>
+              <w:t>周期 / 估算</w:t>
+            </w:r>
+          </w:p>
+        </w:tc>
+        <w:tc>
+          <w:tcPr>
+            <w:tcW w:w="5252" w:type="dxa"/>
+            <w:noWrap w:val="0"/>
+            <w:vAlign w:val="top"/>
+          </w:tcPr>
+          <w:p>
+            <w:pPr>
+              <w:rPr>
+                <w:rFonts w:hint="eastAsia" w:eastAsia="宋体"/>
+                <w:sz w:val="18"/>
+                <w:lang w:eastAsia="zh-CN"/>
+              </w:rPr>
+            </w:pPr>
+            <w:r>
+              <w:rPr>
+                <w:rFonts w:hint="eastAsia"/>
+                <w:sz w:val="18"/>
+                <w:lang w:eastAsia="zh-CN"/>
+              </w:rPr>
+              <w:t>八周、216人时；新增现金不超过100元</w:t>
+            </w:r>
+          </w:p>
+        </w:tc>
+      </w:tr>
+      <w:tr>
+        <w:tblPrEx>
+          <w:tblBorders>
+            <w:top w:val="single" w:color="auto" w:sz="4" w:space="0"/>
+            <w:left w:val="single" w:color="auto" w:sz="4" w:space="0"/>
+            <w:bottom w:val="single" w:color="auto" w:sz="4" w:space="0"/>
+            <w:right w:val="single" w:color="auto" w:sz="4" w:space="0"/>
+            <w:insideH w:val="single" w:color="auto" w:sz="4" w:space="0"/>
+            <w:insideV w:val="single" w:color="auto" w:sz="4" w:space="0"/>
+          </w:tblBorders>
+          <w:tblCellMar>
+            <w:top w:w="0" w:type="dxa"/>
+            <w:left w:w="108" w:type="dxa"/>
+            <w:bottom w:w="0" w:type="dxa"/>
+            <w:right w:w="108" w:type="dxa"/>
+          </w:tblCellMar>
+        </w:tblPrEx>
+        <w:tc>
+          <w:tcPr>
+            <w:tcW w:w="3468" w:type="dxa"/>
+            <w:noWrap w:val="0"/>
+            <w:vAlign w:val="top"/>
+          </w:tcPr>
+          <w:p>
+            <w:pPr>
+              <w:rPr>
+                <w:rFonts w:hint="eastAsia" w:eastAsia="宋体"/>
+                <w:sz w:val="18"/>
+                <w:lang w:eastAsia="zh-CN"/>
+              </w:rPr>
+            </w:pPr>
+            <w:r>
+              <w:rPr>
+                <w:rFonts w:hint="eastAsia"/>
+                <w:sz w:val="18"/>
+                <w:lang w:eastAsia="zh-CN"/>
+              </w:rPr>
+              <w:t>审批人 / 状态</w:t>
+            </w:r>
+          </w:p>
+        </w:tc>
+        <w:tc>
+          <w:tcPr>
+            <w:tcW w:w="5252" w:type="dxa"/>
+            <w:noWrap w:val="0"/>
+            <w:vAlign w:val="top"/>
+          </w:tcPr>
+          <w:p>
+            <w:pPr>
+              <w:rPr>
+                <w:rFonts w:hint="eastAsia" w:eastAsia="宋体"/>
+                <w:sz w:val="18"/>
+                <w:lang w:eastAsia="zh-CN"/>
+              </w:rPr>
+            </w:pPr>
+            <w:r>
+              <w:rPr>
+                <w:rFonts w:hint="eastAsia"/>
+                <w:sz w:val="18"/>
+                <w:lang w:eastAsia="zh-CN"/>
+              </w:rPr>
+              <w:t>指导教师；待评审，未批准</w:t>
+            </w:r>
+          </w:p>
+        </w:tc>
+      </w:tr>
+    </w:tbl>
+    <w:p>
+      <w:pPr>
+        <w:pStyle w:val="3"/>
+        <w:keepNext/>
+        <w:pageBreakBefore w:val="0"/>
+        <w:rPr>
+          <w:rFonts w:hint="eastAsia"/>
+        </w:rPr>
+      </w:pPr>
+      <w:bookmarkStart w:id="42" w:name="_Toc6895"/>
+      <w:r>
+        <w:rPr>
+          <w:rFonts w:hint="eastAsia"/>
+        </w:rPr>
+        <w:t>B.2 审查项目计划</w:t>
+      </w:r>
+      <w:bookmarkEnd w:id="42"/>
     </w:p>
     <w:p>
       <w:pPr>
@@ -9337,13 +14586,14 @@
         </w:tblBorders>
         <w:tblLayout w:type="autofit"/>
         <w:tblCellMar>
+          <w:top w:w="0" w:type="dxa"/>
           <w:left w:w="108" w:type="dxa"/>
+          <w:bottom w:w="0" w:type="dxa"/>
           <w:right w:w="108" w:type="dxa"/>
         </w:tblCellMar>
       </w:tblPr>
       <w:tblGrid>
-        <w:gridCol w:w="1676"/>
-        <w:gridCol w:w="3024"/>
+        <w:gridCol w:w="4700"/>
         <w:gridCol w:w="4020"/>
       </w:tblGrid>
       <w:tr>
@@ -9356,11 +14606,16 @@
             <w:insideH w:val="single" w:color="auto" w:sz="4" w:space="0"/>
             <w:insideV w:val="single" w:color="auto" w:sz="4" w:space="0"/>
           </w:tblBorders>
+          <w:tblCellMar>
+            <w:top w:w="0" w:type="dxa"/>
+            <w:left w:w="108" w:type="dxa"/>
+            <w:bottom w:w="0" w:type="dxa"/>
+            <w:right w:w="108" w:type="dxa"/>
+          </w:tblCellMar>
         </w:tblPrEx>
         <w:tc>
           <w:tcPr>
             <w:tcW w:w="4700" w:type="dxa"/>
-            <w:gridSpan w:val="2"/>
             <w:shd w:val="clear" w:color="auto" w:fill="D9D9D9"/>
             <w:noWrap w:val="0"/>
             <w:vAlign w:val="top"/>
@@ -9426,14 +14681,15 @@
             <w:insideV w:val="single" w:color="auto" w:sz="4" w:space="0"/>
           </w:tblBorders>
           <w:tblCellMar>
+            <w:top w:w="0" w:type="dxa"/>
             <w:left w:w="108" w:type="dxa"/>
+            <w:bottom w:w="0" w:type="dxa"/>
             <w:right w:w="108" w:type="dxa"/>
           </w:tblCellMar>
         </w:tblPrEx>
         <w:tc>
           <w:tcPr>
             <w:tcW w:w="4700" w:type="dxa"/>
-            <w:gridSpan w:val="2"/>
             <w:noWrap w:val="0"/>
             <w:vAlign w:val="top"/>
           </w:tcPr>
@@ -9489,14 +14745,15 @@
             <w:insideV w:val="single" w:color="auto" w:sz="4" w:space="0"/>
           </w:tblBorders>
           <w:tblCellMar>
+            <w:top w:w="0" w:type="dxa"/>
             <w:left w:w="108" w:type="dxa"/>
+            <w:bottom w:w="0" w:type="dxa"/>
             <w:right w:w="108" w:type="dxa"/>
           </w:tblCellMar>
         </w:tblPrEx>
         <w:tc>
           <w:tcPr>
             <w:tcW w:w="4700" w:type="dxa"/>
-            <w:gridSpan w:val="2"/>
             <w:noWrap w:val="0"/>
             <w:vAlign w:val="top"/>
           </w:tcPr>
@@ -9552,14 +14809,15 @@
             <w:insideV w:val="single" w:color="auto" w:sz="4" w:space="0"/>
           </w:tblBorders>
           <w:tblCellMar>
+            <w:top w:w="0" w:type="dxa"/>
             <w:left w:w="108" w:type="dxa"/>
+            <w:bottom w:w="0" w:type="dxa"/>
             <w:right w:w="108" w:type="dxa"/>
           </w:tblCellMar>
         </w:tblPrEx>
         <w:tc>
           <w:tcPr>
             <w:tcW w:w="4700" w:type="dxa"/>
-            <w:gridSpan w:val="2"/>
             <w:noWrap w:val="0"/>
             <w:vAlign w:val="top"/>
           </w:tcPr>
@@ -9615,14 +14873,15 @@
             <w:insideV w:val="single" w:color="auto" w:sz="4" w:space="0"/>
           </w:tblBorders>
           <w:tblCellMar>
+            <w:top w:w="0" w:type="dxa"/>
             <w:left w:w="108" w:type="dxa"/>
+            <w:bottom w:w="0" w:type="dxa"/>
             <w:right w:w="108" w:type="dxa"/>
           </w:tblCellMar>
         </w:tblPrEx>
         <w:tc>
           <w:tcPr>
             <w:tcW w:w="4700" w:type="dxa"/>
-            <w:gridSpan w:val="2"/>
             <w:noWrap w:val="0"/>
             <w:vAlign w:val="top"/>
           </w:tcPr>
@@ -9678,14 +14937,15 @@
             <w:insideV w:val="single" w:color="auto" w:sz="4" w:space="0"/>
           </w:tblBorders>
           <w:tblCellMar>
+            <w:top w:w="0" w:type="dxa"/>
             <w:left w:w="108" w:type="dxa"/>
+            <w:bottom w:w="0" w:type="dxa"/>
             <w:right w:w="108" w:type="dxa"/>
           </w:tblCellMar>
         </w:tblPrEx>
         <w:tc>
           <w:tcPr>
             <w:tcW w:w="4700" w:type="dxa"/>
-            <w:gridSpan w:val="2"/>
             <w:noWrap w:val="0"/>
             <w:vAlign w:val="top"/>
           </w:tcPr>
@@ -9741,14 +15001,15 @@
             <w:insideV w:val="single" w:color="auto" w:sz="4" w:space="0"/>
           </w:tblBorders>
           <w:tblCellMar>
+            <w:top w:w="0" w:type="dxa"/>
             <w:left w:w="108" w:type="dxa"/>
+            <w:bottom w:w="0" w:type="dxa"/>
             <w:right w:w="108" w:type="dxa"/>
           </w:tblCellMar>
         </w:tblPrEx>
         <w:tc>
           <w:tcPr>
             <w:tcW w:w="4700" w:type="dxa"/>
-            <w:gridSpan w:val="2"/>
             <w:noWrap w:val="0"/>
             <w:vAlign w:val="top"/>
           </w:tcPr>
@@ -9804,14 +15065,15 @@
             <w:insideV w:val="single" w:color="auto" w:sz="4" w:space="0"/>
           </w:tblBorders>
           <w:tblCellMar>
+            <w:top w:w="0" w:type="dxa"/>
             <w:left w:w="108" w:type="dxa"/>
+            <w:bottom w:w="0" w:type="dxa"/>
             <w:right w:w="108" w:type="dxa"/>
           </w:tblCellMar>
         </w:tblPrEx>
         <w:tc>
           <w:tcPr>
             <w:tcW w:w="4700" w:type="dxa"/>
-            <w:gridSpan w:val="2"/>
             <w:noWrap w:val="0"/>
             <w:vAlign w:val="top"/>
           </w:tcPr>
@@ -9882,14 +15144,15 @@
             <w:insideV w:val="single" w:color="auto" w:sz="4" w:space="0"/>
           </w:tblBorders>
           <w:tblCellMar>
+            <w:top w:w="0" w:type="dxa"/>
             <w:left w:w="108" w:type="dxa"/>
+            <w:bottom w:w="0" w:type="dxa"/>
             <w:right w:w="108" w:type="dxa"/>
           </w:tblCellMar>
         </w:tblPrEx>
         <w:tc>
           <w:tcPr>
             <w:tcW w:w="4700" w:type="dxa"/>
-            <w:gridSpan w:val="2"/>
             <w:noWrap w:val="0"/>
             <w:vAlign w:val="top"/>
           </w:tcPr>
@@ -9945,14 +15208,15 @@
             <w:insideV w:val="single" w:color="auto" w:sz="4" w:space="0"/>
           </w:tblBorders>
           <w:tblCellMar>
+            <w:top w:w="0" w:type="dxa"/>
             <w:left w:w="108" w:type="dxa"/>
+            <w:bottom w:w="0" w:type="dxa"/>
             <w:right w:w="108" w:type="dxa"/>
           </w:tblCellMar>
         </w:tblPrEx>
         <w:tc>
           <w:tcPr>
             <w:tcW w:w="4700" w:type="dxa"/>
-            <w:gridSpan w:val="2"/>
             <w:noWrap w:val="0"/>
             <w:vAlign w:val="top"/>
           </w:tcPr>
@@ -10008,14 +15272,15 @@
             <w:insideV w:val="single" w:color="auto" w:sz="4" w:space="0"/>
           </w:tblBorders>
           <w:tblCellMar>
+            <w:top w:w="0" w:type="dxa"/>
             <w:left w:w="108" w:type="dxa"/>
+            <w:bottom w:w="0" w:type="dxa"/>
             <w:right w:w="108" w:type="dxa"/>
           </w:tblCellMar>
         </w:tblPrEx>
         <w:tc>
           <w:tcPr>
             <w:tcW w:w="4700" w:type="dxa"/>
-            <w:gridSpan w:val="2"/>
             <w:noWrap w:val="0"/>
             <w:vAlign w:val="top"/>
           </w:tcPr>
@@ -10086,14 +15351,15 @@
             <w:insideV w:val="single" w:color="auto" w:sz="4" w:space="0"/>
           </w:tblBorders>
           <w:tblCellMar>
+            <w:top w:w="0" w:type="dxa"/>
             <w:left w:w="108" w:type="dxa"/>
+            <w:bottom w:w="0" w:type="dxa"/>
             <w:right w:w="108" w:type="dxa"/>
           </w:tblCellMar>
         </w:tblPrEx>
         <w:tc>
           <w:tcPr>
             <w:tcW w:w="4700" w:type="dxa"/>
-            <w:gridSpan w:val="2"/>
             <w:noWrap w:val="0"/>
             <w:vAlign w:val="top"/>
           </w:tcPr>
@@ -10137,385 +15403,27 @@
               </w:rPr>
               <w:t>待评审</w:t>
             </w:r>
-          </w:p>
-        </w:tc>
-      </w:tr>
-      <w:tr>
-        <w:tblPrEx>
-          <w:tblBorders>
-            <w:top w:val="single" w:color="auto" w:sz="4" w:space="0"/>
-            <w:left w:val="single" w:color="auto" w:sz="4" w:space="0"/>
-            <w:bottom w:val="single" w:color="auto" w:sz="4" w:space="0"/>
-            <w:right w:val="single" w:color="auto" w:sz="4" w:space="0"/>
-            <w:insideH w:val="single" w:color="auto" w:sz="4" w:space="0"/>
-            <w:insideV w:val="single" w:color="auto" w:sz="4" w:space="0"/>
-          </w:tblBorders>
-          <w:tblCellMar>
-            <w:left w:w="108" w:type="dxa"/>
-            <w:right w:w="108" w:type="dxa"/>
-          </w:tblCellMar>
-        </w:tblPrEx>
-        <w:tc>
-          <w:tcPr>
-            <w:tcW w:w="1676" w:type="dxa"/>
-            <w:shd w:val="clear" w:color="auto" w:fill="D9D9D9"/>
-            <w:noWrap w:val="0"/>
-            <w:vAlign w:val="top"/>
-          </w:tcPr>
-          <w:p>
-            <w:pPr>
-              <w:pStyle w:val="8"/>
-              <w:jc w:val="center"/>
-              <w:rPr>
-                <w:rFonts w:hint="eastAsia"/>
-                <w:b/>
-                <w:bCs/>
-                <w:i w:val="0"/>
-                <w:iCs w:val="0"/>
-                <w:sz w:val="18"/>
-              </w:rPr>
-            </w:pPr>
-            <w:r>
-              <w:rPr>
-                <w:rFonts w:hint="eastAsia"/>
-                <w:b/>
-                <w:bCs/>
-                <w:i w:val="0"/>
-                <w:iCs w:val="0"/>
-                <w:sz w:val="18"/>
-              </w:rPr>
-              <w:t>审批结论</w:t>
-            </w:r>
-          </w:p>
-        </w:tc>
-        <w:tc>
-          <w:tcPr>
-            <w:tcW w:w="7044" w:type="dxa"/>
-            <w:gridSpan w:val="2"/>
-            <w:noWrap w:val="0"/>
-            <w:vAlign w:val="top"/>
-          </w:tcPr>
-          <w:p>
-            <w:pPr>
-              <w:rPr>
-                <w:rFonts w:hint="eastAsia"/>
-                <w:sz w:val="18"/>
-              </w:rPr>
-            </w:pPr>
-            <w:r>
-              <w:rPr>
-                <w:rFonts w:hint="eastAsia"/>
-                <w:sz w:val="18"/>
-              </w:rPr>
-              <w:t xml:space="preserve">[  ] 批准该计划 </w:t>
-            </w:r>
-          </w:p>
-          <w:p>
-            <w:pPr>
-              <w:pStyle w:val="8"/>
-              <w:rPr>
-                <w:rFonts w:hint="eastAsia"/>
-                <w:b/>
-                <w:bCs/>
-              </w:rPr>
-            </w:pPr>
-            <w:r>
-              <w:rPr>
-                <w:rFonts w:hint="eastAsia"/>
-                <w:i w:val="0"/>
-                <w:iCs w:val="0"/>
-                <w:sz w:val="18"/>
-              </w:rPr>
-              <w:t>[  ] 不批准</w:t>
-            </w:r>
-          </w:p>
-        </w:tc>
-      </w:tr>
-      <w:tr>
-        <w:tblPrEx>
-          <w:tblBorders>
-            <w:top w:val="single" w:color="auto" w:sz="4" w:space="0"/>
-            <w:left w:val="single" w:color="auto" w:sz="4" w:space="0"/>
-            <w:bottom w:val="single" w:color="auto" w:sz="4" w:space="0"/>
-            <w:right w:val="single" w:color="auto" w:sz="4" w:space="0"/>
-            <w:insideH w:val="single" w:color="auto" w:sz="4" w:space="0"/>
-            <w:insideV w:val="single" w:color="auto" w:sz="4" w:space="0"/>
-          </w:tblBorders>
-          <w:tblCellMar>
-            <w:left w:w="108" w:type="dxa"/>
-            <w:right w:w="108" w:type="dxa"/>
-          </w:tblCellMar>
-        </w:tblPrEx>
-        <w:tc>
-          <w:tcPr>
-            <w:tcW w:w="1676" w:type="dxa"/>
-            <w:shd w:val="clear" w:color="auto" w:fill="D9D9D9"/>
-            <w:noWrap w:val="0"/>
-            <w:vAlign w:val="top"/>
-          </w:tcPr>
-          <w:p>
-            <w:pPr>
-              <w:pStyle w:val="8"/>
-              <w:jc w:val="center"/>
-              <w:rPr>
-                <w:rFonts w:hint="eastAsia"/>
-                <w:b/>
-                <w:bCs/>
-                <w:i w:val="0"/>
-                <w:iCs w:val="0"/>
-                <w:sz w:val="18"/>
-              </w:rPr>
-            </w:pPr>
-          </w:p>
-          <w:p>
-            <w:pPr>
-              <w:pStyle w:val="8"/>
-              <w:jc w:val="center"/>
-              <w:rPr>
-                <w:rFonts w:hint="eastAsia"/>
-                <w:b/>
-                <w:bCs/>
-                <w:i w:val="0"/>
-                <w:iCs w:val="0"/>
-                <w:sz w:val="18"/>
-              </w:rPr>
-            </w:pPr>
-            <w:r>
-              <w:rPr>
-                <w:rFonts w:hint="eastAsia"/>
-                <w:b/>
-                <w:bCs/>
-                <w:i w:val="0"/>
-                <w:iCs w:val="0"/>
-                <w:sz w:val="18"/>
-              </w:rPr>
-              <w:t>意见建议</w:t>
-            </w:r>
-          </w:p>
-        </w:tc>
-        <w:tc>
-          <w:tcPr>
-            <w:tcW w:w="7044" w:type="dxa"/>
-            <w:gridSpan w:val="2"/>
-            <w:noWrap w:val="0"/>
-            <w:vAlign w:val="top"/>
-          </w:tcPr>
-          <w:p>
-            <w:pPr>
-              <w:pStyle w:val="8"/>
-              <w:rPr>
-                <w:rFonts w:hint="eastAsia" w:eastAsia="宋体"/>
-                <w:b/>
-                <w:bCs/>
-                <w:lang w:eastAsia="zh-CN"/>
-              </w:rPr>
-            </w:pPr>
-            <w:r>
-              <w:rPr>
-                <w:rFonts w:hint="eastAsia"/>
-                <w:b/>
-                <w:bCs/>
-                <w:lang w:eastAsia="zh-CN"/>
-              </w:rPr>
-              <w:t>待审批人填写意见。</w:t>
-            </w:r>
-          </w:p>
-          <w:p>
-            <w:pPr>
-              <w:pStyle w:val="8"/>
-              <w:rPr>
-                <w:rFonts w:hint="eastAsia"/>
-                <w:b/>
-                <w:bCs/>
-              </w:rPr>
-            </w:pPr>
-          </w:p>
-          <w:p>
-            <w:pPr>
-              <w:pStyle w:val="8"/>
-              <w:rPr>
-                <w:rFonts w:hint="eastAsia"/>
-                <w:b/>
-                <w:bCs/>
-              </w:rPr>
-            </w:pPr>
-          </w:p>
-          <w:p>
-            <w:pPr>
-              <w:pStyle w:val="8"/>
-              <w:rPr>
-                <w:rFonts w:hint="eastAsia"/>
-                <w:b/>
-                <w:bCs/>
-              </w:rPr>
-            </w:pPr>
-          </w:p>
-          <w:p>
-            <w:pPr>
-              <w:pStyle w:val="8"/>
-              <w:rPr>
-                <w:rFonts w:hint="eastAsia"/>
-                <w:b/>
-                <w:bCs/>
-              </w:rPr>
-            </w:pPr>
-          </w:p>
-        </w:tc>
-      </w:tr>
-      <w:tr>
-        <w:tblPrEx>
-          <w:tblBorders>
-            <w:top w:val="single" w:color="auto" w:sz="4" w:space="0"/>
-            <w:left w:val="single" w:color="auto" w:sz="4" w:space="0"/>
-            <w:bottom w:val="single" w:color="auto" w:sz="4" w:space="0"/>
-            <w:right w:val="single" w:color="auto" w:sz="4" w:space="0"/>
-            <w:insideH w:val="single" w:color="auto" w:sz="4" w:space="0"/>
-            <w:insideV w:val="single" w:color="auto" w:sz="4" w:space="0"/>
-          </w:tblBorders>
-          <w:tblCellMar>
-            <w:left w:w="108" w:type="dxa"/>
-            <w:right w:w="108" w:type="dxa"/>
-          </w:tblCellMar>
-        </w:tblPrEx>
-        <w:tc>
-          <w:tcPr>
-            <w:tcW w:w="1676" w:type="dxa"/>
-            <w:shd w:val="clear" w:color="auto" w:fill="D9D9D9"/>
-            <w:noWrap w:val="0"/>
-            <w:vAlign w:val="top"/>
-          </w:tcPr>
-          <w:p>
-            <w:pPr>
-              <w:pStyle w:val="8"/>
-              <w:jc w:val="center"/>
-              <w:rPr>
-                <w:rFonts w:hint="eastAsia"/>
-                <w:b/>
-                <w:bCs/>
-                <w:i w:val="0"/>
-                <w:iCs w:val="0"/>
-                <w:sz w:val="18"/>
-              </w:rPr>
-            </w:pPr>
-          </w:p>
-          <w:p>
-            <w:pPr>
-              <w:pStyle w:val="8"/>
-              <w:jc w:val="center"/>
-              <w:rPr>
-                <w:rFonts w:hint="eastAsia"/>
-                <w:b/>
-                <w:bCs/>
-                <w:i w:val="0"/>
-                <w:iCs w:val="0"/>
-                <w:sz w:val="18"/>
-              </w:rPr>
-            </w:pPr>
-            <w:r>
-              <w:rPr>
-                <w:rFonts w:hint="eastAsia"/>
-                <w:b/>
-                <w:bCs/>
-                <w:i w:val="0"/>
-                <w:iCs w:val="0"/>
-                <w:sz w:val="18"/>
-              </w:rPr>
-              <w:t>机构领导签字</w:t>
-            </w:r>
-          </w:p>
-        </w:tc>
-        <w:tc>
-          <w:tcPr>
-            <w:tcW w:w="7044" w:type="dxa"/>
-            <w:gridSpan w:val="2"/>
-            <w:noWrap w:val="0"/>
-            <w:vAlign w:val="top"/>
-          </w:tcPr>
-          <w:p>
-            <w:pPr>
-              <w:pStyle w:val="8"/>
-              <w:rPr>
-                <w:rFonts w:hint="eastAsia"/>
-                <w:b/>
-                <w:bCs/>
-              </w:rPr>
-            </w:pPr>
-          </w:p>
-          <w:p>
-            <w:pPr>
-              <w:pStyle w:val="8"/>
-              <w:rPr>
-                <w:rFonts w:hint="eastAsia"/>
-                <w:b/>
-                <w:bCs/>
-              </w:rPr>
-            </w:pPr>
-          </w:p>
-          <w:p>
-            <w:pPr>
-              <w:pStyle w:val="8"/>
-              <w:rPr>
-                <w:rFonts w:hint="eastAsia"/>
-                <w:b/>
-                <w:bCs/>
-              </w:rPr>
-            </w:pPr>
           </w:p>
         </w:tc>
       </w:tr>
     </w:tbl>
     <w:p>
       <w:pPr>
-        <w:pStyle w:val="8"/>
+        <w:pStyle w:val="3"/>
+        <w:keepNext/>
+        <w:pageBreakBefore/>
         <w:rPr>
           <w:rFonts w:hint="eastAsia"/>
-          <w:b/>
-          <w:bCs/>
         </w:rPr>
       </w:pPr>
-    </w:p>
-    <w:p>
-      <w:pPr>
+      <w:bookmarkStart w:id="43" w:name="_Toc21827"/>
+      <w:r>
         <w:rPr>
           <w:rFonts w:hint="eastAsia"/>
-          <w:i/>
-          <w:iCs/>
-        </w:rPr>
-      </w:pPr>
-    </w:p>
-    <w:p>
-      <w:pPr>
-        <w:rPr>
-          <w:rFonts w:hint="eastAsia"/>
-        </w:rPr>
-      </w:pPr>
-    </w:p>
-    <w:p>
-      <w:pPr>
-        <w:pStyle w:val="2"/>
-        <w:pageBreakBefore/>
-        <w:spacing w:before="175" w:after="175"/>
-        <w:rPr>
-          <w:rFonts w:hint="eastAsia"/>
-          <w:sz w:val="28"/>
-        </w:rPr>
-      </w:pPr>
-      <w:bookmarkStart w:id="36" w:name="_Toc520268578"/>
-      <w:bookmarkStart w:id="37" w:name="_Toc601"/>
-      <w:r>
-        <w:rPr>
-          <w:rFonts w:hint="eastAsia"/>
-        </w:rPr>
-        <w:t>附录C 项目计划</w:t>
-      </w:r>
-      <w:bookmarkEnd w:id="36"/>
-      <w:r>
-        <w:rPr>
-          <w:rFonts w:hint="eastAsia"/>
-        </w:rPr>
-        <w:t>变更控制报告</w:t>
-      </w:r>
-      <w:bookmarkEnd w:id="37"/>
+        </w:rPr>
+        <w:t>B.3 高级经理审批意见</w:t>
+      </w:r>
+      <w:bookmarkEnd w:id="43"/>
     </w:p>
     <w:tbl>
       <w:tblPr>
@@ -10532,7 +15440,414 @@
         </w:tblBorders>
         <w:tblLayout w:type="autofit"/>
         <w:tblCellMar>
+          <w:top w:w="0" w:type="dxa"/>
           <w:left w:w="108" w:type="dxa"/>
+          <w:bottom w:w="0" w:type="dxa"/>
+          <w:right w:w="108" w:type="dxa"/>
+        </w:tblCellMar>
+      </w:tblPr>
+      <w:tblGrid>
+        <w:gridCol w:w="1676"/>
+        <w:gridCol w:w="7044"/>
+      </w:tblGrid>
+      <w:tr>
+        <w:tblPrEx>
+          <w:tblBorders>
+            <w:top w:val="single" w:color="auto" w:sz="4" w:space="0"/>
+            <w:left w:val="single" w:color="auto" w:sz="4" w:space="0"/>
+            <w:bottom w:val="single" w:color="auto" w:sz="4" w:space="0"/>
+            <w:right w:val="single" w:color="auto" w:sz="4" w:space="0"/>
+            <w:insideH w:val="single" w:color="auto" w:sz="4" w:space="0"/>
+            <w:insideV w:val="single" w:color="auto" w:sz="4" w:space="0"/>
+          </w:tblBorders>
+          <w:tblCellMar>
+            <w:top w:w="0" w:type="dxa"/>
+            <w:left w:w="108" w:type="dxa"/>
+            <w:bottom w:w="0" w:type="dxa"/>
+            <w:right w:w="108" w:type="dxa"/>
+          </w:tblCellMar>
+        </w:tblPrEx>
+        <w:tc>
+          <w:tcPr>
+            <w:tcW w:w="1676" w:type="dxa"/>
+            <w:shd w:val="clear" w:color="auto" w:fill="D9D9D9"/>
+            <w:noWrap w:val="0"/>
+            <w:vAlign w:val="top"/>
+          </w:tcPr>
+          <w:p>
+            <w:pPr>
+              <w:pStyle w:val="8"/>
+              <w:jc w:val="center"/>
+              <w:rPr>
+                <w:rFonts w:hint="eastAsia"/>
+                <w:b/>
+                <w:bCs/>
+                <w:i w:val="0"/>
+                <w:iCs w:val="0"/>
+                <w:sz w:val="18"/>
+              </w:rPr>
+            </w:pPr>
+            <w:r>
+              <w:rPr>
+                <w:rFonts w:hint="eastAsia"/>
+                <w:b/>
+                <w:bCs/>
+                <w:i w:val="0"/>
+                <w:iCs w:val="0"/>
+                <w:sz w:val="18"/>
+              </w:rPr>
+              <w:t>审批结论</w:t>
+            </w:r>
+          </w:p>
+        </w:tc>
+        <w:tc>
+          <w:tcPr>
+            <w:tcW w:w="7044" w:type="dxa"/>
+            <w:noWrap w:val="0"/>
+            <w:vAlign w:val="top"/>
+          </w:tcPr>
+          <w:p>
+            <w:pPr>
+              <w:rPr>
+                <w:rFonts w:hint="eastAsia"/>
+                <w:sz w:val="18"/>
+              </w:rPr>
+            </w:pPr>
+            <w:r>
+              <w:rPr>
+                <w:rFonts w:hint="eastAsia"/>
+                <w:sz w:val="18"/>
+              </w:rPr>
+              <w:t xml:space="preserve">[  ] 批准该计划 </w:t>
+            </w:r>
+          </w:p>
+          <w:p>
+            <w:pPr>
+              <w:pStyle w:val="8"/>
+              <w:rPr>
+                <w:rFonts w:hint="eastAsia"/>
+                <w:b/>
+                <w:bCs/>
+              </w:rPr>
+            </w:pPr>
+            <w:r>
+              <w:rPr>
+                <w:rFonts w:hint="eastAsia"/>
+                <w:i w:val="0"/>
+                <w:iCs w:val="0"/>
+                <w:sz w:val="18"/>
+              </w:rPr>
+              <w:t>[  ] 不批准</w:t>
+            </w:r>
+          </w:p>
+        </w:tc>
+      </w:tr>
+      <w:tr>
+        <w:tblPrEx>
+          <w:tblBorders>
+            <w:top w:val="single" w:color="auto" w:sz="4" w:space="0"/>
+            <w:left w:val="single" w:color="auto" w:sz="4" w:space="0"/>
+            <w:bottom w:val="single" w:color="auto" w:sz="4" w:space="0"/>
+            <w:right w:val="single" w:color="auto" w:sz="4" w:space="0"/>
+            <w:insideH w:val="single" w:color="auto" w:sz="4" w:space="0"/>
+            <w:insideV w:val="single" w:color="auto" w:sz="4" w:space="0"/>
+          </w:tblBorders>
+          <w:tblCellMar>
+            <w:top w:w="0" w:type="dxa"/>
+            <w:left w:w="108" w:type="dxa"/>
+            <w:bottom w:w="0" w:type="dxa"/>
+            <w:right w:w="108" w:type="dxa"/>
+          </w:tblCellMar>
+        </w:tblPrEx>
+        <w:tc>
+          <w:tcPr>
+            <w:tcW w:w="1676" w:type="dxa"/>
+            <w:shd w:val="clear" w:color="auto" w:fill="D9D9D9"/>
+            <w:noWrap w:val="0"/>
+            <w:vAlign w:val="top"/>
+          </w:tcPr>
+          <w:p>
+            <w:pPr>
+              <w:pStyle w:val="8"/>
+              <w:jc w:val="center"/>
+              <w:rPr>
+                <w:rFonts w:hint="eastAsia"/>
+                <w:b/>
+                <w:bCs/>
+                <w:i w:val="0"/>
+                <w:iCs w:val="0"/>
+                <w:sz w:val="18"/>
+              </w:rPr>
+            </w:pPr>
+          </w:p>
+          <w:p>
+            <w:pPr>
+              <w:pStyle w:val="8"/>
+              <w:jc w:val="center"/>
+              <w:rPr>
+                <w:rFonts w:hint="eastAsia"/>
+                <w:b/>
+                <w:bCs/>
+                <w:i w:val="0"/>
+                <w:iCs w:val="0"/>
+                <w:sz w:val="18"/>
+              </w:rPr>
+            </w:pPr>
+            <w:r>
+              <w:rPr>
+                <w:rFonts w:hint="eastAsia"/>
+                <w:b/>
+                <w:bCs/>
+                <w:i w:val="0"/>
+                <w:iCs w:val="0"/>
+                <w:sz w:val="18"/>
+              </w:rPr>
+              <w:t>意见建议</w:t>
+            </w:r>
+          </w:p>
+        </w:tc>
+        <w:tc>
+          <w:tcPr>
+            <w:tcW w:w="7044" w:type="dxa"/>
+            <w:noWrap w:val="0"/>
+            <w:vAlign w:val="top"/>
+          </w:tcPr>
+          <w:p>
+            <w:pPr>
+              <w:pStyle w:val="8"/>
+              <w:rPr>
+                <w:rFonts w:hint="eastAsia" w:eastAsia="宋体"/>
+                <w:b/>
+                <w:bCs/>
+                <w:lang w:eastAsia="zh-CN"/>
+              </w:rPr>
+            </w:pPr>
+            <w:r>
+              <w:rPr>
+                <w:rFonts w:hint="eastAsia"/>
+                <w:b/>
+                <w:bCs/>
+                <w:lang w:eastAsia="zh-CN"/>
+              </w:rPr>
+              <w:t>待审批人填写意见。</w:t>
+            </w:r>
+          </w:p>
+          <w:p>
+            <w:pPr>
+              <w:pStyle w:val="8"/>
+              <w:rPr>
+                <w:rFonts w:hint="eastAsia"/>
+                <w:b/>
+                <w:bCs/>
+              </w:rPr>
+            </w:pPr>
+          </w:p>
+          <w:p>
+            <w:pPr>
+              <w:pStyle w:val="8"/>
+              <w:rPr>
+                <w:rFonts w:hint="eastAsia"/>
+                <w:b/>
+                <w:bCs/>
+              </w:rPr>
+            </w:pPr>
+          </w:p>
+          <w:p>
+            <w:pPr>
+              <w:pStyle w:val="8"/>
+              <w:rPr>
+                <w:rFonts w:hint="eastAsia"/>
+                <w:b/>
+                <w:bCs/>
+              </w:rPr>
+            </w:pPr>
+          </w:p>
+          <w:p>
+            <w:pPr>
+              <w:pStyle w:val="8"/>
+              <w:rPr>
+                <w:rFonts w:hint="eastAsia"/>
+                <w:b/>
+                <w:bCs/>
+              </w:rPr>
+            </w:pPr>
+          </w:p>
+        </w:tc>
+      </w:tr>
+      <w:tr>
+        <w:tblPrEx>
+          <w:tblBorders>
+            <w:top w:val="single" w:color="auto" w:sz="4" w:space="0"/>
+            <w:left w:val="single" w:color="auto" w:sz="4" w:space="0"/>
+            <w:bottom w:val="single" w:color="auto" w:sz="4" w:space="0"/>
+            <w:right w:val="single" w:color="auto" w:sz="4" w:space="0"/>
+            <w:insideH w:val="single" w:color="auto" w:sz="4" w:space="0"/>
+            <w:insideV w:val="single" w:color="auto" w:sz="4" w:space="0"/>
+          </w:tblBorders>
+          <w:tblCellMar>
+            <w:top w:w="0" w:type="dxa"/>
+            <w:left w:w="108" w:type="dxa"/>
+            <w:bottom w:w="0" w:type="dxa"/>
+            <w:right w:w="108" w:type="dxa"/>
+          </w:tblCellMar>
+        </w:tblPrEx>
+        <w:tc>
+          <w:tcPr>
+            <w:tcW w:w="1676" w:type="dxa"/>
+            <w:shd w:val="clear" w:color="auto" w:fill="D9D9D9"/>
+            <w:noWrap w:val="0"/>
+            <w:vAlign w:val="top"/>
+          </w:tcPr>
+          <w:p>
+            <w:pPr>
+              <w:pStyle w:val="8"/>
+              <w:jc w:val="center"/>
+              <w:rPr>
+                <w:rFonts w:hint="eastAsia"/>
+                <w:b/>
+                <w:bCs/>
+                <w:i w:val="0"/>
+                <w:iCs w:val="0"/>
+                <w:sz w:val="18"/>
+              </w:rPr>
+            </w:pPr>
+          </w:p>
+          <w:p>
+            <w:pPr>
+              <w:pStyle w:val="8"/>
+              <w:jc w:val="center"/>
+              <w:rPr>
+                <w:rFonts w:hint="eastAsia"/>
+                <w:b/>
+                <w:bCs/>
+                <w:i w:val="0"/>
+                <w:iCs w:val="0"/>
+                <w:sz w:val="18"/>
+              </w:rPr>
+            </w:pPr>
+            <w:r>
+              <w:rPr>
+                <w:rFonts w:hint="eastAsia"/>
+                <w:b/>
+                <w:bCs/>
+                <w:i w:val="0"/>
+                <w:iCs w:val="0"/>
+                <w:sz w:val="18"/>
+              </w:rPr>
+              <w:t>机构领导签字</w:t>
+            </w:r>
+          </w:p>
+        </w:tc>
+        <w:tc>
+          <w:tcPr>
+            <w:tcW w:w="7044" w:type="dxa"/>
+            <w:noWrap w:val="0"/>
+            <w:vAlign w:val="top"/>
+          </w:tcPr>
+          <w:p>
+            <w:pPr>
+              <w:pStyle w:val="8"/>
+              <w:rPr>
+                <w:rFonts w:hint="eastAsia"/>
+                <w:b/>
+                <w:bCs/>
+              </w:rPr>
+            </w:pPr>
+          </w:p>
+          <w:p>
+            <w:pPr>
+              <w:pStyle w:val="8"/>
+              <w:rPr>
+                <w:rFonts w:hint="eastAsia"/>
+                <w:b/>
+                <w:bCs/>
+              </w:rPr>
+            </w:pPr>
+          </w:p>
+          <w:p>
+            <w:pPr>
+              <w:pStyle w:val="8"/>
+              <w:rPr>
+                <w:rFonts w:hint="eastAsia"/>
+                <w:b/>
+                <w:bCs/>
+              </w:rPr>
+            </w:pPr>
+          </w:p>
+        </w:tc>
+      </w:tr>
+    </w:tbl>
+    <w:p>
+      <w:pPr>
+        <w:pStyle w:val="8"/>
+        <w:rPr>
+          <w:rFonts w:hint="eastAsia"/>
+          <w:b/>
+          <w:bCs/>
+        </w:rPr>
+      </w:pPr>
+    </w:p>
+    <w:p>
+      <w:pPr>
+        <w:rPr>
+          <w:rFonts w:hint="eastAsia"/>
+          <w:i/>
+          <w:iCs/>
+        </w:rPr>
+      </w:pPr>
+    </w:p>
+    <w:p>
+      <w:pPr>
+        <w:rPr>
+          <w:rFonts w:hint="eastAsia"/>
+        </w:rPr>
+      </w:pPr>
+    </w:p>
+    <w:p>
+      <w:pPr>
+        <w:pStyle w:val="2"/>
+        <w:pageBreakBefore/>
+        <w:spacing w:before="175" w:after="175"/>
+        <w:rPr>
+          <w:rFonts w:hint="eastAsia"/>
+          <w:sz w:val="28"/>
+        </w:rPr>
+      </w:pPr>
+      <w:bookmarkStart w:id="44" w:name="_Toc520268578"/>
+      <w:bookmarkStart w:id="45" w:name="_Toc15763"/>
+      <w:r>
+        <w:rPr>
+          <w:rFonts w:hint="eastAsia"/>
+        </w:rPr>
+        <w:t>附录C 项目计划</w:t>
+      </w:r>
+      <w:bookmarkEnd w:id="44"/>
+      <w:r>
+        <w:rPr>
+          <w:rFonts w:hint="eastAsia"/>
+        </w:rPr>
+        <w:t>变更控制报告</w:t>
+      </w:r>
+      <w:bookmarkEnd w:id="45"/>
+    </w:p>
+    <w:tbl>
+      <w:tblPr>
+        <w:tblStyle w:val="25"/>
+        <w:tblW w:w="0" w:type="auto"/>
+        <w:tblInd w:w="0" w:type="dxa"/>
+        <w:tblBorders>
+          <w:top w:val="single" w:color="auto" w:sz="4" w:space="0"/>
+          <w:left w:val="single" w:color="auto" w:sz="4" w:space="0"/>
+          <w:bottom w:val="single" w:color="auto" w:sz="4" w:space="0"/>
+          <w:right w:val="single" w:color="auto" w:sz="4" w:space="0"/>
+          <w:insideH w:val="single" w:color="auto" w:sz="4" w:space="0"/>
+          <w:insideV w:val="single" w:color="auto" w:sz="4" w:space="0"/>
+        </w:tblBorders>
+        <w:tblLayout w:type="autofit"/>
+        <w:tblCellMar>
+          <w:top w:w="0" w:type="dxa"/>
+          <w:left w:w="108" w:type="dxa"/>
+          <w:bottom w:w="0" w:type="dxa"/>
           <w:right w:w="108" w:type="dxa"/>
         </w:tblCellMar>
       </w:tblPr>
@@ -10551,7 +15866,9 @@
             <w:insideV w:val="single" w:color="auto" w:sz="4" w:space="0"/>
           </w:tblBorders>
           <w:tblCellMar>
+            <w:top w:w="0" w:type="dxa"/>
             <w:left w:w="108" w:type="dxa"/>
+            <w:bottom w:w="0" w:type="dxa"/>
             <w:right w:w="108" w:type="dxa"/>
           </w:tblCellMar>
         </w:tblPrEx>
@@ -10582,108 +15899,6 @@
               </w:rPr>
               <w:t>项目计划的变更申请</w:t>
             </w:r>
-          </w:p>
-        </w:tc>
-      </w:tr>
-      <w:tr>
-        <w:tblPrEx>
-          <w:tblCellMar>
-            <w:left w:w="108" w:type="dxa"/>
-            <w:right w:w="108" w:type="dxa"/>
-          </w:tblCellMar>
-        </w:tblPrEx>
-        <w:tc>
-          <w:tcPr>
-            <w:tcW w:w="2124" w:type="dxa"/>
-            <w:shd w:val="clear" w:color="auto" w:fill="D9D9D9"/>
-            <w:noWrap w:val="0"/>
-            <w:vAlign w:val="top"/>
-          </w:tcPr>
-          <w:p>
-            <w:pPr>
-              <w:pStyle w:val="16"/>
-              <w:pBdr>
-                <w:bottom w:val="none" w:color="auto" w:sz="0" w:space="0"/>
-              </w:pBdr>
-              <w:tabs>
-                <w:tab w:val="clear" w:pos="4153"/>
-                <w:tab w:val="clear" w:pos="8306"/>
-              </w:tabs>
-              <w:snapToGrid/>
-              <w:rPr>
-                <w:rFonts w:hint="eastAsia"/>
-                <w:szCs w:val="24"/>
-              </w:rPr>
-            </w:pPr>
-            <w:r>
-              <w:rPr>
-                <w:rFonts w:hint="eastAsia"/>
-                <w:szCs w:val="24"/>
-              </w:rPr>
-              <w:t>申请变更的</w:t>
-            </w:r>
-          </w:p>
-          <w:p>
-            <w:pPr>
-              <w:pStyle w:val="16"/>
-              <w:pBdr>
-                <w:bottom w:val="none" w:color="auto" w:sz="0" w:space="0"/>
-              </w:pBdr>
-              <w:tabs>
-                <w:tab w:val="clear" w:pos="4153"/>
-                <w:tab w:val="clear" w:pos="8306"/>
-              </w:tabs>
-              <w:snapToGrid/>
-              <w:rPr>
-                <w:rFonts w:hint="eastAsia"/>
-                <w:szCs w:val="24"/>
-              </w:rPr>
-            </w:pPr>
-            <w:r>
-              <w:rPr>
-                <w:rFonts w:hint="eastAsia"/>
-                <w:szCs w:val="24"/>
-              </w:rPr>
-              <w:t>《项目计划》</w:t>
-            </w:r>
-          </w:p>
-        </w:tc>
-        <w:tc>
-          <w:tcPr>
-            <w:tcW w:w="6596" w:type="dxa"/>
-            <w:noWrap w:val="0"/>
-            <w:vAlign w:val="top"/>
-          </w:tcPr>
-          <w:p>
-            <w:pPr>
-              <w:rPr>
-                <w:rFonts w:hint="eastAsia" w:eastAsia="宋体"/>
-                <w:i/>
-                <w:iCs/>
-                <w:sz w:val="18"/>
-                <w:lang w:eastAsia="zh-CN"/>
-              </w:rPr>
-            </w:pPr>
-            <w:r>
-              <w:rPr>
-                <w:rFonts w:hint="eastAsia"/>
-                <w:i/>
-                <w:iCs/>
-                <w:sz w:val="18"/>
-                <w:lang w:eastAsia="zh-CN"/>
-              </w:rPr>
-              <w:t>计算机课程学习助手项目计划，0.4草稿，2026-10-26。</w:t>
-            </w:r>
-          </w:p>
-          <w:p>
-            <w:pPr>
-              <w:rPr>
-                <w:rFonts w:hint="eastAsia"/>
-                <w:i/>
-                <w:iCs/>
-                <w:sz w:val="18"/>
-              </w:rPr>
-            </w:pPr>
           </w:p>
         </w:tc>
       </w:tr>
@@ -10698,7 +15913,9 @@
             <w:insideV w:val="single" w:color="auto" w:sz="4" w:space="0"/>
           </w:tblBorders>
           <w:tblCellMar>
+            <w:top w:w="0" w:type="dxa"/>
             <w:left w:w="108" w:type="dxa"/>
+            <w:bottom w:w="0" w:type="dxa"/>
             <w:right w:w="108" w:type="dxa"/>
           </w:tblCellMar>
         </w:tblPrEx>
@@ -10711,43 +15928,50 @@
           </w:tcPr>
           <w:p>
             <w:pPr>
-              <w:jc w:val="center"/>
-              <w:rPr>
-                <w:rFonts w:hint="eastAsia"/>
-                <w:sz w:val="18"/>
-              </w:rPr>
-            </w:pPr>
-          </w:p>
-          <w:p>
-            <w:pPr>
-              <w:jc w:val="center"/>
-              <w:rPr>
-                <w:rFonts w:hint="eastAsia"/>
-                <w:sz w:val="18"/>
-              </w:rPr>
-            </w:pPr>
-            <w:r>
-              <w:rPr>
-                <w:rFonts w:hint="eastAsia"/>
-                <w:sz w:val="18"/>
-              </w:rPr>
-              <w:t>需要变更的内容</w:t>
-            </w:r>
-          </w:p>
-          <w:p>
-            <w:pPr>
-              <w:jc w:val="center"/>
-              <w:rPr>
-                <w:rFonts w:hint="eastAsia"/>
-                <w:sz w:val="18"/>
-              </w:rPr>
-            </w:pPr>
-            <w:r>
-              <w:rPr>
-                <w:rFonts w:hint="eastAsia"/>
-                <w:sz w:val="18"/>
-              </w:rPr>
-              <w:t>及其理由</w:t>
+              <w:pStyle w:val="16"/>
+              <w:pBdr>
+                <w:bottom w:val="none" w:color="auto" w:sz="0" w:space="0"/>
+              </w:pBdr>
+              <w:tabs>
+                <w:tab w:val="clear" w:pos="4153"/>
+                <w:tab w:val="clear" w:pos="8306"/>
+              </w:tabs>
+              <w:snapToGrid/>
+              <w:rPr>
+                <w:rFonts w:hint="eastAsia"/>
+                <w:szCs w:val="24"/>
+              </w:rPr>
+            </w:pPr>
+            <w:r>
+              <w:rPr>
+                <w:rFonts w:hint="eastAsia"/>
+                <w:szCs w:val="24"/>
+              </w:rPr>
+              <w:t>申请变更的</w:t>
+            </w:r>
+          </w:p>
+          <w:p>
+            <w:pPr>
+              <w:pStyle w:val="16"/>
+              <w:pBdr>
+                <w:bottom w:val="none" w:color="auto" w:sz="0" w:space="0"/>
+              </w:pBdr>
+              <w:tabs>
+                <w:tab w:val="clear" w:pos="4153"/>
+                <w:tab w:val="clear" w:pos="8306"/>
+              </w:tabs>
+              <w:snapToGrid/>
+              <w:rPr>
+                <w:rFonts w:hint="eastAsia"/>
+                <w:szCs w:val="24"/>
+              </w:rPr>
+            </w:pPr>
+            <w:r>
+              <w:rPr>
+                <w:rFonts w:hint="eastAsia"/>
+                <w:szCs w:val="24"/>
+              </w:rPr>
+              <w:t>《项目计划》</w:t>
             </w:r>
           </w:p>
         </w:tc>
@@ -10761,39 +15985,29 @@
             <w:pPr>
               <w:rPr>
                 <w:rFonts w:hint="eastAsia" w:eastAsia="宋体"/>
-                <w:sz w:val="18"/>
-                <w:lang w:eastAsia="zh-CN"/>
-              </w:rPr>
-            </w:pPr>
-            <w:r>
-              <w:rPr>
-                <w:rFonts w:hint="eastAsia"/>
-                <w:sz w:val="18"/>
-                <w:lang w:eastAsia="zh-CN"/>
-              </w:rPr>
-              <w:t>按原模板整理参考填写版，明确PC范围，取消手机适配；八周、216人时及100元预算上限不变。</w:t>
-            </w:r>
-          </w:p>
-          <w:p>
-            <w:pPr>
-              <w:rPr>
-                <w:rFonts w:hint="eastAsia"/>
-                <w:sz w:val="18"/>
-              </w:rPr>
-            </w:pPr>
-          </w:p>
-          <w:p>
-            <w:pPr>
-              <w:rPr>
-                <w:rFonts w:hint="eastAsia"/>
-                <w:sz w:val="18"/>
-              </w:rPr>
-            </w:pPr>
-          </w:p>
-          <w:p>
-            <w:pPr>
-              <w:rPr>
-                <w:rFonts w:hint="eastAsia"/>
+                <w:i/>
+                <w:iCs/>
+                <w:sz w:val="18"/>
+                <w:lang w:eastAsia="zh-CN"/>
+              </w:rPr>
+            </w:pPr>
+            <w:r>
+              <w:rPr>
+                <w:rFonts w:hint="eastAsia"/>
+                <w:i/>
+                <w:iCs/>
+                <w:sz w:val="18"/>
+                <w:lang w:eastAsia="zh-CN"/>
+              </w:rPr>
+              <w:t>计算机课程学习助手项目计划，0.4草稿，2026-10-26。</w:t>
+            </w:r>
+          </w:p>
+          <w:p>
+            <w:pPr>
+              <w:rPr>
+                <w:rFonts w:hint="eastAsia"/>
+                <w:i/>
+                <w:iCs/>
                 <w:sz w:val="18"/>
               </w:rPr>
             </w:pPr>
@@ -10811,16 +16025,15 @@
             <w:insideV w:val="single" w:color="auto" w:sz="4" w:space="0"/>
           </w:tblBorders>
           <w:tblCellMar>
+            <w:top w:w="0" w:type="dxa"/>
             <w:left w:w="108" w:type="dxa"/>
+            <w:bottom w:w="0" w:type="dxa"/>
             <w:right w:w="108" w:type="dxa"/>
           </w:tblCellMar>
         </w:tblPrEx>
         <w:tc>
           <w:tcPr>
             <w:tcW w:w="2124" w:type="dxa"/>
-            <w:tcBorders>
-              <w:bottom w:val="single" w:color="auto" w:sz="4" w:space="0"/>
-            </w:tcBorders>
             <w:shd w:val="clear" w:color="auto" w:fill="D9D9D9"/>
             <w:noWrap w:val="0"/>
             <w:vAlign w:val="top"/>
@@ -10847,7 +16060,7 @@
                 <w:rFonts w:hint="eastAsia"/>
                 <w:sz w:val="18"/>
               </w:rPr>
-              <w:t>评估计划变更将对</w:t>
+              <w:t>需要变更的内容</w:t>
             </w:r>
           </w:p>
           <w:p>
@@ -10863,34 +16076,31 @@
                 <w:rFonts w:hint="eastAsia"/>
                 <w:sz w:val="18"/>
               </w:rPr>
-              <w:t>项目造成的影响</w:t>
+              <w:t>及其理由</w:t>
             </w:r>
           </w:p>
         </w:tc>
         <w:tc>
           <w:tcPr>
             <w:tcW w:w="6596" w:type="dxa"/>
-            <w:tcBorders>
-              <w:bottom w:val="single" w:color="auto" w:sz="4" w:space="0"/>
-            </w:tcBorders>
-            <w:noWrap w:val="0"/>
-            <w:vAlign w:val="top"/>
-          </w:tcPr>
-          <w:p>
-            <w:pPr>
-              <w:rPr>
-                <w:rFonts w:hint="eastAsia" w:eastAsia="宋体"/>
-                <w:sz w:val="18"/>
-                <w:lang w:eastAsia="zh-CN"/>
-              </w:rPr>
-            </w:pPr>
-            <w:r>
-              <w:rPr>
-                <w:rFonts w:hint="eastAsia"/>
-                <w:sz w:val="18"/>
-                <w:lang w:eastAsia="zh-CN"/>
-              </w:rPr>
-              <w:t>不新增功能承诺；成员、实际日期及预算待确认。正式基线须经评审确定。</w:t>
+            <w:noWrap w:val="0"/>
+            <w:vAlign w:val="top"/>
+          </w:tcPr>
+          <w:p>
+            <w:pPr>
+              <w:rPr>
+                <w:rFonts w:hint="eastAsia" w:eastAsia="宋体"/>
+                <w:sz w:val="18"/>
+                <w:lang w:eastAsia="zh-CN"/>
+              </w:rPr>
+            </w:pPr>
+            <w:r>
+              <w:rPr>
+                <w:rFonts w:hint="eastAsia"/>
+                <w:sz w:val="18"/>
+                <w:lang w:eastAsia="zh-CN"/>
+              </w:rPr>
+              <w:t>按原模板整理参考填写版，明确PC范围，取消手机适配；八周、216人时及100元预算上限不变。</w:t>
             </w:r>
           </w:p>
           <w:p>
@@ -10930,7 +16140,9 @@
             <w:insideV w:val="single" w:color="auto" w:sz="4" w:space="0"/>
           </w:tblBorders>
           <w:tblCellMar>
+            <w:top w:w="0" w:type="dxa"/>
             <w:left w:w="108" w:type="dxa"/>
+            <w:bottom w:w="0" w:type="dxa"/>
             <w:right w:w="108" w:type="dxa"/>
           </w:tblCellMar>
         </w:tblPrEx>
@@ -10966,7 +16178,23 @@
                 <w:rFonts w:hint="eastAsia"/>
                 <w:sz w:val="18"/>
               </w:rPr>
-              <w:t>项目经理签字</w:t>
+              <w:t>评估计划变更将对</w:t>
+            </w:r>
+          </w:p>
+          <w:p>
+            <w:pPr>
+              <w:jc w:val="center"/>
+              <w:rPr>
+                <w:rFonts w:hint="eastAsia"/>
+                <w:sz w:val="18"/>
+              </w:rPr>
+            </w:pPr>
+            <w:r>
+              <w:rPr>
+                <w:rFonts w:hint="eastAsia"/>
+                <w:sz w:val="18"/>
+              </w:rPr>
+              <w:t>项目造成的影响</w:t>
             </w:r>
           </w:p>
         </w:tc>
@@ -10981,25 +16209,39 @@
           </w:tcPr>
           <w:p>
             <w:pPr>
-              <w:ind w:firstLine="386" w:firstLineChars="200"/>
-              <w:rPr>
-                <w:rFonts w:hint="eastAsia"/>
-                <w:sz w:val="18"/>
-              </w:rPr>
-            </w:pPr>
-          </w:p>
-          <w:p>
-            <w:pPr>
-              <w:ind w:firstLine="386" w:firstLineChars="200"/>
-              <w:rPr>
-                <w:rFonts w:hint="eastAsia"/>
-                <w:sz w:val="18"/>
-              </w:rPr>
-            </w:pPr>
-          </w:p>
-          <w:p>
-            <w:pPr>
-              <w:ind w:firstLine="386" w:firstLineChars="200"/>
+              <w:rPr>
+                <w:rFonts w:hint="eastAsia" w:eastAsia="宋体"/>
+                <w:sz w:val="18"/>
+                <w:lang w:eastAsia="zh-CN"/>
+              </w:rPr>
+            </w:pPr>
+            <w:r>
+              <w:rPr>
+                <w:rFonts w:hint="eastAsia"/>
+                <w:sz w:val="18"/>
+                <w:lang w:eastAsia="zh-CN"/>
+              </w:rPr>
+              <w:t>不新增功能承诺；成员、实际日期及预算待确认。正式基线须经评审确定。</w:t>
+            </w:r>
+          </w:p>
+          <w:p>
+            <w:pPr>
+              <w:rPr>
+                <w:rFonts w:hint="eastAsia"/>
+                <w:sz w:val="18"/>
+              </w:rPr>
+            </w:pPr>
+          </w:p>
+          <w:p>
+            <w:pPr>
+              <w:rPr>
+                <w:rFonts w:hint="eastAsia"/>
+                <w:sz w:val="18"/>
+              </w:rPr>
+            </w:pPr>
+          </w:p>
+          <w:p>
+            <w:pPr>
               <w:rPr>
                 <w:rFonts w:hint="eastAsia"/>
                 <w:sz w:val="18"/>
@@ -11019,14 +16261,18 @@
             <w:insideV w:val="single" w:color="auto" w:sz="4" w:space="0"/>
           </w:tblBorders>
           <w:tblCellMar>
+            <w:top w:w="0" w:type="dxa"/>
             <w:left w:w="108" w:type="dxa"/>
+            <w:bottom w:w="0" w:type="dxa"/>
             <w:right w:w="108" w:type="dxa"/>
           </w:tblCellMar>
         </w:tblPrEx>
         <w:tc>
           <w:tcPr>
-            <w:tcW w:w="8720" w:type="dxa"/>
-            <w:gridSpan w:val="2"/>
+            <w:tcW w:w="2124" w:type="dxa"/>
+            <w:tcBorders>
+              <w:bottom w:val="single" w:color="auto" w:sz="4" w:space="0"/>
+            </w:tcBorders>
             <w:shd w:val="clear" w:color="auto" w:fill="D9D9D9"/>
             <w:noWrap w:val="0"/>
             <w:vAlign w:val="top"/>
@@ -11036,20 +16282,62 @@
               <w:jc w:val="center"/>
               <w:rPr>
                 <w:rFonts w:hint="eastAsia"/>
-                <w:b/>
-                <w:bCs/>
-                <w:sz w:val="18"/>
-              </w:rPr>
-            </w:pPr>
-            <w:r>
-              <w:rPr>
-                <w:rFonts w:hint="eastAsia"/>
-                <w:b/>
-                <w:bCs/>
-                <w:sz w:val="18"/>
-              </w:rPr>
-              <w:t>变更申请的审批意见</w:t>
-            </w:r>
+                <w:sz w:val="18"/>
+              </w:rPr>
+            </w:pPr>
+          </w:p>
+          <w:p>
+            <w:pPr>
+              <w:jc w:val="center"/>
+              <w:rPr>
+                <w:rFonts w:hint="eastAsia"/>
+                <w:sz w:val="18"/>
+              </w:rPr>
+            </w:pPr>
+            <w:r>
+              <w:rPr>
+                <w:rFonts w:hint="eastAsia"/>
+                <w:sz w:val="18"/>
+              </w:rPr>
+              <w:t>项目经理签字</w:t>
+            </w:r>
+          </w:p>
+        </w:tc>
+        <w:tc>
+          <w:tcPr>
+            <w:tcW w:w="6596" w:type="dxa"/>
+            <w:tcBorders>
+              <w:bottom w:val="single" w:color="auto" w:sz="4" w:space="0"/>
+            </w:tcBorders>
+            <w:noWrap w:val="0"/>
+            <w:vAlign w:val="top"/>
+          </w:tcPr>
+          <w:p>
+            <w:pPr>
+              <w:ind w:firstLine="386" w:firstLineChars="200"/>
+              <w:rPr>
+                <w:rFonts w:hint="eastAsia"/>
+                <w:sz w:val="18"/>
+              </w:rPr>
+            </w:pPr>
+          </w:p>
+          <w:p>
+            <w:pPr>
+              <w:ind w:firstLine="386" w:firstLineChars="200"/>
+              <w:rPr>
+                <w:rFonts w:hint="eastAsia"/>
+                <w:sz w:val="18"/>
+              </w:rPr>
+            </w:pPr>
+          </w:p>
+          <w:p>
+            <w:pPr>
+              <w:ind w:firstLine="386" w:firstLineChars="200"/>
+              <w:rPr>
+                <w:rFonts w:hint="eastAsia"/>
+                <w:sz w:val="18"/>
+              </w:rPr>
+            </w:pPr>
           </w:p>
         </w:tc>
       </w:tr>
@@ -11064,13 +16352,16 @@
             <w:insideV w:val="single" w:color="auto" w:sz="4" w:space="0"/>
           </w:tblBorders>
           <w:tblCellMar>
+            <w:top w:w="0" w:type="dxa"/>
             <w:left w:w="108" w:type="dxa"/>
+            <w:bottom w:w="0" w:type="dxa"/>
             <w:right w:w="108" w:type="dxa"/>
           </w:tblCellMar>
         </w:tblPrEx>
         <w:tc>
           <w:tcPr>
-            <w:tcW w:w="2124" w:type="dxa"/>
+            <w:tcW w:w="8720" w:type="dxa"/>
+            <w:gridSpan w:val="2"/>
             <w:shd w:val="clear" w:color="auto" w:fill="D9D9D9"/>
             <w:noWrap w:val="0"/>
             <w:vAlign w:val="top"/>
@@ -11080,92 +16371,19 @@
               <w:jc w:val="center"/>
               <w:rPr>
                 <w:rFonts w:hint="eastAsia"/>
-                <w:sz w:val="18"/>
-              </w:rPr>
-            </w:pPr>
-          </w:p>
-          <w:p>
-            <w:pPr>
-              <w:jc w:val="center"/>
-              <w:rPr>
-                <w:rFonts w:hint="eastAsia"/>
-                <w:sz w:val="18"/>
-              </w:rPr>
-            </w:pPr>
-            <w:r>
-              <w:rPr>
-                <w:rFonts w:hint="eastAsia"/>
-                <w:sz w:val="18"/>
-              </w:rPr>
-              <w:t>高级经理审批</w:t>
-            </w:r>
-          </w:p>
-        </w:tc>
-        <w:tc>
-          <w:tcPr>
-            <w:tcW w:w="6596" w:type="dxa"/>
-            <w:noWrap w:val="0"/>
-            <w:vAlign w:val="top"/>
-          </w:tcPr>
-          <w:p>
-            <w:pPr>
-              <w:rPr>
-                <w:rFonts w:hint="eastAsia" w:eastAsia="宋体"/>
-                <w:i/>
-                <w:iCs/>
-                <w:sz w:val="18"/>
-                <w:lang w:eastAsia="zh-CN"/>
-              </w:rPr>
-            </w:pPr>
-            <w:r>
-              <w:rPr>
-                <w:rFonts w:hint="eastAsia"/>
-                <w:i/>
-                <w:iCs/>
-                <w:sz w:val="18"/>
-                <w:lang w:eastAsia="zh-CN"/>
-              </w:rPr>
-              <w:t>审批意见：待审批。</w:t>
-            </w:r>
-          </w:p>
-          <w:p>
-            <w:pPr>
-              <w:rPr>
-                <w:rFonts w:hint="eastAsia"/>
-                <w:sz w:val="18"/>
-              </w:rPr>
-            </w:pPr>
-          </w:p>
-          <w:p>
-            <w:pPr>
-              <w:rPr>
-                <w:rFonts w:hint="eastAsia"/>
-                <w:sz w:val="18"/>
-              </w:rPr>
-            </w:pPr>
-          </w:p>
-          <w:p>
-            <w:pPr>
-              <w:pStyle w:val="16"/>
-              <w:pBdr>
-                <w:bottom w:val="none" w:color="auto" w:sz="0" w:space="0"/>
-              </w:pBdr>
-              <w:tabs>
-                <w:tab w:val="clear" w:pos="4153"/>
-                <w:tab w:val="clear" w:pos="8306"/>
-              </w:tabs>
-              <w:snapToGrid/>
-              <w:rPr>
-                <w:rFonts w:hint="eastAsia"/>
-                <w:szCs w:val="24"/>
-              </w:rPr>
-            </w:pPr>
-            <w:r>
-              <w:rPr>
-                <w:rFonts w:hint="eastAsia"/>
-                <w:szCs w:val="24"/>
-              </w:rPr>
-              <w:t>签字，日期</w:t>
+                <w:b/>
+                <w:bCs/>
+                <w:sz w:val="18"/>
+              </w:rPr>
+            </w:pPr>
+            <w:r>
+              <w:rPr>
+                <w:rFonts w:hint="eastAsia"/>
+                <w:b/>
+                <w:bCs/>
+                <w:sz w:val="18"/>
+              </w:rPr>
+              <w:t>变更申请的审批意见</w:t>
             </w:r>
           </w:p>
         </w:tc>
@@ -11181,7 +16399,9 @@
             <w:insideV w:val="single" w:color="auto" w:sz="4" w:space="0"/>
           </w:tblBorders>
           <w:tblCellMar>
+            <w:top w:w="0" w:type="dxa"/>
             <w:left w:w="108" w:type="dxa"/>
+            <w:bottom w:w="0" w:type="dxa"/>
             <w:right w:w="108" w:type="dxa"/>
           </w:tblCellMar>
         </w:tblPrEx>
@@ -11214,23 +16434,7 @@
                 <w:rFonts w:hint="eastAsia"/>
                 <w:sz w:val="18"/>
               </w:rPr>
-              <w:t>客户代表审批</w:t>
-            </w:r>
-          </w:p>
-          <w:p>
-            <w:pPr>
-              <w:jc w:val="center"/>
-              <w:rPr>
-                <w:rFonts w:hint="eastAsia"/>
-                <w:sz w:val="18"/>
-              </w:rPr>
-            </w:pPr>
-            <w:r>
-              <w:rPr>
-                <w:rFonts w:hint="eastAsia"/>
-                <w:sz w:val="18"/>
-              </w:rPr>
-              <w:t>（合同项目）</w:t>
+              <w:t>高级经理审批</w:t>
             </w:r>
           </w:p>
         </w:tc>
@@ -11258,7 +16462,7 @@
                 <w:sz w:val="18"/>
                 <w:lang w:eastAsia="zh-CN"/>
               </w:rPr>
-              <w:t>审批意见：不适用（非合同课程项目）。</w:t>
+              <w:t>审批意见：待审批。</w:t>
             </w:r>
           </w:p>
           <w:p>
@@ -11314,14 +16518,15 @@
             <w:insideV w:val="single" w:color="auto" w:sz="4" w:space="0"/>
           </w:tblBorders>
           <w:tblCellMar>
+            <w:top w:w="0" w:type="dxa"/>
             <w:left w:w="108" w:type="dxa"/>
+            <w:bottom w:w="0" w:type="dxa"/>
             <w:right w:w="108" w:type="dxa"/>
           </w:tblCellMar>
         </w:tblPrEx>
         <w:tc>
           <w:tcPr>
-            <w:tcW w:w="8720" w:type="dxa"/>
-            <w:gridSpan w:val="2"/>
+            <w:tcW w:w="2124" w:type="dxa"/>
             <w:shd w:val="clear" w:color="auto" w:fill="D9D9D9"/>
             <w:noWrap w:val="0"/>
             <w:vAlign w:val="top"/>
@@ -11331,19 +16536,108 @@
               <w:jc w:val="center"/>
               <w:rPr>
                 <w:rFonts w:hint="eastAsia"/>
-                <w:b/>
-                <w:bCs/>
-                <w:sz w:val="18"/>
-              </w:rPr>
-            </w:pPr>
-            <w:r>
-              <w:rPr>
-                <w:rFonts w:hint="eastAsia"/>
-                <w:b/>
-                <w:bCs/>
-                <w:sz w:val="18"/>
-              </w:rPr>
-              <w:t>更改项目计划</w:t>
+                <w:sz w:val="18"/>
+              </w:rPr>
+            </w:pPr>
+          </w:p>
+          <w:p>
+            <w:pPr>
+              <w:jc w:val="center"/>
+              <w:rPr>
+                <w:rFonts w:hint="eastAsia"/>
+                <w:sz w:val="18"/>
+              </w:rPr>
+            </w:pPr>
+            <w:r>
+              <w:rPr>
+                <w:rFonts w:hint="eastAsia"/>
+                <w:sz w:val="18"/>
+              </w:rPr>
+              <w:t>客户代表审批</w:t>
+            </w:r>
+          </w:p>
+          <w:p>
+            <w:pPr>
+              <w:jc w:val="center"/>
+              <w:rPr>
+                <w:rFonts w:hint="eastAsia"/>
+                <w:sz w:val="18"/>
+              </w:rPr>
+            </w:pPr>
+            <w:r>
+              <w:rPr>
+                <w:rFonts w:hint="eastAsia"/>
+                <w:sz w:val="18"/>
+              </w:rPr>
+              <w:t>（合同项目）</w:t>
+            </w:r>
+          </w:p>
+        </w:tc>
+        <w:tc>
+          <w:tcPr>
+            <w:tcW w:w="6596" w:type="dxa"/>
+            <w:noWrap w:val="0"/>
+            <w:vAlign w:val="top"/>
+          </w:tcPr>
+          <w:p>
+            <w:pPr>
+              <w:rPr>
+                <w:rFonts w:hint="eastAsia" w:eastAsia="宋体"/>
+                <w:i/>
+                <w:iCs/>
+                <w:sz w:val="18"/>
+                <w:lang w:eastAsia="zh-CN"/>
+              </w:rPr>
+            </w:pPr>
+            <w:r>
+              <w:rPr>
+                <w:rFonts w:hint="eastAsia"/>
+                <w:i/>
+                <w:iCs/>
+                <w:sz w:val="18"/>
+                <w:lang w:eastAsia="zh-CN"/>
+              </w:rPr>
+              <w:t>审批意见：不适用（非合同课程项目）。</w:t>
+            </w:r>
+          </w:p>
+          <w:p>
+            <w:pPr>
+              <w:rPr>
+                <w:rFonts w:hint="eastAsia"/>
+                <w:sz w:val="18"/>
+              </w:rPr>
+            </w:pPr>
+          </w:p>
+          <w:p>
+            <w:pPr>
+              <w:rPr>
+                <w:rFonts w:hint="eastAsia"/>
+                <w:sz w:val="18"/>
+              </w:rPr>
+            </w:pPr>
+          </w:p>
+          <w:p>
+            <w:pPr>
+              <w:pStyle w:val="16"/>
+              <w:pBdr>
+                <w:bottom w:val="none" w:color="auto" w:sz="0" w:space="0"/>
+              </w:pBdr>
+              <w:tabs>
+                <w:tab w:val="clear" w:pos="4153"/>
+                <w:tab w:val="clear" w:pos="8306"/>
+              </w:tabs>
+              <w:snapToGrid/>
+              <w:rPr>
+                <w:rFonts w:hint="eastAsia"/>
+                <w:szCs w:val="24"/>
+              </w:rPr>
+            </w:pPr>
+            <w:r>
+              <w:rPr>
+                <w:rFonts w:hint="eastAsia"/>
+                <w:szCs w:val="24"/>
+              </w:rPr>
+              <w:t>签字，日期</w:t>
             </w:r>
           </w:p>
         </w:tc>
@@ -11359,102 +16653,39 @@
             <w:insideV w:val="single" w:color="auto" w:sz="4" w:space="0"/>
           </w:tblBorders>
           <w:tblCellMar>
+            <w:top w:w="0" w:type="dxa"/>
             <w:left w:w="108" w:type="dxa"/>
+            <w:bottom w:w="0" w:type="dxa"/>
             <w:right w:w="108" w:type="dxa"/>
           </w:tblCellMar>
         </w:tblPrEx>
         <w:tc>
           <w:tcPr>
-            <w:tcW w:w="2124" w:type="dxa"/>
+            <w:tcW w:w="8720" w:type="dxa"/>
+            <w:gridSpan w:val="2"/>
             <w:shd w:val="clear" w:color="auto" w:fill="D9D9D9"/>
             <w:noWrap w:val="0"/>
             <w:vAlign w:val="top"/>
           </w:tcPr>
           <w:p>
             <w:pPr>
-              <w:pStyle w:val="16"/>
-              <w:pBdr>
-                <w:bottom w:val="none" w:color="auto" w:sz="0" w:space="0"/>
-              </w:pBdr>
-              <w:tabs>
-                <w:tab w:val="clear" w:pos="4153"/>
-                <w:tab w:val="clear" w:pos="8306"/>
-              </w:tabs>
-              <w:snapToGrid/>
-              <w:rPr>
-                <w:rFonts w:hint="eastAsia"/>
-                <w:szCs w:val="24"/>
-              </w:rPr>
-            </w:pPr>
-            <w:r>
-              <w:rPr>
-                <w:rFonts w:hint="eastAsia"/>
-                <w:szCs w:val="24"/>
-              </w:rPr>
-              <w:t>变更后的</w:t>
-            </w:r>
-          </w:p>
-          <w:p>
-            <w:pPr>
-              <w:pStyle w:val="16"/>
-              <w:pBdr>
-                <w:bottom w:val="none" w:color="auto" w:sz="0" w:space="0"/>
-              </w:pBdr>
-              <w:tabs>
-                <w:tab w:val="clear" w:pos="4153"/>
-                <w:tab w:val="clear" w:pos="8306"/>
-              </w:tabs>
-              <w:snapToGrid/>
-              <w:rPr>
-                <w:rFonts w:hint="eastAsia"/>
-                <w:szCs w:val="24"/>
-              </w:rPr>
-            </w:pPr>
-            <w:r>
-              <w:rPr>
-                <w:rFonts w:hint="eastAsia"/>
-                <w:szCs w:val="24"/>
-              </w:rPr>
-              <w:t>《项目计划》</w:t>
-            </w:r>
-          </w:p>
-        </w:tc>
-        <w:tc>
-          <w:tcPr>
-            <w:tcW w:w="6596" w:type="dxa"/>
-            <w:noWrap w:val="0"/>
-            <w:vAlign w:val="top"/>
-          </w:tcPr>
-          <w:p>
-            <w:pPr>
-              <w:rPr>
-                <w:rFonts w:hint="eastAsia" w:eastAsia="宋体"/>
-                <w:i/>
-                <w:iCs/>
-                <w:sz w:val="18"/>
-                <w:lang w:eastAsia="zh-CN"/>
-              </w:rPr>
-            </w:pPr>
-            <w:r>
-              <w:rPr>
-                <w:rFonts w:hint="eastAsia"/>
-                <w:i/>
-                <w:iCs/>
-                <w:sz w:val="18"/>
-                <w:lang w:eastAsia="zh-CN"/>
-              </w:rPr>
-              <w:t>拟定：0.4草稿，2026-10-26；正式基线待审批。</w:t>
-            </w:r>
-          </w:p>
-          <w:p>
-            <w:pPr>
-              <w:rPr>
-                <w:rFonts w:hint="eastAsia"/>
-                <w:i/>
-                <w:iCs/>
-                <w:sz w:val="18"/>
-              </w:rPr>
-            </w:pPr>
+              <w:jc w:val="center"/>
+              <w:rPr>
+                <w:rFonts w:hint="eastAsia"/>
+                <w:b/>
+                <w:bCs/>
+                <w:sz w:val="18"/>
+              </w:rPr>
+            </w:pPr>
+            <w:r>
+              <w:rPr>
+                <w:rFonts w:hint="eastAsia"/>
+                <w:b/>
+                <w:bCs/>
+                <w:sz w:val="18"/>
+              </w:rPr>
+              <w:t>更改项目计划</w:t>
+            </w:r>
           </w:p>
         </w:tc>
       </w:tr>
@@ -11469,119 +16700,104 @@
             <w:insideV w:val="single" w:color="auto" w:sz="4" w:space="0"/>
           </w:tblBorders>
           <w:tblCellMar>
+            <w:top w:w="0" w:type="dxa"/>
             <w:left w:w="108" w:type="dxa"/>
+            <w:bottom w:w="0" w:type="dxa"/>
             <w:right w:w="108" w:type="dxa"/>
           </w:tblCellMar>
         </w:tblPrEx>
         <w:tc>
           <w:tcPr>
             <w:tcW w:w="2124" w:type="dxa"/>
-            <w:tcBorders>
-              <w:bottom w:val="single" w:color="auto" w:sz="4" w:space="0"/>
-            </w:tcBorders>
             <w:shd w:val="clear" w:color="auto" w:fill="D9D9D9"/>
             <w:noWrap w:val="0"/>
             <w:vAlign w:val="top"/>
           </w:tcPr>
           <w:p>
             <w:pPr>
-              <w:jc w:val="center"/>
-              <w:rPr>
-                <w:rFonts w:hint="eastAsia"/>
-                <w:sz w:val="18"/>
-              </w:rPr>
-            </w:pPr>
-          </w:p>
-          <w:p>
-            <w:pPr>
-              <w:jc w:val="center"/>
-              <w:rPr>
-                <w:rFonts w:hint="eastAsia"/>
-                <w:sz w:val="18"/>
-              </w:rPr>
-            </w:pPr>
-            <w:r>
-              <w:rPr>
-                <w:rFonts w:hint="eastAsia"/>
-                <w:sz w:val="18"/>
-              </w:rPr>
-              <w:t>项目经理签字</w:t>
+              <w:pStyle w:val="16"/>
+              <w:pBdr>
+                <w:bottom w:val="none" w:color="auto" w:sz="0" w:space="0"/>
+              </w:pBdr>
+              <w:tabs>
+                <w:tab w:val="clear" w:pos="4153"/>
+                <w:tab w:val="clear" w:pos="8306"/>
+              </w:tabs>
+              <w:snapToGrid/>
+              <w:rPr>
+                <w:rFonts w:hint="eastAsia"/>
+                <w:szCs w:val="24"/>
+              </w:rPr>
+            </w:pPr>
+            <w:r>
+              <w:rPr>
+                <w:rFonts w:hint="eastAsia"/>
+                <w:szCs w:val="24"/>
+              </w:rPr>
+              <w:t>变更后的</w:t>
+            </w:r>
+          </w:p>
+          <w:p>
+            <w:pPr>
+              <w:pStyle w:val="16"/>
+              <w:pBdr>
+                <w:bottom w:val="none" w:color="auto" w:sz="0" w:space="0"/>
+              </w:pBdr>
+              <w:tabs>
+                <w:tab w:val="clear" w:pos="4153"/>
+                <w:tab w:val="clear" w:pos="8306"/>
+              </w:tabs>
+              <w:snapToGrid/>
+              <w:rPr>
+                <w:rFonts w:hint="eastAsia"/>
+                <w:szCs w:val="24"/>
+              </w:rPr>
+            </w:pPr>
+            <w:r>
+              <w:rPr>
+                <w:rFonts w:hint="eastAsia"/>
+                <w:szCs w:val="24"/>
+              </w:rPr>
+              <w:t>《项目计划》</w:t>
             </w:r>
           </w:p>
         </w:tc>
         <w:tc>
           <w:tcPr>
             <w:tcW w:w="6596" w:type="dxa"/>
-            <w:tcBorders>
-              <w:bottom w:val="single" w:color="auto" w:sz="4" w:space="0"/>
-            </w:tcBorders>
-            <w:noWrap w:val="0"/>
-            <w:vAlign w:val="top"/>
-          </w:tcPr>
-          <w:p>
-            <w:pPr>
-              <w:rPr>
-                <w:rFonts w:hint="eastAsia"/>
-                <w:sz w:val="18"/>
-              </w:rPr>
-            </w:pPr>
-          </w:p>
-          <w:p>
-            <w:pPr>
-              <w:rPr>
-                <w:rFonts w:hint="eastAsia"/>
-                <w:sz w:val="18"/>
-              </w:rPr>
-            </w:pPr>
-          </w:p>
-          <w:p>
-            <w:pPr>
-              <w:rPr>
-                <w:rFonts w:hint="eastAsia"/>
-                <w:sz w:val="18"/>
-              </w:rPr>
-            </w:pPr>
-          </w:p>
-        </w:tc>
-      </w:tr>
-      <w:tr>
-        <w:tblPrEx>
-          <w:tblBorders>
-            <w:top w:val="single" w:color="auto" w:sz="4" w:space="0"/>
-            <w:left w:val="single" w:color="auto" w:sz="4" w:space="0"/>
-            <w:bottom w:val="single" w:color="auto" w:sz="4" w:space="0"/>
-            <w:right w:val="single" w:color="auto" w:sz="4" w:space="0"/>
-            <w:insideH w:val="single" w:color="auto" w:sz="4" w:space="0"/>
-            <w:insideV w:val="single" w:color="auto" w:sz="4" w:space="0"/>
-          </w:tblBorders>
-        </w:tblPrEx>
-        <w:tc>
-          <w:tcPr>
-            <w:tcW w:w="8720" w:type="dxa"/>
-            <w:gridSpan w:val="2"/>
-            <w:shd w:val="clear" w:color="auto" w:fill="D9D9D9"/>
-            <w:noWrap w:val="0"/>
-            <w:vAlign w:val="top"/>
-          </w:tcPr>
-          <w:p>
-            <w:pPr>
-              <w:jc w:val="center"/>
-              <w:rPr>
-                <w:rFonts w:hint="eastAsia"/>
-                <w:b/>
-                <w:bCs/>
-                <w:sz w:val="18"/>
-              </w:rPr>
-            </w:pPr>
-            <w:r>
-              <w:rPr>
-                <w:rFonts w:hint="eastAsia"/>
-                <w:b/>
-                <w:bCs/>
-                <w:sz w:val="18"/>
-              </w:rPr>
-              <w:t>重新审批项目计划</w:t>
-            </w:r>
+            <w:noWrap w:val="0"/>
+            <w:vAlign w:val="top"/>
+          </w:tcPr>
+          <w:p>
+            <w:pPr>
+              <w:rPr>
+                <w:rFonts w:hint="eastAsia" w:eastAsia="宋体"/>
+                <w:i/>
+                <w:iCs/>
+                <w:sz w:val="18"/>
+                <w:lang w:eastAsia="zh-CN"/>
+              </w:rPr>
+            </w:pPr>
+            <w:r>
+              <w:rPr>
+                <w:rFonts w:hint="eastAsia"/>
+                <w:i/>
+                <w:iCs/>
+                <w:sz w:val="18"/>
+                <w:lang w:eastAsia="zh-CN"/>
+              </w:rPr>
+              <w:t>拟定：0.4草稿，2026-10-26；正式基线待审批。</w:t>
+            </w:r>
+          </w:p>
+          <w:p>
+            <w:pPr>
+              <w:rPr>
+                <w:rFonts w:hint="eastAsia"/>
+                <w:i/>
+                <w:iCs/>
+                <w:sz w:val="18"/>
+              </w:rPr>
+            </w:pPr>
           </w:p>
         </w:tc>
       </w:tr>
@@ -11596,7 +16812,144 @@
             <w:insideV w:val="single" w:color="auto" w:sz="4" w:space="0"/>
           </w:tblBorders>
           <w:tblCellMar>
+            <w:top w:w="0" w:type="dxa"/>
             <w:left w:w="108" w:type="dxa"/>
+            <w:bottom w:w="0" w:type="dxa"/>
+            <w:right w:w="108" w:type="dxa"/>
+          </w:tblCellMar>
+        </w:tblPrEx>
+        <w:tc>
+          <w:tcPr>
+            <w:tcW w:w="2124" w:type="dxa"/>
+            <w:tcBorders>
+              <w:bottom w:val="single" w:color="auto" w:sz="4" w:space="0"/>
+            </w:tcBorders>
+            <w:shd w:val="clear" w:color="auto" w:fill="D9D9D9"/>
+            <w:noWrap w:val="0"/>
+            <w:vAlign w:val="top"/>
+          </w:tcPr>
+          <w:p>
+            <w:pPr>
+              <w:jc w:val="center"/>
+              <w:rPr>
+                <w:rFonts w:hint="eastAsia"/>
+                <w:sz w:val="18"/>
+              </w:rPr>
+            </w:pPr>
+          </w:p>
+          <w:p>
+            <w:pPr>
+              <w:jc w:val="center"/>
+              <w:rPr>
+                <w:rFonts w:hint="eastAsia"/>
+                <w:sz w:val="18"/>
+              </w:rPr>
+            </w:pPr>
+            <w:r>
+              <w:rPr>
+                <w:rFonts w:hint="eastAsia"/>
+                <w:sz w:val="18"/>
+              </w:rPr>
+              <w:t>项目经理签字</w:t>
+            </w:r>
+          </w:p>
+        </w:tc>
+        <w:tc>
+          <w:tcPr>
+            <w:tcW w:w="6596" w:type="dxa"/>
+            <w:tcBorders>
+              <w:bottom w:val="single" w:color="auto" w:sz="4" w:space="0"/>
+            </w:tcBorders>
+            <w:noWrap w:val="0"/>
+            <w:vAlign w:val="top"/>
+          </w:tcPr>
+          <w:p>
+            <w:pPr>
+              <w:rPr>
+                <w:rFonts w:hint="eastAsia"/>
+                <w:sz w:val="18"/>
+              </w:rPr>
+            </w:pPr>
+          </w:p>
+          <w:p>
+            <w:pPr>
+              <w:rPr>
+                <w:rFonts w:hint="eastAsia"/>
+                <w:sz w:val="18"/>
+              </w:rPr>
+            </w:pPr>
+          </w:p>
+          <w:p>
+            <w:pPr>
+              <w:rPr>
+                <w:rFonts w:hint="eastAsia"/>
+                <w:sz w:val="18"/>
+              </w:rPr>
+            </w:pPr>
+          </w:p>
+        </w:tc>
+      </w:tr>
+      <w:tr>
+        <w:tblPrEx>
+          <w:tblBorders>
+            <w:top w:val="single" w:color="auto" w:sz="4" w:space="0"/>
+            <w:left w:val="single" w:color="auto" w:sz="4" w:space="0"/>
+            <w:bottom w:val="single" w:color="auto" w:sz="4" w:space="0"/>
+            <w:right w:val="single" w:color="auto" w:sz="4" w:space="0"/>
+            <w:insideH w:val="single" w:color="auto" w:sz="4" w:space="0"/>
+            <w:insideV w:val="single" w:color="auto" w:sz="4" w:space="0"/>
+          </w:tblBorders>
+          <w:tblCellMar>
+            <w:top w:w="0" w:type="dxa"/>
+            <w:left w:w="108" w:type="dxa"/>
+            <w:bottom w:w="0" w:type="dxa"/>
+            <w:right w:w="108" w:type="dxa"/>
+          </w:tblCellMar>
+        </w:tblPrEx>
+        <w:tc>
+          <w:tcPr>
+            <w:tcW w:w="8720" w:type="dxa"/>
+            <w:gridSpan w:val="2"/>
+            <w:shd w:val="clear" w:color="auto" w:fill="D9D9D9"/>
+            <w:noWrap w:val="0"/>
+            <w:vAlign w:val="top"/>
+          </w:tcPr>
+          <w:p>
+            <w:pPr>
+              <w:jc w:val="center"/>
+              <w:rPr>
+                <w:rFonts w:hint="eastAsia"/>
+                <w:b/>
+                <w:bCs/>
+                <w:sz w:val="18"/>
+              </w:rPr>
+            </w:pPr>
+            <w:r>
+              <w:rPr>
+                <w:rFonts w:hint="eastAsia"/>
+                <w:b/>
+                <w:bCs/>
+                <w:sz w:val="18"/>
+              </w:rPr>
+              <w:t>重新审批项目计划</w:t>
+            </w:r>
+          </w:p>
+        </w:tc>
+      </w:tr>
+      <w:tr>
+        <w:tblPrEx>
+          <w:tblBorders>
+            <w:top w:val="single" w:color="auto" w:sz="4" w:space="0"/>
+            <w:left w:val="single" w:color="auto" w:sz="4" w:space="0"/>
+            <w:bottom w:val="single" w:color="auto" w:sz="4" w:space="0"/>
+            <w:right w:val="single" w:color="auto" w:sz="4" w:space="0"/>
+            <w:insideH w:val="single" w:color="auto" w:sz="4" w:space="0"/>
+            <w:insideV w:val="single" w:color="auto" w:sz="4" w:space="0"/>
+          </w:tblBorders>
+          <w:tblCellMar>
+            <w:top w:w="0" w:type="dxa"/>
+            <w:left w:w="108" w:type="dxa"/>
+            <w:bottom w:w="0" w:type="dxa"/>
             <w:right w:w="108" w:type="dxa"/>
           </w:tblCellMar>
         </w:tblPrEx>
@@ -11735,7 +17088,9 @@
       <w:tblInd w:w="0" w:type="dxa"/>
       <w:tblLayout w:type="autofit"/>
       <w:tblCellMar>
+        <w:top w:w="0" w:type="dxa"/>
         <w:left w:w="108" w:type="dxa"/>
+        <w:bottom w:w="0" w:type="dxa"/>
         <w:right w:w="108" w:type="dxa"/>
       </w:tblCellMar>
     </w:tblPr>
@@ -11746,7 +17101,9 @@
     <w:tr>
       <w:tblPrEx>
         <w:tblCellMar>
+          <w:top w:w="0" w:type="dxa"/>
           <w:left w:w="108" w:type="dxa"/>
+          <w:bottom w:w="0" w:type="dxa"/>
           <w:right w:w="108" w:type="dxa"/>
         </w:tblCellMar>
       </w:tblPrEx>
@@ -11837,7 +17194,6 @@
           <w:r>
             <w:rPr>
               <w:rStyle w:val="27"/>
-              <w:lang/>
             </w:rPr>
             <w:t>10</w:t>
           </w:r>
@@ -11874,7 +17230,6 @@
           <w:r>
             <w:rPr>
               <w:rStyle w:val="27"/>
-              <w:lang/>
             </w:rPr>
             <w:t>10</w:t>
           </w:r>
@@ -12082,11 +17437,11 @@
     <w:pPrDefault/>
   </w:docDefaults>
   <w:latentStyles w:count="260" w:defQFormat="0" w:defUnhideWhenUsed="1" w:defSemiHidden="1" w:defUIPriority="99" w:defLockedState="0">
-    <w:lsdException w:unhideWhenUsed="0" w:uiPriority="0" w:semiHidden="0" w:name="Normal"/>
-    <w:lsdException w:unhideWhenUsed="0" w:uiPriority="2" w:semiHidden="0" w:name="heading 1"/>
-    <w:lsdException w:unhideWhenUsed="0" w:uiPriority="2" w:semiHidden="0" w:name="heading 2"/>
-    <w:lsdException w:unhideWhenUsed="0" w:uiPriority="2" w:semiHidden="0" w:name="heading 3"/>
-    <w:lsdException w:unhideWhenUsed="0" w:uiPriority="2" w:semiHidden="0" w:name="heading 4"/>
+    <w:lsdException w:qFormat="1" w:unhideWhenUsed="0" w:uiPriority="0" w:semiHidden="0" w:name="Normal"/>
+    <w:lsdException w:qFormat="1" w:unhideWhenUsed="0" w:uiPriority="2" w:semiHidden="0" w:name="heading 1"/>
+    <w:lsdException w:qFormat="1" w:unhideWhenUsed="0" w:uiPriority="2" w:semiHidden="0" w:name="heading 2"/>
+    <w:lsdException w:qFormat="1" w:unhideWhenUsed="0" w:uiPriority="2" w:semiHidden="0" w:name="heading 3"/>
+    <w:lsdException w:qFormat="1" w:unhideWhenUsed="0" w:uiPriority="2" w:semiHidden="0" w:name="heading 4"/>
     <w:lsdException w:qFormat="1" w:uiPriority="0" w:name="heading 5"/>
     <w:lsdException w:qFormat="1" w:uiPriority="0" w:name="heading 6"/>
     <w:lsdException w:qFormat="1" w:uiPriority="0" w:name="heading 7"/>
@@ -12101,20 +17456,20 @@
     <w:lsdException w:unhideWhenUsed="0" w:uiPriority="0" w:semiHidden="0" w:name="index 7"/>
     <w:lsdException w:unhideWhenUsed="0" w:uiPriority="0" w:semiHidden="0" w:name="index 8"/>
     <w:lsdException w:unhideWhenUsed="0" w:uiPriority="0" w:semiHidden="0" w:name="index 9"/>
-    <w:lsdException w:unhideWhenUsed="0" w:uiPriority="2" w:semiHidden="0" w:name="toc 1"/>
-    <w:lsdException w:unhideWhenUsed="0" w:uiPriority="2" w:semiHidden="0" w:name="toc 2"/>
-    <w:lsdException w:unhideWhenUsed="0" w:uiPriority="2" w:semiHidden="0" w:name="toc 3"/>
-    <w:lsdException w:unhideWhenUsed="0" w:uiPriority="2" w:semiHidden="0" w:name="toc 4"/>
-    <w:lsdException w:unhideWhenUsed="0" w:uiPriority="2" w:semiHidden="0" w:name="toc 5"/>
-    <w:lsdException w:unhideWhenUsed="0" w:uiPriority="2" w:semiHidden="0" w:name="toc 6"/>
-    <w:lsdException w:unhideWhenUsed="0" w:uiPriority="2" w:semiHidden="0" w:name="toc 7"/>
-    <w:lsdException w:unhideWhenUsed="0" w:uiPriority="2" w:semiHidden="0" w:name="toc 8"/>
-    <w:lsdException w:unhideWhenUsed="0" w:uiPriority="2" w:semiHidden="0" w:name="toc 9"/>
+    <w:lsdException w:qFormat="1" w:unhideWhenUsed="0" w:uiPriority="2" w:semiHidden="0" w:name="toc 1"/>
+    <w:lsdException w:qFormat="1" w:unhideWhenUsed="0" w:uiPriority="2" w:semiHidden="0" w:name="toc 2"/>
+    <w:lsdException w:qFormat="1" w:unhideWhenUsed="0" w:uiPriority="2" w:semiHidden="0" w:name="toc 3"/>
+    <w:lsdException w:qFormat="1" w:unhideWhenUsed="0" w:uiPriority="2" w:semiHidden="0" w:name="toc 4"/>
+    <w:lsdException w:qFormat="1" w:unhideWhenUsed="0" w:uiPriority="2" w:semiHidden="0" w:name="toc 5"/>
+    <w:lsdException w:qFormat="1" w:unhideWhenUsed="0" w:uiPriority="2" w:semiHidden="0" w:name="toc 6"/>
+    <w:lsdException w:qFormat="1" w:unhideWhenUsed="0" w:uiPriority="2" w:semiHidden="0" w:name="toc 7"/>
+    <w:lsdException w:qFormat="1" w:unhideWhenUsed="0" w:uiPriority="2" w:semiHidden="0" w:name="toc 8"/>
+    <w:lsdException w:qFormat="1" w:unhideWhenUsed="0" w:uiPriority="2" w:semiHidden="0" w:name="toc 9"/>
     <w:lsdException w:unhideWhenUsed="0" w:uiPriority="0" w:semiHidden="0" w:name="Normal Indent"/>
     <w:lsdException w:unhideWhenUsed="0" w:uiPriority="0" w:semiHidden="0" w:name="footnote text"/>
     <w:lsdException w:unhideWhenUsed="0" w:uiPriority="0" w:semiHidden="0" w:name="annotation text"/>
-    <w:lsdException w:unhideWhenUsed="0" w:uiPriority="0" w:semiHidden="0" w:name="header"/>
-    <w:lsdException w:unhideWhenUsed="0" w:uiPriority="0" w:semiHidden="0" w:name="footer"/>
+    <w:lsdException w:qFormat="1" w:unhideWhenUsed="0" w:uiPriority="0" w:semiHidden="0" w:name="header"/>
+    <w:lsdException w:qFormat="1" w:unhideWhenUsed="0" w:uiPriority="0" w:semiHidden="0" w:name="footer"/>
     <w:lsdException w:unhideWhenUsed="0" w:uiPriority="0" w:semiHidden="0" w:name="index heading"/>
     <w:lsdException w:qFormat="1" w:uiPriority="0" w:name="caption"/>
     <w:lsdException w:unhideWhenUsed="0" w:uiPriority="0" w:semiHidden="0" w:name="table of figures"/>
@@ -12123,7 +17478,7 @@
     <w:lsdException w:unhideWhenUsed="0" w:uiPriority="0" w:semiHidden="0" w:name="footnote reference"/>
     <w:lsdException w:unhideWhenUsed="0" w:uiPriority="0" w:semiHidden="0" w:name="annotation reference"/>
     <w:lsdException w:unhideWhenUsed="0" w:uiPriority="0" w:semiHidden="0" w:name="line number"/>
-    <w:lsdException w:unhideWhenUsed="0" w:uiPriority="0" w:semiHidden="0" w:name="page number"/>
+    <w:lsdException w:qFormat="1" w:unhideWhenUsed="0" w:uiPriority="0" w:semiHidden="0" w:name="page number"/>
     <w:lsdException w:unhideWhenUsed="0" w:uiPriority="0" w:semiHidden="0" w:name="endnote reference"/>
     <w:lsdException w:unhideWhenUsed="0" w:uiPriority="0" w:semiHidden="0" w:name="endnote text"/>
     <w:lsdException w:unhideWhenUsed="0" w:uiPriority="0" w:semiHidden="0" w:name="table of authorities"/>
@@ -12144,12 +17499,12 @@
     <w:lsdException w:unhideWhenUsed="0" w:uiPriority="0" w:semiHidden="0" w:name="List Number 3"/>
     <w:lsdException w:unhideWhenUsed="0" w:uiPriority="0" w:semiHidden="0" w:name="List Number 4"/>
     <w:lsdException w:unhideWhenUsed="0" w:uiPriority="0" w:semiHidden="0" w:name="List Number 5"/>
-    <w:lsdException w:unhideWhenUsed="0" w:uiPriority="0" w:semiHidden="0" w:name="Title"/>
+    <w:lsdException w:qFormat="1" w:unhideWhenUsed="0" w:uiPriority="0" w:semiHidden="0" w:name="Title"/>
     <w:lsdException w:unhideWhenUsed="0" w:uiPriority="0" w:semiHidden="0" w:name="Closing"/>
     <w:lsdException w:unhideWhenUsed="0" w:uiPriority="0" w:semiHidden="0" w:name="Signature"/>
-    <w:lsdException w:unhideWhenUsed="0" w:uiPriority="1723" w:semiHidden="0" w:name="Default Paragraph Font"/>
-    <w:lsdException w:unhideWhenUsed="0" w:uiPriority="1624" w:semiHidden="0" w:name="Body Text"/>
-    <w:lsdException w:unhideWhenUsed="0" w:uiPriority="1624" w:semiHidden="0" w:name="Body Text Indent"/>
+    <w:lsdException w:qFormat="1" w:unhideWhenUsed="0" w:uiPriority="1723" w:semiHidden="0" w:name="Default Paragraph Font"/>
+    <w:lsdException w:qFormat="1" w:unhideWhenUsed="0" w:uiPriority="1624" w:semiHidden="0" w:name="Body Text"/>
+    <w:lsdException w:qFormat="1" w:unhideWhenUsed="0" w:uiPriority="1624" w:semiHidden="0" w:name="Body Text Indent"/>
     <w:lsdException w:unhideWhenUsed="0" w:uiPriority="0" w:semiHidden="0" w:name="List Continue"/>
     <w:lsdException w:unhideWhenUsed="0" w:uiPriority="0" w:semiHidden="0" w:name="List Continue 2"/>
     <w:lsdException w:unhideWhenUsed="0" w:uiPriority="0" w:semiHidden="0" w:name="List Continue 3"/>
@@ -12162,16 +17517,16 @@
     <w:lsdException w:unhideWhenUsed="0" w:uiPriority="0" w:semiHidden="0" w:name="Body Text First Indent"/>
     <w:lsdException w:unhideWhenUsed="0" w:uiPriority="0" w:semiHidden="0" w:name="Body Text First Indent 2"/>
     <w:lsdException w:unhideWhenUsed="0" w:uiPriority="0" w:semiHidden="0" w:name="Note Heading"/>
-    <w:lsdException w:unhideWhenUsed="0" w:uiPriority="1624" w:semiHidden="0" w:name="Body Text 2"/>
-    <w:lsdException w:unhideWhenUsed="0" w:uiPriority="1624" w:semiHidden="0" w:name="Body Text 3"/>
-    <w:lsdException w:unhideWhenUsed="0" w:uiPriority="1624" w:semiHidden="0" w:name="Body Text Indent 2"/>
-    <w:lsdException w:unhideWhenUsed="0" w:uiPriority="1624" w:semiHidden="0" w:name="Body Text Indent 3"/>
+    <w:lsdException w:qFormat="1" w:unhideWhenUsed="0" w:uiPriority="1624" w:semiHidden="0" w:name="Body Text 2"/>
+    <w:lsdException w:qFormat="1" w:unhideWhenUsed="0" w:uiPriority="1624" w:semiHidden="0" w:name="Body Text 3"/>
+    <w:lsdException w:qFormat="1" w:unhideWhenUsed="0" w:uiPriority="1624" w:semiHidden="0" w:name="Body Text Indent 2"/>
+    <w:lsdException w:qFormat="1" w:unhideWhenUsed="0" w:uiPriority="1624" w:semiHidden="0" w:name="Body Text Indent 3"/>
     <w:lsdException w:unhideWhenUsed="0" w:uiPriority="0" w:semiHidden="0" w:name="Block Text"/>
-    <w:lsdException w:unhideWhenUsed="0" w:uiPriority="2383" w:semiHidden="0" w:name="Hyperlink"/>
-    <w:lsdException w:unhideWhenUsed="0" w:uiPriority="2398" w:semiHidden="0" w:name="FollowedHyperlink"/>
+    <w:lsdException w:qFormat="1" w:unhideWhenUsed="0" w:uiPriority="2383" w:semiHidden="0" w:name="Hyperlink"/>
+    <w:lsdException w:qFormat="1" w:unhideWhenUsed="0" w:uiPriority="2398" w:semiHidden="0" w:name="FollowedHyperlink"/>
     <w:lsdException w:qFormat="1" w:unhideWhenUsed="0" w:uiPriority="0" w:semiHidden="0" w:name="Strong"/>
     <w:lsdException w:qFormat="1" w:unhideWhenUsed="0" w:uiPriority="0" w:semiHidden="0" w:name="Emphasis"/>
-    <w:lsdException w:unhideWhenUsed="0" w:uiPriority="2029" w:semiHidden="0" w:name="Document Map"/>
+    <w:lsdException w:qFormat="1" w:unhideWhenUsed="0" w:uiPriority="2029" w:semiHidden="0" w:name="Document Map"/>
     <w:lsdException w:unhideWhenUsed="0" w:uiPriority="0" w:semiHidden="0" w:name="Plain Text"/>
     <w:lsdException w:unhideWhenUsed="0" w:uiPriority="0" w:semiHidden="0" w:name="E-mail Signature"/>
     <w:lsdException w:unhideWhenUsed="0" w:uiPriority="0" w:semiHidden="0" w:name="Normal (Web)"/>
@@ -12333,13 +17688,14 @@
   </w:latentStyles>
   <w:style w:type="paragraph" w:default="1" w:styleId="1">
     <w:name w:val="Normal"/>
+    <w:qFormat/>
     <w:uiPriority w:val="0"/>
     <w:pPr>
       <w:widowControl w:val="0"/>
       <w:jc w:val="both"/>
     </w:pPr>
     <w:rPr>
-      <w:rFonts w:eastAsia="宋体"/>
+      <w:rFonts w:ascii="Times New Roman" w:hAnsi="Times New Roman" w:eastAsia="宋体" w:cs="Times New Roman"/>
       <w:kern w:val="2"/>
       <w:sz w:val="21"/>
       <w:szCs w:val="24"/>
@@ -12350,6 +17706,7 @@
     <w:name w:val="heading 1"/>
     <w:basedOn w:val="1"/>
     <w:next w:val="1"/>
+    <w:qFormat/>
     <w:uiPriority w:val="2"/>
     <w:pPr>
       <w:keepNext/>
@@ -12366,6 +17723,7 @@
     <w:name w:val="heading 2"/>
     <w:basedOn w:val="1"/>
     <w:next w:val="1"/>
+    <w:qFormat/>
     <w:uiPriority w:val="2"/>
     <w:pPr>
       <w:keepNext/>
@@ -12386,6 +17744,7 @@
     <w:name w:val="heading 3"/>
     <w:basedOn w:val="1"/>
     <w:next w:val="1"/>
+    <w:qFormat/>
     <w:uiPriority w:val="2"/>
     <w:pPr>
       <w:keepNext/>
@@ -12404,6 +17763,7 @@
     <w:name w:val="heading 4"/>
     <w:basedOn w:val="1"/>
     <w:next w:val="1"/>
+    <w:qFormat/>
     <w:uiPriority w:val="2"/>
     <w:pPr>
       <w:keepNext/>
@@ -12417,6 +17777,7 @@
   </w:style>
   <w:style w:type="character" w:default="1" w:styleId="26">
     <w:name w:val="Default Paragraph Font"/>
+    <w:qFormat/>
     <w:uiPriority w:val="1723"/>
   </w:style>
   <w:style w:type="table" w:default="1" w:styleId="25">
@@ -12437,6 +17798,7 @@
     <w:name w:val="toc 7"/>
     <w:basedOn w:val="1"/>
     <w:next w:val="1"/>
+    <w:qFormat/>
     <w:uiPriority w:val="2"/>
     <w:pPr>
       <w:ind w:left="1260"/>
@@ -12449,6 +17811,7 @@
   <w:style w:type="paragraph" w:styleId="7">
     <w:name w:val="Document Map"/>
     <w:basedOn w:val="1"/>
+    <w:qFormat/>
     <w:uiPriority w:val="2029"/>
     <w:pPr>
       <w:shd w:val="clear" w:color="auto" w:fill="000080"/>
@@ -12457,6 +17820,7 @@
   <w:style w:type="paragraph" w:styleId="8">
     <w:name w:val="Body Text 3"/>
     <w:basedOn w:val="1"/>
+    <w:qFormat/>
     <w:uiPriority w:val="1624"/>
     <w:rPr>
       <w:i/>
@@ -12466,6 +17830,7 @@
   <w:style w:type="paragraph" w:styleId="9">
     <w:name w:val="Body Text"/>
     <w:basedOn w:val="1"/>
+    <w:qFormat/>
     <w:uiPriority w:val="1624"/>
     <w:rPr>
       <w:i/>
@@ -12476,6 +17841,7 @@
   <w:style w:type="paragraph" w:styleId="10">
     <w:name w:val="Body Text Indent"/>
     <w:basedOn w:val="1"/>
+    <w:qFormat/>
     <w:uiPriority w:val="1624"/>
     <w:pPr>
       <w:tabs>
@@ -12492,6 +17858,7 @@
     <w:name w:val="toc 5"/>
     <w:basedOn w:val="1"/>
     <w:next w:val="1"/>
+    <w:qFormat/>
     <w:uiPriority w:val="2"/>
     <w:pPr>
       <w:ind w:left="840"/>
@@ -12505,6 +17872,7 @@
     <w:name w:val="toc 3"/>
     <w:basedOn w:val="1"/>
     <w:next w:val="1"/>
+    <w:qFormat/>
     <w:uiPriority w:val="2"/>
     <w:pPr>
       <w:ind w:left="420"/>
@@ -12519,6 +17887,7 @@
     <w:name w:val="toc 8"/>
     <w:basedOn w:val="1"/>
     <w:next w:val="1"/>
+    <w:qFormat/>
     <w:uiPriority w:val="2"/>
     <w:pPr>
       <w:ind w:left="1470"/>
@@ -12531,6 +17900,7 @@
   <w:style w:type="paragraph" w:styleId="14">
     <w:name w:val="Body Text Indent 2"/>
     <w:basedOn w:val="1"/>
+    <w:qFormat/>
     <w:uiPriority w:val="1624"/>
     <w:pPr>
       <w:tabs>
@@ -12546,6 +17916,7 @@
   <w:style w:type="paragraph" w:styleId="15">
     <w:name w:val="footer"/>
     <w:basedOn w:val="1"/>
+    <w:qFormat/>
     <w:uiPriority w:val="0"/>
     <w:pPr>
       <w:tabs>
@@ -12563,6 +17934,7 @@
   <w:style w:type="paragraph" w:styleId="16">
     <w:name w:val="header"/>
     <w:basedOn w:val="1"/>
+    <w:qFormat/>
     <w:uiPriority w:val="0"/>
     <w:pPr>
       <w:pBdr>
@@ -12584,6 +17956,7 @@
     <w:name w:val="toc 1"/>
     <w:basedOn w:val="1"/>
     <w:next w:val="1"/>
+    <w:qFormat/>
     <w:uiPriority w:val="2"/>
     <w:pPr>
       <w:spacing w:before="120" w:after="120"/>
@@ -12599,6 +17972,7 @@
     <w:name w:val="toc 4"/>
     <w:basedOn w:val="1"/>
     <w:next w:val="1"/>
+    <w:qFormat/>
     <w:uiPriority w:val="2"/>
     <w:pPr>
       <w:ind w:left="630"/>
@@ -12612,6 +17986,7 @@
     <w:name w:val="toc 6"/>
     <w:basedOn w:val="1"/>
     <w:next w:val="1"/>
+    <w:qFormat/>
     <w:uiPriority w:val="2"/>
     <w:pPr>
       <w:ind w:left="1050"/>
@@ -12624,6 +17999,7 @@
   <w:style w:type="paragraph" w:styleId="20">
     <w:name w:val="Body Text Indent 3"/>
     <w:basedOn w:val="1"/>
+    <w:qFormat/>
     <w:uiPriority w:val="1624"/>
     <w:pPr>
       <w:ind w:firstLine="420"/>
@@ -12638,6 +18014,7 @@
     <w:name w:val="toc 2"/>
     <w:basedOn w:val="1"/>
     <w:next w:val="1"/>
+    <w:qFormat/>
     <w:uiPriority w:val="2"/>
     <w:pPr>
       <w:ind w:left="210"/>
@@ -12651,6 +18028,7 @@
     <w:name w:val="toc 9"/>
     <w:basedOn w:val="1"/>
     <w:next w:val="1"/>
+    <w:qFormat/>
     <w:uiPriority w:val="2"/>
     <w:pPr>
       <w:ind w:left="1680"/>
@@ -12663,6 +18041,7 @@
   <w:style w:type="paragraph" w:styleId="23">
     <w:name w:val="Body Text 2"/>
     <w:basedOn w:val="1"/>
+    <w:qFormat/>
     <w:uiPriority w:val="1624"/>
     <w:pPr>
       <w:keepLines/>
@@ -12680,6 +18059,7 @@
   <w:style w:type="paragraph" w:styleId="24">
     <w:name w:val="Title"/>
     <w:basedOn w:val="1"/>
+    <w:qFormat/>
     <w:uiPriority w:val="0"/>
     <w:pPr>
       <w:spacing w:before="240" w:after="60"/>
@@ -12697,11 +18077,13 @@
   <w:style w:type="character" w:styleId="27">
     <w:name w:val="page number"/>
     <w:basedOn w:val="26"/>
+    <w:qFormat/>
     <w:uiPriority w:val="0"/>
   </w:style>
   <w:style w:type="character" w:styleId="28">
     <w:name w:val="FollowedHyperlink"/>
     <w:basedOn w:val="26"/>
+    <w:qFormat/>
     <w:uiPriority w:val="2398"/>
     <w:rPr>
       <w:color w:val="800080"/>
@@ -12711,6 +18093,7 @@
   <w:style w:type="character" w:styleId="29">
     <w:name w:val="Hyperlink"/>
     <w:basedOn w:val="26"/>
+    <w:qFormat/>
     <w:uiPriority w:val="2383"/>
     <w:rPr>
       <w:color w:val="0000FF"/>
@@ -12719,8 +18102,10 @@
   </w:style>
   <w:style w:type="paragraph" w:customStyle="1" w:styleId="30">
     <w:name w:val="Normal0"/>
+    <w:qFormat/>
     <w:uiPriority w:val="7"/>
     <w:rPr>
+      <w:rFonts w:ascii="Times New Roman" w:hAnsi="Times New Roman" w:eastAsia="宋体" w:cs="Times New Roman"/>
       <w:lang w:val="en-US" w:eastAsia="en-US" w:bidi="ar-SA"/>
     </w:rPr>
   </w:style>
@@ -12728,6 +18113,7 @@
     <w:name w:val="Title 2"/>
     <w:basedOn w:val="30"/>
     <w:next w:val="24"/>
+    <w:qFormat/>
     <w:uiPriority w:val="7"/>
     <w:pPr>
       <w:spacing w:before="120" w:after="120"/>
@@ -12742,6 +18128,7 @@
     <w:name w:val="abstract"/>
     <w:basedOn w:val="1"/>
     <w:next w:val="1"/>
+    <w:qFormat/>
     <w:uiPriority w:val="7"/>
     <w:pPr>
       <w:widowControl/>

--- a/文档/课程要求/项目文档模板/附录C-2 项目计划.docx
+++ b/文档/课程要求/项目文档模板/附录C-2 项目计划.docx
@@ -524,15 +524,15 @@
         </w:rPr>
       </w:pPr>
       <w:bookmarkStart w:id="0" w:name="_Toc3186842"/>
-      <w:bookmarkStart w:id="1" w:name="_Toc3186027"/>
-      <w:bookmarkStart w:id="2" w:name="_Toc5417679"/>
-      <w:bookmarkStart w:id="3" w:name="_Toc3186075"/>
+      <w:bookmarkStart w:id="1" w:name="_Toc3187807"/>
+      <w:bookmarkStart w:id="2" w:name="_Toc15898326"/>
+      <w:bookmarkStart w:id="3" w:name="_Toc3186027"/>
       <w:bookmarkStart w:id="4" w:name="_Toc532718952"/>
-      <w:bookmarkStart w:id="5" w:name="_Toc532718786"/>
-      <w:bookmarkStart w:id="6" w:name="_Toc15898326"/>
-      <w:bookmarkStart w:id="7" w:name="_Toc532718746"/>
-      <w:bookmarkStart w:id="8" w:name="_Toc532718993"/>
-      <w:bookmarkStart w:id="9" w:name="_Toc3187807"/>
+      <w:bookmarkStart w:id="5" w:name="_Toc532718746"/>
+      <w:bookmarkStart w:id="6" w:name="_Toc3186075"/>
+      <w:bookmarkStart w:id="7" w:name="_Toc5417679"/>
+      <w:bookmarkStart w:id="8" w:name="_Toc532718786"/>
+      <w:bookmarkStart w:id="9" w:name="_Toc532718993"/>
       <w:r>
         <w:rPr>
           <w:sz w:val="20"/>
@@ -1156,7 +1156,7 @@
         <w:fldChar w:fldCharType="begin"/>
       </w:r>
       <w:r>
-        <w:instrText xml:space="preserve"> HYPERLINK \l _Toc2005 </w:instrText>
+        <w:instrText xml:space="preserve"> HYPERLINK \l _Toc19824 </w:instrText>
       </w:r>
       <w:r>
         <w:fldChar w:fldCharType="separate"/>
@@ -1183,7 +1183,7 @@
         <w:fldChar w:fldCharType="begin"/>
       </w:r>
       <w:r>
-        <w:instrText xml:space="preserve"> PAGEREF _Toc2005 \h </w:instrText>
+        <w:instrText xml:space="preserve"> PAGEREF _Toc19824 \h </w:instrText>
       </w:r>
       <w:r>
         <w:fldChar w:fldCharType="separate"/>
@@ -1209,7 +1209,7 @@
         <w:fldChar w:fldCharType="begin"/>
       </w:r>
       <w:r>
-        <w:instrText xml:space="preserve"> HYPERLINK \l _Toc19755 </w:instrText>
+        <w:instrText xml:space="preserve"> HYPERLINK \l _Toc32524 </w:instrText>
       </w:r>
       <w:r>
         <w:fldChar w:fldCharType="separate"/>
@@ -1227,7 +1227,7 @@
         <w:fldChar w:fldCharType="begin"/>
       </w:r>
       <w:r>
-        <w:instrText xml:space="preserve"> PAGEREF _Toc19755 \h </w:instrText>
+        <w:instrText xml:space="preserve"> PAGEREF _Toc32524 \h </w:instrText>
       </w:r>
       <w:r>
         <w:fldChar w:fldCharType="separate"/>
@@ -1253,7 +1253,7 @@
         <w:fldChar w:fldCharType="begin"/>
       </w:r>
       <w:r>
-        <w:instrText xml:space="preserve"> HYPERLINK \l _Toc17271 </w:instrText>
+        <w:instrText xml:space="preserve"> HYPERLINK \l _Toc16075 </w:instrText>
       </w:r>
       <w:r>
         <w:fldChar w:fldCharType="separate"/>
@@ -1271,7 +1271,7 @@
         <w:fldChar w:fldCharType="begin"/>
       </w:r>
       <w:r>
-        <w:instrText xml:space="preserve"> PAGEREF _Toc17271 \h </w:instrText>
+        <w:instrText xml:space="preserve"> PAGEREF _Toc16075 \h </w:instrText>
       </w:r>
       <w:r>
         <w:fldChar w:fldCharType="separate"/>
@@ -1297,7 +1297,7 @@
         <w:fldChar w:fldCharType="begin"/>
       </w:r>
       <w:r>
-        <w:instrText xml:space="preserve"> HYPERLINK \l _Toc20507 </w:instrText>
+        <w:instrText xml:space="preserve"> HYPERLINK \l _Toc8200 </w:instrText>
       </w:r>
       <w:r>
         <w:fldChar w:fldCharType="separate"/>
@@ -1315,7 +1315,7 @@
         <w:fldChar w:fldCharType="begin"/>
       </w:r>
       <w:r>
-        <w:instrText xml:space="preserve"> PAGEREF _Toc20507 \h </w:instrText>
+        <w:instrText xml:space="preserve"> PAGEREF _Toc8200 \h </w:instrText>
       </w:r>
       <w:r>
         <w:fldChar w:fldCharType="separate"/>
@@ -1341,7 +1341,7 @@
         <w:fldChar w:fldCharType="begin"/>
       </w:r>
       <w:r>
-        <w:instrText xml:space="preserve"> HYPERLINK \l _Toc21579 </w:instrText>
+        <w:instrText xml:space="preserve"> HYPERLINK \l _Toc82 </w:instrText>
       </w:r>
       <w:r>
         <w:fldChar w:fldCharType="separate"/>
@@ -1359,7 +1359,7 @@
         <w:fldChar w:fldCharType="begin"/>
       </w:r>
       <w:r>
-        <w:instrText xml:space="preserve"> PAGEREF _Toc21579 \h </w:instrText>
+        <w:instrText xml:space="preserve"> PAGEREF _Toc82 \h </w:instrText>
       </w:r>
       <w:r>
         <w:fldChar w:fldCharType="separate"/>
@@ -1385,7 +1385,7 @@
         <w:fldChar w:fldCharType="begin"/>
       </w:r>
       <w:r>
-        <w:instrText xml:space="preserve"> HYPERLINK \l _Toc8019 </w:instrText>
+        <w:instrText xml:space="preserve"> HYPERLINK \l _Toc25380 </w:instrText>
       </w:r>
       <w:r>
         <w:fldChar w:fldCharType="separate"/>
@@ -1403,7 +1403,7 @@
         <w:fldChar w:fldCharType="begin"/>
       </w:r>
       <w:r>
-        <w:instrText xml:space="preserve"> PAGEREF _Toc8019 \h </w:instrText>
+        <w:instrText xml:space="preserve"> PAGEREF _Toc25380 \h </w:instrText>
       </w:r>
       <w:r>
         <w:fldChar w:fldCharType="separate"/>
@@ -1429,7 +1429,7 @@
         <w:fldChar w:fldCharType="begin"/>
       </w:r>
       <w:r>
-        <w:instrText xml:space="preserve"> HYPERLINK \l _Toc30110 </w:instrText>
+        <w:instrText xml:space="preserve"> HYPERLINK \l _Toc16527 </w:instrText>
       </w:r>
       <w:r>
         <w:fldChar w:fldCharType="separate"/>
@@ -1456,7 +1456,7 @@
         <w:fldChar w:fldCharType="begin"/>
       </w:r>
       <w:r>
-        <w:instrText xml:space="preserve"> PAGEREF _Toc30110 \h </w:instrText>
+        <w:instrText xml:space="preserve"> PAGEREF _Toc16527 \h </w:instrText>
       </w:r>
       <w:r>
         <w:fldChar w:fldCharType="separate"/>
@@ -1482,7 +1482,7 @@
         <w:fldChar w:fldCharType="begin"/>
       </w:r>
       <w:r>
-        <w:instrText xml:space="preserve"> HYPERLINK \l _Toc20997 </w:instrText>
+        <w:instrText xml:space="preserve"> HYPERLINK \l _Toc9177 </w:instrText>
       </w:r>
       <w:r>
         <w:fldChar w:fldCharType="separate"/>
@@ -1512,7 +1512,7 @@
         <w:fldChar w:fldCharType="begin"/>
       </w:r>
       <w:r>
-        <w:instrText xml:space="preserve"> PAGEREF _Toc20997 \h </w:instrText>
+        <w:instrText xml:space="preserve"> PAGEREF _Toc9177 \h </w:instrText>
       </w:r>
       <w:r>
         <w:fldChar w:fldCharType="separate"/>
@@ -1538,7 +1538,7 @@
         <w:fldChar w:fldCharType="begin"/>
       </w:r>
       <w:r>
-        <w:instrText xml:space="preserve"> HYPERLINK \l _Toc20135 </w:instrText>
+        <w:instrText xml:space="preserve"> HYPERLINK \l _Toc8138 </w:instrText>
       </w:r>
       <w:r>
         <w:fldChar w:fldCharType="separate"/>
@@ -1568,7 +1568,7 @@
         <w:fldChar w:fldCharType="begin"/>
       </w:r>
       <w:r>
-        <w:instrText xml:space="preserve"> PAGEREF _Toc20135 \h </w:instrText>
+        <w:instrText xml:space="preserve"> PAGEREF _Toc8138 \h </w:instrText>
       </w:r>
       <w:r>
         <w:fldChar w:fldCharType="separate"/>
@@ -1594,7 +1594,7 @@
         <w:fldChar w:fldCharType="begin"/>
       </w:r>
       <w:r>
-        <w:instrText xml:space="preserve"> HYPERLINK \l _Toc21547 </w:instrText>
+        <w:instrText xml:space="preserve"> HYPERLINK \l _Toc12603 </w:instrText>
       </w:r>
       <w:r>
         <w:fldChar w:fldCharType="separate"/>
@@ -1624,7 +1624,7 @@
         <w:fldChar w:fldCharType="begin"/>
       </w:r>
       <w:r>
-        <w:instrText xml:space="preserve"> PAGEREF _Toc21547 \h </w:instrText>
+        <w:instrText xml:space="preserve"> PAGEREF _Toc12603 \h </w:instrText>
       </w:r>
       <w:r>
         <w:fldChar w:fldCharType="separate"/>
@@ -1650,7 +1650,7 @@
         <w:fldChar w:fldCharType="begin"/>
       </w:r>
       <w:r>
-        <w:instrText xml:space="preserve"> HYPERLINK \l _Toc32402 </w:instrText>
+        <w:instrText xml:space="preserve"> HYPERLINK \l _Toc18694 </w:instrText>
       </w:r>
       <w:r>
         <w:fldChar w:fldCharType="separate"/>
@@ -1680,7 +1680,7 @@
         <w:fldChar w:fldCharType="begin"/>
       </w:r>
       <w:r>
-        <w:instrText xml:space="preserve"> PAGEREF _Toc32402 \h </w:instrText>
+        <w:instrText xml:space="preserve"> PAGEREF _Toc18694 \h </w:instrText>
       </w:r>
       <w:r>
         <w:fldChar w:fldCharType="separate"/>
@@ -1706,7 +1706,7 @@
         <w:fldChar w:fldCharType="begin"/>
       </w:r>
       <w:r>
-        <w:instrText xml:space="preserve"> HYPERLINK \l _Toc1779 </w:instrText>
+        <w:instrText xml:space="preserve"> HYPERLINK \l _Toc18814 </w:instrText>
       </w:r>
       <w:r>
         <w:fldChar w:fldCharType="separate"/>
@@ -1736,7 +1736,7 @@
         <w:fldChar w:fldCharType="begin"/>
       </w:r>
       <w:r>
-        <w:instrText xml:space="preserve"> PAGEREF _Toc1779 \h </w:instrText>
+        <w:instrText xml:space="preserve"> PAGEREF _Toc18814 \h </w:instrText>
       </w:r>
       <w:r>
         <w:fldChar w:fldCharType="separate"/>
@@ -1762,7 +1762,7 @@
         <w:fldChar w:fldCharType="begin"/>
       </w:r>
       <w:r>
-        <w:instrText xml:space="preserve"> HYPERLINK \l _Toc28096 </w:instrText>
+        <w:instrText xml:space="preserve"> HYPERLINK \l _Toc11260 </w:instrText>
       </w:r>
       <w:r>
         <w:fldChar w:fldCharType="separate"/>
@@ -1789,7 +1789,7 @@
         <w:fldChar w:fldCharType="begin"/>
       </w:r>
       <w:r>
-        <w:instrText xml:space="preserve"> PAGEREF _Toc28096 \h </w:instrText>
+        <w:instrText xml:space="preserve"> PAGEREF _Toc11260 \h </w:instrText>
       </w:r>
       <w:r>
         <w:fldChar w:fldCharType="separate"/>
@@ -1815,7 +1815,7 @@
         <w:fldChar w:fldCharType="begin"/>
       </w:r>
       <w:r>
-        <w:instrText xml:space="preserve"> HYPERLINK \l _Toc13693 </w:instrText>
+        <w:instrText xml:space="preserve"> HYPERLINK \l _Toc26236 </w:instrText>
       </w:r>
       <w:r>
         <w:fldChar w:fldCharType="separate"/>
@@ -1842,7 +1842,7 @@
         <w:fldChar w:fldCharType="begin"/>
       </w:r>
       <w:r>
-        <w:instrText xml:space="preserve"> PAGEREF _Toc13693 \h </w:instrText>
+        <w:instrText xml:space="preserve"> PAGEREF _Toc26236 \h </w:instrText>
       </w:r>
       <w:r>
         <w:fldChar w:fldCharType="separate"/>
@@ -1868,7 +1868,7 @@
         <w:fldChar w:fldCharType="begin"/>
       </w:r>
       <w:r>
-        <w:instrText xml:space="preserve"> HYPERLINK \l _Toc13830 </w:instrText>
+        <w:instrText xml:space="preserve"> HYPERLINK \l _Toc10242 </w:instrText>
       </w:r>
       <w:r>
         <w:fldChar w:fldCharType="separate"/>
@@ -1904,7 +1904,7 @@
         <w:fldChar w:fldCharType="begin"/>
       </w:r>
       <w:r>
-        <w:instrText xml:space="preserve"> PAGEREF _Toc13830 \h </w:instrText>
+        <w:instrText xml:space="preserve"> PAGEREF _Toc10242 \h </w:instrText>
       </w:r>
       <w:r>
         <w:fldChar w:fldCharType="separate"/>
@@ -1930,7 +1930,7 @@
         <w:fldChar w:fldCharType="begin"/>
       </w:r>
       <w:r>
-        <w:instrText xml:space="preserve"> HYPERLINK \l _Toc2205 </w:instrText>
+        <w:instrText xml:space="preserve"> HYPERLINK \l _Toc2960 </w:instrText>
       </w:r>
       <w:r>
         <w:fldChar w:fldCharType="separate"/>
@@ -1957,7 +1957,7 @@
         <w:fldChar w:fldCharType="begin"/>
       </w:r>
       <w:r>
-        <w:instrText xml:space="preserve"> PAGEREF _Toc2205 \h </w:instrText>
+        <w:instrText xml:space="preserve"> PAGEREF _Toc2960 \h </w:instrText>
       </w:r>
       <w:r>
         <w:fldChar w:fldCharType="separate"/>
@@ -1983,7 +1983,7 @@
         <w:fldChar w:fldCharType="begin"/>
       </w:r>
       <w:r>
-        <w:instrText xml:space="preserve"> HYPERLINK \l _Toc16888 </w:instrText>
+        <w:instrText xml:space="preserve"> HYPERLINK \l _Toc14069 </w:instrText>
       </w:r>
       <w:r>
         <w:fldChar w:fldCharType="separate"/>
@@ -2010,7 +2010,7 @@
         <w:fldChar w:fldCharType="begin"/>
       </w:r>
       <w:r>
-        <w:instrText xml:space="preserve"> PAGEREF _Toc16888 \h </w:instrText>
+        <w:instrText xml:space="preserve"> PAGEREF _Toc14069 \h </w:instrText>
       </w:r>
       <w:r>
         <w:fldChar w:fldCharType="separate"/>
@@ -2036,7 +2036,7 @@
         <w:fldChar w:fldCharType="begin"/>
       </w:r>
       <w:r>
-        <w:instrText xml:space="preserve"> HYPERLINK \l _Toc14709 </w:instrText>
+        <w:instrText xml:space="preserve"> HYPERLINK \l _Toc1869 </w:instrText>
       </w:r>
       <w:r>
         <w:fldChar w:fldCharType="separate"/>
@@ -2063,7 +2063,7 @@
         <w:fldChar w:fldCharType="begin"/>
       </w:r>
       <w:r>
-        <w:instrText xml:space="preserve"> PAGEREF _Toc14709 \h </w:instrText>
+        <w:instrText xml:space="preserve"> PAGEREF _Toc1869 \h </w:instrText>
       </w:r>
       <w:r>
         <w:fldChar w:fldCharType="separate"/>
@@ -2089,7 +2089,7 @@
         <w:fldChar w:fldCharType="begin"/>
       </w:r>
       <w:r>
-        <w:instrText xml:space="preserve"> HYPERLINK \l _Toc901 </w:instrText>
+        <w:instrText xml:space="preserve"> HYPERLINK \l _Toc24733 </w:instrText>
       </w:r>
       <w:r>
         <w:fldChar w:fldCharType="separate"/>
@@ -2116,7 +2116,7 @@
         <w:fldChar w:fldCharType="begin"/>
       </w:r>
       <w:r>
-        <w:instrText xml:space="preserve"> PAGEREF _Toc901 \h </w:instrText>
+        <w:instrText xml:space="preserve"> PAGEREF _Toc24733 \h </w:instrText>
       </w:r>
       <w:r>
         <w:fldChar w:fldCharType="separate"/>
@@ -2142,7 +2142,7 @@
         <w:fldChar w:fldCharType="begin"/>
       </w:r>
       <w:r>
-        <w:instrText xml:space="preserve"> HYPERLINK \l _Toc553 </w:instrText>
+        <w:instrText xml:space="preserve"> HYPERLINK \l _Toc28627 </w:instrText>
       </w:r>
       <w:r>
         <w:fldChar w:fldCharType="separate"/>
@@ -2169,7 +2169,7 @@
         <w:fldChar w:fldCharType="begin"/>
       </w:r>
       <w:r>
-        <w:instrText xml:space="preserve"> PAGEREF _Toc553 \h </w:instrText>
+        <w:instrText xml:space="preserve"> PAGEREF _Toc28627 \h </w:instrText>
       </w:r>
       <w:r>
         <w:fldChar w:fldCharType="separate"/>
@@ -2195,7 +2195,7 @@
         <w:fldChar w:fldCharType="begin"/>
       </w:r>
       <w:r>
-        <w:instrText xml:space="preserve"> HYPERLINK \l _Toc25709 </w:instrText>
+        <w:instrText xml:space="preserve"> HYPERLINK \l _Toc16945 </w:instrText>
       </w:r>
       <w:r>
         <w:fldChar w:fldCharType="separate"/>
@@ -2213,7 +2213,7 @@
         <w:fldChar w:fldCharType="begin"/>
       </w:r>
       <w:r>
-        <w:instrText xml:space="preserve"> PAGEREF _Toc25709 \h </w:instrText>
+        <w:instrText xml:space="preserve"> PAGEREF _Toc16945 \h </w:instrText>
       </w:r>
       <w:r>
         <w:fldChar w:fldCharType="separate"/>
@@ -2239,7 +2239,7 @@
         <w:fldChar w:fldCharType="begin"/>
       </w:r>
       <w:r>
-        <w:instrText xml:space="preserve"> HYPERLINK \l _Toc1282 </w:instrText>
+        <w:instrText xml:space="preserve"> HYPERLINK \l _Toc5833 </w:instrText>
       </w:r>
       <w:r>
         <w:fldChar w:fldCharType="separate"/>
@@ -2257,7 +2257,7 @@
         <w:fldChar w:fldCharType="begin"/>
       </w:r>
       <w:r>
-        <w:instrText xml:space="preserve"> PAGEREF _Toc1282 \h </w:instrText>
+        <w:instrText xml:space="preserve"> PAGEREF _Toc5833 \h </w:instrText>
       </w:r>
       <w:r>
         <w:fldChar w:fldCharType="separate"/>
@@ -2283,7 +2283,7 @@
         <w:fldChar w:fldCharType="begin"/>
       </w:r>
       <w:r>
-        <w:instrText xml:space="preserve"> HYPERLINK \l _Toc26449 </w:instrText>
+        <w:instrText xml:space="preserve"> HYPERLINK \l _Toc4824 </w:instrText>
       </w:r>
       <w:r>
         <w:fldChar w:fldCharType="separate"/>
@@ -2301,7 +2301,7 @@
         <w:fldChar w:fldCharType="begin"/>
       </w:r>
       <w:r>
-        <w:instrText xml:space="preserve"> PAGEREF _Toc26449 \h </w:instrText>
+        <w:instrText xml:space="preserve"> PAGEREF _Toc4824 \h </w:instrText>
       </w:r>
       <w:r>
         <w:fldChar w:fldCharType="separate"/>
@@ -2327,7 +2327,7 @@
         <w:fldChar w:fldCharType="begin"/>
       </w:r>
       <w:r>
-        <w:instrText xml:space="preserve"> HYPERLINK \l _Toc26029 </w:instrText>
+        <w:instrText xml:space="preserve"> HYPERLINK \l _Toc23123 </w:instrText>
       </w:r>
       <w:r>
         <w:fldChar w:fldCharType="separate"/>
@@ -2345,7 +2345,7 @@
         <w:fldChar w:fldCharType="begin"/>
       </w:r>
       <w:r>
-        <w:instrText xml:space="preserve"> PAGEREF _Toc26029 \h </w:instrText>
+        <w:instrText xml:space="preserve"> PAGEREF _Toc23123 \h </w:instrText>
       </w:r>
       <w:r>
         <w:fldChar w:fldCharType="separate"/>
@@ -2371,7 +2371,7 @@
         <w:fldChar w:fldCharType="begin"/>
       </w:r>
       <w:r>
-        <w:instrText xml:space="preserve"> HYPERLINK \l _Toc26228 </w:instrText>
+        <w:instrText xml:space="preserve"> HYPERLINK \l _Toc5472 </w:instrText>
       </w:r>
       <w:r>
         <w:fldChar w:fldCharType="separate"/>
@@ -2389,7 +2389,7 @@
         <w:fldChar w:fldCharType="begin"/>
       </w:r>
       <w:r>
-        <w:instrText xml:space="preserve"> PAGEREF _Toc26228 \h </w:instrText>
+        <w:instrText xml:space="preserve"> PAGEREF _Toc5472 \h </w:instrText>
       </w:r>
       <w:r>
         <w:fldChar w:fldCharType="separate"/>
@@ -2415,7 +2415,7 @@
         <w:fldChar w:fldCharType="begin"/>
       </w:r>
       <w:r>
-        <w:instrText xml:space="preserve"> HYPERLINK \l _Toc28031 </w:instrText>
+        <w:instrText xml:space="preserve"> HYPERLINK \l _Toc8817 </w:instrText>
       </w:r>
       <w:r>
         <w:fldChar w:fldCharType="separate"/>
@@ -2433,7 +2433,7 @@
         <w:fldChar w:fldCharType="begin"/>
       </w:r>
       <w:r>
-        <w:instrText xml:space="preserve"> PAGEREF _Toc28031 \h </w:instrText>
+        <w:instrText xml:space="preserve"> PAGEREF _Toc8817 \h </w:instrText>
       </w:r>
       <w:r>
         <w:fldChar w:fldCharType="separate"/>
@@ -2459,7 +2459,7 @@
         <w:fldChar w:fldCharType="begin"/>
       </w:r>
       <w:r>
-        <w:instrText xml:space="preserve"> HYPERLINK \l _Toc1386 </w:instrText>
+        <w:instrText xml:space="preserve"> HYPERLINK \l _Toc10370 </w:instrText>
       </w:r>
       <w:r>
         <w:fldChar w:fldCharType="separate"/>
@@ -2477,7 +2477,7 @@
         <w:fldChar w:fldCharType="begin"/>
       </w:r>
       <w:r>
-        <w:instrText xml:space="preserve"> PAGEREF _Toc1386 \h </w:instrText>
+        <w:instrText xml:space="preserve"> PAGEREF _Toc10370 \h </w:instrText>
       </w:r>
       <w:r>
         <w:fldChar w:fldCharType="separate"/>
@@ -2503,7 +2503,7 @@
         <w:fldChar w:fldCharType="begin"/>
       </w:r>
       <w:r>
-        <w:instrText xml:space="preserve"> HYPERLINK \l _Toc6895 </w:instrText>
+        <w:instrText xml:space="preserve"> HYPERLINK \l _Toc5810 </w:instrText>
       </w:r>
       <w:r>
         <w:fldChar w:fldCharType="separate"/>
@@ -2521,7 +2521,7 @@
         <w:fldChar w:fldCharType="begin"/>
       </w:r>
       <w:r>
-        <w:instrText xml:space="preserve"> PAGEREF _Toc6895 \h </w:instrText>
+        <w:instrText xml:space="preserve"> PAGEREF _Toc5810 \h </w:instrText>
       </w:r>
       <w:r>
         <w:fldChar w:fldCharType="separate"/>
@@ -2547,7 +2547,7 @@
         <w:fldChar w:fldCharType="begin"/>
       </w:r>
       <w:r>
-        <w:instrText xml:space="preserve"> HYPERLINK \l _Toc21827 </w:instrText>
+        <w:instrText xml:space="preserve"> HYPERLINK \l _Toc29289 </w:instrText>
       </w:r>
       <w:r>
         <w:fldChar w:fldCharType="separate"/>
@@ -2565,7 +2565,7 @@
         <w:fldChar w:fldCharType="begin"/>
       </w:r>
       <w:r>
-        <w:instrText xml:space="preserve"> PAGEREF _Toc21827 \h </w:instrText>
+        <w:instrText xml:space="preserve"> PAGEREF _Toc29289 \h </w:instrText>
       </w:r>
       <w:r>
         <w:fldChar w:fldCharType="separate"/>
@@ -2591,7 +2591,7 @@
         <w:fldChar w:fldCharType="begin"/>
       </w:r>
       <w:r>
-        <w:instrText xml:space="preserve"> HYPERLINK \l _Toc15763 </w:instrText>
+        <w:instrText xml:space="preserve"> HYPERLINK \l _Toc13854 </w:instrText>
       </w:r>
       <w:r>
         <w:fldChar w:fldCharType="separate"/>
@@ -2609,7 +2609,7 @@
         <w:fldChar w:fldCharType="begin"/>
       </w:r>
       <w:r>
-        <w:instrText xml:space="preserve"> PAGEREF _Toc15763 \h </w:instrText>
+        <w:instrText xml:space="preserve"> PAGEREF _Toc13854 \h </w:instrText>
       </w:r>
       <w:r>
         <w:fldChar w:fldCharType="separate"/>
@@ -2632,7 +2632,7 @@
       <w:r>
         <w:fldChar w:fldCharType="end"/>
       </w:r>
-      <w:bookmarkStart w:id="10" w:name="_Toc2005"/>
+      <w:bookmarkStart w:id="10" w:name="_Toc19824"/>
       <w:r>
         <w:br w:type="page"/>
       </w:r>
@@ -2661,7 +2661,7 @@
         </w:rPr>
       </w:pPr>
       <w:bookmarkStart w:id="11" w:name="_Toc15786742"/>
-      <w:bookmarkStart w:id="12" w:name="_Toc19755"/>
+      <w:bookmarkStart w:id="12" w:name="_Toc32524"/>
       <w:r>
         <w:rPr>
           <w:rFonts w:hint="eastAsia"/>
@@ -2675,16 +2675,16 @@
       <w:pPr>
         <w:rPr>
           <w:rFonts w:hint="eastAsia" w:eastAsia="宋体"/>
-          <w:i/>
-          <w:iCs/>
+          <w:i w:val="0"/>
+          <w:iCs w:val="0"/>
           <w:lang w:eastAsia="zh-CN"/>
         </w:rPr>
       </w:pPr>
       <w:r>
         <w:rPr>
           <w:rFonts w:hint="eastAsia"/>
-          <w:i/>
-          <w:iCs/>
+          <w:i w:val="0"/>
+          <w:iCs w:val="0"/>
           <w:lang w:eastAsia="zh-CN"/>
         </w:rPr>
         <w:t>本计划用于组织三人小组在八周内完成计算机课程学习助手（CSLA）的需求、设计、开发、测试与交付，明确范围、资源、分工、进度及验收依据，供小组执行和指导教师评审。功能与技术细节分别在需求和设计文档中说明。</w:t>
@@ -2695,7 +2695,7 @@
         <w:pStyle w:val="3"/>
       </w:pPr>
       <w:bookmarkStart w:id="13" w:name="_Toc15786743"/>
-      <w:bookmarkStart w:id="14" w:name="_Toc17271"/>
+      <w:bookmarkStart w:id="14" w:name="_Toc16075"/>
       <w:r>
         <w:rPr>
           <w:rFonts w:hint="eastAsia"/>
@@ -2709,16 +2709,16 @@
       <w:pPr>
         <w:rPr>
           <w:rFonts w:hint="eastAsia" w:ascii="宋体" w:hAnsi="宋体" w:eastAsia="宋体"/>
-          <w:i/>
-          <w:iCs/>
+          <w:i w:val="0"/>
+          <w:iCs w:val="0"/>
           <w:lang w:eastAsia="zh-CN"/>
         </w:rPr>
       </w:pPr>
       <w:r>
         <w:rPr>
           <w:rFonts w:hint="eastAsia" w:ascii="宋体" w:hAnsi="宋体"/>
-          <w:i/>
-          <w:iCs/>
+          <w:i w:val="0"/>
+          <w:iCs w:val="0"/>
           <w:lang w:eastAsia="zh-CN"/>
         </w:rPr>
         <w:t>覆盖项目介绍、过程定义、人力与软硬件资源、财务、任务进度、下属计划，以及附录A项目估计、附录B项目计划审批和附录C变更控制。不替代需求规格、设计报告和测试报告。</w:t>
@@ -2729,7 +2729,7 @@
         <w:pStyle w:val="3"/>
       </w:pPr>
       <w:bookmarkStart w:id="15" w:name="_Toc15786744"/>
-      <w:bookmarkStart w:id="16" w:name="_Toc20507"/>
+      <w:bookmarkStart w:id="16" w:name="_Toc8200"/>
       <w:r>
         <w:rPr>
           <w:rFonts w:hint="eastAsia"/>
@@ -2743,16 +2743,16 @@
       <w:pPr>
         <w:rPr>
           <w:rFonts w:hint="eastAsia" w:ascii="宋体" w:hAnsi="宋体" w:eastAsia="宋体"/>
-          <w:i/>
-          <w:iCs/>
+          <w:i w:val="0"/>
+          <w:iCs w:val="0"/>
           <w:lang w:eastAsia="zh-CN"/>
         </w:rPr>
       </w:pPr>
       <w:r>
         <w:rPr>
           <w:rFonts w:hint="eastAsia" w:ascii="宋体" w:hAnsi="宋体"/>
-          <w:i/>
-          <w:iCs/>
+          <w:i w:val="0"/>
+          <w:iCs w:val="0"/>
           <w:lang w:eastAsia="zh-CN"/>
         </w:rPr>
         <w:t>项目小组成员、课程指导教师、项目评审与验收人员。</w:t>
@@ -2763,7 +2763,7 @@
         <w:pStyle w:val="3"/>
       </w:pPr>
       <w:bookmarkStart w:id="17" w:name="_Toc15786745"/>
-      <w:bookmarkStart w:id="18" w:name="_Toc21579"/>
+      <w:bookmarkStart w:id="18" w:name="_Toc82"/>
       <w:r>
         <w:rPr>
           <w:rFonts w:hint="eastAsia"/>
@@ -2779,8 +2779,8 @@
           <w:rFonts w:hint="eastAsia" w:ascii="宋体" w:hAnsi="宋体" w:eastAsia="宋体"/>
           <w:b/>
           <w:bCs/>
-          <w:i/>
-          <w:iCs/>
+          <w:i w:val="0"/>
+          <w:iCs w:val="0"/>
           <w:lang w:eastAsia="zh-CN"/>
         </w:rPr>
       </w:pPr>
@@ -2789,8 +2789,8 @@
           <w:rFonts w:hint="eastAsia" w:ascii="宋体" w:hAnsi="宋体"/>
           <w:b/>
           <w:bCs/>
-          <w:i/>
-          <w:iCs/>
+          <w:i w:val="0"/>
+          <w:iCs w:val="0"/>
           <w:lang w:eastAsia="zh-CN"/>
         </w:rPr>
         <w:t>[T-C2] 课程提供，《附录C-2 项目计划》，课程资料，日期未注明。</w:t>
@@ -2801,16 +2801,16 @@
         <w:ind w:firstLine="420"/>
         <w:rPr>
           <w:rFonts w:hint="eastAsia" w:ascii="宋体" w:hAnsi="宋体" w:eastAsia="宋体"/>
-          <w:i/>
-          <w:iCs/>
+          <w:i w:val="0"/>
+          <w:iCs w:val="0"/>
           <w:lang w:eastAsia="zh-CN"/>
         </w:rPr>
       </w:pPr>
       <w:r>
         <w:rPr>
           <w:rFonts w:hint="eastAsia" w:ascii="宋体" w:hAnsi="宋体"/>
-          <w:i/>
-          <w:iCs/>
+          <w:i w:val="0"/>
+          <w:iCs w:val="0"/>
           <w:lang w:eastAsia="zh-CN"/>
         </w:rPr>
         <w:t>[REF-W] 项目小组，《附录C-2 项目计划（填写版）》，Word 版，2026-10-24。</w:t>
@@ -2822,8 +2822,8 @@
           <w:rFonts w:hint="eastAsia" w:ascii="宋体" w:hAnsi="宋体" w:eastAsia="宋体"/>
           <w:b/>
           <w:bCs/>
-          <w:i/>
-          <w:iCs/>
+          <w:i w:val="0"/>
+          <w:iCs w:val="0"/>
           <w:lang w:eastAsia="zh-CN"/>
         </w:rPr>
       </w:pPr>
@@ -2832,8 +2832,8 @@
           <w:rFonts w:hint="eastAsia" w:ascii="宋体" w:hAnsi="宋体"/>
           <w:b/>
           <w:bCs/>
-          <w:i/>
-          <w:iCs/>
+          <w:i w:val="0"/>
+          <w:iCs w:val="0"/>
           <w:lang w:eastAsia="zh-CN"/>
         </w:rPr>
         <w:t>[REF-M] 项目小组，《附录C-2 项目计划（填写版）》，Markdown 版，2026-10-24。</w:t>
@@ -2844,8 +2844,8 @@
         <w:ind w:left="446" w:leftChars="200"/>
         <w:rPr>
           <w:rFonts w:hint="eastAsia" w:eastAsia="宋体"/>
-          <w:i/>
-          <w:iCs/>
+          <w:i w:val="0"/>
+          <w:iCs w:val="0"/>
           <w:lang w:eastAsia="zh-CN"/>
         </w:rPr>
       </w:pPr>
@@ -2854,8 +2854,8 @@
           <w:rFonts w:hint="eastAsia"/>
           <w:b/>
           <w:bCs/>
-          <w:i/>
-          <w:iCs/>
+          <w:i w:val="0"/>
+          <w:iCs w:val="0"/>
           <w:sz w:val="18"/>
           <w:lang w:eastAsia="zh-CN"/>
         </w:rPr>
@@ -2867,8 +2867,8 @@
         <w:ind w:left="446" w:leftChars="200"/>
         <w:rPr>
           <w:rFonts w:hint="eastAsia" w:eastAsia="宋体"/>
-          <w:i/>
-          <w:iCs/>
+          <w:i w:val="0"/>
+          <w:iCs w:val="0"/>
           <w:lang w:eastAsia="zh-CN"/>
         </w:rPr>
       </w:pPr>
@@ -2877,8 +2877,8 @@
           <w:rFonts w:hint="eastAsia"/>
           <w:b/>
           <w:bCs/>
-          <w:i/>
-          <w:iCs/>
+          <w:i w:val="0"/>
+          <w:iCs w:val="0"/>
           <w:sz w:val="18"/>
           <w:lang w:eastAsia="zh-CN"/>
         </w:rPr>
@@ -2893,7 +2893,7 @@
         </w:rPr>
       </w:pPr>
       <w:bookmarkStart w:id="19" w:name="_Toc15786746"/>
-      <w:bookmarkStart w:id="20" w:name="_Toc8019"/>
+      <w:bookmarkStart w:id="20" w:name="_Toc25380"/>
       <w:r>
         <w:rPr>
           <w:rFonts w:hint="eastAsia"/>
@@ -3366,7 +3366,7 @@
         <w:pStyle w:val="2"/>
         <w:spacing w:before="350" w:beforeLines="100" w:after="350" w:afterLines="100"/>
       </w:pPr>
-      <w:bookmarkStart w:id="21" w:name="_Toc30110"/>
+      <w:bookmarkStart w:id="21" w:name="_Toc16527"/>
       <w:r>
         <w:rPr>
           <w:rFonts w:hint="eastAsia"/>
@@ -3391,7 +3391,7 @@
           <w:rFonts w:hint="eastAsia"/>
         </w:rPr>
       </w:pPr>
-      <w:bookmarkStart w:id="22" w:name="_Toc20997"/>
+      <w:bookmarkStart w:id="22" w:name="_Toc9177"/>
       <w:r>
         <w:t>1.</w:t>
       </w:r>
@@ -3418,8 +3418,8 @@
           <w:rFonts w:hint="eastAsia" w:ascii="宋体" w:hAnsi="宋体" w:eastAsia="宋体"/>
           <w:b/>
           <w:bCs/>
-          <w:i/>
-          <w:iCs/>
+          <w:i w:val="0"/>
+          <w:iCs w:val="0"/>
           <w:lang w:eastAsia="zh-CN"/>
         </w:rPr>
       </w:pPr>
@@ -3428,8 +3428,8 @@
           <w:rFonts w:hint="eastAsia" w:ascii="宋体" w:hAnsi="宋体"/>
           <w:b/>
           <w:bCs/>
-          <w:i/>
-          <w:iCs/>
+          <w:i w:val="0"/>
+          <w:iCs w:val="0"/>
           <w:lang w:eastAsia="zh-CN"/>
         </w:rPr>
         <w:t>本期面向 PC 端，范围如下：</w:t>
@@ -3439,16 +3439,16 @@
       <w:pPr>
         <w:rPr>
           <w:rFonts w:hint="eastAsia" w:ascii="宋体" w:hAnsi="宋体" w:eastAsia="宋体"/>
-          <w:i/>
-          <w:iCs/>
+          <w:i w:val="0"/>
+          <w:iCs w:val="0"/>
           <w:lang w:eastAsia="zh-CN"/>
         </w:rPr>
       </w:pPr>
       <w:r>
         <w:rPr>
           <w:rFonts w:hint="eastAsia" w:ascii="宋体" w:hAnsi="宋体"/>
-          <w:i/>
-          <w:iCs/>
+          <w:i w:val="0"/>
+          <w:iCs w:val="0"/>
           <w:lang w:eastAsia="zh-CN"/>
         </w:rPr>
         <w:t>（1）本地运行的计算机课程学习助手，用于课后自学与复习；配置 DeepSeek API Key 后，基于导入资料问答并按科目、章节学习。</w:t>
@@ -3458,16 +3458,16 @@
       <w:pPr>
         <w:rPr>
           <w:rFonts w:hint="eastAsia" w:eastAsia="宋体"/>
-          <w:i/>
-          <w:iCs/>
+          <w:i w:val="0"/>
+          <w:iCs w:val="0"/>
           <w:lang w:eastAsia="zh-CN"/>
         </w:rPr>
       </w:pPr>
       <w:r>
         <w:rPr>
           <w:rFonts w:hint="eastAsia"/>
-          <w:i/>
-          <w:iCs/>
+          <w:i w:val="0"/>
+          <w:iCs w:val="0"/>
           <w:lang w:eastAsia="zh-CN"/>
         </w:rPr>
         <w:t>（2）包含资料管理、检索引用、四科19章的讲解与练习、判分错题、小结、自然语言操作、学习档案及九份文档。不含账号体系、模型训练、本地推理、OCR、开放题批改及手机适配。</w:t>
@@ -3477,16 +3477,16 @@
       <w:pPr>
         <w:rPr>
           <w:rFonts w:hint="eastAsia" w:eastAsia="宋体"/>
-          <w:i/>
-          <w:iCs/>
+          <w:i w:val="0"/>
+          <w:iCs w:val="0"/>
           <w:lang w:eastAsia="zh-CN"/>
         </w:rPr>
       </w:pPr>
       <w:r>
         <w:rPr>
           <w:rFonts w:hint="eastAsia"/>
-          <w:i/>
-          <w:iCs/>
+          <w:i w:val="0"/>
+          <w:iCs w:val="0"/>
           <w:lang w:eastAsia="zh-CN"/>
         </w:rPr>
         <w:t>（3）适用于组成原理、网络、操作系统和数据结构的辅助学习，不替代教材或教师。平行版本独立维护，不重复计入工作量。</w:t>
@@ -3499,7 +3499,7 @@
           <w:rFonts w:hint="eastAsia"/>
         </w:rPr>
       </w:pPr>
-      <w:bookmarkStart w:id="23" w:name="_Toc20135"/>
+      <w:bookmarkStart w:id="23" w:name="_Toc8138"/>
       <w:r>
         <w:t>1.</w:t>
       </w:r>
@@ -3527,8 +3527,8 @@
         </w:tabs>
         <w:rPr>
           <w:rFonts w:hint="eastAsia" w:ascii="宋体" w:hAnsi="宋体" w:eastAsia="宋体"/>
-          <w:i/>
-          <w:iCs/>
+          <w:i w:val="0"/>
+          <w:iCs w:val="0"/>
           <w:lang w:eastAsia="zh-CN"/>
         </w:rPr>
       </w:pPr>
@@ -3537,8 +3537,8 @@
           <w:rFonts w:hint="eastAsia" w:ascii="宋体" w:hAnsi="宋体"/>
           <w:b/>
           <w:bCs/>
-          <w:i/>
-          <w:iCs/>
+          <w:i w:val="0"/>
+          <w:iCs w:val="0"/>
           <w:lang w:eastAsia="zh-CN"/>
         </w:rPr>
         <w:t>第8周交付可运行的 PC 版本：另一台电脑按说明启动；问答引用可追溯；四科19章可进入，抽查讲解、作答、判分及小结。</w:t>
@@ -3551,16 +3551,16 @@
         </w:tabs>
         <w:rPr>
           <w:rFonts w:hint="eastAsia" w:ascii="宋体" w:hAnsi="宋体" w:eastAsia="宋体"/>
-          <w:i/>
-          <w:iCs/>
+          <w:i w:val="0"/>
+          <w:iCs w:val="0"/>
           <w:lang w:eastAsia="zh-CN"/>
         </w:rPr>
       </w:pPr>
       <w:r>
         <w:rPr>
           <w:rFonts w:hint="eastAsia" w:ascii="宋体" w:hAnsi="宋体"/>
-          <w:i/>
-          <w:iCs/>
+          <w:i w:val="0"/>
+          <w:iCs w:val="0"/>
           <w:lang w:eastAsia="zh-CN"/>
         </w:rPr>
         <w:t>演示资料整理和章节修改，删除需确认；九份文档与实际一致。以测试、操作和评审记录验收。</w:t>
@@ -3573,16 +3573,16 @@
         </w:tabs>
         <w:rPr>
           <w:rFonts w:hint="eastAsia" w:ascii="宋体" w:hAnsi="宋体" w:eastAsia="宋体"/>
-          <w:i/>
-          <w:iCs/>
+          <w:i w:val="0"/>
+          <w:iCs w:val="0"/>
           <w:lang w:eastAsia="zh-CN"/>
         </w:rPr>
       </w:pPr>
       <w:r>
         <w:rPr>
           <w:rFonts w:hint="eastAsia" w:ascii="宋体" w:hAnsi="宋体"/>
-          <w:i/>
-          <w:iCs/>
+          <w:i w:val="0"/>
+          <w:iCs w:val="0"/>
           <w:lang w:eastAsia="zh-CN"/>
         </w:rPr>
         <w:t>上述为计划目标，未验收不得记为已通过。</w:t>
@@ -3595,7 +3595,7 @@
           <w:rFonts w:hint="eastAsia"/>
         </w:rPr>
       </w:pPr>
-      <w:bookmarkStart w:id="24" w:name="_Toc21547"/>
+      <w:bookmarkStart w:id="24" w:name="_Toc12603"/>
       <w:r>
         <w:t>1.</w:t>
       </w:r>
@@ -3676,7 +3676,7 @@
           <w:rFonts w:hint="eastAsia"/>
         </w:rPr>
       </w:pPr>
-      <w:bookmarkStart w:id="25" w:name="_Toc32402"/>
+      <w:bookmarkStart w:id="25" w:name="_Toc18694"/>
       <w:r>
         <w:t>1.</w:t>
       </w:r>
@@ -3704,8 +3704,8 @@
         </w:tabs>
         <w:rPr>
           <w:rFonts w:hint="eastAsia" w:eastAsia="宋体"/>
-          <w:i/>
-          <w:iCs/>
+          <w:i w:val="0"/>
+          <w:iCs w:val="0"/>
           <w:lang w:eastAsia="zh-CN"/>
         </w:rPr>
       </w:pPr>
@@ -3714,8 +3714,8 @@
           <w:rFonts w:hint="eastAsia" w:ascii="宋体" w:hAnsi="宋体"/>
           <w:b/>
           <w:bCs/>
-          <w:i/>
-          <w:iCs/>
+          <w:i w:val="0"/>
+          <w:iCs w:val="0"/>
           <w:lang w:eastAsia="zh-CN"/>
         </w:rPr>
         <w:t>开发方为三人课程小组：A协调需求，B负责科目学习，C负责工程与测试。</w:t>
@@ -3728,16 +3728,16 @@
         </w:tabs>
         <w:rPr>
           <w:rFonts w:hint="eastAsia" w:ascii="宋体" w:hAnsi="宋体" w:eastAsia="宋体"/>
-          <w:i/>
-          <w:iCs/>
+          <w:i w:val="0"/>
+          <w:iCs w:val="0"/>
           <w:lang w:eastAsia="zh-CN"/>
         </w:rPr>
       </w:pPr>
       <w:r>
         <w:rPr>
           <w:rFonts w:hint="eastAsia" w:ascii="宋体" w:hAnsi="宋体"/>
-          <w:i/>
-          <w:iCs/>
+          <w:i w:val="0"/>
+          <w:iCs w:val="0"/>
           <w:lang w:eastAsia="zh-CN"/>
         </w:rPr>
         <w:t>真实姓名、学号、班级、组长及联系方式待小组确认。</w:t>
@@ -3750,8 +3750,8 @@
         </w:tabs>
         <w:rPr>
           <w:rFonts w:hint="eastAsia" w:ascii="宋体" w:hAnsi="宋体"/>
-          <w:i/>
-          <w:iCs/>
+          <w:i w:val="0"/>
+          <w:iCs w:val="0"/>
         </w:rPr>
       </w:pPr>
     </w:p>
@@ -3762,7 +3762,7 @@
           <w:rFonts w:hint="eastAsia"/>
         </w:rPr>
       </w:pPr>
-      <w:bookmarkStart w:id="26" w:name="_Toc1779"/>
+      <w:bookmarkStart w:id="26" w:name="_Toc18814"/>
       <w:r>
         <w:t>1.</w:t>
       </w:r>
@@ -3787,8 +3787,8 @@
       <w:pPr>
         <w:rPr>
           <w:rFonts w:hint="eastAsia" w:ascii="宋体" w:hAnsi="宋体" w:eastAsia="宋体"/>
-          <w:i/>
-          <w:iCs/>
+          <w:i w:val="0"/>
+          <w:iCs w:val="0"/>
           <w:lang w:eastAsia="zh-CN"/>
         </w:rPr>
       </w:pPr>
@@ -3797,8 +3797,8 @@
           <w:rFonts w:hint="eastAsia" w:ascii="宋体" w:hAnsi="宋体"/>
           <w:b/>
           <w:bCs/>
-          <w:i/>
-          <w:iCs/>
+          <w:i w:val="0"/>
+          <w:iCs w:val="0"/>
           <w:lang w:eastAsia="zh-CN"/>
         </w:rPr>
         <w:t>遵循课程模板与事实约束，使用 HTTP、JSON、SSE；Git 管理、PR评审。平行版本分支隔离，受限课件不公开分发。</w:t>
@@ -3808,16 +3808,16 @@
       <w:pPr>
         <w:rPr>
           <w:rFonts w:hint="eastAsia" w:ascii="宋体" w:hAnsi="宋体" w:eastAsia="宋体"/>
-          <w:i/>
-          <w:iCs/>
+          <w:i w:val="0"/>
+          <w:iCs w:val="0"/>
           <w:lang w:eastAsia="zh-CN"/>
         </w:rPr>
       </w:pPr>
       <w:r>
         <w:rPr>
           <w:rFonts w:hint="eastAsia" w:ascii="宋体" w:hAnsi="宋体"/>
-          <w:i/>
-          <w:iCs/>
+          <w:i w:val="0"/>
+          <w:iCs w:val="0"/>
           <w:lang w:eastAsia="zh-CN"/>
         </w:rPr>
         <w:t>按八周、三人、每人每周9小时估算，日期与工时待确认；依赖已有电脑、Python、网络及API额度，无GPU训练和手机适配。</w:t>
@@ -3831,7 +3831,7 @@
           <w:rFonts w:hint="eastAsia"/>
         </w:rPr>
       </w:pPr>
-      <w:bookmarkStart w:id="27" w:name="_Toc28096"/>
+      <w:bookmarkStart w:id="27" w:name="_Toc11260"/>
       <w:r>
         <w:rPr>
           <w:rFonts w:hint="eastAsia"/>
@@ -3856,7 +3856,7 @@
           <w:rFonts w:hint="eastAsia"/>
         </w:rPr>
       </w:pPr>
-      <w:bookmarkStart w:id="28" w:name="_Toc13693"/>
+      <w:bookmarkStart w:id="28" w:name="_Toc26236"/>
       <w:r>
         <w:rPr>
           <w:rFonts w:hint="eastAsia"/>
@@ -3878,8 +3878,8 @@
       <w:pPr>
         <w:rPr>
           <w:rFonts w:hint="eastAsia" w:eastAsia="宋体"/>
-          <w:i/>
-          <w:iCs/>
+          <w:i w:val="0"/>
+          <w:iCs w:val="0"/>
           <w:lang w:eastAsia="zh-CN"/>
         </w:rPr>
       </w:pPr>
@@ -3888,8 +3888,8 @@
           <w:rFonts w:hint="eastAsia" w:ascii="宋体" w:hAnsi="宋体"/>
           <w:b/>
           <w:bCs/>
-          <w:i/>
-          <w:iCs/>
+          <w:i w:val="0"/>
+          <w:iCs w:val="0"/>
           <w:lang w:eastAsia="zh-CN"/>
         </w:rPr>
         <w:t>裁剪 SPP 模型，按周迭代：需求细化 → 设计 → 实现 → 自测 → 文档与评审。第1周确定范围，第2—4周完成核心链路，第5—6周完善工具与界面，第7—8周测试交付。第6周末冻结功能，此后以修复和文档为主。</w:t>
@@ -3920,7 +3920,7 @@
           <w:rFonts w:hint="eastAsia"/>
         </w:rPr>
       </w:pPr>
-      <w:bookmarkStart w:id="29" w:name="_Toc13830"/>
+      <w:bookmarkStart w:id="29" w:name="_Toc10242"/>
       <w:r>
         <w:rPr>
           <w:rFonts w:hint="eastAsia"/>
@@ -3951,8 +3951,8 @@
       <w:pPr>
         <w:rPr>
           <w:rFonts w:hint="eastAsia" w:eastAsia="宋体"/>
-          <w:i/>
-          <w:iCs/>
+          <w:i w:val="0"/>
+          <w:iCs w:val="0"/>
           <w:lang w:eastAsia="zh-CN"/>
         </w:rPr>
       </w:pPr>
@@ -3961,8 +3961,8 @@
           <w:rFonts w:hint="eastAsia" w:ascii="宋体" w:hAnsi="宋体"/>
           <w:b/>
           <w:bCs/>
-          <w:i/>
-          <w:iCs/>
+          <w:i w:val="0"/>
+          <w:iCs w:val="0"/>
           <w:lang w:eastAsia="zh-CN"/>
         </w:rPr>
         <w:t>采用轻量实现和交叉评审；每轮保留可演示版本，需求变化记录原因、影响及处理结论。所列工具用于计划实施，不代表测试已执行。</w:t>
@@ -4414,7 +4414,7 @@
           <w:rFonts w:hint="eastAsia"/>
         </w:rPr>
       </w:pPr>
-      <w:bookmarkStart w:id="30" w:name="_Toc2205"/>
+      <w:bookmarkStart w:id="30" w:name="_Toc2960"/>
       <w:r>
         <w:rPr>
           <w:rFonts w:hint="eastAsia"/>
@@ -4444,8 +4444,8 @@
           <w:rFonts w:hint="eastAsia" w:ascii="宋体" w:hAnsi="宋体"/>
           <w:b/>
           <w:bCs/>
-          <w:i/>
-          <w:iCs/>
+          <w:i w:val="0"/>
+          <w:iCs w:val="0"/>
           <w:lang w:eastAsia="zh-CN"/>
         </w:rPr>
         <w:t>A、B、C 为暂定成员代号，可兼任角色；每周核对投入与任务，A 测 B、B 测 C、C 测 A。正式名单待小组确认。</w:t>
@@ -4495,12 +4495,6 @@
             <w:insideH w:val="single" w:color="auto" w:sz="4" w:space="0"/>
             <w:insideV w:val="single" w:color="auto" w:sz="4" w:space="0"/>
           </w:tblBorders>
-          <w:tblCellMar>
-            <w:top w:w="0" w:type="dxa"/>
-            <w:left w:w="108" w:type="dxa"/>
-            <w:bottom w:w="0" w:type="dxa"/>
-            <w:right w:w="108" w:type="dxa"/>
-          </w:tblCellMar>
         </w:tblPrEx>
         <w:tc>
           <w:tcPr>
@@ -5649,7 +5643,7 @@
           <w:rFonts w:hint="eastAsia"/>
         </w:rPr>
       </w:pPr>
-      <w:bookmarkStart w:id="31" w:name="_Toc16888"/>
+      <w:bookmarkStart w:id="31" w:name="_Toc14069"/>
       <w:r>
         <w:rPr>
           <w:rFonts w:hint="eastAsia"/>
@@ -5671,8 +5665,8 @@
       <w:pPr>
         <w:rPr>
           <w:rFonts w:hint="eastAsia" w:eastAsia="宋体"/>
-          <w:i/>
-          <w:iCs/>
+          <w:i w:val="0"/>
+          <w:iCs w:val="0"/>
           <w:lang w:eastAsia="zh-CN"/>
         </w:rPr>
       </w:pPr>
@@ -5681,8 +5675,8 @@
           <w:rFonts w:hint="eastAsia" w:ascii="宋体" w:hAnsi="宋体"/>
           <w:b/>
           <w:bCs/>
-          <w:i/>
-          <w:iCs/>
+          <w:i w:val="0"/>
+          <w:iCs w:val="0"/>
           <w:lang w:eastAsia="zh-CN"/>
         </w:rPr>
         <w:t>优先利用已有资源，开发、测试和演示均面向 PC。</w:t>
@@ -5696,15 +5690,15 @@
         </w:numPr>
         <w:rPr>
           <w:rFonts w:hint="eastAsia"/>
-          <w:i/>
-          <w:iCs/>
+          <w:i w:val="0"/>
+          <w:iCs w:val="0"/>
         </w:rPr>
       </w:pPr>
       <w:r>
         <w:rPr>
           <w:rFonts w:hint="eastAsia"/>
-          <w:i/>
-          <w:iCs/>
+          <w:i w:val="0"/>
+          <w:iCs w:val="0"/>
           <w:lang w:eastAsia="zh-CN"/>
         </w:rPr>
         <w:t>资源级别：模型服务、开发环境和网络为关键资源。</w:t>
@@ -5718,15 +5712,15 @@
         </w:numPr>
         <w:rPr>
           <w:rFonts w:hint="eastAsia"/>
-          <w:i/>
-          <w:iCs/>
+          <w:i w:val="0"/>
+          <w:iCs w:val="0"/>
         </w:rPr>
       </w:pPr>
       <w:r>
         <w:rPr>
           <w:rFonts w:hint="eastAsia"/>
-          <w:i/>
-          <w:iCs/>
+          <w:i w:val="0"/>
+          <w:iCs w:val="0"/>
           <w:lang w:eastAsia="zh-CN"/>
         </w:rPr>
         <w:t>配置：Windows 10/11、Python 3.10+、现代桌面浏览器。</w:t>
@@ -5740,15 +5734,15 @@
         </w:numPr>
         <w:rPr>
           <w:rFonts w:hint="eastAsia"/>
-          <w:i/>
-          <w:iCs/>
+          <w:i w:val="0"/>
+          <w:iCs w:val="0"/>
         </w:rPr>
       </w:pPr>
       <w:r>
         <w:rPr>
           <w:rFonts w:hint="eastAsia"/>
-          <w:i/>
-          <w:iCs/>
+          <w:i w:val="0"/>
+          <w:iCs w:val="0"/>
           <w:lang w:eastAsia="zh-CN"/>
         </w:rPr>
         <w:t>第1周核查设备、账号和网络；API 额度按预算申请。</w:t>
@@ -5762,15 +5756,15 @@
         </w:numPr>
         <w:rPr>
           <w:rFonts w:hint="eastAsia"/>
-          <w:i/>
-          <w:iCs/>
+          <w:i w:val="0"/>
+          <w:iCs w:val="0"/>
         </w:rPr>
       </w:pPr>
       <w:r>
         <w:rPr>
           <w:rFonts w:hint="eastAsia"/>
-          <w:i/>
-          <w:iCs/>
+          <w:i w:val="0"/>
+          <w:iCs w:val="0"/>
           <w:lang w:eastAsia="zh-CN"/>
         </w:rPr>
         <w:t>全员按分工使用，不安排手机适配或 GPU 训练资源。</w:t>
@@ -6851,7 +6845,7 @@
           <w:rFonts w:hint="eastAsia"/>
         </w:rPr>
       </w:pPr>
-      <w:bookmarkStart w:id="32" w:name="_Toc14709"/>
+      <w:bookmarkStart w:id="32" w:name="_Toc1869"/>
       <w:r>
         <w:rPr>
           <w:rFonts w:hint="eastAsia"/>
@@ -6881,8 +6875,8 @@
           <w:rFonts w:hint="eastAsia" w:ascii="宋体" w:hAnsi="宋体"/>
           <w:b/>
           <w:bCs/>
-          <w:i/>
-          <w:iCs/>
+          <w:i w:val="0"/>
+          <w:iCs w:val="0"/>
           <w:lang w:eastAsia="zh-CN"/>
         </w:rPr>
         <w:t>新增现金上限100元，待确认，主要用于API调用，非已支出；已有设备与软件不新增采购。216人时不计现金；接近上限时保留验收额度。</w:t>
@@ -8042,7 +8036,7 @@
           <w:rFonts w:hint="eastAsia"/>
         </w:rPr>
       </w:pPr>
-      <w:bookmarkStart w:id="33" w:name="_Toc901"/>
+      <w:bookmarkStart w:id="33" w:name="_Toc24733"/>
       <w:r>
         <w:rPr>
           <w:rFonts w:hint="eastAsia"/>
@@ -8072,8 +8066,8 @@
           <w:rFonts w:hint="eastAsia"/>
           <w:b/>
           <w:bCs/>
-          <w:i/>
-          <w:iCs/>
+          <w:i w:val="0"/>
+          <w:iCs w:val="0"/>
           <w:lang w:eastAsia="zh-CN"/>
         </w:rPr>
         <w:t>周期八周，日期待教师确认；总量216人时，含约30人时返工余量。负责人协调全员协作。</w:t>
@@ -8976,7 +8970,7 @@
         <w:pStyle w:val="2"/>
         <w:spacing w:before="350" w:beforeLines="100" w:after="350" w:afterLines="100"/>
       </w:pPr>
-      <w:bookmarkStart w:id="34" w:name="_Toc553"/>
+      <w:bookmarkStart w:id="34" w:name="_Toc28627"/>
       <w:r>
         <w:rPr>
           <w:rFonts w:hint="eastAsia"/>
@@ -8998,16 +8992,16 @@
       <w:pPr>
         <w:rPr>
           <w:rFonts w:hint="eastAsia" w:eastAsia="宋体"/>
-          <w:i/>
-          <w:iCs/>
+          <w:i w:val="0"/>
+          <w:iCs w:val="0"/>
           <w:lang w:eastAsia="zh-CN"/>
         </w:rPr>
       </w:pPr>
       <w:r>
         <w:rPr>
           <w:rFonts w:hint="eastAsia"/>
-          <w:i/>
-          <w:iCs/>
+          <w:i w:val="0"/>
+          <w:iCs w:val="0"/>
           <w:lang w:eastAsia="zh-CN"/>
         </w:rPr>
         <w:t>下属计划由A组织评审。每周核对额度、工时和版权风险，必要时缩减可选项；验收前验证PC安装。</w:t>
@@ -9016,8 +9010,8 @@
     <w:p>
       <w:pPr>
         <w:rPr>
-          <w:i/>
-          <w:iCs/>
+          <w:i w:val="0"/>
+          <w:iCs w:val="0"/>
         </w:rPr>
       </w:pPr>
     </w:p>
@@ -9198,17 +9192,17 @@
             <w:pPr>
               <w:rPr>
                 <w:rFonts w:hint="eastAsia" w:eastAsia="宋体"/>
-                <w:i/>
-                <w:iCs/>
-                <w:sz w:val="18"/>
-                <w:lang w:eastAsia="zh-CN"/>
-              </w:rPr>
-            </w:pPr>
-            <w:r>
-              <w:rPr>
-                <w:rFonts w:hint="eastAsia"/>
-                <w:i/>
-                <w:iCs/>
+                <w:i w:val="0"/>
+                <w:iCs w:val="0"/>
+                <w:sz w:val="18"/>
+                <w:lang w:eastAsia="zh-CN"/>
+              </w:rPr>
+            </w:pPr>
+            <w:r>
+              <w:rPr>
+                <w:rFonts w:hint="eastAsia"/>
+                <w:i w:val="0"/>
+                <w:iCs w:val="0"/>
                 <w:sz w:val="18"/>
                 <w:lang w:eastAsia="zh-CN"/>
               </w:rPr>
@@ -9290,17 +9284,17 @@
             <w:pPr>
               <w:rPr>
                 <w:rFonts w:hint="eastAsia" w:eastAsia="宋体"/>
-                <w:i/>
-                <w:iCs/>
-                <w:sz w:val="18"/>
-                <w:lang w:eastAsia="zh-CN"/>
-              </w:rPr>
-            </w:pPr>
-            <w:r>
-              <w:rPr>
-                <w:rFonts w:hint="eastAsia"/>
-                <w:i/>
-                <w:iCs/>
+                <w:i w:val="0"/>
+                <w:iCs w:val="0"/>
+                <w:sz w:val="18"/>
+                <w:lang w:eastAsia="zh-CN"/>
+              </w:rPr>
+            </w:pPr>
+            <w:r>
+              <w:rPr>
+                <w:rFonts w:hint="eastAsia"/>
+                <w:i w:val="0"/>
+                <w:iCs w:val="0"/>
                 <w:sz w:val="18"/>
                 <w:lang w:eastAsia="zh-CN"/>
               </w:rPr>
@@ -9382,17 +9376,17 @@
             <w:pPr>
               <w:rPr>
                 <w:rFonts w:hint="eastAsia" w:eastAsia="宋体"/>
-                <w:i/>
-                <w:iCs/>
-                <w:sz w:val="18"/>
-                <w:lang w:eastAsia="zh-CN"/>
-              </w:rPr>
-            </w:pPr>
-            <w:r>
-              <w:rPr>
-                <w:rFonts w:hint="eastAsia"/>
-                <w:i/>
-                <w:iCs/>
+                <w:i w:val="0"/>
+                <w:iCs w:val="0"/>
+                <w:sz w:val="18"/>
+                <w:lang w:eastAsia="zh-CN"/>
+              </w:rPr>
+            </w:pPr>
+            <w:r>
+              <w:rPr>
+                <w:rFonts w:hint="eastAsia"/>
+                <w:i w:val="0"/>
+                <w:iCs w:val="0"/>
                 <w:sz w:val="18"/>
                 <w:lang w:eastAsia="zh-CN"/>
               </w:rPr>
@@ -9476,17 +9470,17 @@
             <w:pPr>
               <w:rPr>
                 <w:rFonts w:hint="eastAsia" w:eastAsia="宋体"/>
-                <w:i/>
-                <w:iCs/>
-                <w:sz w:val="18"/>
-                <w:lang w:eastAsia="zh-CN"/>
-              </w:rPr>
-            </w:pPr>
-            <w:r>
-              <w:rPr>
-                <w:rFonts w:hint="eastAsia"/>
-                <w:i/>
-                <w:iCs/>
+                <w:i w:val="0"/>
+                <w:iCs w:val="0"/>
+                <w:sz w:val="18"/>
+                <w:lang w:eastAsia="zh-CN"/>
+              </w:rPr>
+            </w:pPr>
+            <w:r>
+              <w:rPr>
+                <w:rFonts w:hint="eastAsia"/>
+                <w:i w:val="0"/>
+                <w:iCs w:val="0"/>
                 <w:sz w:val="18"/>
                 <w:lang w:eastAsia="zh-CN"/>
               </w:rPr>
@@ -9570,17 +9564,17 @@
             <w:pPr>
               <w:rPr>
                 <w:rFonts w:hint="eastAsia" w:eastAsia="宋体"/>
-                <w:i/>
-                <w:iCs/>
-                <w:sz w:val="18"/>
-                <w:lang w:eastAsia="zh-CN"/>
-              </w:rPr>
-            </w:pPr>
-            <w:r>
-              <w:rPr>
-                <w:rFonts w:hint="eastAsia"/>
-                <w:i/>
-                <w:iCs/>
+                <w:i w:val="0"/>
+                <w:iCs w:val="0"/>
+                <w:sz w:val="18"/>
+                <w:lang w:eastAsia="zh-CN"/>
+              </w:rPr>
+            </w:pPr>
+            <w:r>
+              <w:rPr>
+                <w:rFonts w:hint="eastAsia"/>
+                <w:i w:val="0"/>
+                <w:iCs w:val="0"/>
                 <w:sz w:val="18"/>
                 <w:lang w:eastAsia="zh-CN"/>
               </w:rPr>
@@ -9728,7 +9722,7 @@
           <w:rFonts w:hint="eastAsia"/>
         </w:rPr>
       </w:pPr>
-      <w:bookmarkStart w:id="35" w:name="_Toc25709"/>
+      <w:bookmarkStart w:id="35" w:name="_Toc16945"/>
       <w:r>
         <w:rPr>
           <w:rFonts w:hint="eastAsia"/>
@@ -9746,7 +9740,7 @@
           <w:rFonts w:hint="eastAsia"/>
         </w:rPr>
       </w:pPr>
-      <w:bookmarkStart w:id="36" w:name="_Toc1282"/>
+      <w:bookmarkStart w:id="36" w:name="_Toc5833"/>
       <w:r>
         <w:rPr>
           <w:rFonts w:hint="eastAsia"/>
@@ -12176,7 +12170,7 @@
           <w:rFonts w:hint="eastAsia"/>
         </w:rPr>
       </w:pPr>
-      <w:bookmarkStart w:id="37" w:name="_Toc26449"/>
+      <w:bookmarkStart w:id="37" w:name="_Toc4824"/>
       <w:r>
         <w:rPr>
           <w:rFonts w:hint="eastAsia"/>
@@ -12379,17 +12373,17 @@
             <w:pPr>
               <w:rPr>
                 <w:rFonts w:hint="eastAsia" w:eastAsia="宋体"/>
-                <w:i/>
-                <w:iCs/>
-                <w:sz w:val="18"/>
-                <w:lang w:eastAsia="zh-CN"/>
-              </w:rPr>
-            </w:pPr>
-            <w:r>
-              <w:rPr>
-                <w:rFonts w:hint="eastAsia"/>
-                <w:i/>
-                <w:iCs/>
+                <w:i w:val="0"/>
+                <w:iCs w:val="0"/>
+                <w:sz w:val="18"/>
+                <w:lang w:eastAsia="zh-CN"/>
+              </w:rPr>
+            </w:pPr>
+            <w:r>
+              <w:rPr>
+                <w:rFonts w:hint="eastAsia"/>
+                <w:i w:val="0"/>
+                <w:iCs w:val="0"/>
                 <w:sz w:val="18"/>
                 <w:lang w:eastAsia="zh-CN"/>
               </w:rPr>
@@ -12471,17 +12465,17 @@
             <w:pPr>
               <w:rPr>
                 <w:rFonts w:hint="eastAsia" w:eastAsia="宋体"/>
-                <w:i/>
-                <w:iCs/>
-                <w:sz w:val="18"/>
-                <w:lang w:eastAsia="zh-CN"/>
-              </w:rPr>
-            </w:pPr>
-            <w:r>
-              <w:rPr>
-                <w:rFonts w:hint="eastAsia"/>
-                <w:i/>
-                <w:iCs/>
+                <w:i w:val="0"/>
+                <w:iCs w:val="0"/>
+                <w:sz w:val="18"/>
+                <w:lang w:eastAsia="zh-CN"/>
+              </w:rPr>
+            </w:pPr>
+            <w:r>
+              <w:rPr>
+                <w:rFonts w:hint="eastAsia"/>
+                <w:i w:val="0"/>
+                <w:iCs w:val="0"/>
                 <w:sz w:val="18"/>
                 <w:lang w:eastAsia="zh-CN"/>
               </w:rPr>
@@ -12563,17 +12557,17 @@
             <w:pPr>
               <w:rPr>
                 <w:rFonts w:hint="eastAsia" w:eastAsia="宋体"/>
-                <w:i/>
-                <w:iCs/>
-                <w:sz w:val="18"/>
-                <w:lang w:eastAsia="zh-CN"/>
-              </w:rPr>
-            </w:pPr>
-            <w:r>
-              <w:rPr>
-                <w:rFonts w:hint="eastAsia"/>
-                <w:i/>
-                <w:iCs/>
+                <w:i w:val="0"/>
+                <w:iCs w:val="0"/>
+                <w:sz w:val="18"/>
+                <w:lang w:eastAsia="zh-CN"/>
+              </w:rPr>
+            </w:pPr>
+            <w:r>
+              <w:rPr>
+                <w:rFonts w:hint="eastAsia"/>
+                <w:i w:val="0"/>
+                <w:iCs w:val="0"/>
                 <w:sz w:val="18"/>
                 <w:lang w:eastAsia="zh-CN"/>
               </w:rPr>
@@ -12655,17 +12649,17 @@
             <w:pPr>
               <w:rPr>
                 <w:rFonts w:hint="eastAsia" w:eastAsia="宋体"/>
-                <w:i/>
-                <w:iCs/>
-                <w:sz w:val="18"/>
-                <w:lang w:eastAsia="zh-CN"/>
-              </w:rPr>
-            </w:pPr>
-            <w:r>
-              <w:rPr>
-                <w:rFonts w:hint="eastAsia"/>
-                <w:i/>
-                <w:iCs/>
+                <w:i w:val="0"/>
+                <w:iCs w:val="0"/>
+                <w:sz w:val="18"/>
+                <w:lang w:eastAsia="zh-CN"/>
+              </w:rPr>
+            </w:pPr>
+            <w:r>
+              <w:rPr>
+                <w:rFonts w:hint="eastAsia"/>
+                <w:i w:val="0"/>
+                <w:iCs w:val="0"/>
                 <w:sz w:val="18"/>
                 <w:lang w:eastAsia="zh-CN"/>
               </w:rPr>
@@ -12708,7 +12702,7 @@
           <w:rFonts w:hint="eastAsia"/>
         </w:rPr>
       </w:pPr>
-      <w:bookmarkStart w:id="38" w:name="_Toc26029"/>
+      <w:bookmarkStart w:id="38" w:name="_Toc23123"/>
       <w:r>
         <w:rPr>
           <w:rFonts w:hint="eastAsia"/>
@@ -12911,17 +12905,17 @@
             <w:pPr>
               <w:rPr>
                 <w:rFonts w:hint="eastAsia" w:eastAsia="宋体"/>
-                <w:i/>
-                <w:iCs/>
-                <w:sz w:val="18"/>
-                <w:lang w:eastAsia="zh-CN"/>
-              </w:rPr>
-            </w:pPr>
-            <w:r>
-              <w:rPr>
-                <w:rFonts w:hint="eastAsia"/>
-                <w:i/>
-                <w:iCs/>
+                <w:i w:val="0"/>
+                <w:iCs w:val="0"/>
+                <w:sz w:val="18"/>
+                <w:lang w:eastAsia="zh-CN"/>
+              </w:rPr>
+            </w:pPr>
+            <w:r>
+              <w:rPr>
+                <w:rFonts w:hint="eastAsia"/>
+                <w:i w:val="0"/>
+                <w:iCs w:val="0"/>
                 <w:sz w:val="18"/>
                 <w:lang w:eastAsia="zh-CN"/>
               </w:rPr>
@@ -13003,17 +12997,17 @@
             <w:pPr>
               <w:rPr>
                 <w:rFonts w:hint="eastAsia" w:eastAsia="宋体"/>
-                <w:i/>
-                <w:iCs/>
-                <w:sz w:val="18"/>
-                <w:lang w:eastAsia="zh-CN"/>
-              </w:rPr>
-            </w:pPr>
-            <w:r>
-              <w:rPr>
-                <w:rFonts w:hint="eastAsia"/>
-                <w:i/>
-                <w:iCs/>
+                <w:i w:val="0"/>
+                <w:iCs w:val="0"/>
+                <w:sz w:val="18"/>
+                <w:lang w:eastAsia="zh-CN"/>
+              </w:rPr>
+            </w:pPr>
+            <w:r>
+              <w:rPr>
+                <w:rFonts w:hint="eastAsia"/>
+                <w:i w:val="0"/>
+                <w:iCs w:val="0"/>
                 <w:sz w:val="18"/>
                 <w:lang w:eastAsia="zh-CN"/>
               </w:rPr>
@@ -13095,17 +13089,17 @@
             <w:pPr>
               <w:rPr>
                 <w:rFonts w:hint="eastAsia" w:eastAsia="宋体"/>
-                <w:i/>
-                <w:iCs/>
-                <w:sz w:val="18"/>
-                <w:lang w:eastAsia="zh-CN"/>
-              </w:rPr>
-            </w:pPr>
-            <w:r>
-              <w:rPr>
-                <w:rFonts w:hint="eastAsia"/>
-                <w:i/>
-                <w:iCs/>
+                <w:i w:val="0"/>
+                <w:iCs w:val="0"/>
+                <w:sz w:val="18"/>
+                <w:lang w:eastAsia="zh-CN"/>
+              </w:rPr>
+            </w:pPr>
+            <w:r>
+              <w:rPr>
+                <w:rFonts w:hint="eastAsia"/>
+                <w:i w:val="0"/>
+                <w:iCs w:val="0"/>
                 <w:sz w:val="18"/>
                 <w:lang w:eastAsia="zh-CN"/>
               </w:rPr>
@@ -13187,17 +13181,17 @@
             <w:pPr>
               <w:rPr>
                 <w:rFonts w:hint="eastAsia" w:eastAsia="宋体"/>
-                <w:i/>
-                <w:iCs/>
-                <w:sz w:val="18"/>
-                <w:lang w:eastAsia="zh-CN"/>
-              </w:rPr>
-            </w:pPr>
-            <w:r>
-              <w:rPr>
-                <w:rFonts w:hint="eastAsia"/>
-                <w:i/>
-                <w:iCs/>
+                <w:i w:val="0"/>
+                <w:iCs w:val="0"/>
+                <w:sz w:val="18"/>
+                <w:lang w:eastAsia="zh-CN"/>
+              </w:rPr>
+            </w:pPr>
+            <w:r>
+              <w:rPr>
+                <w:rFonts w:hint="eastAsia"/>
+                <w:i w:val="0"/>
+                <w:iCs w:val="0"/>
                 <w:sz w:val="18"/>
                 <w:lang w:eastAsia="zh-CN"/>
               </w:rPr>
@@ -13279,17 +13273,17 @@
             <w:pPr>
               <w:rPr>
                 <w:rFonts w:hint="eastAsia" w:eastAsia="宋体"/>
-                <w:i/>
-                <w:iCs/>
-                <w:sz w:val="18"/>
-                <w:lang w:eastAsia="zh-CN"/>
-              </w:rPr>
-            </w:pPr>
-            <w:r>
-              <w:rPr>
-                <w:rFonts w:hint="eastAsia"/>
-                <w:i/>
-                <w:iCs/>
+                <w:i w:val="0"/>
+                <w:iCs w:val="0"/>
+                <w:sz w:val="18"/>
+                <w:lang w:eastAsia="zh-CN"/>
+              </w:rPr>
+            </w:pPr>
+            <w:r>
+              <w:rPr>
+                <w:rFonts w:hint="eastAsia"/>
+                <w:i w:val="0"/>
+                <w:iCs w:val="0"/>
                 <w:sz w:val="18"/>
                 <w:lang w:eastAsia="zh-CN"/>
               </w:rPr>
@@ -13371,17 +13365,17 @@
             <w:pPr>
               <w:rPr>
                 <w:rFonts w:hint="eastAsia" w:eastAsia="宋体"/>
-                <w:i/>
-                <w:iCs/>
-                <w:sz w:val="18"/>
-                <w:lang w:eastAsia="zh-CN"/>
-              </w:rPr>
-            </w:pPr>
-            <w:r>
-              <w:rPr>
-                <w:rFonts w:hint="eastAsia"/>
-                <w:i/>
-                <w:iCs/>
+                <w:i w:val="0"/>
+                <w:iCs w:val="0"/>
+                <w:sz w:val="18"/>
+                <w:lang w:eastAsia="zh-CN"/>
+              </w:rPr>
+            </w:pPr>
+            <w:r>
+              <w:rPr>
+                <w:rFonts w:hint="eastAsia"/>
+                <w:i w:val="0"/>
+                <w:iCs w:val="0"/>
                 <w:sz w:val="18"/>
                 <w:lang w:eastAsia="zh-CN"/>
               </w:rPr>
@@ -13424,7 +13418,7 @@
           <w:rFonts w:hint="eastAsia"/>
         </w:rPr>
       </w:pPr>
-      <w:bookmarkStart w:id="39" w:name="_Toc26228"/>
+      <w:bookmarkStart w:id="39" w:name="_Toc5472"/>
       <w:r>
         <w:rPr>
           <w:rFonts w:hint="eastAsia"/>
@@ -13610,17 +13604,17 @@
             <w:pPr>
               <w:rPr>
                 <w:rFonts w:hint="eastAsia" w:eastAsia="宋体"/>
-                <w:i/>
-                <w:iCs/>
-                <w:sz w:val="18"/>
-                <w:lang w:eastAsia="zh-CN"/>
-              </w:rPr>
-            </w:pPr>
-            <w:r>
-              <w:rPr>
-                <w:rFonts w:hint="eastAsia"/>
-                <w:i/>
-                <w:iCs/>
+                <w:i w:val="0"/>
+                <w:iCs w:val="0"/>
+                <w:sz w:val="18"/>
+                <w:lang w:eastAsia="zh-CN"/>
+              </w:rPr>
+            </w:pPr>
+            <w:r>
+              <w:rPr>
+                <w:rFonts w:hint="eastAsia"/>
+                <w:i w:val="0"/>
+                <w:iCs w:val="0"/>
                 <w:sz w:val="18"/>
                 <w:lang w:eastAsia="zh-CN"/>
               </w:rPr>
@@ -13702,17 +13696,17 @@
             <w:pPr>
               <w:rPr>
                 <w:rFonts w:hint="eastAsia" w:eastAsia="宋体"/>
-                <w:i/>
-                <w:iCs/>
-                <w:sz w:val="18"/>
-                <w:lang w:eastAsia="zh-CN"/>
-              </w:rPr>
-            </w:pPr>
-            <w:r>
-              <w:rPr>
-                <w:rFonts w:hint="eastAsia"/>
-                <w:i/>
-                <w:iCs/>
+                <w:i w:val="0"/>
+                <w:iCs w:val="0"/>
+                <w:sz w:val="18"/>
+                <w:lang w:eastAsia="zh-CN"/>
+              </w:rPr>
+            </w:pPr>
+            <w:r>
+              <w:rPr>
+                <w:rFonts w:hint="eastAsia"/>
+                <w:i w:val="0"/>
+                <w:iCs w:val="0"/>
                 <w:sz w:val="18"/>
                 <w:lang w:eastAsia="zh-CN"/>
               </w:rPr>
@@ -13794,17 +13788,17 @@
             <w:pPr>
               <w:rPr>
                 <w:rFonts w:hint="eastAsia" w:eastAsia="宋体"/>
-                <w:i/>
-                <w:iCs/>
-                <w:sz w:val="18"/>
-                <w:lang w:eastAsia="zh-CN"/>
-              </w:rPr>
-            </w:pPr>
-            <w:r>
-              <w:rPr>
-                <w:rFonts w:hint="eastAsia"/>
-                <w:i/>
-                <w:iCs/>
+                <w:i w:val="0"/>
+                <w:iCs w:val="0"/>
+                <w:sz w:val="18"/>
+                <w:lang w:eastAsia="zh-CN"/>
+              </w:rPr>
+            </w:pPr>
+            <w:r>
+              <w:rPr>
+                <w:rFonts w:hint="eastAsia"/>
+                <w:i w:val="0"/>
+                <w:iCs w:val="0"/>
                 <w:sz w:val="18"/>
                 <w:lang w:eastAsia="zh-CN"/>
               </w:rPr>
@@ -13886,17 +13880,17 @@
             <w:pPr>
               <w:rPr>
                 <w:rFonts w:hint="eastAsia" w:eastAsia="宋体"/>
-                <w:i/>
-                <w:iCs/>
-                <w:sz w:val="18"/>
-                <w:lang w:eastAsia="zh-CN"/>
-              </w:rPr>
-            </w:pPr>
-            <w:r>
-              <w:rPr>
-                <w:rFonts w:hint="eastAsia"/>
-                <w:i/>
-                <w:iCs/>
+                <w:i w:val="0"/>
+                <w:iCs w:val="0"/>
+                <w:sz w:val="18"/>
+                <w:lang w:eastAsia="zh-CN"/>
+              </w:rPr>
+            </w:pPr>
+            <w:r>
+              <w:rPr>
+                <w:rFonts w:hint="eastAsia"/>
+                <w:i w:val="0"/>
+                <w:iCs w:val="0"/>
                 <w:sz w:val="18"/>
                 <w:lang w:eastAsia="zh-CN"/>
               </w:rPr>
@@ -13956,7 +13950,7 @@
           <w:rFonts w:hint="eastAsia"/>
         </w:rPr>
       </w:pPr>
-      <w:bookmarkStart w:id="40" w:name="_Toc28031"/>
+      <w:bookmarkStart w:id="40" w:name="_Toc8817"/>
       <w:r>
         <w:rPr>
           <w:rFonts w:hint="eastAsia"/>
@@ -13974,7 +13968,7 @@
           <w:rFonts w:hint="eastAsia"/>
         </w:rPr>
       </w:pPr>
-      <w:bookmarkStart w:id="41" w:name="_Toc1386"/>
+      <w:bookmarkStart w:id="41" w:name="_Toc10370"/>
       <w:r>
         <w:rPr>
           <w:rFonts w:hint="eastAsia"/>
@@ -14488,7 +14482,7 @@
           <w:rFonts w:hint="eastAsia"/>
         </w:rPr>
       </w:pPr>
-      <w:bookmarkStart w:id="42" w:name="_Toc6895"/>
+      <w:bookmarkStart w:id="42" w:name="_Toc5810"/>
       <w:r>
         <w:rPr>
           <w:rFonts w:hint="eastAsia"/>
@@ -14503,8 +14497,8 @@
           <w:rFonts w:hint="eastAsia" w:eastAsia="宋体"/>
           <w:b/>
           <w:bCs/>
-          <w:i/>
-          <w:iCs/>
+          <w:i w:val="0"/>
+          <w:iCs w:val="0"/>
           <w:lang w:eastAsia="zh-CN"/>
         </w:rPr>
       </w:pPr>
@@ -14513,8 +14507,8 @@
           <w:rFonts w:hint="eastAsia"/>
           <w:b/>
           <w:bCs/>
-          <w:i/>
-          <w:iCs/>
+          <w:i w:val="0"/>
+          <w:iCs w:val="0"/>
           <w:lang w:eastAsia="zh-CN"/>
         </w:rPr>
         <w:t>本计划提交评审，审批信息由有权审批人填写。</w:t>
@@ -14526,8 +14520,8 @@
           <w:rFonts w:hint="eastAsia" w:eastAsia="宋体"/>
           <w:b/>
           <w:bCs/>
-          <w:i/>
-          <w:iCs/>
+          <w:i w:val="0"/>
+          <w:iCs w:val="0"/>
           <w:lang w:eastAsia="zh-CN"/>
         </w:rPr>
       </w:pPr>
@@ -14536,8 +14530,8 @@
           <w:rFonts w:hint="eastAsia"/>
           <w:b/>
           <w:bCs/>
-          <w:i/>
-          <w:iCs/>
+          <w:i w:val="0"/>
+          <w:iCs w:val="0"/>
           <w:lang w:eastAsia="zh-CN"/>
         </w:rPr>
         <w:t>（1）指导教师参照下表审查目标、范围、资源、工时与进度。</w:t>
@@ -14555,8 +14549,8 @@
           <w:rFonts w:hint="eastAsia"/>
           <w:b/>
           <w:bCs/>
-          <w:i/>
-          <w:iCs/>
+          <w:i w:val="0"/>
+          <w:iCs w:val="0"/>
           <w:lang w:eastAsia="zh-CN"/>
         </w:rPr>
         <w:t>（2）本项目为课程项目，合同客户审批不适用；不预填通过结论或代签。</w:t>
@@ -14566,8 +14560,8 @@
       <w:pPr>
         <w:rPr>
           <w:rFonts w:hint="eastAsia"/>
-          <w:i/>
-          <w:iCs/>
+          <w:i w:val="0"/>
+          <w:iCs w:val="0"/>
         </w:rPr>
       </w:pPr>
     </w:p>
@@ -15416,7 +15410,7 @@
           <w:rFonts w:hint="eastAsia"/>
         </w:rPr>
       </w:pPr>
-      <w:bookmarkStart w:id="43" w:name="_Toc21827"/>
+      <w:bookmarkStart w:id="43" w:name="_Toc29289"/>
       <w:r>
         <w:rPr>
           <w:rFonts w:hint="eastAsia"/>
@@ -15791,8 +15785,8 @@
       <w:pPr>
         <w:rPr>
           <w:rFonts w:hint="eastAsia"/>
-          <w:i/>
-          <w:iCs/>
+          <w:i w:val="0"/>
+          <w:iCs w:val="0"/>
         </w:rPr>
       </w:pPr>
     </w:p>
@@ -15814,7 +15808,7 @@
         </w:rPr>
       </w:pPr>
       <w:bookmarkStart w:id="44" w:name="_Toc520268578"/>
-      <w:bookmarkStart w:id="45" w:name="_Toc15763"/>
+      <w:bookmarkStart w:id="45" w:name="_Toc13854"/>
       <w:r>
         <w:rPr>
           <w:rFonts w:hint="eastAsia"/>
@@ -15865,12 +15859,6 @@
             <w:insideH w:val="single" w:color="auto" w:sz="4" w:space="0"/>
             <w:insideV w:val="single" w:color="auto" w:sz="4" w:space="0"/>
           </w:tblBorders>
-          <w:tblCellMar>
-            <w:top w:w="0" w:type="dxa"/>
-            <w:left w:w="108" w:type="dxa"/>
-            <w:bottom w:w="0" w:type="dxa"/>
-            <w:right w:w="108" w:type="dxa"/>
-          </w:tblCellMar>
         </w:tblPrEx>
         <w:tc>
           <w:tcPr>
@@ -15985,17 +15973,17 @@
             <w:pPr>
               <w:rPr>
                 <w:rFonts w:hint="eastAsia" w:eastAsia="宋体"/>
-                <w:i/>
-                <w:iCs/>
-                <w:sz w:val="18"/>
-                <w:lang w:eastAsia="zh-CN"/>
-              </w:rPr>
-            </w:pPr>
-            <w:r>
-              <w:rPr>
-                <w:rFonts w:hint="eastAsia"/>
-                <w:i/>
-                <w:iCs/>
+                <w:i w:val="0"/>
+                <w:iCs w:val="0"/>
+                <w:sz w:val="18"/>
+                <w:lang w:eastAsia="zh-CN"/>
+              </w:rPr>
+            </w:pPr>
+            <w:r>
+              <w:rPr>
+                <w:rFonts w:hint="eastAsia"/>
+                <w:i w:val="0"/>
+                <w:iCs w:val="0"/>
                 <w:sz w:val="18"/>
                 <w:lang w:eastAsia="zh-CN"/>
               </w:rPr>
@@ -16006,8 +15994,8 @@
             <w:pPr>
               <w:rPr>
                 <w:rFonts w:hint="eastAsia"/>
-                <w:i/>
-                <w:iCs/>
+                <w:i w:val="0"/>
+                <w:iCs w:val="0"/>
                 <w:sz w:val="18"/>
               </w:rPr>
             </w:pPr>
@@ -16448,17 +16436,17 @@
             <w:pPr>
               <w:rPr>
                 <w:rFonts w:hint="eastAsia" w:eastAsia="宋体"/>
-                <w:i/>
-                <w:iCs/>
-                <w:sz w:val="18"/>
-                <w:lang w:eastAsia="zh-CN"/>
-              </w:rPr>
-            </w:pPr>
-            <w:r>
-              <w:rPr>
-                <w:rFonts w:hint="eastAsia"/>
-                <w:i/>
-                <w:iCs/>
+                <w:i w:val="0"/>
+                <w:iCs w:val="0"/>
+                <w:sz w:val="18"/>
+                <w:lang w:eastAsia="zh-CN"/>
+              </w:rPr>
+            </w:pPr>
+            <w:r>
+              <w:rPr>
+                <w:rFonts w:hint="eastAsia"/>
+                <w:i w:val="0"/>
+                <w:iCs w:val="0"/>
                 <w:sz w:val="18"/>
                 <w:lang w:eastAsia="zh-CN"/>
               </w:rPr>
@@ -16583,17 +16571,17 @@
             <w:pPr>
               <w:rPr>
                 <w:rFonts w:hint="eastAsia" w:eastAsia="宋体"/>
-                <w:i/>
-                <w:iCs/>
-                <w:sz w:val="18"/>
-                <w:lang w:eastAsia="zh-CN"/>
-              </w:rPr>
-            </w:pPr>
-            <w:r>
-              <w:rPr>
-                <w:rFonts w:hint="eastAsia"/>
-                <w:i/>
-                <w:iCs/>
+                <w:i w:val="0"/>
+                <w:iCs w:val="0"/>
+                <w:sz w:val="18"/>
+                <w:lang w:eastAsia="zh-CN"/>
+              </w:rPr>
+            </w:pPr>
+            <w:r>
+              <w:rPr>
+                <w:rFonts w:hint="eastAsia"/>
+                <w:i w:val="0"/>
+                <w:iCs w:val="0"/>
                 <w:sz w:val="18"/>
                 <w:lang w:eastAsia="zh-CN"/>
               </w:rPr>
@@ -16772,17 +16760,17 @@
             <w:pPr>
               <w:rPr>
                 <w:rFonts w:hint="eastAsia" w:eastAsia="宋体"/>
-                <w:i/>
-                <w:iCs/>
-                <w:sz w:val="18"/>
-                <w:lang w:eastAsia="zh-CN"/>
-              </w:rPr>
-            </w:pPr>
-            <w:r>
-              <w:rPr>
-                <w:rFonts w:hint="eastAsia"/>
-                <w:i/>
-                <w:iCs/>
+                <w:i w:val="0"/>
+                <w:iCs w:val="0"/>
+                <w:sz w:val="18"/>
+                <w:lang w:eastAsia="zh-CN"/>
+              </w:rPr>
+            </w:pPr>
+            <w:r>
+              <w:rPr>
+                <w:rFonts w:hint="eastAsia"/>
+                <w:i w:val="0"/>
+                <w:iCs w:val="0"/>
                 <w:sz w:val="18"/>
                 <w:lang w:eastAsia="zh-CN"/>
               </w:rPr>
@@ -16793,8 +16781,8 @@
             <w:pPr>
               <w:rPr>
                 <w:rFonts w:hint="eastAsia"/>
-                <w:i/>
-                <w:iCs/>
+                <w:i w:val="0"/>
+                <w:iCs w:val="0"/>
                 <w:sz w:val="18"/>
               </w:rPr>
             </w:pPr>
@@ -16996,17 +16984,17 @@
             <w:pPr>
               <w:rPr>
                 <w:rFonts w:hint="eastAsia" w:eastAsia="宋体"/>
-                <w:i/>
-                <w:iCs/>
-                <w:sz w:val="18"/>
-                <w:lang w:eastAsia="zh-CN"/>
-              </w:rPr>
-            </w:pPr>
-            <w:r>
-              <w:rPr>
-                <w:rFonts w:hint="eastAsia"/>
-                <w:i/>
-                <w:iCs/>
+                <w:i w:val="0"/>
+                <w:iCs w:val="0"/>
+                <w:sz w:val="18"/>
+                <w:lang w:eastAsia="zh-CN"/>
+              </w:rPr>
+            </w:pPr>
+            <w:r>
+              <w:rPr>
+                <w:rFonts w:hint="eastAsia"/>
+                <w:i w:val="0"/>
+                <w:iCs w:val="0"/>
                 <w:sz w:val="18"/>
                 <w:lang w:eastAsia="zh-CN"/>
               </w:rPr>
@@ -17770,10 +17758,6 @@
       <w:jc w:val="center"/>
       <w:outlineLvl w:val="3"/>
     </w:pPr>
-    <w:rPr>
-      <w:i/>
-      <w:iCs/>
-    </w:rPr>
   </w:style>
   <w:style w:type="character" w:default="1" w:styleId="26">
     <w:name w:val="Default Paragraph Font"/>
@@ -17822,10 +17806,6 @@
     <w:basedOn w:val="1"/>
     <w:qFormat/>
     <w:uiPriority w:val="1624"/>
-    <w:rPr>
-      <w:i/>
-      <w:iCs/>
-    </w:rPr>
   </w:style>
   <w:style w:type="paragraph" w:styleId="9">
     <w:name w:val="Body Text"/>
@@ -17833,8 +17813,6 @@
     <w:qFormat/>
     <w:uiPriority w:val="1624"/>
     <w:rPr>
-      <w:i/>
-      <w:iCs/>
       <w:sz w:val="18"/>
     </w:rPr>
   </w:style>
@@ -17849,10 +17827,6 @@
       </w:tabs>
       <w:ind w:firstLine="495"/>
     </w:pPr>
-    <w:rPr>
-      <w:i/>
-      <w:iCs/>
-    </w:rPr>
   </w:style>
   <w:style w:type="paragraph" w:styleId="11">
     <w:name w:val="toc 5"/>
@@ -17878,10 +17852,6 @@
       <w:ind w:left="420"/>
       <w:jc w:val="left"/>
     </w:pPr>
-    <w:rPr>
-      <w:i/>
-      <w:iCs/>
-    </w:rPr>
   </w:style>
   <w:style w:type="paragraph" w:styleId="13">
     <w:name w:val="toc 8"/>
@@ -17908,10 +17878,6 @@
       </w:tabs>
       <w:ind w:firstLine="477" w:firstLineChars="200"/>
     </w:pPr>
-    <w:rPr>
-      <w:i/>
-      <w:iCs/>
-    </w:rPr>
   </w:style>
   <w:style w:type="paragraph" w:styleId="15">
     <w:name w:val="footer"/>
@@ -18005,8 +17971,6 @@
       <w:ind w:firstLine="420"/>
     </w:pPr>
     <w:rPr>
-      <w:i/>
-      <w:iCs/>
       <w:sz w:val="18"/>
     </w:rPr>
   </w:style>
@@ -18048,7 +18012,6 @@
       <w:widowControl/>
     </w:pPr>
     <w:rPr>
-      <w:i/>
       <w:snapToGrid w:val="0"/>
       <w:kern w:val="0"/>
       <w:sz w:val="20"/>
@@ -18137,7 +18100,6 @@
     </w:pPr>
     <w:rPr>
       <w:rFonts w:ascii="Book Antiqua" w:hAnsi="Book Antiqua" w:eastAsia="Times New Roman"/>
-      <w:i/>
       <w:kern w:val="0"/>
       <w:sz w:val="20"/>
       <w:szCs w:val="20"/>
